--- a/Report Overview Requirements.docx
+++ b/Report Overview Requirements.docx
@@ -90,7 +90,7 @@
       <w:pPr>
         <w:numPr>
           <w:ilvl w:val="0"/>
-          <w:numId w:val="5"/>
+          <w:numId w:val="15"/>
         </w:numPr>
         <w:spacing w:line="240" w:lineRule="auto"/>
         <w:contextualSpacing/>
@@ -123,7 +123,7 @@
       <w:pPr>
         <w:numPr>
           <w:ilvl w:val="0"/>
-          <w:numId w:val="5"/>
+          <w:numId w:val="15"/>
         </w:numPr>
         <w:spacing w:line="240" w:lineRule="auto"/>
         <w:contextualSpacing/>
@@ -156,7 +156,7 @@
       <w:pPr>
         <w:numPr>
           <w:ilvl w:val="0"/>
-          <w:numId w:val="5"/>
+          <w:numId w:val="15"/>
         </w:numPr>
         <w:spacing w:line="240" w:lineRule="auto"/>
         <w:contextualSpacing/>
@@ -268,7 +268,7 @@
       <w:pPr>
         <w:numPr>
           <w:ilvl w:val="0"/>
-          <w:numId w:val="6"/>
+          <w:numId w:val="16"/>
         </w:numPr>
         <w:spacing w:line="240" w:lineRule="auto"/>
         <w:contextualSpacing/>
@@ -281,17 +281,27 @@
       <w:r>
         <w:rPr>
           <w:rFonts w:ascii="Times New Roman" w:hAnsi="Times New Roman" w:cs="Times New Roman"/>
-          <w:sz w:val="22"/>
-          <w:szCs w:val="22"/>
-        </w:rPr>
-        <w:t>Eoin (The Daily Student Commuter): A budget-conscious student relying on cycling for his 9:00 AM lectures. His primary pain points are finding empty stations and getting caught in rain.</w:t>
+          <w:b/>
+          <w:bCs/>
+          <w:sz w:val="22"/>
+          <w:szCs w:val="22"/>
+        </w:rPr>
+        <w:t>Eoin (The Daily Student Commuter)</w:t>
+      </w:r>
+      <w:r>
+        <w:rPr>
+          <w:rFonts w:ascii="Times New Roman" w:hAnsi="Times New Roman" w:cs="Times New Roman"/>
+          <w:sz w:val="22"/>
+          <w:szCs w:val="22"/>
+        </w:rPr>
+        <w:t>: A budget-conscious student relying on cycling for his 9:00 AM lectures. His primary pain points are finding empty stations and getting caught in rain.</w:t>
       </w:r>
     </w:p>
     <w:p>
       <w:pPr>
         <w:numPr>
           <w:ilvl w:val="1"/>
-          <w:numId w:val="6"/>
+          <w:numId w:val="16"/>
         </w:numPr>
         <w:spacing w:line="240" w:lineRule="auto"/>
         <w:contextualSpacing/>
@@ -304,17 +314,27 @@
       <w:r>
         <w:rPr>
           <w:rFonts w:ascii="Times New Roman" w:hAnsi="Times New Roman" w:cs="Times New Roman"/>
-          <w:sz w:val="22"/>
-          <w:szCs w:val="22"/>
-        </w:rPr>
-        <w:t>Solution: Integrated weather forecasts and a 24-hour bike availability prediction model.</w:t>
+          <w:b/>
+          <w:bCs/>
+          <w:sz w:val="22"/>
+          <w:szCs w:val="22"/>
+        </w:rPr>
+        <w:t>Solution</w:t>
+      </w:r>
+      <w:r>
+        <w:rPr>
+          <w:rFonts w:ascii="Times New Roman" w:hAnsi="Times New Roman" w:cs="Times New Roman"/>
+          <w:sz w:val="22"/>
+          <w:szCs w:val="22"/>
+        </w:rPr>
+        <w:t>: Integrated weather forecasts and a 24-hour bike availability prediction model.</w:t>
       </w:r>
     </w:p>
     <w:p>
       <w:pPr>
         <w:numPr>
           <w:ilvl w:val="0"/>
-          <w:numId w:val="6"/>
+          <w:numId w:val="16"/>
         </w:numPr>
         <w:spacing w:line="240" w:lineRule="auto"/>
         <w:contextualSpacing/>
@@ -327,17 +347,27 @@
       <w:r>
         <w:rPr>
           <w:rFonts w:ascii="Times New Roman" w:hAnsi="Times New Roman" w:cs="Times New Roman"/>
-          <w:sz w:val="22"/>
-          <w:szCs w:val="22"/>
-        </w:rPr>
-        <w:t>Sarah (The Punctual Office Worker): A professional commuting to the Silicon Docks who requires maximum efficiency and route certainty.</w:t>
+          <w:b/>
+          <w:bCs/>
+          <w:sz w:val="22"/>
+          <w:szCs w:val="22"/>
+        </w:rPr>
+        <w:t>Sarah (The Punctual Office Worker)</w:t>
+      </w:r>
+      <w:r>
+        <w:rPr>
+          <w:rFonts w:ascii="Times New Roman" w:hAnsi="Times New Roman" w:cs="Times New Roman"/>
+          <w:sz w:val="22"/>
+          <w:szCs w:val="22"/>
+        </w:rPr>
+        <w:t>: A professional commuting to the Silicon Docks who requires maximum efficiency and route certainty.</w:t>
       </w:r>
     </w:p>
     <w:p>
       <w:pPr>
         <w:numPr>
           <w:ilvl w:val="1"/>
-          <w:numId w:val="6"/>
+          <w:numId w:val="16"/>
         </w:numPr>
         <w:spacing w:line="240" w:lineRule="auto"/>
         <w:contextualSpacing/>
@@ -350,17 +380,27 @@
       <w:r>
         <w:rPr>
           <w:rFonts w:ascii="Times New Roman" w:hAnsi="Times New Roman" w:cs="Times New Roman"/>
-          <w:sz w:val="22"/>
-          <w:szCs w:val="22"/>
-        </w:rPr>
-        <w:t>Solution: The Journey Planner feature, which calculates the optimal "walk-cycle-walk" route to minimize total travel time.</w:t>
+          <w:b/>
+          <w:bCs/>
+          <w:sz w:val="22"/>
+          <w:szCs w:val="22"/>
+        </w:rPr>
+        <w:t>Solution</w:t>
+      </w:r>
+      <w:r>
+        <w:rPr>
+          <w:rFonts w:ascii="Times New Roman" w:hAnsi="Times New Roman" w:cs="Times New Roman"/>
+          <w:sz w:val="22"/>
+          <w:szCs w:val="22"/>
+        </w:rPr>
+        <w:t>: The Journey Planner feature, which calculates the optimal "walk-cycle-walk" route to minimize total travel time.</w:t>
       </w:r>
     </w:p>
     <w:p>
       <w:pPr>
         <w:numPr>
           <w:ilvl w:val="0"/>
-          <w:numId w:val="6"/>
+          <w:numId w:val="16"/>
         </w:numPr>
         <w:spacing w:line="240" w:lineRule="auto"/>
         <w:contextualSpacing/>
@@ -373,17 +413,27 @@
       <w:r>
         <w:rPr>
           <w:rFonts w:ascii="Times New Roman" w:hAnsi="Times New Roman" w:cs="Times New Roman"/>
-          <w:sz w:val="22"/>
-          <w:szCs w:val="22"/>
-        </w:rPr>
-        <w:t>Matteo (The Weekend Tourist): A visitor unfamiliar with the city layout who needs an intuitive interface to find stations near landmarks.</w:t>
+          <w:b/>
+          <w:bCs/>
+          <w:sz w:val="22"/>
+          <w:szCs w:val="22"/>
+        </w:rPr>
+        <w:t>Matteo (The Weekend Tourist)</w:t>
+      </w:r>
+      <w:r>
+        <w:rPr>
+          <w:rFonts w:ascii="Times New Roman" w:hAnsi="Times New Roman" w:cs="Times New Roman"/>
+          <w:sz w:val="22"/>
+          <w:szCs w:val="22"/>
+        </w:rPr>
+        <w:t>: A visitor unfamiliar with the city layout who needs an intuitive interface to find stations near landmarks.</w:t>
       </w:r>
     </w:p>
     <w:p>
       <w:pPr>
         <w:numPr>
           <w:ilvl w:val="1"/>
-          <w:numId w:val="6"/>
+          <w:numId w:val="16"/>
         </w:numPr>
         <w:spacing w:line="240" w:lineRule="auto"/>
         <w:contextualSpacing/>
@@ -396,19 +446,28 @@
       <w:r>
         <w:rPr>
           <w:rFonts w:ascii="Times New Roman" w:hAnsi="Times New Roman" w:cs="Times New Roman"/>
-          <w:sz w:val="22"/>
-          <w:szCs w:val="22"/>
-        </w:rPr>
-        <w:t>Solution: High-interaction map visualization and a Generative AI Chatbot for natural language assistance.</w:t>
+          <w:b/>
+          <w:bCs/>
+          <w:sz w:val="22"/>
+          <w:szCs w:val="22"/>
+        </w:rPr>
+        <w:t>Solution</w:t>
+      </w:r>
+      <w:r>
+        <w:rPr>
+          <w:rFonts w:ascii="Times New Roman" w:hAnsi="Times New Roman" w:cs="Times New Roman"/>
+          <w:sz w:val="22"/>
+          <w:szCs w:val="22"/>
+        </w:rPr>
+        <w:t>: High-interaction map visualization and a Generative AI Chatbot for natural language assistance.</w:t>
       </w:r>
     </w:p>
     <w:p>
       <w:pPr>
-        <w:widowControl/>
         <w:spacing w:line="240" w:lineRule="auto"/>
         <w:contextualSpacing/>
         <w:rPr>
-          <w:rFonts w:ascii="Times New Roman" w:hAnsi="Times New Roman" w:cs="Times New Roman"/>
+          <w:rFonts w:ascii="Times New Roman" w:hAnsi="Times New Roman" w:cs="Times New Roman" w:hint="eastAsia"/>
           <w:b/>
           <w:bCs/>
           <w:sz w:val="22"/>
@@ -426,38 +485,2227 @@
         <w:t>1.3 Core Functional Features</w:t>
       </w:r>
     </w:p>
+    <w:tbl>
+      <w:tblPr>
+        <w:tblStyle w:val="af2"/>
+        <w:tblW w:w="11624" w:type="dxa"/>
+        <w:tblInd w:w="-572" w:type="dxa"/>
+        <w:tblBorders>
+          <w:top w:val="none" w:sz="0" w:space="0" w:color="auto"/>
+          <w:left w:val="none" w:sz="0" w:space="0" w:color="auto"/>
+          <w:bottom w:val="none" w:sz="0" w:space="0" w:color="auto"/>
+          <w:right w:val="none" w:sz="0" w:space="0" w:color="auto"/>
+          <w:insideH w:val="none" w:sz="0" w:space="0" w:color="auto"/>
+          <w:insideV w:val="none" w:sz="0" w:space="0" w:color="auto"/>
+        </w:tblBorders>
+        <w:tblLayout w:type="fixed"/>
+        <w:tblLook w:val="04A0" w:firstRow="1" w:lastRow="0" w:firstColumn="1" w:lastColumn="0" w:noHBand="0" w:noVBand="1"/>
+      </w:tblPr>
+      <w:tblGrid>
+        <w:gridCol w:w="6946"/>
+        <w:gridCol w:w="4678"/>
+      </w:tblGrid>
+      <w:tr>
+        <w:tc>
+          <w:tcPr>
+            <w:tcW w:w="6946" w:type="dxa"/>
+            <w:vAlign w:val="center"/>
+          </w:tcPr>
+          <w:p>
+            <w:pPr>
+              <w:contextualSpacing/>
+              <w:jc w:val="center"/>
+              <w:rPr>
+                <w:rFonts w:ascii="Times New Roman" w:hAnsi="Times New Roman" w:cs="Times New Roman"/>
+                <w:b/>
+                <w:bCs/>
+                <w:sz w:val="22"/>
+                <w:szCs w:val="22"/>
+              </w:rPr>
+            </w:pPr>
+            <w:r>
+              <w:rPr>
+                <w:rFonts w:ascii="Times New Roman" w:hAnsi="Times New Roman" w:cs="Times New Roman"/>
+                <w:b/>
+                <w:bCs/>
+                <w:noProof/>
+                <w:sz w:val="22"/>
+                <w:szCs w:val="22"/>
+              </w:rPr>
+              <mc:AlternateContent>
+                <mc:Choice Requires="wps">
+                  <w:drawing>
+                    <wp:anchor distT="0" distB="0" distL="114300" distR="114300" simplePos="0" relativeHeight="251665408" behindDoc="0" locked="0" layoutInCell="1" allowOverlap="1" wp14:anchorId="3D86A695" wp14:editId="71B180B0">
+                      <wp:simplePos x="0" y="0"/>
+                      <wp:positionH relativeFrom="column">
+                        <wp:posOffset>3234055</wp:posOffset>
+                      </wp:positionH>
+                      <wp:positionV relativeFrom="paragraph">
+                        <wp:posOffset>752475</wp:posOffset>
+                      </wp:positionV>
+                      <wp:extent cx="758825" cy="276225"/>
+                      <wp:effectExtent l="228600" t="0" r="22225" b="104775"/>
+                      <wp:wrapNone/>
+                      <wp:docPr id="2114502955" name="圖說文字: 折線 5"/>
+                      <wp:cNvGraphicFramePr/>
+                      <a:graphic xmlns:a="http://schemas.openxmlformats.org/drawingml/2006/main">
+                        <a:graphicData uri="http://schemas.microsoft.com/office/word/2010/wordprocessingShape">
+                          <wps:wsp>
+                            <wps:cNvSpPr/>
+                            <wps:spPr>
+                              <a:xfrm>
+                                <a:off x="0" y="0"/>
+                                <a:ext cx="758825" cy="276225"/>
+                              </a:xfrm>
+                              <a:prstGeom prst="borderCallout2">
+                                <a:avLst>
+                                  <a:gd name="adj1" fmla="val 49426"/>
+                                  <a:gd name="adj2" fmla="val -6178"/>
+                                  <a:gd name="adj3" fmla="val 49426"/>
+                                  <a:gd name="adj4" fmla="val -17802"/>
+                                  <a:gd name="adj5" fmla="val 123543"/>
+                                  <a:gd name="adj6" fmla="val -28707"/>
+                                </a:avLst>
+                              </a:prstGeom>
+                            </wps:spPr>
+                            <wps:style>
+                              <a:lnRef idx="2">
+                                <a:schemeClr val="accent2">
+                                  <a:shade val="15000"/>
+                                </a:schemeClr>
+                              </a:lnRef>
+                              <a:fillRef idx="1">
+                                <a:schemeClr val="accent2"/>
+                              </a:fillRef>
+                              <a:effectRef idx="0">
+                                <a:schemeClr val="accent2"/>
+                              </a:effectRef>
+                              <a:fontRef idx="minor">
+                                <a:schemeClr val="lt1"/>
+                              </a:fontRef>
+                            </wps:style>
+                            <wps:txbx>
+                              <w:txbxContent>
+                                <w:p>
+                                  <w:pPr>
+                                    <w:spacing w:after="0" w:line="140" w:lineRule="exact"/>
+                                    <w:jc w:val="center"/>
+                                    <w:rPr>
+                                      <w:color w:val="FFFFFF" w:themeColor="background1"/>
+                                      <w:sz w:val="12"/>
+                                      <w:szCs w:val="12"/>
+                                    </w:rPr>
+                                  </w:pPr>
+                                  <w:r>
+                                    <w:rPr>
+                                      <w:rFonts w:hint="eastAsia"/>
+                                      <w:color w:val="FFFFFF" w:themeColor="background1"/>
+                                      <w:sz w:val="12"/>
+                                      <w:szCs w:val="12"/>
+                                    </w:rPr>
+                                    <w:t xml:space="preserve">Dynamic Colored </w:t>
+                                  </w:r>
+                                </w:p>
+                                <w:p>
+                                  <w:pPr>
+                                    <w:spacing w:after="0" w:line="140" w:lineRule="exact"/>
+                                    <w:jc w:val="center"/>
+                                    <w:rPr>
+                                      <w:rFonts w:hint="eastAsia"/>
+                                      <w:color w:val="FFFFFF" w:themeColor="background1"/>
+                                      <w:sz w:val="12"/>
+                                      <w:szCs w:val="12"/>
+                                    </w:rPr>
+                                  </w:pPr>
+                                  <w:r>
+                                    <w:rPr>
+                                      <w:rFonts w:hint="eastAsia"/>
+                                      <w:color w:val="FFFFFF" w:themeColor="background1"/>
+                                      <w:sz w:val="12"/>
+                                      <w:szCs w:val="12"/>
+                                    </w:rPr>
+                                    <w:t>Stations UI</w:t>
+                                  </w:r>
+                                </w:p>
+                                <w:p>
+                                  <w:pPr>
+                                    <w:spacing w:after="0" w:line="140" w:lineRule="exact"/>
+                                    <w:jc w:val="center"/>
+                                    <w:rPr>
+                                      <w:rFonts w:hint="eastAsia"/>
+                                      <w:sz w:val="16"/>
+                                      <w:szCs w:val="16"/>
+                                    </w:rPr>
+                                  </w:pPr>
+                                </w:p>
+                              </w:txbxContent>
+                            </wps:txbx>
+                            <wps:bodyPr rot="0" spcFirstLastPara="0" vertOverflow="overflow" horzOverflow="overflow" vert="horz" wrap="square" lIns="91440" tIns="45720" rIns="91440" bIns="45720" numCol="1" spcCol="0" rtlCol="0" fromWordArt="0" anchor="t" anchorCtr="0" forceAA="0" compatLnSpc="1">
+                              <a:prstTxWarp prst="textNoShape">
+                                <a:avLst/>
+                              </a:prstTxWarp>
+                              <a:noAutofit/>
+                            </wps:bodyPr>
+                          </wps:wsp>
+                        </a:graphicData>
+                      </a:graphic>
+                      <wp14:sizeRelH relativeFrom="margin">
+                        <wp14:pctWidth>0</wp14:pctWidth>
+                      </wp14:sizeRelH>
+                      <wp14:sizeRelV relativeFrom="margin">
+                        <wp14:pctHeight>0</wp14:pctHeight>
+                      </wp14:sizeRelV>
+                    </wp:anchor>
+                  </w:drawing>
+                </mc:Choice>
+                <mc:Fallback>
+                  <w:pict>
+                    <v:shapetype w14:anchorId="3D86A695" id="_x0000_t48" coordsize="21600,21600" o:spt="48" adj="-10080,24300,-3600,4050,-1800,4050" path="m@0@1l@2@3@4@5nfem,l21600,r,21600l,21600xe">
+                      <v:stroke joinstyle="miter"/>
+                      <v:formulas>
+                        <v:f eqn="val #0"/>
+                        <v:f eqn="val #1"/>
+                        <v:f eqn="val #2"/>
+                        <v:f eqn="val #3"/>
+                        <v:f eqn="val #4"/>
+                        <v:f eqn="val #5"/>
+                      </v:formulas>
+                      <v:path arrowok="t" o:extrusionok="f" gradientshapeok="t" o:connecttype="custom" o:connectlocs="@0,@1;10800,0;10800,21600;0,10800;21600,10800"/>
+                      <v:handles>
+                        <v:h position="#0,#1"/>
+                        <v:h position="#2,#3"/>
+                        <v:h position="#4,#5"/>
+                      </v:handles>
+                      <o:callout v:ext="edit" on="t"/>
+                    </v:shapetype>
+                    <v:shape id="圖說文字: 折線 5" o:spid="_x0000_s1026" type="#_x0000_t48" style="position:absolute;left:0;text-align:left;margin-left:254.65pt;margin-top:59.25pt;width:59.75pt;height:21.75pt;z-index:251665408;visibility:visible;mso-wrap-style:square;mso-width-percent:0;mso-height-percent:0;mso-wrap-distance-left:9pt;mso-wrap-distance-top:0;mso-wrap-distance-right:9pt;mso-wrap-distance-bottom:0;mso-position-horizontal:absolute;mso-position-horizontal-relative:text;mso-position-vertical:absolute;mso-position-vertical-relative:text;mso-width-percent:0;mso-height-percent:0;mso-width-relative:margin;mso-height-relative:margin;v-text-anchor:top" o:gfxdata="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" adj="-6201,26685,-3845,10676,-1334,10676" fillcolor="#ed7d31 [3205]" strokecolor="#261103 [485]" strokeweight="1pt">
+                      <v:textbox>
+                        <w:txbxContent>
+                          <w:p>
+                            <w:pPr>
+                              <w:spacing w:after="0" w:line="140" w:lineRule="exact"/>
+                              <w:jc w:val="center"/>
+                              <w:rPr>
+                                <w:color w:val="FFFFFF" w:themeColor="background1"/>
+                                <w:sz w:val="12"/>
+                                <w:szCs w:val="12"/>
+                              </w:rPr>
+                            </w:pPr>
+                            <w:r>
+                              <w:rPr>
+                                <w:rFonts w:hint="eastAsia"/>
+                                <w:color w:val="FFFFFF" w:themeColor="background1"/>
+                                <w:sz w:val="12"/>
+                                <w:szCs w:val="12"/>
+                              </w:rPr>
+                              <w:t xml:space="preserve">Dynamic Colored </w:t>
+                            </w:r>
+                          </w:p>
+                          <w:p>
+                            <w:pPr>
+                              <w:spacing w:after="0" w:line="140" w:lineRule="exact"/>
+                              <w:jc w:val="center"/>
+                              <w:rPr>
+                                <w:rFonts w:hint="eastAsia"/>
+                                <w:color w:val="FFFFFF" w:themeColor="background1"/>
+                                <w:sz w:val="12"/>
+                                <w:szCs w:val="12"/>
+                              </w:rPr>
+                            </w:pPr>
+                            <w:r>
+                              <w:rPr>
+                                <w:rFonts w:hint="eastAsia"/>
+                                <w:color w:val="FFFFFF" w:themeColor="background1"/>
+                                <w:sz w:val="12"/>
+                                <w:szCs w:val="12"/>
+                              </w:rPr>
+                              <w:t>Stations UI</w:t>
+                            </w:r>
+                          </w:p>
+                          <w:p>
+                            <w:pPr>
+                              <w:spacing w:after="0" w:line="140" w:lineRule="exact"/>
+                              <w:jc w:val="center"/>
+                              <w:rPr>
+                                <w:rFonts w:hint="eastAsia"/>
+                                <w:sz w:val="16"/>
+                                <w:szCs w:val="16"/>
+                              </w:rPr>
+                            </w:pPr>
+                          </w:p>
+                        </w:txbxContent>
+                      </v:textbox>
+                      <o:callout v:ext="edit" minusy="t"/>
+                    </v:shape>
+                  </w:pict>
+                </mc:Fallback>
+              </mc:AlternateContent>
+            </w:r>
+            <w:r>
+              <w:rPr>
+                <w:rFonts w:ascii="Times New Roman" w:hAnsi="Times New Roman" w:cs="Times New Roman"/>
+                <w:b/>
+                <w:bCs/>
+                <w:noProof/>
+                <w:sz w:val="22"/>
+                <w:szCs w:val="22"/>
+              </w:rPr>
+              <mc:AlternateContent>
+                <mc:Choice Requires="wps">
+                  <w:drawing>
+                    <wp:anchor distT="0" distB="0" distL="114300" distR="114300" simplePos="0" relativeHeight="251664384" behindDoc="0" locked="0" layoutInCell="1" allowOverlap="1" wp14:anchorId="41A2C29E" wp14:editId="1C1109C8">
+                      <wp:simplePos x="0" y="0"/>
+                      <wp:positionH relativeFrom="column">
+                        <wp:posOffset>2078355</wp:posOffset>
+                      </wp:positionH>
+                      <wp:positionV relativeFrom="paragraph">
+                        <wp:posOffset>679450</wp:posOffset>
+                      </wp:positionV>
+                      <wp:extent cx="781050" cy="173990"/>
+                      <wp:effectExtent l="228600" t="0" r="19050" b="54610"/>
+                      <wp:wrapNone/>
+                      <wp:docPr id="260436782" name="圖說文字: 折線 5"/>
+                      <wp:cNvGraphicFramePr/>
+                      <a:graphic xmlns:a="http://schemas.openxmlformats.org/drawingml/2006/main">
+                        <a:graphicData uri="http://schemas.microsoft.com/office/word/2010/wordprocessingShape">
+                          <wps:wsp>
+                            <wps:cNvSpPr/>
+                            <wps:spPr>
+                              <a:xfrm>
+                                <a:off x="0" y="0"/>
+                                <a:ext cx="781050" cy="173990"/>
+                              </a:xfrm>
+                              <a:prstGeom prst="borderCallout2">
+                                <a:avLst>
+                                  <a:gd name="adj1" fmla="val 49426"/>
+                                  <a:gd name="adj2" fmla="val -6178"/>
+                                  <a:gd name="adj3" fmla="val 49426"/>
+                                  <a:gd name="adj4" fmla="val -17802"/>
+                                  <a:gd name="adj5" fmla="val 123543"/>
+                                  <a:gd name="adj6" fmla="val -28707"/>
+                                </a:avLst>
+                              </a:prstGeom>
+                            </wps:spPr>
+                            <wps:style>
+                              <a:lnRef idx="2">
+                                <a:schemeClr val="accent2">
+                                  <a:shade val="15000"/>
+                                </a:schemeClr>
+                              </a:lnRef>
+                              <a:fillRef idx="1">
+                                <a:schemeClr val="accent2"/>
+                              </a:fillRef>
+                              <a:effectRef idx="0">
+                                <a:schemeClr val="accent2"/>
+                              </a:effectRef>
+                              <a:fontRef idx="minor">
+                                <a:schemeClr val="lt1"/>
+                              </a:fontRef>
+                            </wps:style>
+                            <wps:txbx>
+                              <w:txbxContent>
+                                <w:p>
+                                  <w:pPr>
+                                    <w:spacing w:after="0" w:line="140" w:lineRule="exact"/>
+                                    <w:jc w:val="center"/>
+                                    <w:rPr>
+                                      <w:rFonts w:hint="eastAsia"/>
+                                      <w:color w:val="FFFFFF" w:themeColor="background1"/>
+                                      <w:sz w:val="14"/>
+                                      <w:szCs w:val="14"/>
+                                    </w:rPr>
+                                  </w:pPr>
+                                  <w:r>
+                                    <w:rPr>
+                                      <w:rFonts w:hint="eastAsia"/>
+                                      <w:color w:val="FFFFFF" w:themeColor="background1"/>
+                                      <w:sz w:val="14"/>
+                                      <w:szCs w:val="14"/>
+                                    </w:rPr>
+                                    <w:t>P</w:t>
+                                  </w:r>
+                                  <w:r>
+                                    <w:rPr>
+                                      <w:rFonts w:hint="eastAsia"/>
+                                      <w:color w:val="FFFFFF" w:themeColor="background1"/>
+                                      <w:sz w:val="14"/>
+                                      <w:szCs w:val="14"/>
+                                    </w:rPr>
+                                    <w:t>opup Brief Info</w:t>
+                                  </w:r>
+                                </w:p>
+                                <w:p>
+                                  <w:pPr>
+                                    <w:spacing w:after="0" w:line="140" w:lineRule="exact"/>
+                                    <w:jc w:val="center"/>
+                                    <w:rPr>
+                                      <w:rFonts w:hint="eastAsia"/>
+                                      <w:sz w:val="16"/>
+                                      <w:szCs w:val="16"/>
+                                    </w:rPr>
+                                  </w:pPr>
+                                </w:p>
+                              </w:txbxContent>
+                            </wps:txbx>
+                            <wps:bodyPr rot="0" spcFirstLastPara="0" vertOverflow="overflow" horzOverflow="overflow" vert="horz" wrap="square" lIns="91440" tIns="45720" rIns="91440" bIns="45720" numCol="1" spcCol="0" rtlCol="0" fromWordArt="0" anchor="t" anchorCtr="0" forceAA="0" compatLnSpc="1">
+                              <a:prstTxWarp prst="textNoShape">
+                                <a:avLst/>
+                              </a:prstTxWarp>
+                              <a:noAutofit/>
+                            </wps:bodyPr>
+                          </wps:wsp>
+                        </a:graphicData>
+                      </a:graphic>
+                      <wp14:sizeRelH relativeFrom="margin">
+                        <wp14:pctWidth>0</wp14:pctWidth>
+                      </wp14:sizeRelH>
+                      <wp14:sizeRelV relativeFrom="margin">
+                        <wp14:pctHeight>0</wp14:pctHeight>
+                      </wp14:sizeRelV>
+                    </wp:anchor>
+                  </w:drawing>
+                </mc:Choice>
+                <mc:Fallback>
+                  <w:pict>
+                    <v:shape w14:anchorId="41A2C29E" id="_x0000_s1027" type="#_x0000_t48" style="position:absolute;left:0;text-align:left;margin-left:163.65pt;margin-top:53.5pt;width:61.5pt;height:13.7pt;z-index:251664384;visibility:visible;mso-wrap-style:square;mso-width-percent:0;mso-height-percent:0;mso-wrap-distance-left:9pt;mso-wrap-distance-top:0;mso-wrap-distance-right:9pt;mso-wrap-distance-bottom:0;mso-position-horizontal:absolute;mso-position-horizontal-relative:text;mso-position-vertical:absolute;mso-position-vertical-relative:text;mso-width-percent:0;mso-height-percent:0;mso-width-relative:margin;mso-height-relative:margin;v-text-anchor:top" o:gfxdata="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" adj="-6201,26685,-3845,10676,-1334,10676" fillcolor="#ed7d31 [3205]" strokecolor="#261103 [485]" strokeweight="1pt">
+                      <v:textbox>
+                        <w:txbxContent>
+                          <w:p>
+                            <w:pPr>
+                              <w:spacing w:after="0" w:line="140" w:lineRule="exact"/>
+                              <w:jc w:val="center"/>
+                              <w:rPr>
+                                <w:rFonts w:hint="eastAsia"/>
+                                <w:color w:val="FFFFFF" w:themeColor="background1"/>
+                                <w:sz w:val="14"/>
+                                <w:szCs w:val="14"/>
+                              </w:rPr>
+                            </w:pPr>
+                            <w:r>
+                              <w:rPr>
+                                <w:rFonts w:hint="eastAsia"/>
+                                <w:color w:val="FFFFFF" w:themeColor="background1"/>
+                                <w:sz w:val="14"/>
+                                <w:szCs w:val="14"/>
+                              </w:rPr>
+                              <w:t>P</w:t>
+                            </w:r>
+                            <w:r>
+                              <w:rPr>
+                                <w:rFonts w:hint="eastAsia"/>
+                                <w:color w:val="FFFFFF" w:themeColor="background1"/>
+                                <w:sz w:val="14"/>
+                                <w:szCs w:val="14"/>
+                              </w:rPr>
+                              <w:t>opup Brief Info</w:t>
+                            </w:r>
+                          </w:p>
+                          <w:p>
+                            <w:pPr>
+                              <w:spacing w:after="0" w:line="140" w:lineRule="exact"/>
+                              <w:jc w:val="center"/>
+                              <w:rPr>
+                                <w:rFonts w:hint="eastAsia"/>
+                                <w:sz w:val="16"/>
+                                <w:szCs w:val="16"/>
+                              </w:rPr>
+                            </w:pPr>
+                          </w:p>
+                        </w:txbxContent>
+                      </v:textbox>
+                      <o:callout v:ext="edit" minusy="t"/>
+                    </v:shape>
+                  </w:pict>
+                </mc:Fallback>
+              </mc:AlternateContent>
+            </w:r>
+            <w:r>
+              <w:rPr>
+                <w:rFonts w:ascii="Times New Roman" w:hAnsi="Times New Roman" w:cs="Times New Roman"/>
+                <w:b/>
+                <w:bCs/>
+                <w:noProof/>
+                <w:sz w:val="22"/>
+                <w:szCs w:val="22"/>
+              </w:rPr>
+              <mc:AlternateContent>
+                <mc:Choice Requires="wps">
+                  <w:drawing>
+                    <wp:anchor distT="0" distB="0" distL="114300" distR="114300" simplePos="0" relativeHeight="251660288" behindDoc="0" locked="0" layoutInCell="1" allowOverlap="1" wp14:anchorId="54B10417" wp14:editId="25F6B64E">
+                      <wp:simplePos x="0" y="0"/>
+                      <wp:positionH relativeFrom="column">
+                        <wp:posOffset>595630</wp:posOffset>
+                      </wp:positionH>
+                      <wp:positionV relativeFrom="paragraph">
+                        <wp:posOffset>809625</wp:posOffset>
+                      </wp:positionV>
+                      <wp:extent cx="796925" cy="200025"/>
+                      <wp:effectExtent l="381000" t="0" r="22225" b="66675"/>
+                      <wp:wrapNone/>
+                      <wp:docPr id="158263197" name="圖說文字: 折線 5"/>
+                      <wp:cNvGraphicFramePr/>
+                      <a:graphic xmlns:a="http://schemas.openxmlformats.org/drawingml/2006/main">
+                        <a:graphicData uri="http://schemas.microsoft.com/office/word/2010/wordprocessingShape">
+                          <wps:wsp>
+                            <wps:cNvSpPr/>
+                            <wps:spPr>
+                              <a:xfrm>
+                                <a:off x="0" y="0"/>
+                                <a:ext cx="796925" cy="200025"/>
+                              </a:xfrm>
+                              <a:prstGeom prst="borderCallout2">
+                                <a:avLst/>
+                              </a:prstGeom>
+                            </wps:spPr>
+                            <wps:style>
+                              <a:lnRef idx="2">
+                                <a:schemeClr val="accent2">
+                                  <a:shade val="15000"/>
+                                </a:schemeClr>
+                              </a:lnRef>
+                              <a:fillRef idx="1">
+                                <a:schemeClr val="accent2"/>
+                              </a:fillRef>
+                              <a:effectRef idx="0">
+                                <a:schemeClr val="accent2"/>
+                              </a:effectRef>
+                              <a:fontRef idx="minor">
+                                <a:schemeClr val="lt1"/>
+                              </a:fontRef>
+                            </wps:style>
+                            <wps:txbx>
+                              <w:txbxContent>
+                                <w:p>
+                                  <w:pPr>
+                                    <w:spacing w:after="0" w:line="140" w:lineRule="exact"/>
+                                    <w:jc w:val="center"/>
+                                    <w:rPr>
+                                      <w:rFonts w:hint="eastAsia"/>
+                                      <w:color w:val="FFFFFF" w:themeColor="background1"/>
+                                      <w:sz w:val="14"/>
+                                      <w:szCs w:val="14"/>
+                                    </w:rPr>
+                                  </w:pPr>
+                                  <w:r>
+                                    <w:rPr>
+                                      <w:rFonts w:hint="eastAsia"/>
+                                      <w:color w:val="FFFFFF" w:themeColor="background1"/>
+                                      <w:sz w:val="14"/>
+                                      <w:szCs w:val="14"/>
+                                    </w:rPr>
+                                    <w:t>Journey Planner Box</w:t>
+                                  </w:r>
+                                </w:p>
+                                <w:p>
+                                  <w:pPr>
+                                    <w:spacing w:after="0" w:line="140" w:lineRule="exact"/>
+                                    <w:jc w:val="center"/>
+                                    <w:rPr>
+                                      <w:rFonts w:hint="eastAsia"/>
+                                      <w:sz w:val="16"/>
+                                      <w:szCs w:val="16"/>
+                                    </w:rPr>
+                                  </w:pPr>
+                                </w:p>
+                              </w:txbxContent>
+                            </wps:txbx>
+                            <wps:bodyPr rot="0" spcFirstLastPara="0" vertOverflow="overflow" horzOverflow="overflow" vert="horz" wrap="square" lIns="91440" tIns="45720" rIns="91440" bIns="45720" numCol="1" spcCol="0" rtlCol="0" fromWordArt="0" anchor="t" anchorCtr="0" forceAA="0" compatLnSpc="1">
+                              <a:prstTxWarp prst="textNoShape">
+                                <a:avLst/>
+                              </a:prstTxWarp>
+                              <a:noAutofit/>
+                            </wps:bodyPr>
+                          </wps:wsp>
+                        </a:graphicData>
+                      </a:graphic>
+                      <wp14:sizeRelH relativeFrom="margin">
+                        <wp14:pctWidth>0</wp14:pctWidth>
+                      </wp14:sizeRelH>
+                      <wp14:sizeRelV relativeFrom="margin">
+                        <wp14:pctHeight>0</wp14:pctHeight>
+                      </wp14:sizeRelV>
+                    </wp:anchor>
+                  </w:drawing>
+                </mc:Choice>
+                <mc:Fallback>
+                  <w:pict>
+                    <v:shape w14:anchorId="54B10417" id="_x0000_s1028" type="#_x0000_t48" style="position:absolute;left:0;text-align:left;margin-left:46.9pt;margin-top:63.75pt;width:62.75pt;height:15.75pt;z-index:251660288;visibility:visible;mso-wrap-style:square;mso-width-percent:0;mso-height-percent:0;mso-wrap-distance-left:9pt;mso-wrap-distance-top:0;mso-wrap-distance-right:9pt;mso-wrap-distance-bottom:0;mso-position-horizontal:absolute;mso-position-horizontal-relative:text;mso-position-vertical:absolute;mso-position-vertical-relative:text;mso-width-percent:0;mso-height-percent:0;mso-width-relative:margin;mso-height-relative:margin;v-text-anchor:top" o:gfxdata="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" fillcolor="#ed7d31 [3205]" strokecolor="#261103 [485]" strokeweight="1pt">
+                      <v:textbox>
+                        <w:txbxContent>
+                          <w:p>
+                            <w:pPr>
+                              <w:spacing w:after="0" w:line="140" w:lineRule="exact"/>
+                              <w:jc w:val="center"/>
+                              <w:rPr>
+                                <w:rFonts w:hint="eastAsia"/>
+                                <w:color w:val="FFFFFF" w:themeColor="background1"/>
+                                <w:sz w:val="14"/>
+                                <w:szCs w:val="14"/>
+                              </w:rPr>
+                            </w:pPr>
+                            <w:r>
+                              <w:rPr>
+                                <w:rFonts w:hint="eastAsia"/>
+                                <w:color w:val="FFFFFF" w:themeColor="background1"/>
+                                <w:sz w:val="14"/>
+                                <w:szCs w:val="14"/>
+                              </w:rPr>
+                              <w:t>Journey Planner Box</w:t>
+                            </w:r>
+                          </w:p>
+                          <w:p>
+                            <w:pPr>
+                              <w:spacing w:after="0" w:line="140" w:lineRule="exact"/>
+                              <w:jc w:val="center"/>
+                              <w:rPr>
+                                <w:rFonts w:hint="eastAsia"/>
+                                <w:sz w:val="16"/>
+                                <w:szCs w:val="16"/>
+                              </w:rPr>
+                            </w:pPr>
+                          </w:p>
+                        </w:txbxContent>
+                      </v:textbox>
+                      <o:callout v:ext="edit" minusy="t"/>
+                    </v:shape>
+                  </w:pict>
+                </mc:Fallback>
+              </mc:AlternateContent>
+            </w:r>
+            <w:r>
+              <w:rPr>
+                <w:rFonts w:ascii="Times New Roman" w:hAnsi="Times New Roman" w:cs="Times New Roman"/>
+                <w:b/>
+                <w:bCs/>
+                <w:noProof/>
+                <w:sz w:val="22"/>
+                <w:szCs w:val="22"/>
+              </w:rPr>
+              <mc:AlternateContent>
+                <mc:Choice Requires="wps">
+                  <w:drawing>
+                    <wp:anchor distT="0" distB="0" distL="114300" distR="114300" simplePos="0" relativeHeight="251662336" behindDoc="0" locked="0" layoutInCell="1" allowOverlap="1" wp14:anchorId="04BCA0E9" wp14:editId="5375C490">
+                      <wp:simplePos x="0" y="0"/>
+                      <wp:positionH relativeFrom="column">
+                        <wp:posOffset>1183005</wp:posOffset>
+                      </wp:positionH>
+                      <wp:positionV relativeFrom="paragraph">
+                        <wp:posOffset>1689100</wp:posOffset>
+                      </wp:positionV>
+                      <wp:extent cx="835025" cy="200025"/>
+                      <wp:effectExtent l="285750" t="0" r="22225" b="28575"/>
+                      <wp:wrapNone/>
+                      <wp:docPr id="1923048706" name="圖說文字: 折線 5"/>
+                      <wp:cNvGraphicFramePr/>
+                      <a:graphic xmlns:a="http://schemas.openxmlformats.org/drawingml/2006/main">
+                        <a:graphicData uri="http://schemas.microsoft.com/office/word/2010/wordprocessingShape">
+                          <wps:wsp>
+                            <wps:cNvSpPr/>
+                            <wps:spPr>
+                              <a:xfrm>
+                                <a:off x="0" y="0"/>
+                                <a:ext cx="835025" cy="200025"/>
+                              </a:xfrm>
+                              <a:prstGeom prst="borderCallout2">
+                                <a:avLst>
+                                  <a:gd name="adj1" fmla="val 18750"/>
+                                  <a:gd name="adj2" fmla="val -8333"/>
+                                  <a:gd name="adj3" fmla="val 18750"/>
+                                  <a:gd name="adj4" fmla="val -16667"/>
+                                  <a:gd name="adj5" fmla="val 46240"/>
+                                  <a:gd name="adj6" fmla="val -33410"/>
+                                </a:avLst>
+                              </a:prstGeom>
+                            </wps:spPr>
+                            <wps:style>
+                              <a:lnRef idx="2">
+                                <a:schemeClr val="accent2">
+                                  <a:shade val="15000"/>
+                                </a:schemeClr>
+                              </a:lnRef>
+                              <a:fillRef idx="1">
+                                <a:schemeClr val="accent2"/>
+                              </a:fillRef>
+                              <a:effectRef idx="0">
+                                <a:schemeClr val="accent2"/>
+                              </a:effectRef>
+                              <a:fontRef idx="minor">
+                                <a:schemeClr val="lt1"/>
+                              </a:fontRef>
+                            </wps:style>
+                            <wps:txbx>
+                              <w:txbxContent>
+                                <w:p>
+                                  <w:pPr>
+                                    <w:spacing w:after="0" w:line="140" w:lineRule="exact"/>
+                                    <w:rPr>
+                                      <w:rFonts w:hint="eastAsia"/>
+                                      <w:sz w:val="16"/>
+                                      <w:szCs w:val="16"/>
+                                    </w:rPr>
+                                  </w:pPr>
+                                  <w:r>
+                                    <w:rPr>
+                                      <w:rFonts w:hint="eastAsia"/>
+                                      <w:color w:val="FFFFFF" w:themeColor="background1"/>
+                                      <w:sz w:val="14"/>
+                                      <w:szCs w:val="14"/>
+                                    </w:rPr>
+                                    <w:t xml:space="preserve">Weather </w:t>
+                                  </w:r>
+                                  <w:r>
+                                    <w:rPr>
+                                      <w:color w:val="FFFFFF" w:themeColor="background1"/>
+                                      <w:sz w:val="14"/>
+                                      <w:szCs w:val="14"/>
+                                    </w:rPr>
+                                    <w:t>Forecast</w:t>
+                                  </w:r>
+                                </w:p>
+                              </w:txbxContent>
+                            </wps:txbx>
+                            <wps:bodyPr rot="0" spcFirstLastPara="0" vertOverflow="overflow" horzOverflow="overflow" vert="horz" wrap="square" lIns="91440" tIns="45720" rIns="91440" bIns="45720" numCol="1" spcCol="0" rtlCol="0" fromWordArt="0" anchor="t" anchorCtr="0" forceAA="0" compatLnSpc="1">
+                              <a:prstTxWarp prst="textNoShape">
+                                <a:avLst/>
+                              </a:prstTxWarp>
+                              <a:noAutofit/>
+                            </wps:bodyPr>
+                          </wps:wsp>
+                        </a:graphicData>
+                      </a:graphic>
+                      <wp14:sizeRelH relativeFrom="margin">
+                        <wp14:pctWidth>0</wp14:pctWidth>
+                      </wp14:sizeRelH>
+                      <wp14:sizeRelV relativeFrom="margin">
+                        <wp14:pctHeight>0</wp14:pctHeight>
+                      </wp14:sizeRelV>
+                    </wp:anchor>
+                  </w:drawing>
+                </mc:Choice>
+                <mc:Fallback>
+                  <w:pict>
+                    <v:shape w14:anchorId="04BCA0E9" id="_x0000_s1029" type="#_x0000_t48" style="position:absolute;left:0;text-align:left;margin-left:93.15pt;margin-top:133pt;width:65.75pt;height:15.75pt;z-index:251662336;visibility:visible;mso-wrap-style:square;mso-width-percent:0;mso-height-percent:0;mso-wrap-distance-left:9pt;mso-wrap-distance-top:0;mso-wrap-distance-right:9pt;mso-wrap-distance-bottom:0;mso-position-horizontal:absolute;mso-position-horizontal-relative:text;mso-position-vertical:absolute;mso-position-vertical-relative:text;mso-width-percent:0;mso-height-percent:0;mso-width-relative:margin;mso-height-relative:margin;v-text-anchor:top" o:gfxdata="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" adj="-7217,9988" fillcolor="#ed7d31 [3205]" strokecolor="#261103 [485]" strokeweight="1pt">
+                      <v:textbox>
+                        <w:txbxContent>
+                          <w:p>
+                            <w:pPr>
+                              <w:spacing w:after="0" w:line="140" w:lineRule="exact"/>
+                              <w:rPr>
+                                <w:rFonts w:hint="eastAsia"/>
+                                <w:sz w:val="16"/>
+                                <w:szCs w:val="16"/>
+                              </w:rPr>
+                            </w:pPr>
+                            <w:r>
+                              <w:rPr>
+                                <w:rFonts w:hint="eastAsia"/>
+                                <w:color w:val="FFFFFF" w:themeColor="background1"/>
+                                <w:sz w:val="14"/>
+                                <w:szCs w:val="14"/>
+                              </w:rPr>
+                              <w:t xml:space="preserve">Weather </w:t>
+                            </w:r>
+                            <w:r>
+                              <w:rPr>
+                                <w:color w:val="FFFFFF" w:themeColor="background1"/>
+                                <w:sz w:val="14"/>
+                                <w:szCs w:val="14"/>
+                              </w:rPr>
+                              <w:t>Forecast</w:t>
+                            </w:r>
+                          </w:p>
+                        </w:txbxContent>
+                      </v:textbox>
+                      <o:callout v:ext="edit" minusy="t"/>
+                    </v:shape>
+                  </w:pict>
+                </mc:Fallback>
+              </mc:AlternateContent>
+            </w:r>
+            <w:r>
+              <w:rPr>
+                <w:rFonts w:ascii="Times New Roman" w:hAnsi="Times New Roman" w:cs="Times New Roman"/>
+                <w:b/>
+                <w:bCs/>
+                <w:noProof/>
+                <w:sz w:val="22"/>
+                <w:szCs w:val="22"/>
+              </w:rPr>
+              <mc:AlternateContent>
+                <mc:Choice Requires="wps">
+                  <w:drawing>
+                    <wp:anchor distT="0" distB="0" distL="114300" distR="114300" simplePos="0" relativeHeight="251663360" behindDoc="0" locked="0" layoutInCell="1" allowOverlap="1" wp14:anchorId="6802B1CF" wp14:editId="4A6C48CF">
+                      <wp:simplePos x="0" y="0"/>
+                      <wp:positionH relativeFrom="column">
+                        <wp:posOffset>1604536</wp:posOffset>
+                      </wp:positionH>
+                      <wp:positionV relativeFrom="paragraph">
+                        <wp:posOffset>933837</wp:posOffset>
+                      </wp:positionV>
+                      <wp:extent cx="775252" cy="353612"/>
+                      <wp:effectExtent l="0" t="0" r="25400" b="27940"/>
+                      <wp:wrapNone/>
+                      <wp:docPr id="2130867247" name="矩形 3"/>
+                      <wp:cNvGraphicFramePr/>
+                      <a:graphic xmlns:a="http://schemas.openxmlformats.org/drawingml/2006/main">
+                        <a:graphicData uri="http://schemas.microsoft.com/office/word/2010/wordprocessingShape">
+                          <wps:wsp>
+                            <wps:cNvSpPr/>
+                            <wps:spPr>
+                              <a:xfrm>
+                                <a:off x="0" y="0"/>
+                                <a:ext cx="775252" cy="353612"/>
+                              </a:xfrm>
+                              <a:prstGeom prst="rect">
+                                <a:avLst/>
+                              </a:prstGeom>
+                              <a:noFill/>
+                              <a:ln w="19050">
+                                <a:solidFill>
+                                  <a:schemeClr val="accent2">
+                                    <a:lumMod val="75000"/>
+                                  </a:schemeClr>
+                                </a:solidFill>
+                              </a:ln>
+                            </wps:spPr>
+                            <wps:style>
+                              <a:lnRef idx="2">
+                                <a:schemeClr val="accent1">
+                                  <a:shade val="15000"/>
+                                </a:schemeClr>
+                              </a:lnRef>
+                              <a:fillRef idx="1">
+                                <a:schemeClr val="accent1"/>
+                              </a:fillRef>
+                              <a:effectRef idx="0">
+                                <a:schemeClr val="accent1"/>
+                              </a:effectRef>
+                              <a:fontRef idx="minor">
+                                <a:schemeClr val="lt1"/>
+                              </a:fontRef>
+                            </wps:style>
+                            <wps:bodyPr rot="0" spcFirstLastPara="0" vertOverflow="overflow" horzOverflow="overflow" vert="horz" wrap="square" lIns="91440" tIns="45720" rIns="91440" bIns="45720" numCol="1" spcCol="0" rtlCol="0" fromWordArt="0" anchor="ctr" anchorCtr="0" forceAA="0" compatLnSpc="1">
+                              <a:prstTxWarp prst="textNoShape">
+                                <a:avLst/>
+                              </a:prstTxWarp>
+                              <a:noAutofit/>
+                            </wps:bodyPr>
+                          </wps:wsp>
+                        </a:graphicData>
+                      </a:graphic>
+                      <wp14:sizeRelH relativeFrom="margin">
+                        <wp14:pctWidth>0</wp14:pctWidth>
+                      </wp14:sizeRelH>
+                      <wp14:sizeRelV relativeFrom="margin">
+                        <wp14:pctHeight>0</wp14:pctHeight>
+                      </wp14:sizeRelV>
+                    </wp:anchor>
+                  </w:drawing>
+                </mc:Choice>
+                <mc:Fallback>
+                  <w:pict>
+                    <v:rect w14:anchorId="446E28C9" id="矩形 3" o:spid="_x0000_s1026" style="position:absolute;margin-left:126.35pt;margin-top:73.55pt;width:61.05pt;height:27.85pt;z-index:251663360;visibility:visible;mso-wrap-style:square;mso-width-percent:0;mso-height-percent:0;mso-wrap-distance-left:9pt;mso-wrap-distance-top:0;mso-wrap-distance-right:9pt;mso-wrap-distance-bottom:0;mso-position-horizontal:absolute;mso-position-horizontal-relative:text;mso-position-vertical:absolute;mso-position-vertical-relative:text;mso-width-percent:0;mso-height-percent:0;mso-width-relative:margin;mso-height-relative:margin;v-text-anchor:middle" o:gfxdata="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" filled="f" strokecolor="#c45911 [2405]" strokeweight="1.5pt"/>
+                  </w:pict>
+                </mc:Fallback>
+              </mc:AlternateContent>
+            </w:r>
+            <w:r>
+              <w:rPr>
+                <w:rFonts w:ascii="Times New Roman" w:hAnsi="Times New Roman" w:cs="Times New Roman"/>
+                <w:b/>
+                <w:bCs/>
+                <w:noProof/>
+                <w:sz w:val="22"/>
+                <w:szCs w:val="22"/>
+              </w:rPr>
+              <mc:AlternateContent>
+                <mc:Choice Requires="wps">
+                  <w:drawing>
+                    <wp:anchor distT="0" distB="0" distL="114300" distR="114300" simplePos="0" relativeHeight="251661312" behindDoc="0" locked="0" layoutInCell="1" allowOverlap="1" wp14:anchorId="37321BA5" wp14:editId="39726153">
+                      <wp:simplePos x="0" y="0"/>
+                      <wp:positionH relativeFrom="column">
+                        <wp:posOffset>54030</wp:posOffset>
+                      </wp:positionH>
+                      <wp:positionV relativeFrom="paragraph">
+                        <wp:posOffset>1637527</wp:posOffset>
+                      </wp:positionV>
+                      <wp:extent cx="818377" cy="516835"/>
+                      <wp:effectExtent l="0" t="0" r="20320" b="17145"/>
+                      <wp:wrapNone/>
+                      <wp:docPr id="233767755" name="矩形 3"/>
+                      <wp:cNvGraphicFramePr/>
+                      <a:graphic xmlns:a="http://schemas.openxmlformats.org/drawingml/2006/main">
+                        <a:graphicData uri="http://schemas.microsoft.com/office/word/2010/wordprocessingShape">
+                          <wps:wsp>
+                            <wps:cNvSpPr/>
+                            <wps:spPr>
+                              <a:xfrm>
+                                <a:off x="0" y="0"/>
+                                <a:ext cx="818377" cy="516835"/>
+                              </a:xfrm>
+                              <a:prstGeom prst="rect">
+                                <a:avLst/>
+                              </a:prstGeom>
+                              <a:noFill/>
+                              <a:ln w="19050">
+                                <a:solidFill>
+                                  <a:schemeClr val="accent2">
+                                    <a:lumMod val="75000"/>
+                                  </a:schemeClr>
+                                </a:solidFill>
+                              </a:ln>
+                            </wps:spPr>
+                            <wps:style>
+                              <a:lnRef idx="2">
+                                <a:schemeClr val="accent1">
+                                  <a:shade val="15000"/>
+                                </a:schemeClr>
+                              </a:lnRef>
+                              <a:fillRef idx="1">
+                                <a:schemeClr val="accent1"/>
+                              </a:fillRef>
+                              <a:effectRef idx="0">
+                                <a:schemeClr val="accent1"/>
+                              </a:effectRef>
+                              <a:fontRef idx="minor">
+                                <a:schemeClr val="lt1"/>
+                              </a:fontRef>
+                            </wps:style>
+                            <wps:bodyPr rot="0" spcFirstLastPara="0" vertOverflow="overflow" horzOverflow="overflow" vert="horz" wrap="square" lIns="91440" tIns="45720" rIns="91440" bIns="45720" numCol="1" spcCol="0" rtlCol="0" fromWordArt="0" anchor="ctr" anchorCtr="0" forceAA="0" compatLnSpc="1">
+                              <a:prstTxWarp prst="textNoShape">
+                                <a:avLst/>
+                              </a:prstTxWarp>
+                              <a:noAutofit/>
+                            </wps:bodyPr>
+                          </wps:wsp>
+                        </a:graphicData>
+                      </a:graphic>
+                      <wp14:sizeRelH relativeFrom="margin">
+                        <wp14:pctWidth>0</wp14:pctWidth>
+                      </wp14:sizeRelH>
+                      <wp14:sizeRelV relativeFrom="margin">
+                        <wp14:pctHeight>0</wp14:pctHeight>
+                      </wp14:sizeRelV>
+                    </wp:anchor>
+                  </w:drawing>
+                </mc:Choice>
+                <mc:Fallback>
+                  <w:pict>
+                    <v:rect w14:anchorId="21371031" id="矩形 3" o:spid="_x0000_s1026" style="position:absolute;margin-left:4.25pt;margin-top:128.95pt;width:64.45pt;height:40.7pt;z-index:251661312;visibility:visible;mso-wrap-style:square;mso-width-percent:0;mso-height-percent:0;mso-wrap-distance-left:9pt;mso-wrap-distance-top:0;mso-wrap-distance-right:9pt;mso-wrap-distance-bottom:0;mso-position-horizontal:absolute;mso-position-horizontal-relative:text;mso-position-vertical:absolute;mso-position-vertical-relative:text;mso-width-percent:0;mso-height-percent:0;mso-width-relative:margin;mso-height-relative:margin;v-text-anchor:middle" o:gfxdata="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" filled="f" strokecolor="#c45911 [2405]" strokeweight="1.5pt"/>
+                  </w:pict>
+                </mc:Fallback>
+              </mc:AlternateContent>
+            </w:r>
+            <w:r>
+              <w:rPr>
+                <w:rFonts w:ascii="Times New Roman" w:hAnsi="Times New Roman" w:cs="Times New Roman"/>
+                <w:b/>
+                <w:bCs/>
+                <w:noProof/>
+                <w:sz w:val="22"/>
+                <w:szCs w:val="22"/>
+              </w:rPr>
+              <mc:AlternateContent>
+                <mc:Choice Requires="wps">
+                  <w:drawing>
+                    <wp:anchor distT="0" distB="0" distL="114300" distR="114300" simplePos="0" relativeHeight="251659264" behindDoc="0" locked="0" layoutInCell="1" allowOverlap="1" wp14:anchorId="036835A9" wp14:editId="6492F35F">
+                      <wp:simplePos x="0" y="0"/>
+                      <wp:positionH relativeFrom="column">
+                        <wp:posOffset>54030</wp:posOffset>
+                      </wp:positionH>
+                      <wp:positionV relativeFrom="paragraph">
+                        <wp:posOffset>1088886</wp:posOffset>
+                      </wp:positionV>
+                      <wp:extent cx="811033" cy="513853"/>
+                      <wp:effectExtent l="0" t="0" r="27305" b="19685"/>
+                      <wp:wrapNone/>
+                      <wp:docPr id="1690414730" name="矩形 3"/>
+                      <wp:cNvGraphicFramePr/>
+                      <a:graphic xmlns:a="http://schemas.openxmlformats.org/drawingml/2006/main">
+                        <a:graphicData uri="http://schemas.microsoft.com/office/word/2010/wordprocessingShape">
+                          <wps:wsp>
+                            <wps:cNvSpPr/>
+                            <wps:spPr>
+                              <a:xfrm>
+                                <a:off x="0" y="0"/>
+                                <a:ext cx="811033" cy="513853"/>
+                              </a:xfrm>
+                              <a:prstGeom prst="rect">
+                                <a:avLst/>
+                              </a:prstGeom>
+                              <a:noFill/>
+                              <a:ln w="19050">
+                                <a:solidFill>
+                                  <a:schemeClr val="accent2">
+                                    <a:lumMod val="75000"/>
+                                  </a:schemeClr>
+                                </a:solidFill>
+                              </a:ln>
+                            </wps:spPr>
+                            <wps:style>
+                              <a:lnRef idx="2">
+                                <a:schemeClr val="accent1">
+                                  <a:shade val="15000"/>
+                                </a:schemeClr>
+                              </a:lnRef>
+                              <a:fillRef idx="1">
+                                <a:schemeClr val="accent1"/>
+                              </a:fillRef>
+                              <a:effectRef idx="0">
+                                <a:schemeClr val="accent1"/>
+                              </a:effectRef>
+                              <a:fontRef idx="minor">
+                                <a:schemeClr val="lt1"/>
+                              </a:fontRef>
+                            </wps:style>
+                            <wps:bodyPr rot="0" spcFirstLastPara="0" vertOverflow="overflow" horzOverflow="overflow" vert="horz" wrap="square" lIns="91440" tIns="45720" rIns="91440" bIns="45720" numCol="1" spcCol="0" rtlCol="0" fromWordArt="0" anchor="ctr" anchorCtr="0" forceAA="0" compatLnSpc="1">
+                              <a:prstTxWarp prst="textNoShape">
+                                <a:avLst/>
+                              </a:prstTxWarp>
+                              <a:noAutofit/>
+                            </wps:bodyPr>
+                          </wps:wsp>
+                        </a:graphicData>
+                      </a:graphic>
+                      <wp14:sizeRelH relativeFrom="margin">
+                        <wp14:pctWidth>0</wp14:pctWidth>
+                      </wp14:sizeRelH>
+                      <wp14:sizeRelV relativeFrom="margin">
+                        <wp14:pctHeight>0</wp14:pctHeight>
+                      </wp14:sizeRelV>
+                    </wp:anchor>
+                  </w:drawing>
+                </mc:Choice>
+                <mc:Fallback>
+                  <w:pict>
+                    <v:rect w14:anchorId="6414B134" id="矩形 3" o:spid="_x0000_s1026" style="position:absolute;margin-left:4.25pt;margin-top:85.75pt;width:63.85pt;height:40.45pt;z-index:251659264;visibility:visible;mso-wrap-style:square;mso-width-percent:0;mso-height-percent:0;mso-wrap-distance-left:9pt;mso-wrap-distance-top:0;mso-wrap-distance-right:9pt;mso-wrap-distance-bottom:0;mso-position-horizontal:absolute;mso-position-horizontal-relative:text;mso-position-vertical:absolute;mso-position-vertical-relative:text;mso-width-percent:0;mso-height-percent:0;mso-width-relative:margin;mso-height-relative:margin;v-text-anchor:middle" o:gfxdata="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" filled="f" strokecolor="#c45911 [2405]" strokeweight="1.5pt"/>
+                  </w:pict>
+                </mc:Fallback>
+              </mc:AlternateContent>
+            </w:r>
+            <w:r>
+              <w:rPr>
+                <w:rFonts w:ascii="Times New Roman" w:hAnsi="Times New Roman" w:cs="Times New Roman"/>
+                <w:b/>
+                <w:bCs/>
+                <w:sz w:val="22"/>
+                <w:szCs w:val="22"/>
+              </w:rPr>
+              <w:drawing>
+                <wp:inline distT="0" distB="0" distL="0" distR="0" wp14:anchorId="46086E56" wp14:editId="149FC1A4">
+                  <wp:extent cx="4369241" cy="2258929"/>
+                  <wp:effectExtent l="0" t="0" r="0" b="8255"/>
+                  <wp:docPr id="940569058" name="圖片 1"/>
+                  <wp:cNvGraphicFramePr>
+                    <a:graphicFrameLocks xmlns:a="http://schemas.openxmlformats.org/drawingml/2006/main" noChangeAspect="1"/>
+                  </wp:cNvGraphicFramePr>
+                  <a:graphic xmlns:a="http://schemas.openxmlformats.org/drawingml/2006/main">
+                    <a:graphicData uri="http://schemas.openxmlformats.org/drawingml/2006/picture">
+                      <pic:pic xmlns:pic="http://schemas.openxmlformats.org/drawingml/2006/picture">
+                        <pic:nvPicPr>
+                          <pic:cNvPr id="940569058" name=""/>
+                          <pic:cNvPicPr/>
+                        </pic:nvPicPr>
+                        <pic:blipFill>
+                          <a:blip r:embed="rId8"/>
+                          <a:stretch>
+                            <a:fillRect/>
+                          </a:stretch>
+                        </pic:blipFill>
+                        <pic:spPr>
+                          <a:xfrm>
+                            <a:off x="0" y="0"/>
+                            <a:ext cx="4369241" cy="2258929"/>
+                          </a:xfrm>
+                          <a:prstGeom prst="rect">
+                            <a:avLst/>
+                          </a:prstGeom>
+                        </pic:spPr>
+                      </pic:pic>
+                    </a:graphicData>
+                  </a:graphic>
+                </wp:inline>
+              </w:drawing>
+            </w:r>
+          </w:p>
+        </w:tc>
+        <w:tc>
+          <w:tcPr>
+            <w:tcW w:w="4678" w:type="dxa"/>
+            <w:vAlign w:val="center"/>
+          </w:tcPr>
+          <w:p>
+            <w:pPr>
+              <w:contextualSpacing/>
+              <w:jc w:val="center"/>
+              <w:rPr>
+                <w:rFonts w:ascii="Times New Roman" w:hAnsi="Times New Roman" w:cs="Times New Roman"/>
+                <w:b/>
+                <w:bCs/>
+                <w:sz w:val="22"/>
+                <w:szCs w:val="22"/>
+              </w:rPr>
+            </w:pPr>
+            <w:r>
+              <w:rPr>
+                <w:rFonts w:ascii="Times New Roman" w:hAnsi="Times New Roman" w:cs="Times New Roman"/>
+                <w:b/>
+                <w:bCs/>
+                <w:sz w:val="22"/>
+                <w:szCs w:val="22"/>
+              </w:rPr>
+              <w:drawing>
+                <wp:inline distT="0" distB="0" distL="0" distR="0" wp14:anchorId="0CEA42B4" wp14:editId="120D9915">
+                  <wp:extent cx="2543175" cy="2263732"/>
+                  <wp:effectExtent l="0" t="0" r="0" b="3810"/>
+                  <wp:docPr id="1709078727" name="圖片 1"/>
+                  <wp:cNvGraphicFramePr>
+                    <a:graphicFrameLocks xmlns:a="http://schemas.openxmlformats.org/drawingml/2006/main" noChangeAspect="1"/>
+                  </wp:cNvGraphicFramePr>
+                  <a:graphic xmlns:a="http://schemas.openxmlformats.org/drawingml/2006/main">
+                    <a:graphicData uri="http://schemas.openxmlformats.org/drawingml/2006/picture">
+                      <pic:pic xmlns:pic="http://schemas.openxmlformats.org/drawingml/2006/picture">
+                        <pic:nvPicPr>
+                          <pic:cNvPr id="1709078727" name=""/>
+                          <pic:cNvPicPr/>
+                        </pic:nvPicPr>
+                        <pic:blipFill>
+                          <a:blip r:embed="rId9"/>
+                          <a:stretch>
+                            <a:fillRect/>
+                          </a:stretch>
+                        </pic:blipFill>
+                        <pic:spPr>
+                          <a:xfrm>
+                            <a:off x="0" y="0"/>
+                            <a:ext cx="2572639" cy="2289959"/>
+                          </a:xfrm>
+                          <a:prstGeom prst="rect">
+                            <a:avLst/>
+                          </a:prstGeom>
+                        </pic:spPr>
+                      </pic:pic>
+                    </a:graphicData>
+                  </a:graphic>
+                </wp:inline>
+              </w:drawing>
+            </w:r>
+          </w:p>
+        </w:tc>
+      </w:tr>
+      <w:tr>
+        <w:tc>
+          <w:tcPr>
+            <w:tcW w:w="6946" w:type="dxa"/>
+            <w:vAlign w:val="center"/>
+          </w:tcPr>
+          <w:p>
+            <w:pPr>
+              <w:contextualSpacing/>
+              <w:jc w:val="center"/>
+              <w:rPr>
+                <w:rFonts w:ascii="Times New Roman" w:hAnsi="Times New Roman" w:cs="Times New Roman"/>
+                <w:b/>
+                <w:bCs/>
+                <w:sz w:val="16"/>
+                <w:szCs w:val="16"/>
+              </w:rPr>
+            </w:pPr>
+            <w:r>
+              <w:rPr>
+                <w:rFonts w:ascii="Times New Roman" w:hAnsi="Times New Roman" w:cs="Times New Roman"/>
+                <w:i/>
+                <w:iCs/>
+                <w:sz w:val="16"/>
+                <w:szCs w:val="16"/>
+              </w:rPr>
+              <w:t xml:space="preserve">Figure </w:t>
+            </w:r>
+            <w:r>
+              <w:rPr>
+                <w:rFonts w:ascii="Times New Roman" w:hAnsi="Times New Roman" w:cs="Times New Roman" w:hint="eastAsia"/>
+                <w:i/>
+                <w:iCs/>
+                <w:sz w:val="16"/>
+                <w:szCs w:val="16"/>
+              </w:rPr>
+              <w:t>1.</w:t>
+            </w:r>
+            <w:r>
+              <w:rPr>
+                <w:rFonts w:ascii="Times New Roman" w:hAnsi="Times New Roman" w:cs="Times New Roman"/>
+                <w:i/>
+                <w:iCs/>
+                <w:sz w:val="16"/>
+                <w:szCs w:val="16"/>
+              </w:rPr>
+              <w:t>1: Main interactive dashboard with</w:t>
+            </w:r>
+            <w:r>
+              <w:rPr>
+                <w:rFonts w:ascii="Times New Roman" w:hAnsi="Times New Roman" w:cs="Times New Roman" w:hint="eastAsia"/>
+                <w:i/>
+                <w:iCs/>
+                <w:sz w:val="16"/>
+                <w:szCs w:val="16"/>
+              </w:rPr>
+              <w:t xml:space="preserve"> </w:t>
+            </w:r>
+            <w:r>
+              <w:rPr>
+                <w:rFonts w:ascii="Times New Roman" w:hAnsi="Times New Roman" w:cs="Times New Roman"/>
+                <w:i/>
+                <w:iCs/>
+                <w:sz w:val="16"/>
+                <w:szCs w:val="16"/>
+              </w:rPr>
+              <w:t>dynamic station status and real-time weather integration.</w:t>
+            </w:r>
+          </w:p>
+        </w:tc>
+        <w:tc>
+          <w:tcPr>
+            <w:tcW w:w="4678" w:type="dxa"/>
+            <w:vAlign w:val="center"/>
+          </w:tcPr>
+          <w:p>
+            <w:pPr>
+              <w:contextualSpacing/>
+              <w:jc w:val="center"/>
+              <w:rPr>
+                <w:rFonts w:ascii="Times New Roman" w:hAnsi="Times New Roman" w:cs="Times New Roman"/>
+                <w:b/>
+                <w:bCs/>
+                <w:sz w:val="16"/>
+                <w:szCs w:val="16"/>
+              </w:rPr>
+            </w:pPr>
+            <w:r>
+              <w:rPr>
+                <w:rFonts w:ascii="Times New Roman" w:hAnsi="Times New Roman" w:cs="Times New Roman"/>
+                <w:i/>
+                <w:iCs/>
+                <w:sz w:val="16"/>
+                <w:szCs w:val="16"/>
+              </w:rPr>
+              <w:t>Figure 1.2: Journey Planner with optimal walk-cycle-walk routing.</w:t>
+            </w:r>
+          </w:p>
+        </w:tc>
+      </w:tr>
+      <w:tr>
+        <w:tc>
+          <w:tcPr>
+            <w:tcW w:w="11624" w:type="dxa"/>
+            <w:gridSpan w:val="2"/>
+            <w:vAlign w:val="center"/>
+          </w:tcPr>
+          <w:p>
+            <w:pPr>
+              <w:contextualSpacing/>
+              <w:jc w:val="center"/>
+              <w:rPr>
+                <w:rFonts w:ascii="Times New Roman" w:hAnsi="Times New Roman" w:cs="Times New Roman" w:hint="eastAsia"/>
+                <w:i/>
+                <w:iCs/>
+                <w:sz w:val="16"/>
+                <w:szCs w:val="16"/>
+              </w:rPr>
+            </w:pPr>
+            <w:r>
+              <w:rPr>
+                <w:rFonts w:ascii="Times New Roman" w:hAnsi="Times New Roman" w:cs="Times New Roman"/>
+                <w:b/>
+                <w:bCs/>
+                <w:noProof/>
+                <w:sz w:val="22"/>
+                <w:szCs w:val="22"/>
+              </w:rPr>
+              <w:lastRenderedPageBreak/>
+              <w:drawing>
+                <wp:inline distT="0" distB="0" distL="0" distR="0" wp14:anchorId="2EB67C1E" wp14:editId="29C45B4C">
+                  <wp:extent cx="2063589" cy="2734483"/>
+                  <wp:effectExtent l="0" t="0" r="0" b="8890"/>
+                  <wp:docPr id="1663690461" name="圖片 1"/>
+                  <wp:cNvGraphicFramePr>
+                    <a:graphicFrameLocks xmlns:a="http://schemas.openxmlformats.org/drawingml/2006/main" noChangeAspect="1"/>
+                  </wp:cNvGraphicFramePr>
+                  <a:graphic xmlns:a="http://schemas.openxmlformats.org/drawingml/2006/main">
+                    <a:graphicData uri="http://schemas.openxmlformats.org/drawingml/2006/picture">
+                      <pic:pic xmlns:pic="http://schemas.openxmlformats.org/drawingml/2006/picture">
+                        <pic:nvPicPr>
+                          <pic:cNvPr id="0" name="Picture 1"/>
+                          <pic:cNvPicPr>
+                            <a:picLocks noChangeAspect="1" noChangeArrowheads="1"/>
+                          </pic:cNvPicPr>
+                        </pic:nvPicPr>
+                        <pic:blipFill>
+                          <a:blip r:embed="rId10" cstate="print">
+                            <a:extLst>
+                              <a:ext uri="{28A0092B-C50C-407E-A947-70E740481C1C}">
+                                <a14:useLocalDpi xmlns:a14="http://schemas.microsoft.com/office/drawing/2010/main" val="0"/>
+                              </a:ext>
+                            </a:extLst>
+                          </a:blip>
+                          <a:srcRect/>
+                          <a:stretch>
+                            <a:fillRect/>
+                          </a:stretch>
+                        </pic:blipFill>
+                        <pic:spPr bwMode="auto">
+                          <a:xfrm>
+                            <a:off x="0" y="0"/>
+                            <a:ext cx="2067337" cy="2739449"/>
+                          </a:xfrm>
+                          <a:prstGeom prst="rect">
+                            <a:avLst/>
+                          </a:prstGeom>
+                          <a:noFill/>
+                          <a:ln>
+                            <a:noFill/>
+                          </a:ln>
+                        </pic:spPr>
+                      </pic:pic>
+                    </a:graphicData>
+                  </a:graphic>
+                </wp:inline>
+              </w:drawing>
+            </w:r>
+            <w:r>
+              <w:rPr>
+                <w:rFonts w:ascii="Times New Roman" w:hAnsi="Times New Roman" w:cs="Times New Roman" w:hint="eastAsia"/>
+                <w:b/>
+                <w:bCs/>
+                <w:noProof/>
+                <w:sz w:val="22"/>
+                <w:szCs w:val="22"/>
+              </w:rPr>
+              <w:drawing>
+                <wp:inline distT="0" distB="0" distL="0" distR="0" wp14:anchorId="6CEF48A0" wp14:editId="32C2100C">
+                  <wp:extent cx="2187868" cy="2760464"/>
+                  <wp:effectExtent l="0" t="0" r="3175" b="1905"/>
+                  <wp:docPr id="403026176" name="圖片 2"/>
+                  <wp:cNvGraphicFramePr>
+                    <a:graphicFrameLocks xmlns:a="http://schemas.openxmlformats.org/drawingml/2006/main" noChangeAspect="1"/>
+                  </wp:cNvGraphicFramePr>
+                  <a:graphic xmlns:a="http://schemas.openxmlformats.org/drawingml/2006/main">
+                    <a:graphicData uri="http://schemas.openxmlformats.org/drawingml/2006/picture">
+                      <pic:pic xmlns:pic="http://schemas.openxmlformats.org/drawingml/2006/picture">
+                        <pic:nvPicPr>
+                          <pic:cNvPr id="0" name="Picture 2"/>
+                          <pic:cNvPicPr>
+                            <a:picLocks noChangeAspect="1" noChangeArrowheads="1"/>
+                          </pic:cNvPicPr>
+                        </pic:nvPicPr>
+                        <pic:blipFill>
+                          <a:blip r:embed="rId11" cstate="print">
+                            <a:extLst>
+                              <a:ext uri="{28A0092B-C50C-407E-A947-70E740481C1C}">
+                                <a14:useLocalDpi xmlns:a14="http://schemas.microsoft.com/office/drawing/2010/main" val="0"/>
+                              </a:ext>
+                            </a:extLst>
+                          </a:blip>
+                          <a:srcRect/>
+                          <a:stretch>
+                            <a:fillRect/>
+                          </a:stretch>
+                        </pic:blipFill>
+                        <pic:spPr bwMode="auto">
+                          <a:xfrm>
+                            <a:off x="0" y="0"/>
+                            <a:ext cx="2209407" cy="2787640"/>
+                          </a:xfrm>
+                          <a:prstGeom prst="rect">
+                            <a:avLst/>
+                          </a:prstGeom>
+                          <a:noFill/>
+                          <a:ln>
+                            <a:noFill/>
+                          </a:ln>
+                        </pic:spPr>
+                      </pic:pic>
+                    </a:graphicData>
+                  </a:graphic>
+                </wp:inline>
+              </w:drawing>
+            </w:r>
+          </w:p>
+        </w:tc>
+      </w:tr>
+      <w:tr>
+        <w:tc>
+          <w:tcPr>
+            <w:tcW w:w="11624" w:type="dxa"/>
+            <w:gridSpan w:val="2"/>
+            <w:vAlign w:val="center"/>
+          </w:tcPr>
+          <w:p>
+            <w:pPr>
+              <w:contextualSpacing/>
+              <w:jc w:val="center"/>
+              <w:rPr>
+                <w:rFonts w:ascii="Times New Roman" w:hAnsi="Times New Roman" w:cs="Times New Roman"/>
+                <w:i/>
+                <w:iCs/>
+                <w:sz w:val="16"/>
+                <w:szCs w:val="16"/>
+              </w:rPr>
+            </w:pPr>
+            <w:r>
+              <w:rPr>
+                <w:rFonts w:ascii="Times New Roman" w:hAnsi="Times New Roman" w:cs="Times New Roman"/>
+                <w:i/>
+                <w:iCs/>
+                <w:sz w:val="16"/>
+                <w:szCs w:val="16"/>
+              </w:rPr>
+              <w:t xml:space="preserve">Figure </w:t>
+            </w:r>
+            <w:r>
+              <w:rPr>
+                <w:rFonts w:ascii="Times New Roman" w:hAnsi="Times New Roman" w:cs="Times New Roman" w:hint="eastAsia"/>
+                <w:i/>
+                <w:iCs/>
+                <w:sz w:val="16"/>
+                <w:szCs w:val="16"/>
+              </w:rPr>
+              <w:t>1.</w:t>
+            </w:r>
+            <w:r>
+              <w:rPr>
+                <w:rFonts w:ascii="Times New Roman" w:hAnsi="Times New Roman" w:cs="Times New Roman" w:hint="eastAsia"/>
+                <w:i/>
+                <w:iCs/>
+                <w:sz w:val="16"/>
+                <w:szCs w:val="16"/>
+              </w:rPr>
+              <w:t>3</w:t>
+            </w:r>
+            <w:r>
+              <w:rPr>
+                <w:rFonts w:ascii="Times New Roman" w:hAnsi="Times New Roman" w:cs="Times New Roman"/>
+                <w:i/>
+                <w:iCs/>
+                <w:sz w:val="16"/>
+                <w:szCs w:val="16"/>
+              </w:rPr>
+              <w:t>: ML-driven 24-hour bike availability forecast for a selected station.</w:t>
+            </w:r>
+          </w:p>
+        </w:tc>
+      </w:tr>
+      <w:tr>
+        <w:tc>
+          <w:tcPr>
+            <w:tcW w:w="6946" w:type="dxa"/>
+            <w:vAlign w:val="center"/>
+          </w:tcPr>
+          <w:p>
+            <w:pPr>
+              <w:contextualSpacing/>
+              <w:jc w:val="center"/>
+              <w:rPr>
+                <w:rFonts w:ascii="Times New Roman" w:hAnsi="Times New Roman" w:cs="Times New Roman"/>
+                <w:i/>
+                <w:iCs/>
+                <w:sz w:val="16"/>
+                <w:szCs w:val="16"/>
+              </w:rPr>
+            </w:pPr>
+            <w:r>
+              <w:rPr>
+                <w:rFonts w:ascii="Times New Roman" w:hAnsi="Times New Roman" w:cs="Times New Roman"/>
+                <w:i/>
+                <w:iCs/>
+                <w:sz w:val="16"/>
+                <w:szCs w:val="16"/>
+              </w:rPr>
+              <w:drawing>
+                <wp:inline distT="0" distB="0" distL="0" distR="0" wp14:anchorId="59EE61D1" wp14:editId="292B7761">
+                  <wp:extent cx="1885789" cy="2440030"/>
+                  <wp:effectExtent l="0" t="0" r="635" b="0"/>
+                  <wp:docPr id="319405384" name="圖片 1"/>
+                  <wp:cNvGraphicFramePr>
+                    <a:graphicFrameLocks xmlns:a="http://schemas.openxmlformats.org/drawingml/2006/main" noChangeAspect="1"/>
+                  </wp:cNvGraphicFramePr>
+                  <a:graphic xmlns:a="http://schemas.openxmlformats.org/drawingml/2006/main">
+                    <a:graphicData uri="http://schemas.openxmlformats.org/drawingml/2006/picture">
+                      <pic:pic xmlns:pic="http://schemas.openxmlformats.org/drawingml/2006/picture">
+                        <pic:nvPicPr>
+                          <pic:cNvPr id="319405384" name=""/>
+                          <pic:cNvPicPr/>
+                        </pic:nvPicPr>
+                        <pic:blipFill>
+                          <a:blip r:embed="rId12"/>
+                          <a:stretch>
+                            <a:fillRect/>
+                          </a:stretch>
+                        </pic:blipFill>
+                        <pic:spPr>
+                          <a:xfrm>
+                            <a:off x="0" y="0"/>
+                            <a:ext cx="1900509" cy="2459076"/>
+                          </a:xfrm>
+                          <a:prstGeom prst="rect">
+                            <a:avLst/>
+                          </a:prstGeom>
+                        </pic:spPr>
+                      </pic:pic>
+                    </a:graphicData>
+                  </a:graphic>
+                </wp:inline>
+              </w:drawing>
+            </w:r>
+            <w:r>
+              <w:rPr>
+                <w:rFonts w:ascii="Times New Roman" w:hAnsi="Times New Roman" w:cs="Times New Roman"/>
+                <w:b/>
+                <w:bCs/>
+                <w:sz w:val="22"/>
+                <w:szCs w:val="22"/>
+              </w:rPr>
+              <w:t xml:space="preserve"> </w:t>
+            </w:r>
+            <w:r>
+              <w:rPr>
+                <w:rFonts w:ascii="Times New Roman" w:hAnsi="Times New Roman" w:cs="Times New Roman"/>
+                <w:b/>
+                <w:bCs/>
+                <w:sz w:val="22"/>
+                <w:szCs w:val="22"/>
+              </w:rPr>
+              <w:drawing>
+                <wp:inline distT="0" distB="0" distL="0" distR="0" wp14:anchorId="038F7FA9" wp14:editId="33212B72">
+                  <wp:extent cx="1913766" cy="2459590"/>
+                  <wp:effectExtent l="0" t="0" r="0" b="0"/>
+                  <wp:docPr id="1408361313" name="圖片 1"/>
+                  <wp:cNvGraphicFramePr>
+                    <a:graphicFrameLocks xmlns:a="http://schemas.openxmlformats.org/drawingml/2006/main" noChangeAspect="1"/>
+                  </wp:cNvGraphicFramePr>
+                  <a:graphic xmlns:a="http://schemas.openxmlformats.org/drawingml/2006/main">
+                    <a:graphicData uri="http://schemas.openxmlformats.org/drawingml/2006/picture">
+                      <pic:pic xmlns:pic="http://schemas.openxmlformats.org/drawingml/2006/picture">
+                        <pic:nvPicPr>
+                          <pic:cNvPr id="1408361313" name=""/>
+                          <pic:cNvPicPr/>
+                        </pic:nvPicPr>
+                        <pic:blipFill>
+                          <a:blip r:embed="rId13"/>
+                          <a:stretch>
+                            <a:fillRect/>
+                          </a:stretch>
+                        </pic:blipFill>
+                        <pic:spPr>
+                          <a:xfrm>
+                            <a:off x="0" y="0"/>
+                            <a:ext cx="1926643" cy="2476140"/>
+                          </a:xfrm>
+                          <a:prstGeom prst="rect">
+                            <a:avLst/>
+                          </a:prstGeom>
+                        </pic:spPr>
+                      </pic:pic>
+                    </a:graphicData>
+                  </a:graphic>
+                </wp:inline>
+              </w:drawing>
+            </w:r>
+          </w:p>
+        </w:tc>
+        <w:tc>
+          <w:tcPr>
+            <w:tcW w:w="4678" w:type="dxa"/>
+            <w:vAlign w:val="center"/>
+          </w:tcPr>
+          <w:p>
+            <w:pPr>
+              <w:contextualSpacing/>
+              <w:jc w:val="center"/>
+              <w:rPr>
+                <w:rFonts w:ascii="Times New Roman" w:hAnsi="Times New Roman" w:cs="Times New Roman"/>
+                <w:i/>
+                <w:iCs/>
+                <w:sz w:val="16"/>
+                <w:szCs w:val="16"/>
+              </w:rPr>
+            </w:pPr>
+            <w:r>
+              <w:rPr>
+                <w:rFonts w:ascii="Times New Roman" w:hAnsi="Times New Roman" w:cs="Times New Roman"/>
+                <w:i/>
+                <w:iCs/>
+                <w:sz w:val="16"/>
+                <w:szCs w:val="16"/>
+              </w:rPr>
+              <w:drawing>
+                <wp:inline distT="0" distB="0" distL="0" distR="0" wp14:anchorId="1A8C7EF8" wp14:editId="1AEFBFAC">
+                  <wp:extent cx="2846858" cy="1887478"/>
+                  <wp:effectExtent l="0" t="0" r="0" b="0"/>
+                  <wp:docPr id="1916381037" name="圖片 1"/>
+                  <wp:cNvGraphicFramePr>
+                    <a:graphicFrameLocks xmlns:a="http://schemas.openxmlformats.org/drawingml/2006/main" noChangeAspect="1"/>
+                  </wp:cNvGraphicFramePr>
+                  <a:graphic xmlns:a="http://schemas.openxmlformats.org/drawingml/2006/main">
+                    <a:graphicData uri="http://schemas.openxmlformats.org/drawingml/2006/picture">
+                      <pic:pic xmlns:pic="http://schemas.openxmlformats.org/drawingml/2006/picture">
+                        <pic:nvPicPr>
+                          <pic:cNvPr id="1916381037" name=""/>
+                          <pic:cNvPicPr/>
+                        </pic:nvPicPr>
+                        <pic:blipFill>
+                          <a:blip r:embed="rId14"/>
+                          <a:stretch>
+                            <a:fillRect/>
+                          </a:stretch>
+                        </pic:blipFill>
+                        <pic:spPr>
+                          <a:xfrm>
+                            <a:off x="0" y="0"/>
+                            <a:ext cx="2865892" cy="1900098"/>
+                          </a:xfrm>
+                          <a:prstGeom prst="rect">
+                            <a:avLst/>
+                          </a:prstGeom>
+                        </pic:spPr>
+                      </pic:pic>
+                    </a:graphicData>
+                  </a:graphic>
+                </wp:inline>
+              </w:drawing>
+            </w:r>
+          </w:p>
+        </w:tc>
+      </w:tr>
+      <w:tr>
+        <w:tc>
+          <w:tcPr>
+            <w:tcW w:w="6946" w:type="dxa"/>
+            <w:vAlign w:val="center"/>
+          </w:tcPr>
+          <w:p>
+            <w:pPr>
+              <w:contextualSpacing/>
+              <w:jc w:val="center"/>
+              <w:rPr>
+                <w:rFonts w:ascii="Times New Roman" w:hAnsi="Times New Roman" w:cs="Times New Roman"/>
+                <w:i/>
+                <w:iCs/>
+                <w:sz w:val="16"/>
+                <w:szCs w:val="16"/>
+              </w:rPr>
+            </w:pPr>
+            <w:r>
+              <w:rPr>
+                <w:rFonts w:ascii="Times New Roman" w:hAnsi="Times New Roman" w:cs="Times New Roman"/>
+                <w:i/>
+                <w:iCs/>
+                <w:sz w:val="16"/>
+                <w:szCs w:val="16"/>
+              </w:rPr>
+              <w:t xml:space="preserve">Figure </w:t>
+            </w:r>
+            <w:r>
+              <w:rPr>
+                <w:rFonts w:ascii="Times New Roman" w:hAnsi="Times New Roman" w:cs="Times New Roman" w:hint="eastAsia"/>
+                <w:i/>
+                <w:iCs/>
+                <w:sz w:val="16"/>
+                <w:szCs w:val="16"/>
+              </w:rPr>
+              <w:t>1.4</w:t>
+            </w:r>
+            <w:r>
+              <w:rPr>
+                <w:rFonts w:ascii="Times New Roman" w:hAnsi="Times New Roman" w:cs="Times New Roman"/>
+                <w:i/>
+                <w:iCs/>
+                <w:sz w:val="16"/>
+                <w:szCs w:val="16"/>
+              </w:rPr>
+              <w:t>: Secure JWT-based authentication and account activation interface.</w:t>
+            </w:r>
+          </w:p>
+        </w:tc>
+        <w:tc>
+          <w:tcPr>
+            <w:tcW w:w="4678" w:type="dxa"/>
+            <w:vAlign w:val="center"/>
+          </w:tcPr>
+          <w:p>
+            <w:pPr>
+              <w:contextualSpacing/>
+              <w:jc w:val="center"/>
+              <w:rPr>
+                <w:rFonts w:ascii="Times New Roman" w:hAnsi="Times New Roman" w:cs="Times New Roman" w:hint="eastAsia"/>
+                <w:sz w:val="18"/>
+                <w:szCs w:val="18"/>
+              </w:rPr>
+            </w:pPr>
+            <w:r>
+              <w:rPr>
+                <w:rFonts w:ascii="Times New Roman" w:hAnsi="Times New Roman" w:cs="Times New Roman"/>
+                <w:i/>
+                <w:iCs/>
+                <w:sz w:val="16"/>
+                <w:szCs w:val="16"/>
+              </w:rPr>
+              <w:t>Figure</w:t>
+            </w:r>
+            <w:r>
+              <w:rPr>
+                <w:rFonts w:ascii="Times New Roman" w:hAnsi="Times New Roman" w:cs="Times New Roman" w:hint="eastAsia"/>
+                <w:i/>
+                <w:iCs/>
+                <w:sz w:val="16"/>
+                <w:szCs w:val="16"/>
+              </w:rPr>
+              <w:t xml:space="preserve"> 1.5</w:t>
+            </w:r>
+            <w:r>
+              <w:rPr>
+                <w:rFonts w:ascii="Times New Roman" w:hAnsi="Times New Roman" w:cs="Times New Roman"/>
+                <w:i/>
+                <w:iCs/>
+                <w:sz w:val="16"/>
+                <w:szCs w:val="16"/>
+              </w:rPr>
+              <w:t>: LLM-powered assistant</w:t>
+            </w:r>
+            <w:r>
+              <w:rPr>
+                <w:rFonts w:ascii="Times New Roman" w:hAnsi="Times New Roman" w:cs="Times New Roman" w:hint="eastAsia"/>
+                <w:i/>
+                <w:iCs/>
+                <w:sz w:val="16"/>
+                <w:szCs w:val="16"/>
+              </w:rPr>
+              <w:t>.</w:t>
+            </w:r>
+          </w:p>
+        </w:tc>
+      </w:tr>
+    </w:tbl>
+    <w:p>
+      <w:pPr>
+        <w:pStyle w:val="a9"/>
+        <w:spacing w:line="240" w:lineRule="auto"/>
+        <w:ind w:left="360"/>
+        <w:rPr>
+          <w:rFonts w:ascii="Times New Roman" w:hAnsi="Times New Roman" w:cs="Times New Roman" w:hint="eastAsia"/>
+          <w:sz w:val="22"/>
+          <w:szCs w:val="22"/>
+        </w:rPr>
+      </w:pPr>
+    </w:p>
+    <w:p>
+      <w:pPr>
+        <w:pStyle w:val="a9"/>
+        <w:numPr>
+          <w:ilvl w:val="0"/>
+          <w:numId w:val="17"/>
+        </w:numPr>
+        <w:spacing w:line="240" w:lineRule="auto"/>
+        <w:rPr>
+          <w:rFonts w:ascii="Times New Roman" w:hAnsi="Times New Roman" w:cs="Times New Roman"/>
+          <w:sz w:val="22"/>
+          <w:szCs w:val="22"/>
+        </w:rPr>
+      </w:pPr>
+      <w:r>
+        <w:rPr>
+          <w:rFonts w:ascii="Times New Roman" w:hAnsi="Times New Roman" w:cs="Times New Roman"/>
+          <w:b/>
+          <w:bCs/>
+          <w:sz w:val="22"/>
+          <w:szCs w:val="22"/>
+        </w:rPr>
+        <w:t>Interactive Map Visualization &amp; Real-Time Data Ingestion</w:t>
+      </w:r>
+    </w:p>
+    <w:p>
+      <w:pPr>
+        <w:pStyle w:val="a9"/>
+        <w:spacing w:line="240" w:lineRule="auto"/>
+        <w:ind w:left="360"/>
+        <w:rPr>
+          <w:rFonts w:ascii="Times New Roman" w:hAnsi="Times New Roman" w:cs="Times New Roman"/>
+          <w:sz w:val="22"/>
+          <w:szCs w:val="22"/>
+        </w:rPr>
+      </w:pPr>
+      <w:r>
+        <w:rPr>
+          <w:rFonts w:ascii="Times New Roman" w:hAnsi="Times New Roman" w:cs="Times New Roman"/>
+          <w:sz w:val="22"/>
+          <w:szCs w:val="22"/>
+        </w:rPr>
+        <w:t xml:space="preserve">The interactive dashboard serves as the user's primary entry point, providing a live snapshot of the Dublin Bikes network </w:t>
+      </w:r>
+      <w:r>
+        <w:rPr>
+          <w:rFonts w:ascii="Times New Roman" w:hAnsi="Times New Roman" w:cs="Times New Roman"/>
+          <w:b/>
+          <w:bCs/>
+          <w:sz w:val="22"/>
+          <w:szCs w:val="22"/>
+        </w:rPr>
+        <w:t>(See Figure 1.1)</w:t>
+      </w:r>
+      <w:r>
+        <w:rPr>
+          <w:rFonts w:ascii="Times New Roman" w:hAnsi="Times New Roman" w:cs="Times New Roman"/>
+          <w:sz w:val="22"/>
+          <w:szCs w:val="22"/>
+        </w:rPr>
+        <w:t>. Users can click the "Locate Me" button to instantly center the map on their position. To help users quickly spot available bikes at a glance, the map employs an intuitive color-coding system (green for &gt;5 bikes, yellow for ≤5, and red for empty stations). Alongside the map, a real-time weather widget displays current conditions and a 5-hour forecast, helping users make immediate "go/no-go" travel decisions.</w:t>
+      </w:r>
+    </w:p>
+    <w:p>
+      <w:pPr>
+        <w:pStyle w:val="a9"/>
+        <w:spacing w:line="240" w:lineRule="auto"/>
+        <w:ind w:left="360"/>
+        <w:rPr>
+          <w:rFonts w:ascii="Times New Roman" w:hAnsi="Times New Roman" w:cs="Times New Roman"/>
+          <w:sz w:val="22"/>
+          <w:szCs w:val="22"/>
+        </w:rPr>
+      </w:pPr>
+      <w:r>
+        <w:rPr>
+          <w:rFonts w:ascii="Times New Roman" w:hAnsi="Times New Roman" w:cs="Times New Roman"/>
+          <w:sz w:val="22"/>
+          <w:szCs w:val="22"/>
+        </w:rPr>
+        <w:t xml:space="preserve">To deliver this seamless experience, the frontend is built with React and modern Google Maps Web Components. It efficiently processes live data into a quick-lookup dictionary, allowing station colors to update instantly without UI lag. Behind the scenes, a multi-threaded Python daemon continuously ingests live station metrics and </w:t>
+      </w:r>
+      <w:proofErr w:type="spellStart"/>
+      <w:r>
+        <w:rPr>
+          <w:rFonts w:ascii="Times New Roman" w:hAnsi="Times New Roman" w:cs="Times New Roman"/>
+          <w:sz w:val="22"/>
+          <w:szCs w:val="22"/>
+        </w:rPr>
+        <w:t>OpenWeatherMap</w:t>
+      </w:r>
+      <w:proofErr w:type="spellEnd"/>
+      <w:r>
+        <w:rPr>
+          <w:rFonts w:ascii="Times New Roman" w:hAnsi="Times New Roman" w:cs="Times New Roman"/>
+          <w:sz w:val="22"/>
+          <w:szCs w:val="22"/>
+        </w:rPr>
+        <w:t xml:space="preserve"> data into AWS RDS. When the map loads, the Flask backend utilizes an optimized SQL query to securely and rapidly serve the latest network status to the user.</w:t>
+      </w:r>
+    </w:p>
+    <w:p>
+      <w:pPr>
+        <w:pStyle w:val="a9"/>
+        <w:numPr>
+          <w:ilvl w:val="0"/>
+          <w:numId w:val="17"/>
+        </w:numPr>
+        <w:spacing w:line="240" w:lineRule="auto"/>
+        <w:rPr>
+          <w:rFonts w:ascii="Times New Roman" w:hAnsi="Times New Roman" w:cs="Times New Roman"/>
+          <w:sz w:val="22"/>
+          <w:szCs w:val="22"/>
+        </w:rPr>
+      </w:pPr>
+      <w:r>
+        <w:rPr>
+          <w:rFonts w:ascii="Times New Roman" w:hAnsi="Times New Roman" w:cs="Times New Roman"/>
+          <w:b/>
+          <w:bCs/>
+          <w:sz w:val="22"/>
+          <w:szCs w:val="22"/>
+        </w:rPr>
+        <w:t>Comprehensive Station Dashboard &amp; Predictive Analytics</w:t>
+      </w:r>
+      <w:r>
+        <w:rPr>
+          <w:rFonts w:ascii="Times New Roman" w:hAnsi="Times New Roman" w:cs="Times New Roman"/>
+          <w:sz w:val="22"/>
+          <w:szCs w:val="22"/>
+        </w:rPr>
+        <w:t xml:space="preserve"> </w:t>
+      </w:r>
+    </w:p>
+    <w:p>
+      <w:pPr>
+        <w:pStyle w:val="a9"/>
+        <w:spacing w:line="240" w:lineRule="auto"/>
+        <w:ind w:left="360"/>
+        <w:rPr>
+          <w:rFonts w:ascii="Times New Roman" w:hAnsi="Times New Roman" w:cs="Times New Roman"/>
+          <w:sz w:val="22"/>
+          <w:szCs w:val="22"/>
+        </w:rPr>
+      </w:pPr>
+      <w:r>
+        <w:rPr>
+          <w:rFonts w:ascii="Times New Roman" w:hAnsi="Times New Roman" w:cs="Times New Roman" w:hint="eastAsia"/>
+          <w:sz w:val="22"/>
+          <w:szCs w:val="22"/>
+        </w:rPr>
+        <w:t>W</w:t>
+      </w:r>
+      <w:r>
+        <w:rPr>
+          <w:rFonts w:ascii="Times New Roman" w:hAnsi="Times New Roman" w:cs="Times New Roman"/>
+          <w:sz w:val="22"/>
+          <w:szCs w:val="22"/>
+        </w:rPr>
+        <w:t>hen a user clicks on any station marker, a detailed pop-up window opens to display the exact number of free bikes and empty parking stands</w:t>
+      </w:r>
+      <w:r>
+        <w:rPr>
+          <w:rFonts w:ascii="Times New Roman" w:hAnsi="Times New Roman" w:cs="Times New Roman"/>
+          <w:b/>
+          <w:bCs/>
+          <w:sz w:val="22"/>
+          <w:szCs w:val="22"/>
+        </w:rPr>
+        <w:t xml:space="preserve"> (See Figure 1.</w:t>
+      </w:r>
+      <w:r>
+        <w:rPr>
+          <w:rFonts w:ascii="Times New Roman" w:hAnsi="Times New Roman" w:cs="Times New Roman" w:hint="eastAsia"/>
+          <w:b/>
+          <w:bCs/>
+          <w:sz w:val="22"/>
+          <w:szCs w:val="22"/>
+        </w:rPr>
+        <w:t>3</w:t>
+      </w:r>
+      <w:r>
+        <w:rPr>
+          <w:rFonts w:ascii="Times New Roman" w:hAnsi="Times New Roman" w:cs="Times New Roman"/>
+          <w:b/>
+          <w:bCs/>
+          <w:sz w:val="22"/>
+          <w:szCs w:val="22"/>
+        </w:rPr>
+        <w:t>)</w:t>
+      </w:r>
+      <w:r>
+        <w:rPr>
+          <w:rFonts w:ascii="Times New Roman" w:hAnsi="Times New Roman" w:cs="Times New Roman"/>
+          <w:sz w:val="22"/>
+          <w:szCs w:val="22"/>
+        </w:rPr>
+        <w:t xml:space="preserve">. By exploring the dual-tabbed interactive chart, users can seamlessly toggle between "Historic Data" to review recent occupancy trends, and the "Prediction Model" to </w:t>
+      </w:r>
+      <w:r>
+        <w:rPr>
+          <w:rFonts w:ascii="Times New Roman" w:hAnsi="Times New Roman" w:cs="Times New Roman"/>
+          <w:sz w:val="22"/>
+          <w:szCs w:val="22"/>
+        </w:rPr>
+        <w:lastRenderedPageBreak/>
+        <w:t>foresee if bikes will be available later in the day.</w:t>
+      </w:r>
+    </w:p>
+    <w:p>
+      <w:pPr>
+        <w:pStyle w:val="a9"/>
+        <w:spacing w:line="240" w:lineRule="auto"/>
+        <w:ind w:left="360"/>
+        <w:rPr>
+          <w:rFonts w:ascii="Times New Roman" w:hAnsi="Times New Roman" w:cs="Times New Roman" w:hint="eastAsia"/>
+          <w:sz w:val="22"/>
+          <w:szCs w:val="22"/>
+        </w:rPr>
+      </w:pPr>
+      <w:r>
+        <w:rPr>
+          <w:rFonts w:ascii="Times New Roman" w:hAnsi="Times New Roman" w:cs="Times New Roman"/>
+          <w:sz w:val="22"/>
+          <w:szCs w:val="22"/>
+        </w:rPr>
+        <w:t xml:space="preserve">This rich interactivity is engineered for high performance. Switching between historical timeframes happens with zero network lag because the data is filtered locally on the user's browser using </w:t>
+      </w:r>
+      <w:proofErr w:type="spellStart"/>
+      <w:r>
+        <w:rPr>
+          <w:rFonts w:ascii="Times New Roman" w:hAnsi="Times New Roman" w:cs="Times New Roman"/>
+          <w:sz w:val="22"/>
+          <w:szCs w:val="22"/>
+        </w:rPr>
+        <w:t>React's</w:t>
+      </w:r>
+      <w:proofErr w:type="spellEnd"/>
+      <w:r>
+        <w:rPr>
+          <w:rFonts w:ascii="Times New Roman" w:hAnsi="Times New Roman" w:cs="Times New Roman"/>
+          <w:sz w:val="22"/>
+          <w:szCs w:val="22"/>
+        </w:rPr>
+        <w:t xml:space="preserve"> </w:t>
+      </w:r>
+      <w:proofErr w:type="spellStart"/>
+      <w:r>
+        <w:rPr>
+          <w:rFonts w:ascii="Times New Roman" w:hAnsi="Times New Roman" w:cs="Times New Roman"/>
+          <w:sz w:val="22"/>
+          <w:szCs w:val="22"/>
+        </w:rPr>
+        <w:t>useMemo</w:t>
+      </w:r>
+      <w:proofErr w:type="spellEnd"/>
+      <w:r>
+        <w:rPr>
+          <w:rFonts w:ascii="Times New Roman" w:hAnsi="Times New Roman" w:cs="Times New Roman"/>
+          <w:sz w:val="22"/>
+          <w:szCs w:val="22"/>
+        </w:rPr>
+        <w:t xml:space="preserve"> hook. Conversely, requesting a future forecast dynamically triggers the </w:t>
+      </w:r>
+      <w:proofErr w:type="spellStart"/>
+      <w:r>
+        <w:rPr>
+          <w:rFonts w:ascii="Times New Roman" w:hAnsi="Times New Roman" w:cs="Times New Roman"/>
+          <w:sz w:val="22"/>
+          <w:szCs w:val="22"/>
+        </w:rPr>
+        <w:t>backend's</w:t>
+      </w:r>
+      <w:proofErr w:type="spellEnd"/>
+      <w:r>
+        <w:rPr>
+          <w:rFonts w:ascii="Times New Roman" w:hAnsi="Times New Roman" w:cs="Times New Roman"/>
+          <w:sz w:val="22"/>
+          <w:szCs w:val="22"/>
+        </w:rPr>
+        <w:t xml:space="preserve"> globally cached Scikit-Learn Random Forest model. The model dynamically calculates predictions by integrating upcoming weather forecasts with time-based features. Furthermore, strict backend logic enforces boundary limits to ensure that predicted bike counts are always mathematically realistic (never dropping below zero or exceeding station capacity), guaranteeing a reliable experience for the user.</w:t>
+      </w:r>
+    </w:p>
     <w:p>
       <w:pPr>
         <w:spacing w:line="240" w:lineRule="auto"/>
         <w:contextualSpacing/>
         <w:rPr>
           <w:rFonts w:ascii="Times New Roman" w:hAnsi="Times New Roman" w:cs="Times New Roman"/>
-          <w:sz w:val="22"/>
-          <w:szCs w:val="22"/>
-        </w:rPr>
-      </w:pPr>
-      <w:r>
-        <w:rPr>
-          <w:rFonts w:ascii="Times New Roman" w:hAnsi="Times New Roman" w:cs="Times New Roman"/>
-          <w:sz w:val="22"/>
-          <w:szCs w:val="22"/>
-        </w:rPr>
-        <w:t xml:space="preserve">A. </w:t>
-      </w:r>
-      <w:r>
-        <w:rPr>
-          <w:rFonts w:ascii="Times New Roman" w:hAnsi="Times New Roman" w:cs="Times New Roman"/>
-          <w:sz w:val="22"/>
-          <w:szCs w:val="22"/>
-        </w:rPr>
-        <w:t>Interactive Map Visualization &amp; Weather Integration</w:t>
+          <w:b/>
+          <w:bCs/>
+          <w:sz w:val="22"/>
+          <w:szCs w:val="22"/>
+        </w:rPr>
+      </w:pPr>
+      <w:r>
+        <w:rPr>
+          <w:rFonts w:ascii="Times New Roman" w:hAnsi="Times New Roman" w:cs="Times New Roman"/>
+          <w:b/>
+          <w:bCs/>
+          <w:sz w:val="22"/>
+          <w:szCs w:val="22"/>
+        </w:rPr>
+        <w:t>1.4 Advanced Optional Features</w:t>
       </w:r>
     </w:p>
     <w:p>
       <w:pPr>
         <w:spacing w:line="240" w:lineRule="auto"/>
         <w:contextualSpacing/>
-        <w:jc w:val="center"/>
+        <w:rPr>
+          <w:rFonts w:ascii="Times New Roman" w:hAnsi="Times New Roman" w:cs="Times New Roman"/>
+          <w:sz w:val="22"/>
+          <w:szCs w:val="22"/>
+        </w:rPr>
+      </w:pPr>
+      <w:r>
+        <w:rPr>
+          <w:rFonts w:ascii="Times New Roman" w:hAnsi="Times New Roman" w:cs="Times New Roman"/>
+          <w:b/>
+          <w:bCs/>
+          <w:sz w:val="22"/>
+          <w:szCs w:val="22"/>
+        </w:rPr>
+        <w:t>A. Global Minimum Duration Journey Planner</w:t>
+      </w:r>
+      <w:r>
+        <w:rPr>
+          <w:rFonts w:ascii="Times New Roman" w:hAnsi="Times New Roman" w:cs="Times New Roman"/>
+          <w:sz w:val="22"/>
+          <w:szCs w:val="22"/>
+        </w:rPr>
+        <w:t xml:space="preserve"> </w:t>
+      </w:r>
+    </w:p>
+    <w:p>
+      <w:pPr>
+        <w:spacing w:line="240" w:lineRule="auto"/>
+        <w:contextualSpacing/>
+        <w:rPr>
+          <w:rFonts w:ascii="Times New Roman" w:hAnsi="Times New Roman" w:cs="Times New Roman"/>
+          <w:sz w:val="22"/>
+          <w:szCs w:val="22"/>
+        </w:rPr>
+      </w:pPr>
+      <w:r>
+        <w:rPr>
+          <w:rFonts w:ascii="Times New Roman" w:hAnsi="Times New Roman" w:cs="Times New Roman"/>
+          <w:sz w:val="22"/>
+          <w:szCs w:val="22"/>
+        </w:rPr>
+        <w:t xml:space="preserve">The Journey Planner is a multi-modal routing engine that recommends the most time-efficient "walk-cycle-walk" commute by calculating the global minimum travel time </w:t>
+      </w:r>
+      <w:r>
+        <w:rPr>
+          <w:rFonts w:ascii="Times New Roman" w:hAnsi="Times New Roman" w:cs="Times New Roman"/>
+          <w:b/>
+          <w:bCs/>
+          <w:sz w:val="22"/>
+          <w:szCs w:val="22"/>
+        </w:rPr>
+        <w:t>(See Figure 1.</w:t>
+      </w:r>
+      <w:r>
+        <w:rPr>
+          <w:rFonts w:ascii="Times New Roman" w:hAnsi="Times New Roman" w:cs="Times New Roman" w:hint="eastAsia"/>
+          <w:b/>
+          <w:bCs/>
+          <w:sz w:val="22"/>
+          <w:szCs w:val="22"/>
+        </w:rPr>
+        <w:t>2</w:t>
+      </w:r>
+      <w:r>
+        <w:rPr>
+          <w:rFonts w:ascii="Times New Roman" w:hAnsi="Times New Roman" w:cs="Times New Roman"/>
+          <w:b/>
+          <w:bCs/>
+          <w:sz w:val="22"/>
+          <w:szCs w:val="22"/>
+        </w:rPr>
+        <w:t>)</w:t>
+      </w:r>
+      <w:r>
+        <w:rPr>
+          <w:rFonts w:ascii="Times New Roman" w:hAnsi="Times New Roman" w:cs="Times New Roman"/>
+          <w:sz w:val="22"/>
+          <w:szCs w:val="22"/>
+        </w:rPr>
+        <w:t>. To ensure maximum backend performance, the routing engine employs an optimized, multi-stage algorithm:</w:t>
+      </w:r>
+    </w:p>
+    <w:p>
+      <w:pPr>
+        <w:numPr>
+          <w:ilvl w:val="0"/>
+          <w:numId w:val="18"/>
+        </w:numPr>
+        <w:spacing w:line="240" w:lineRule="auto"/>
+        <w:contextualSpacing/>
+        <w:rPr>
+          <w:rFonts w:ascii="Times New Roman" w:hAnsi="Times New Roman" w:cs="Times New Roman"/>
+          <w:sz w:val="22"/>
+          <w:szCs w:val="22"/>
+        </w:rPr>
+      </w:pPr>
+      <w:r>
+        <w:rPr>
+          <w:rFonts w:ascii="Times New Roman" w:hAnsi="Times New Roman" w:cs="Times New Roman"/>
+          <w:b/>
+          <w:bCs/>
+          <w:sz w:val="22"/>
+          <w:szCs w:val="22"/>
+        </w:rPr>
+        <w:t>Efficient Data Pre-fetching:</w:t>
+      </w:r>
+      <w:r>
+        <w:rPr>
+          <w:rFonts w:ascii="Times New Roman" w:hAnsi="Times New Roman" w:cs="Times New Roman"/>
+          <w:sz w:val="22"/>
+          <w:szCs w:val="22"/>
+        </w:rPr>
+        <w:t xml:space="preserve"> Executes a </w:t>
+      </w:r>
+      <w:proofErr w:type="spellStart"/>
+      <w:r>
+        <w:rPr>
+          <w:rFonts w:ascii="Times New Roman" w:hAnsi="Times New Roman" w:cs="Times New Roman"/>
+          <w:sz w:val="22"/>
+          <w:szCs w:val="22"/>
+        </w:rPr>
+        <w:t>func.max</w:t>
+      </w:r>
+      <w:proofErr w:type="spellEnd"/>
+      <w:r>
+        <w:rPr>
+          <w:rFonts w:ascii="Times New Roman" w:hAnsi="Times New Roman" w:cs="Times New Roman"/>
+          <w:sz w:val="22"/>
+          <w:szCs w:val="22"/>
+        </w:rPr>
+        <w:t xml:space="preserve"> SQL subquery to retrieve only the latest availability, strictly filtering out stale or non-operational station data without N+1 query overhead.</w:t>
+      </w:r>
+    </w:p>
+    <w:p>
+      <w:pPr>
+        <w:numPr>
+          <w:ilvl w:val="0"/>
+          <w:numId w:val="18"/>
+        </w:numPr>
+        <w:spacing w:line="240" w:lineRule="auto"/>
+        <w:contextualSpacing/>
+        <w:rPr>
+          <w:rFonts w:ascii="Times New Roman" w:hAnsi="Times New Roman" w:cs="Times New Roman"/>
+          <w:sz w:val="22"/>
+          <w:szCs w:val="22"/>
+        </w:rPr>
+      </w:pPr>
+      <w:r>
+        <w:rPr>
+          <w:rFonts w:ascii="Times New Roman" w:hAnsi="Times New Roman" w:cs="Times New Roman"/>
+          <w:b/>
+          <w:bCs/>
+          <w:sz w:val="22"/>
+          <w:szCs w:val="22"/>
+        </w:rPr>
+        <w:t>Pruning &amp; Matrix Resolution:</w:t>
+      </w:r>
+      <w:r>
+        <w:rPr>
+          <w:rFonts w:ascii="Times New Roman" w:hAnsi="Times New Roman" w:cs="Times New Roman"/>
+          <w:sz w:val="22"/>
+          <w:szCs w:val="22"/>
+        </w:rPr>
+        <w:t xml:space="preserve"> Calculates linear distances to instantly isolate the top 10 viable stations. It then utilizes the Google Maps Distance Matrix API to refine this to the top 5 candidates based on precise walking durations.</w:t>
+      </w:r>
+    </w:p>
+    <w:p>
+      <w:pPr>
+        <w:numPr>
+          <w:ilvl w:val="0"/>
+          <w:numId w:val="18"/>
+        </w:numPr>
+        <w:spacing w:line="240" w:lineRule="auto"/>
+        <w:contextualSpacing/>
+        <w:rPr>
+          <w:rFonts w:ascii="Times New Roman" w:hAnsi="Times New Roman" w:cs="Times New Roman"/>
+          <w:sz w:val="22"/>
+          <w:szCs w:val="22"/>
+        </w:rPr>
+      </w:pPr>
+      <w:r>
+        <w:rPr>
+          <w:rFonts w:ascii="Times New Roman" w:hAnsi="Times New Roman" w:cs="Times New Roman"/>
+          <w:b/>
+          <w:bCs/>
+          <w:sz w:val="22"/>
+          <w:szCs w:val="22"/>
+        </w:rPr>
+        <w:t>Global Minimum Calculation:</w:t>
+      </w:r>
+      <w:r>
+        <w:rPr>
+          <w:rFonts w:ascii="Times New Roman" w:hAnsi="Times New Roman" w:cs="Times New Roman"/>
+          <w:sz w:val="22"/>
+          <w:szCs w:val="22"/>
+        </w:rPr>
+        <w:t xml:space="preserve"> Evaluates a 5x5 matrix of all 25 valid permutations to pinpoint the absolute lowest sum of </w:t>
+      </w:r>
+      <w:r>
         <w:rPr>
           <w:rFonts w:ascii="Times New Roman" w:hAnsi="Times New Roman" w:cs="Times New Roman"/>
           <w:i/>
@@ -465,131 +2713,154 @@
           <w:sz w:val="22"/>
           <w:szCs w:val="22"/>
         </w:rPr>
-      </w:pPr>
-      <w:r>
-        <w:rPr>
-          <w:rFonts w:ascii="Times New Roman" w:hAnsi="Times New Roman" w:cs="Times New Roman"/>
-          <w:noProof/>
-          <w:color w:val="000000"/>
-          <w:sz w:val="22"/>
-          <w:szCs w:val="22"/>
-          <w:bdr w:val="none" w:sz="0" w:space="0" w:color="auto" w:frame="1"/>
-        </w:rPr>
-        <w:lastRenderedPageBreak/>
-        <w:drawing>
-          <wp:inline distT="0" distB="0" distL="0" distR="0" wp14:anchorId="3812DA33" wp14:editId="25B022CB">
-            <wp:extent cx="2988734" cy="1545103"/>
-            <wp:effectExtent l="0" t="0" r="2540" b="0"/>
-            <wp:docPr id="1109910145" name="圖片 1"/>
-            <wp:cNvGraphicFramePr>
-              <a:graphicFrameLocks xmlns:a="http://schemas.openxmlformats.org/drawingml/2006/main" noChangeAspect="1"/>
-            </wp:cNvGraphicFramePr>
-            <a:graphic xmlns:a="http://schemas.openxmlformats.org/drawingml/2006/main">
-              <a:graphicData uri="http://schemas.openxmlformats.org/drawingml/2006/picture">
-                <pic:pic xmlns:pic="http://schemas.openxmlformats.org/drawingml/2006/picture">
-                  <pic:nvPicPr>
-                    <pic:cNvPr id="0" name="Picture 1"/>
-                    <pic:cNvPicPr>
-                      <a:picLocks noChangeAspect="1" noChangeArrowheads="1"/>
-                    </pic:cNvPicPr>
-                  </pic:nvPicPr>
-                  <pic:blipFill>
-                    <a:blip r:embed="rId7" cstate="print">
-                      <a:extLst>
-                        <a:ext uri="{28A0092B-C50C-407E-A947-70E740481C1C}">
-                          <a14:useLocalDpi xmlns:a14="http://schemas.microsoft.com/office/drawing/2010/main" val="0"/>
-                        </a:ext>
-                      </a:extLst>
-                    </a:blip>
-                    <a:srcRect/>
-                    <a:stretch>
-                      <a:fillRect/>
-                    </a:stretch>
-                  </pic:blipFill>
-                  <pic:spPr bwMode="auto">
-                    <a:xfrm>
-                      <a:off x="0" y="0"/>
-                      <a:ext cx="3017819" cy="1560139"/>
-                    </a:xfrm>
-                    <a:prstGeom prst="rect">
-                      <a:avLst/>
-                    </a:prstGeom>
-                    <a:noFill/>
-                    <a:ln>
-                      <a:noFill/>
-                    </a:ln>
-                  </pic:spPr>
-                </pic:pic>
-              </a:graphicData>
-            </a:graphic>
-          </wp:inline>
-        </w:drawing>
+        <w:t>Walking 1 + Cycling + Walking 2</w:t>
+      </w:r>
+      <w:r>
+        <w:rPr>
+          <w:rFonts w:ascii="Times New Roman" w:hAnsi="Times New Roman" w:cs="Times New Roman"/>
+          <w:sz w:val="22"/>
+          <w:szCs w:val="22"/>
+        </w:rPr>
+        <w:t>.</w:t>
       </w:r>
     </w:p>
     <w:p>
       <w:pPr>
+        <w:numPr>
+          <w:ilvl w:val="0"/>
+          <w:numId w:val="18"/>
+        </w:numPr>
         <w:spacing w:line="240" w:lineRule="auto"/>
         <w:contextualSpacing/>
-        <w:jc w:val="center"/>
-        <w:rPr>
-          <w:rFonts w:ascii="Times New Roman" w:hAnsi="Times New Roman" w:cs="Times New Roman"/>
-          <w:sz w:val="18"/>
-          <w:szCs w:val="18"/>
-        </w:rPr>
-      </w:pPr>
-      <w:r>
-        <w:rPr>
-          <w:rFonts w:ascii="Times New Roman" w:hAnsi="Times New Roman" w:cs="Times New Roman"/>
-          <w:i/>
-          <w:iCs/>
-          <w:sz w:val="18"/>
-          <w:szCs w:val="18"/>
-        </w:rPr>
-        <w:t xml:space="preserve">Figure </w:t>
-      </w:r>
-      <w:r>
-        <w:rPr>
-          <w:rFonts w:ascii="Times New Roman" w:hAnsi="Times New Roman" w:cs="Times New Roman" w:hint="eastAsia"/>
-          <w:i/>
-          <w:iCs/>
-          <w:sz w:val="18"/>
-          <w:szCs w:val="18"/>
-        </w:rPr>
-        <w:t>1.</w:t>
-      </w:r>
-      <w:r>
-        <w:rPr>
-          <w:rFonts w:ascii="Times New Roman" w:hAnsi="Times New Roman" w:cs="Times New Roman"/>
-          <w:i/>
-          <w:iCs/>
-          <w:sz w:val="18"/>
-          <w:szCs w:val="18"/>
-        </w:rPr>
-        <w:t xml:space="preserve">1: Main interactive dashboard </w:t>
-      </w:r>
-      <w:r>
-        <w:rPr>
-          <w:rFonts w:ascii="Times New Roman" w:hAnsi="Times New Roman" w:cs="Times New Roman"/>
-          <w:i/>
-          <w:iCs/>
-          <w:sz w:val="18"/>
-          <w:szCs w:val="18"/>
-        </w:rPr>
-        <w:t>with</w:t>
-      </w:r>
-      <w:r>
-        <w:rPr>
-          <w:rFonts w:ascii="Times New Roman" w:hAnsi="Times New Roman" w:cs="Times New Roman"/>
-          <w:i/>
-          <w:iCs/>
-          <w:sz w:val="18"/>
-          <w:szCs w:val="18"/>
-        </w:rPr>
-        <w:t xml:space="preserve"> dynamic station status and real-time weather integration.</w:t>
+        <w:rPr>
+          <w:rFonts w:ascii="Times New Roman" w:hAnsi="Times New Roman" w:cs="Times New Roman"/>
+          <w:sz w:val="22"/>
+          <w:szCs w:val="22"/>
+        </w:rPr>
+      </w:pPr>
+      <w:r>
+        <w:rPr>
+          <w:rFonts w:ascii="Times New Roman" w:hAnsi="Times New Roman" w:cs="Times New Roman"/>
+          <w:b/>
+          <w:bCs/>
+          <w:sz w:val="22"/>
+          <w:szCs w:val="22"/>
+        </w:rPr>
+        <w:t>Fault Tolerance:</w:t>
+      </w:r>
+      <w:r>
+        <w:rPr>
+          <w:rFonts w:ascii="Times New Roman" w:hAnsi="Times New Roman" w:cs="Times New Roman"/>
+          <w:sz w:val="22"/>
+          <w:szCs w:val="22"/>
+        </w:rPr>
+        <w:t xml:space="preserve"> Fortified with a custom @gmaps_retry decorator and explicit timeouts, the engine gracefully handles API quota limits or network interruptions by assigning infinite weights to failed routes, ensuring continuous system stability.</w:t>
       </w:r>
     </w:p>
     <w:p>
       <w:pPr>
+        <w:pStyle w:val="a9"/>
+        <w:numPr>
+          <w:ilvl w:val="0"/>
+          <w:numId w:val="17"/>
+        </w:numPr>
+        <w:spacing w:line="240" w:lineRule="auto"/>
+        <w:rPr>
+          <w:rFonts w:ascii="Times New Roman" w:hAnsi="Times New Roman" w:cs="Times New Roman"/>
+          <w:sz w:val="22"/>
+          <w:szCs w:val="22"/>
+        </w:rPr>
+      </w:pPr>
+      <w:r>
+        <w:rPr>
+          <w:rFonts w:ascii="Times New Roman" w:hAnsi="Times New Roman" w:cs="Times New Roman"/>
+          <w:b/>
+          <w:bCs/>
+          <w:sz w:val="22"/>
+          <w:szCs w:val="22"/>
+        </w:rPr>
+        <w:t>Secure Authentication and Session Management</w:t>
+      </w:r>
+      <w:r>
+        <w:rPr>
+          <w:rFonts w:ascii="Times New Roman" w:hAnsi="Times New Roman" w:cs="Times New Roman"/>
+          <w:sz w:val="22"/>
+          <w:szCs w:val="22"/>
+        </w:rPr>
+        <w:t xml:space="preserve"> </w:t>
+      </w:r>
+    </w:p>
+    <w:p>
+      <w:pPr>
+        <w:spacing w:line="240" w:lineRule="auto"/>
+        <w:rPr>
+          <w:rFonts w:ascii="Times New Roman" w:hAnsi="Times New Roman" w:cs="Times New Roman"/>
+          <w:sz w:val="22"/>
+          <w:szCs w:val="22"/>
+        </w:rPr>
+      </w:pPr>
+      <w:r>
+        <w:rPr>
+          <w:rFonts w:ascii="Times New Roman" w:hAnsi="Times New Roman" w:cs="Times New Roman"/>
+          <w:sz w:val="22"/>
+          <w:szCs w:val="22"/>
+        </w:rPr>
+        <w:t xml:space="preserve">The system features an enterprise-grade security layer utilizing JWT (Access/Refresh Tokens) and 6-digit email verification </w:t>
+      </w:r>
+      <w:r>
+        <w:rPr>
+          <w:rFonts w:ascii="Times New Roman" w:hAnsi="Times New Roman" w:cs="Times New Roman"/>
+          <w:b/>
+          <w:bCs/>
+          <w:sz w:val="22"/>
+          <w:szCs w:val="22"/>
+        </w:rPr>
+        <w:t>(See Figure 1.4)</w:t>
+      </w:r>
+      <w:r>
+        <w:rPr>
+          <w:rFonts w:ascii="Times New Roman" w:hAnsi="Times New Roman" w:cs="Times New Roman"/>
+          <w:sz w:val="22"/>
+          <w:szCs w:val="22"/>
+        </w:rPr>
+        <w:t>. Authentication states are isolated in the user and sessions tables of the AWS RDS instance, ensuring secure access to personal chat histories and profile settings.</w:t>
+      </w:r>
+    </w:p>
+    <w:p>
+      <w:pPr>
+        <w:pStyle w:val="a9"/>
+        <w:numPr>
+          <w:ilvl w:val="0"/>
+          <w:numId w:val="17"/>
+        </w:numPr>
+        <w:spacing w:line="240" w:lineRule="auto"/>
+        <w:rPr>
+          <w:rFonts w:ascii="Times New Roman" w:hAnsi="Times New Roman" w:cs="Times New Roman"/>
+          <w:sz w:val="22"/>
+          <w:szCs w:val="22"/>
+        </w:rPr>
+      </w:pPr>
+      <w:r>
+        <w:rPr>
+          <w:rFonts w:ascii="Times New Roman" w:hAnsi="Times New Roman" w:cs="Times New Roman"/>
+          <w:b/>
+          <w:bCs/>
+          <w:sz w:val="22"/>
+          <w:szCs w:val="22"/>
+        </w:rPr>
+        <w:t>Stateful Generative AI Support</w:t>
+      </w:r>
+      <w:r>
+        <w:rPr>
+          <w:rFonts w:ascii="Times New Roman" w:hAnsi="Times New Roman" w:cs="Times New Roman"/>
+          <w:sz w:val="22"/>
+          <w:szCs w:val="22"/>
+        </w:rPr>
+        <w:t xml:space="preserve"> </w:t>
+      </w:r>
+    </w:p>
+    <w:p>
+      <w:pPr>
         <w:spacing w:line="240" w:lineRule="auto"/>
         <w:contextualSpacing/>
         <w:rPr>
@@ -600,29 +2871,37 @@
       </w:pPr>
       <w:r>
         <w:rPr>
-          <w:rFonts w:ascii="Times New Roman" w:hAnsi="Times New Roman" w:cs="Times New Roman"/>
-          <w:sz w:val="22"/>
-          <w:szCs w:val="22"/>
-        </w:rPr>
-        <w:t xml:space="preserve">Built with React and the Google Maps SDK, the interactive dashboard provides a real-time visual representation of the Dublin Bikes network alongside an integrated weather forecasting utility. A dynamic color-coding mechanism (green, yellow, red) enables rapid assessment of station availability, while station click events trigger asynchronous API requests to fetch detailed occupancy history. To assist with travel decisions, the frontend consumes meteorological data—fetched hourly from the </w:t>
-      </w:r>
-      <w:proofErr w:type="spellStart"/>
-      <w:r>
-        <w:rPr>
-          <w:rFonts w:ascii="Times New Roman" w:hAnsi="Times New Roman" w:cs="Times New Roman"/>
-          <w:sz w:val="22"/>
-          <w:szCs w:val="22"/>
-        </w:rPr>
-        <w:t>OpenWeatherMap</w:t>
-      </w:r>
-      <w:proofErr w:type="spellEnd"/>
-      <w:r>
-        <w:rPr>
-          <w:rFonts w:ascii="Times New Roman" w:hAnsi="Times New Roman" w:cs="Times New Roman"/>
-          <w:sz w:val="22"/>
-          <w:szCs w:val="22"/>
-        </w:rPr>
-        <w:t xml:space="preserve"> API by a background scraper and persisted in AWS RDS—displaying live conditions and upcoming forecasts seamlessly within the same interface.</w:t>
+          <w:rFonts w:ascii="Times New Roman" w:hAnsi="Times New Roman" w:cs="Times New Roman" w:hint="eastAsia"/>
+          <w:sz w:val="22"/>
+          <w:szCs w:val="22"/>
+        </w:rPr>
+        <w:t>T</w:t>
+      </w:r>
+      <w:r>
+        <w:rPr>
+          <w:rFonts w:ascii="Times New Roman" w:hAnsi="Times New Roman" w:cs="Times New Roman"/>
+          <w:sz w:val="22"/>
+          <w:szCs w:val="22"/>
+        </w:rPr>
+        <w:t xml:space="preserve">o assist users with natural language queries—such as understanding rental rules or finding landmarks—the application features a highly responsive AI chatbot </w:t>
+      </w:r>
+      <w:r>
+        <w:rPr>
+          <w:rFonts w:ascii="Times New Roman" w:hAnsi="Times New Roman" w:cs="Times New Roman"/>
+          <w:b/>
+          <w:bCs/>
+          <w:sz w:val="22"/>
+          <w:szCs w:val="22"/>
+        </w:rPr>
+        <w:t>(See Figure 1.5)</w:t>
+      </w:r>
+      <w:r>
+        <w:rPr>
+          <w:rFonts w:ascii="Times New Roman" w:hAnsi="Times New Roman" w:cs="Times New Roman"/>
+          <w:sz w:val="22"/>
+          <w:szCs w:val="22"/>
+        </w:rPr>
+        <w:t>. Users experience fluid, real-time interactions with a live-typing effect, and can seamlessly resume previous conversations from their personal history. To keep the interface clean and organized, the system automatically reads the user's first message and generates a concise, context-aware title for every new chat session.</w:t>
       </w:r>
     </w:p>
     <w:p>
@@ -631,6 +2910,115 @@
         <w:contextualSpacing/>
         <w:rPr>
           <w:rFonts w:ascii="Times New Roman" w:hAnsi="Times New Roman" w:cs="Times New Roman"/>
+          <w:sz w:val="22"/>
+          <w:szCs w:val="22"/>
+        </w:rPr>
+      </w:pPr>
+      <w:r>
+        <w:rPr>
+          <w:rFonts w:ascii="Times New Roman" w:hAnsi="Times New Roman" w:cs="Times New Roman"/>
+          <w:sz w:val="22"/>
+          <w:szCs w:val="22"/>
+        </w:rPr>
+        <w:t xml:space="preserve">Behind the scenes, this stateful assistant is powered by the </w:t>
+      </w:r>
+      <w:proofErr w:type="spellStart"/>
+      <w:r>
+        <w:rPr>
+          <w:rFonts w:ascii="Times New Roman" w:hAnsi="Times New Roman" w:cs="Times New Roman"/>
+          <w:sz w:val="22"/>
+          <w:szCs w:val="22"/>
+        </w:rPr>
+        <w:t>LangChain</w:t>
+      </w:r>
+      <w:proofErr w:type="spellEnd"/>
+      <w:r>
+        <w:rPr>
+          <w:rFonts w:ascii="Times New Roman" w:hAnsi="Times New Roman" w:cs="Times New Roman"/>
+          <w:sz w:val="22"/>
+          <w:szCs w:val="22"/>
+        </w:rPr>
+        <w:t xml:space="preserve"> framework and the </w:t>
+      </w:r>
+      <w:proofErr w:type="spellStart"/>
+      <w:r>
+        <w:rPr>
+          <w:rFonts w:ascii="Times New Roman" w:hAnsi="Times New Roman" w:cs="Times New Roman"/>
+          <w:sz w:val="22"/>
+          <w:szCs w:val="22"/>
+        </w:rPr>
+        <w:t>Aliyun</w:t>
+      </w:r>
+      <w:proofErr w:type="spellEnd"/>
+      <w:r>
+        <w:rPr>
+          <w:rFonts w:ascii="Times New Roman" w:hAnsi="Times New Roman" w:cs="Times New Roman"/>
+          <w:sz w:val="22"/>
+          <w:szCs w:val="22"/>
+        </w:rPr>
+        <w:t xml:space="preserve"> Qwen-plus LLM. To deliver the low-latency typing effect, the backend employs Server-Sent Events (SSE) via a custom Python generator. Complex conversation context is securely archived using </w:t>
+      </w:r>
+      <w:proofErr w:type="spellStart"/>
+      <w:r>
+        <w:rPr>
+          <w:rFonts w:ascii="Times New Roman" w:hAnsi="Times New Roman" w:cs="Times New Roman"/>
+          <w:sz w:val="22"/>
+          <w:szCs w:val="22"/>
+        </w:rPr>
+        <w:t>SQLChatMessageHistory</w:t>
+      </w:r>
+      <w:proofErr w:type="spellEnd"/>
+      <w:r>
+        <w:rPr>
+          <w:rFonts w:ascii="Times New Roman" w:hAnsi="Times New Roman" w:cs="Times New Roman"/>
+          <w:sz w:val="22"/>
+          <w:szCs w:val="22"/>
+        </w:rPr>
+        <w:t xml:space="preserve">, which intelligently reuses the core </w:t>
+      </w:r>
+      <w:proofErr w:type="spellStart"/>
+      <w:r>
+        <w:rPr>
+          <w:rFonts w:ascii="Times New Roman" w:hAnsi="Times New Roman" w:cs="Times New Roman"/>
+          <w:sz w:val="22"/>
+          <w:szCs w:val="22"/>
+        </w:rPr>
+        <w:t>SQLAlchemy</w:t>
+      </w:r>
+      <w:proofErr w:type="spellEnd"/>
+      <w:r>
+        <w:rPr>
+          <w:rFonts w:ascii="Times New Roman" w:hAnsi="Times New Roman" w:cs="Times New Roman"/>
+          <w:sz w:val="22"/>
+          <w:szCs w:val="22"/>
+        </w:rPr>
+        <w:t xml:space="preserve"> connection pool to maximize database performance. The backend is also fortified with enterprise-grade security measures: it generates deterministic SHA-256 hashed session IDs and strictly verifies user ownership before loading any history. Furthermore, the backend elegantly handles concurrent database writes (</w:t>
+      </w:r>
+      <w:proofErr w:type="spellStart"/>
+      <w:r>
+        <w:rPr>
+          <w:rFonts w:ascii="Times New Roman" w:hAnsi="Times New Roman" w:cs="Times New Roman"/>
+          <w:sz w:val="22"/>
+          <w:szCs w:val="22"/>
+        </w:rPr>
+        <w:t>IntegrityError</w:t>
+      </w:r>
+      <w:proofErr w:type="spellEnd"/>
+      <w:r>
+        <w:rPr>
+          <w:rFonts w:ascii="Times New Roman" w:hAnsi="Times New Roman" w:cs="Times New Roman"/>
+          <w:sz w:val="22"/>
+          <w:szCs w:val="22"/>
+        </w:rPr>
+        <w:t xml:space="preserve"> rollbacks) and utilizes a secondary, targeted LLM invocation to power the automated topic classification feature.</w:t>
+      </w:r>
+    </w:p>
+    <w:p>
+      <w:pPr>
+        <w:spacing w:line="240" w:lineRule="auto"/>
+        <w:contextualSpacing/>
+        <w:rPr>
+          <w:rFonts w:ascii="Times New Roman" w:hAnsi="Times New Roman" w:cs="Times New Roman"/>
           <w:b/>
           <w:bCs/>
           <w:sz w:val="22"/>
@@ -645,916 +3033,7 @@
           <w:sz w:val="22"/>
           <w:szCs w:val="22"/>
         </w:rPr>
-        <w:t>B</w:t>
-      </w:r>
-      <w:r>
-        <w:rPr>
-          <w:rFonts w:ascii="Times New Roman" w:hAnsi="Times New Roman" w:cs="Times New Roman"/>
-          <w:b/>
-          <w:bCs/>
-          <w:sz w:val="22"/>
-          <w:szCs w:val="22"/>
-        </w:rPr>
-        <w:t xml:space="preserve">. </w:t>
-      </w:r>
-      <w:r>
-        <w:rPr>
-          <w:rFonts w:ascii="Times New Roman" w:hAnsi="Times New Roman" w:cs="Times New Roman"/>
-          <w:b/>
-          <w:bCs/>
-          <w:sz w:val="22"/>
-          <w:szCs w:val="22"/>
-        </w:rPr>
-        <w:t>Comprehensive Station Dashboard &amp; Predictive Analytics</w:t>
-      </w:r>
-    </w:p>
-    <w:p>
-      <w:pPr>
-        <w:spacing w:line="240" w:lineRule="auto"/>
-        <w:contextualSpacing/>
-        <w:jc w:val="center"/>
-        <w:rPr>
-          <w:rFonts w:ascii="Times New Roman" w:hAnsi="Times New Roman" w:cs="Times New Roman"/>
-          <w:sz w:val="22"/>
-          <w:szCs w:val="22"/>
-        </w:rPr>
-      </w:pPr>
-      <w:r>
-        <w:rPr>
-          <w:rFonts w:ascii="Times New Roman" w:hAnsi="Times New Roman" w:cs="Times New Roman"/>
-          <w:noProof/>
-          <w:color w:val="000000"/>
-          <w:sz w:val="22"/>
-          <w:szCs w:val="22"/>
-          <w:bdr w:val="none" w:sz="0" w:space="0" w:color="auto" w:frame="1"/>
-        </w:rPr>
-        <w:drawing>
-          <wp:inline distT="0" distB="0" distL="0" distR="0" wp14:anchorId="44F7EC7E" wp14:editId="2AA20BEC">
-            <wp:extent cx="1386968" cy="1849966"/>
-            <wp:effectExtent l="0" t="0" r="3810" b="0"/>
-            <wp:docPr id="1491309302" name="圖片 2"/>
-            <wp:cNvGraphicFramePr>
-              <a:graphicFrameLocks xmlns:a="http://schemas.openxmlformats.org/drawingml/2006/main" noChangeAspect="1"/>
-            </wp:cNvGraphicFramePr>
-            <a:graphic xmlns:a="http://schemas.openxmlformats.org/drawingml/2006/main">
-              <a:graphicData uri="http://schemas.openxmlformats.org/drawingml/2006/picture">
-                <pic:pic xmlns:pic="http://schemas.openxmlformats.org/drawingml/2006/picture">
-                  <pic:nvPicPr>
-                    <pic:cNvPr id="0" name="Picture 3"/>
-                    <pic:cNvPicPr>
-                      <a:picLocks noChangeAspect="1" noChangeArrowheads="1"/>
-                    </pic:cNvPicPr>
-                  </pic:nvPicPr>
-                  <pic:blipFill>
-                    <a:blip r:embed="rId8" cstate="print">
-                      <a:extLst>
-                        <a:ext uri="{28A0092B-C50C-407E-A947-70E740481C1C}">
-                          <a14:useLocalDpi xmlns:a14="http://schemas.microsoft.com/office/drawing/2010/main" val="0"/>
-                        </a:ext>
-                      </a:extLst>
-                    </a:blip>
-                    <a:srcRect/>
-                    <a:stretch>
-                      <a:fillRect/>
-                    </a:stretch>
-                  </pic:blipFill>
-                  <pic:spPr bwMode="auto">
-                    <a:xfrm>
-                      <a:off x="0" y="0"/>
-                      <a:ext cx="1395373" cy="1861177"/>
-                    </a:xfrm>
-                    <a:prstGeom prst="rect">
-                      <a:avLst/>
-                    </a:prstGeom>
-                    <a:noFill/>
-                    <a:ln>
-                      <a:noFill/>
-                    </a:ln>
-                  </pic:spPr>
-                </pic:pic>
-              </a:graphicData>
-            </a:graphic>
-          </wp:inline>
-        </w:drawing>
-      </w:r>
-      <w:r>
-        <w:rPr>
-          <w:rFonts w:ascii="Times New Roman" w:hAnsi="Times New Roman" w:cs="Times New Roman"/>
-          <w:noProof/>
-          <w:color w:val="000000"/>
-          <w:sz w:val="22"/>
-          <w:szCs w:val="22"/>
-          <w:bdr w:val="none" w:sz="0" w:space="0" w:color="auto" w:frame="1"/>
-        </w:rPr>
-        <w:drawing>
-          <wp:inline distT="0" distB="0" distL="0" distR="0" wp14:anchorId="6EAADB35" wp14:editId="78C14C89">
-            <wp:extent cx="1439037" cy="1820334"/>
-            <wp:effectExtent l="0" t="0" r="8890" b="8890"/>
-            <wp:docPr id="1128650304" name="圖片 3"/>
-            <wp:cNvGraphicFramePr>
-              <a:graphicFrameLocks xmlns:a="http://schemas.openxmlformats.org/drawingml/2006/main" noChangeAspect="1"/>
-            </wp:cNvGraphicFramePr>
-            <a:graphic xmlns:a="http://schemas.openxmlformats.org/drawingml/2006/main">
-              <a:graphicData uri="http://schemas.openxmlformats.org/drawingml/2006/picture">
-                <pic:pic xmlns:pic="http://schemas.openxmlformats.org/drawingml/2006/picture">
-                  <pic:nvPicPr>
-                    <pic:cNvPr id="0" name="Picture 5"/>
-                    <pic:cNvPicPr>
-                      <a:picLocks noChangeAspect="1" noChangeArrowheads="1"/>
-                    </pic:cNvPicPr>
-                  </pic:nvPicPr>
-                  <pic:blipFill>
-                    <a:blip r:embed="rId9" cstate="print">
-                      <a:extLst>
-                        <a:ext uri="{28A0092B-C50C-407E-A947-70E740481C1C}">
-                          <a14:useLocalDpi xmlns:a14="http://schemas.microsoft.com/office/drawing/2010/main" val="0"/>
-                        </a:ext>
-                      </a:extLst>
-                    </a:blip>
-                    <a:srcRect/>
-                    <a:stretch>
-                      <a:fillRect/>
-                    </a:stretch>
-                  </pic:blipFill>
-                  <pic:spPr bwMode="auto">
-                    <a:xfrm>
-                      <a:off x="0" y="0"/>
-                      <a:ext cx="1461070" cy="1848204"/>
-                    </a:xfrm>
-                    <a:prstGeom prst="rect">
-                      <a:avLst/>
-                    </a:prstGeom>
-                    <a:noFill/>
-                    <a:ln>
-                      <a:noFill/>
-                    </a:ln>
-                  </pic:spPr>
-                </pic:pic>
-              </a:graphicData>
-            </a:graphic>
-          </wp:inline>
-        </w:drawing>
-      </w:r>
-    </w:p>
-    <w:p>
-      <w:pPr>
-        <w:spacing w:line="240" w:lineRule="auto"/>
-        <w:contextualSpacing/>
-        <w:jc w:val="center"/>
-        <w:rPr>
-          <w:rFonts w:ascii="Times New Roman" w:hAnsi="Times New Roman" w:cs="Times New Roman"/>
-          <w:sz w:val="18"/>
-          <w:szCs w:val="18"/>
-        </w:rPr>
-      </w:pPr>
-      <w:r>
-        <w:rPr>
-          <w:rFonts w:ascii="Times New Roman" w:hAnsi="Times New Roman" w:cs="Times New Roman"/>
-          <w:i/>
-          <w:iCs/>
-          <w:sz w:val="18"/>
-          <w:szCs w:val="18"/>
-        </w:rPr>
-        <w:t xml:space="preserve">Figure </w:t>
-      </w:r>
-      <w:r>
-        <w:rPr>
-          <w:rFonts w:ascii="Times New Roman" w:hAnsi="Times New Roman" w:cs="Times New Roman" w:hint="eastAsia"/>
-          <w:i/>
-          <w:iCs/>
-          <w:sz w:val="18"/>
-          <w:szCs w:val="18"/>
-        </w:rPr>
-        <w:t>1.</w:t>
-      </w:r>
-      <w:r>
-        <w:rPr>
-          <w:rFonts w:ascii="Times New Roman" w:hAnsi="Times New Roman" w:cs="Times New Roman"/>
-          <w:i/>
-          <w:iCs/>
-          <w:sz w:val="18"/>
-          <w:szCs w:val="18"/>
-        </w:rPr>
-        <w:t>2: ML-driven 24-hour bike availability forecast for a selected station.</w:t>
-      </w:r>
-    </w:p>
-    <w:p>
-      <w:pPr>
-        <w:pStyle w:val="Web"/>
-        <w:spacing w:before="0" w:beforeAutospacing="0"/>
-        <w:contextualSpacing/>
-        <w:rPr>
-          <w:rFonts w:ascii="Times New Roman" w:eastAsiaTheme="minorEastAsia" w:hAnsi="Times New Roman" w:cs="Times New Roman"/>
-          <w:kern w:val="2"/>
-          <w:sz w:val="22"/>
-          <w:szCs w:val="22"/>
-          <w14:ligatures w14:val="standardContextual"/>
-        </w:rPr>
-      </w:pPr>
-      <w:r>
-        <w:rPr>
-          <w:rFonts w:ascii="Times New Roman" w:eastAsiaTheme="minorEastAsia" w:hAnsi="Times New Roman" w:cs="Times New Roman"/>
-          <w:kern w:val="2"/>
-          <w:sz w:val="22"/>
-          <w:szCs w:val="22"/>
-          <w14:ligatures w14:val="standardContextual"/>
-        </w:rPr>
-        <w:t>Upon clicking a station marker, users are presented with a detailed, interactive pop-up window. This dashboard provides an immediate snapshot of the station's real-time status, clearly displaying the exact number of available bikes and free stands. Beyond live metrics, the interface features a dynamic, dual-tabbed chart component. Users can seamlessly toggle between "Historic Data" to analyze recent occupancy trends and the "Prediction Model" to view a 24-hour machine learning-driven forecast.</w:t>
-      </w:r>
-    </w:p>
-    <w:p>
-      <w:pPr>
-        <w:pStyle w:val="Web"/>
-        <w:spacing w:before="0" w:beforeAutospacing="0"/>
-        <w:contextualSpacing/>
-        <w:rPr>
-          <w:rFonts w:ascii="Times New Roman" w:hAnsi="Times New Roman" w:cs="Times New Roman"/>
-          <w:b/>
-          <w:bCs/>
-          <w:sz w:val="22"/>
-          <w:szCs w:val="22"/>
-        </w:rPr>
-      </w:pPr>
-      <w:r>
-        <w:rPr>
-          <w:rFonts w:ascii="Times New Roman" w:hAnsi="Times New Roman" w:cs="Times New Roman"/>
-          <w:b/>
-          <w:bCs/>
-          <w:sz w:val="22"/>
-          <w:szCs w:val="22"/>
-        </w:rPr>
-        <w:t>1.4 Advanced Optional Features</w:t>
-      </w:r>
-    </w:p>
-    <w:p>
-      <w:pPr>
-        <w:pStyle w:val="Web"/>
-        <w:spacing w:before="0" w:beforeAutospacing="0"/>
-        <w:contextualSpacing/>
-        <w:rPr>
-          <w:rFonts w:ascii="Times New Roman" w:hAnsi="Times New Roman" w:cs="Times New Roman"/>
-          <w:b/>
-          <w:bCs/>
-          <w:sz w:val="22"/>
-          <w:szCs w:val="22"/>
-        </w:rPr>
-      </w:pPr>
-      <w:r>
-        <w:rPr>
-          <w:rFonts w:ascii="Times New Roman" w:hAnsi="Times New Roman" w:cs="Times New Roman"/>
-          <w:b/>
-          <w:bCs/>
-          <w:sz w:val="22"/>
-          <w:szCs w:val="22"/>
-        </w:rPr>
-        <w:t>A. Global Minimum Duration Journey Planner</w:t>
-      </w:r>
-    </w:p>
-    <w:p>
-      <w:pPr>
-        <w:spacing w:line="240" w:lineRule="auto"/>
-        <w:contextualSpacing/>
-        <w:jc w:val="center"/>
-        <w:rPr>
-          <w:rFonts w:ascii="Times New Roman" w:hAnsi="Times New Roman" w:cs="Times New Roman"/>
-          <w:sz w:val="22"/>
-          <w:szCs w:val="22"/>
-        </w:rPr>
-      </w:pPr>
-      <w:r>
-        <w:rPr>
-          <w:rFonts w:ascii="Times New Roman" w:hAnsi="Times New Roman" w:cs="Times New Roman"/>
-          <w:noProof/>
-          <w:color w:val="000000"/>
-          <w:sz w:val="22"/>
-          <w:szCs w:val="22"/>
-          <w:bdr w:val="none" w:sz="0" w:space="0" w:color="auto" w:frame="1"/>
-        </w:rPr>
         <w:lastRenderedPageBreak/>
-        <w:drawing>
-          <wp:inline distT="0" distB="0" distL="0" distR="0" wp14:anchorId="033DEE4B" wp14:editId="2E4DC668">
-            <wp:extent cx="2874433" cy="1486012"/>
-            <wp:effectExtent l="0" t="0" r="2540" b="0"/>
-            <wp:docPr id="2128300340" name="圖片 4"/>
-            <wp:cNvGraphicFramePr>
-              <a:graphicFrameLocks xmlns:a="http://schemas.openxmlformats.org/drawingml/2006/main" noChangeAspect="1"/>
-            </wp:cNvGraphicFramePr>
-            <a:graphic xmlns:a="http://schemas.openxmlformats.org/drawingml/2006/main">
-              <a:graphicData uri="http://schemas.openxmlformats.org/drawingml/2006/picture">
-                <pic:pic xmlns:pic="http://schemas.openxmlformats.org/drawingml/2006/picture">
-                  <pic:nvPicPr>
-                    <pic:cNvPr id="0" name="Picture 7"/>
-                    <pic:cNvPicPr>
-                      <a:picLocks noChangeAspect="1" noChangeArrowheads="1"/>
-                    </pic:cNvPicPr>
-                  </pic:nvPicPr>
-                  <pic:blipFill>
-                    <a:blip r:embed="rId10" cstate="print">
-                      <a:extLst>
-                        <a:ext uri="{28A0092B-C50C-407E-A947-70E740481C1C}">
-                          <a14:useLocalDpi xmlns:a14="http://schemas.microsoft.com/office/drawing/2010/main" val="0"/>
-                        </a:ext>
-                      </a:extLst>
-                    </a:blip>
-                    <a:srcRect/>
-                    <a:stretch>
-                      <a:fillRect/>
-                    </a:stretch>
-                  </pic:blipFill>
-                  <pic:spPr bwMode="auto">
-                    <a:xfrm>
-                      <a:off x="0" y="0"/>
-                      <a:ext cx="2909040" cy="1503903"/>
-                    </a:xfrm>
-                    <a:prstGeom prst="rect">
-                      <a:avLst/>
-                    </a:prstGeom>
-                    <a:noFill/>
-                    <a:ln>
-                      <a:noFill/>
-                    </a:ln>
-                  </pic:spPr>
-                </pic:pic>
-              </a:graphicData>
-            </a:graphic>
-          </wp:inline>
-        </w:drawing>
-      </w:r>
-    </w:p>
-    <w:p>
-      <w:pPr>
-        <w:spacing w:line="240" w:lineRule="auto"/>
-        <w:contextualSpacing/>
-        <w:jc w:val="center"/>
-        <w:rPr>
-          <w:rFonts w:ascii="Times New Roman" w:hAnsi="Times New Roman" w:cs="Times New Roman"/>
-          <w:sz w:val="18"/>
-          <w:szCs w:val="18"/>
-        </w:rPr>
-      </w:pPr>
-      <w:r>
-        <w:rPr>
-          <w:rFonts w:ascii="Times New Roman" w:hAnsi="Times New Roman" w:cs="Times New Roman"/>
-          <w:i/>
-          <w:iCs/>
-          <w:sz w:val="18"/>
-          <w:szCs w:val="18"/>
-        </w:rPr>
-        <w:t xml:space="preserve">Figure </w:t>
-      </w:r>
-      <w:r>
-        <w:rPr>
-          <w:rFonts w:ascii="Times New Roman" w:hAnsi="Times New Roman" w:cs="Times New Roman" w:hint="eastAsia"/>
-          <w:i/>
-          <w:iCs/>
-          <w:sz w:val="18"/>
-          <w:szCs w:val="18"/>
-        </w:rPr>
-        <w:t>1.</w:t>
-      </w:r>
-      <w:r>
-        <w:rPr>
-          <w:rFonts w:ascii="Times New Roman" w:hAnsi="Times New Roman" w:cs="Times New Roman" w:hint="eastAsia"/>
-          <w:i/>
-          <w:iCs/>
-          <w:sz w:val="18"/>
-          <w:szCs w:val="18"/>
-        </w:rPr>
-        <w:t>3</w:t>
-      </w:r>
-      <w:r>
-        <w:rPr>
-          <w:rFonts w:ascii="Times New Roman" w:hAnsi="Times New Roman" w:cs="Times New Roman"/>
-          <w:i/>
-          <w:iCs/>
-          <w:sz w:val="18"/>
-          <w:szCs w:val="18"/>
-        </w:rPr>
-        <w:t>: Journey Planner demonstrating the globally optimized "walk-cycle-walk" routing.</w:t>
-      </w:r>
-    </w:p>
-    <w:p>
-      <w:pPr>
-        <w:spacing w:line="240" w:lineRule="auto"/>
-        <w:contextualSpacing/>
-        <w:rPr>
-          <w:rFonts w:ascii="Times New Roman" w:hAnsi="Times New Roman" w:cs="Times New Roman"/>
-          <w:sz w:val="22"/>
-          <w:szCs w:val="22"/>
-        </w:rPr>
-      </w:pPr>
-      <w:r>
-        <w:rPr>
-          <w:rFonts w:ascii="Times New Roman" w:hAnsi="Times New Roman" w:cs="Times New Roman"/>
-          <w:sz w:val="22"/>
-          <w:szCs w:val="22"/>
-        </w:rPr>
-        <w:t>The Journey Planner utilizes a Global Minimum Duration Algorithm to recommend the most time-efficient route for users. By analyzing real-time station availability alongside multi-modal travel data from Google Maps, the system dynamically identifies the fastest "walk-cycle-walk" combination to minimize the overall commute time. This ensures that users are guided to operative stations with confirmed bike or stand availability, providing a reliable and optimized travel experience.</w:t>
-      </w:r>
-    </w:p>
-    <w:p>
-      <w:pPr>
-        <w:spacing w:line="240" w:lineRule="auto"/>
-        <w:contextualSpacing/>
-        <w:rPr>
-          <w:rFonts w:ascii="Times New Roman" w:hAnsi="Times New Roman" w:cs="Times New Roman"/>
-          <w:b/>
-          <w:bCs/>
-          <w:sz w:val="22"/>
-          <w:szCs w:val="22"/>
-        </w:rPr>
-      </w:pPr>
-      <w:r>
-        <w:rPr>
-          <w:rFonts w:ascii="Times New Roman" w:hAnsi="Times New Roman" w:cs="Times New Roman"/>
-          <w:b/>
-          <w:bCs/>
-          <w:sz w:val="22"/>
-          <w:szCs w:val="22"/>
-        </w:rPr>
-        <w:t>B. Secure Authentication and Session Management</w:t>
-      </w:r>
-    </w:p>
-    <w:p>
-      <w:pPr>
-        <w:spacing w:line="240" w:lineRule="auto"/>
-        <w:contextualSpacing/>
-        <w:jc w:val="center"/>
-        <w:rPr>
-          <w:rFonts w:ascii="Times New Roman" w:hAnsi="Times New Roman" w:cs="Times New Roman"/>
-          <w:sz w:val="22"/>
-          <w:szCs w:val="22"/>
-        </w:rPr>
-      </w:pPr>
-      <w:r>
-        <w:rPr>
-          <w:rFonts w:ascii="Times New Roman" w:hAnsi="Times New Roman" w:cs="Times New Roman"/>
-          <w:noProof/>
-          <w:color w:val="000000"/>
-          <w:sz w:val="22"/>
-          <w:szCs w:val="22"/>
-          <w:bdr w:val="none" w:sz="0" w:space="0" w:color="auto" w:frame="1"/>
-        </w:rPr>
-        <w:drawing>
-          <wp:inline distT="0" distB="0" distL="0" distR="0" wp14:anchorId="7744BD81" wp14:editId="2326E2F2">
-            <wp:extent cx="1251733" cy="1610139"/>
-            <wp:effectExtent l="0" t="0" r="5715" b="9525"/>
-            <wp:docPr id="1745280055" name="圖片 5"/>
-            <wp:cNvGraphicFramePr>
-              <a:graphicFrameLocks xmlns:a="http://schemas.openxmlformats.org/drawingml/2006/main" noChangeAspect="1"/>
-            </wp:cNvGraphicFramePr>
-            <a:graphic xmlns:a="http://schemas.openxmlformats.org/drawingml/2006/main">
-              <a:graphicData uri="http://schemas.openxmlformats.org/drawingml/2006/picture">
-                <pic:pic xmlns:pic="http://schemas.openxmlformats.org/drawingml/2006/picture">
-                  <pic:nvPicPr>
-                    <pic:cNvPr id="0" name="Picture 9"/>
-                    <pic:cNvPicPr>
-                      <a:picLocks noChangeAspect="1" noChangeArrowheads="1"/>
-                    </pic:cNvPicPr>
-                  </pic:nvPicPr>
-                  <pic:blipFill>
-                    <a:blip r:embed="rId11" cstate="print">
-                      <a:extLst>
-                        <a:ext uri="{28A0092B-C50C-407E-A947-70E740481C1C}">
-                          <a14:useLocalDpi xmlns:a14="http://schemas.microsoft.com/office/drawing/2010/main" val="0"/>
-                        </a:ext>
-                      </a:extLst>
-                    </a:blip>
-                    <a:srcRect/>
-                    <a:stretch>
-                      <a:fillRect/>
-                    </a:stretch>
-                  </pic:blipFill>
-                  <pic:spPr bwMode="auto">
-                    <a:xfrm>
-                      <a:off x="0" y="0"/>
-                      <a:ext cx="1264448" cy="1626495"/>
-                    </a:xfrm>
-                    <a:prstGeom prst="rect">
-                      <a:avLst/>
-                    </a:prstGeom>
-                    <a:noFill/>
-                    <a:ln>
-                      <a:noFill/>
-                    </a:ln>
-                  </pic:spPr>
-                </pic:pic>
-              </a:graphicData>
-            </a:graphic>
-          </wp:inline>
-        </w:drawing>
-      </w:r>
-      <w:r>
-        <w:rPr>
-          <w:rFonts w:ascii="Times New Roman" w:hAnsi="Times New Roman" w:cs="Times New Roman"/>
-          <w:noProof/>
-          <w:color w:val="000000"/>
-          <w:sz w:val="22"/>
-          <w:szCs w:val="22"/>
-          <w:bdr w:val="none" w:sz="0" w:space="0" w:color="auto" w:frame="1"/>
-        </w:rPr>
-        <w:drawing>
-          <wp:inline distT="0" distB="0" distL="0" distR="0" wp14:anchorId="25DD12BE" wp14:editId="2D24B8AC">
-            <wp:extent cx="1234422" cy="1590261"/>
-            <wp:effectExtent l="0" t="0" r="4445" b="0"/>
-            <wp:docPr id="131105579" name="圖片 6"/>
-            <wp:cNvGraphicFramePr>
-              <a:graphicFrameLocks xmlns:a="http://schemas.openxmlformats.org/drawingml/2006/main" noChangeAspect="1"/>
-            </wp:cNvGraphicFramePr>
-            <a:graphic xmlns:a="http://schemas.openxmlformats.org/drawingml/2006/main">
-              <a:graphicData uri="http://schemas.openxmlformats.org/drawingml/2006/picture">
-                <pic:pic xmlns:pic="http://schemas.openxmlformats.org/drawingml/2006/picture">
-                  <pic:nvPicPr>
-                    <pic:cNvPr id="0" name="Picture 11"/>
-                    <pic:cNvPicPr>
-                      <a:picLocks noChangeAspect="1" noChangeArrowheads="1"/>
-                    </pic:cNvPicPr>
-                  </pic:nvPicPr>
-                  <pic:blipFill>
-                    <a:blip r:embed="rId12" cstate="print">
-                      <a:extLst>
-                        <a:ext uri="{28A0092B-C50C-407E-A947-70E740481C1C}">
-                          <a14:useLocalDpi xmlns:a14="http://schemas.microsoft.com/office/drawing/2010/main" val="0"/>
-                        </a:ext>
-                      </a:extLst>
-                    </a:blip>
-                    <a:srcRect/>
-                    <a:stretch>
-                      <a:fillRect/>
-                    </a:stretch>
-                  </pic:blipFill>
-                  <pic:spPr bwMode="auto">
-                    <a:xfrm>
-                      <a:off x="0" y="0"/>
-                      <a:ext cx="1260085" cy="1623321"/>
-                    </a:xfrm>
-                    <a:prstGeom prst="rect">
-                      <a:avLst/>
-                    </a:prstGeom>
-                    <a:noFill/>
-                    <a:ln>
-                      <a:noFill/>
-                    </a:ln>
-                  </pic:spPr>
-                </pic:pic>
-              </a:graphicData>
-            </a:graphic>
-          </wp:inline>
-        </w:drawing>
-      </w:r>
-    </w:p>
-    <w:p>
-      <w:pPr>
-        <w:spacing w:line="240" w:lineRule="auto"/>
-        <w:contextualSpacing/>
-        <w:jc w:val="center"/>
-        <w:rPr>
-          <w:rFonts w:ascii="Times New Roman" w:hAnsi="Times New Roman" w:cs="Times New Roman"/>
-          <w:sz w:val="18"/>
-          <w:szCs w:val="18"/>
-        </w:rPr>
-      </w:pPr>
-      <w:r>
-        <w:rPr>
-          <w:rFonts w:ascii="Times New Roman" w:hAnsi="Times New Roman" w:cs="Times New Roman"/>
-          <w:i/>
-          <w:iCs/>
-          <w:sz w:val="18"/>
-          <w:szCs w:val="18"/>
-        </w:rPr>
-        <w:t xml:space="preserve">Figure </w:t>
-      </w:r>
-      <w:r>
-        <w:rPr>
-          <w:rFonts w:ascii="Times New Roman" w:hAnsi="Times New Roman" w:cs="Times New Roman" w:hint="eastAsia"/>
-          <w:i/>
-          <w:iCs/>
-          <w:sz w:val="18"/>
-          <w:szCs w:val="18"/>
-        </w:rPr>
-        <w:t>1.</w:t>
-      </w:r>
-      <w:r>
-        <w:rPr>
-          <w:rFonts w:ascii="Times New Roman" w:hAnsi="Times New Roman" w:cs="Times New Roman" w:hint="eastAsia"/>
-          <w:i/>
-          <w:iCs/>
-          <w:sz w:val="18"/>
-          <w:szCs w:val="18"/>
-        </w:rPr>
-        <w:t>4</w:t>
-      </w:r>
-      <w:r>
-        <w:rPr>
-          <w:rFonts w:ascii="Times New Roman" w:hAnsi="Times New Roman" w:cs="Times New Roman"/>
-          <w:i/>
-          <w:iCs/>
-          <w:sz w:val="18"/>
-          <w:szCs w:val="18"/>
-        </w:rPr>
-        <w:t>: Secure JWT-based authentication and account activation interface.</w:t>
-      </w:r>
-    </w:p>
-    <w:p>
-      <w:pPr>
-        <w:spacing w:line="240" w:lineRule="auto"/>
-        <w:contextualSpacing/>
-        <w:rPr>
-          <w:rFonts w:ascii="Times New Roman" w:hAnsi="Times New Roman" w:cs="Times New Roman"/>
-          <w:sz w:val="22"/>
-          <w:szCs w:val="22"/>
-        </w:rPr>
-      </w:pPr>
-      <w:r>
-        <w:rPr>
-          <w:rFonts w:ascii="Times New Roman" w:hAnsi="Times New Roman" w:cs="Times New Roman"/>
-          <w:sz w:val="22"/>
-          <w:szCs w:val="22"/>
-        </w:rPr>
-        <w:t xml:space="preserve">The system features an enterprise-grade security layer utilizing JWT (Access/Refresh Tokens) and 6-digit email </w:t>
-      </w:r>
-      <w:r>
-        <w:rPr>
-          <w:rFonts w:ascii="Times New Roman" w:hAnsi="Times New Roman" w:cs="Times New Roman"/>
-          <w:sz w:val="22"/>
-          <w:szCs w:val="22"/>
-        </w:rPr>
-        <w:t>verification.</w:t>
-      </w:r>
-      <w:r>
-        <w:rPr>
-          <w:rFonts w:ascii="Times New Roman" w:hAnsi="Times New Roman" w:cs="Times New Roman"/>
-          <w:sz w:val="22"/>
-          <w:szCs w:val="22"/>
-        </w:rPr>
-        <w:t xml:space="preserve"> Authentication states are isolated in the user and sessions tables of the AWS RDS instance, ensuring secure access to personal chat histories and profile settings.</w:t>
-      </w:r>
-    </w:p>
-    <w:p>
-      <w:pPr>
-        <w:spacing w:line="240" w:lineRule="auto"/>
-        <w:contextualSpacing/>
-        <w:rPr>
-          <w:rFonts w:ascii="Times New Roman" w:hAnsi="Times New Roman" w:cs="Times New Roman"/>
-          <w:b/>
-          <w:bCs/>
-          <w:sz w:val="22"/>
-          <w:szCs w:val="22"/>
-        </w:rPr>
-      </w:pPr>
-      <w:r>
-        <w:rPr>
-          <w:rFonts w:ascii="Times New Roman" w:hAnsi="Times New Roman" w:cs="Times New Roman"/>
-          <w:b/>
-          <w:bCs/>
-          <w:sz w:val="22"/>
-          <w:szCs w:val="22"/>
-        </w:rPr>
-        <w:t>C. Stateful Generative AI Support</w:t>
-      </w:r>
-    </w:p>
-    <w:p>
-      <w:pPr>
-        <w:spacing w:line="240" w:lineRule="auto"/>
-        <w:contextualSpacing/>
-        <w:jc w:val="center"/>
-        <w:rPr>
-          <w:rFonts w:ascii="Times New Roman" w:hAnsi="Times New Roman" w:cs="Times New Roman"/>
-          <w:sz w:val="22"/>
-          <w:szCs w:val="22"/>
-        </w:rPr>
-      </w:pPr>
-      <w:r>
-        <w:rPr>
-          <w:rFonts w:ascii="Times New Roman" w:hAnsi="Times New Roman" w:cs="Times New Roman"/>
-          <w:noProof/>
-          <w:color w:val="000000"/>
-          <w:sz w:val="22"/>
-          <w:szCs w:val="22"/>
-          <w:bdr w:val="none" w:sz="0" w:space="0" w:color="auto" w:frame="1"/>
-        </w:rPr>
-        <w:drawing>
-          <wp:inline distT="0" distB="0" distL="0" distR="0" wp14:anchorId="0EBFF5A7" wp14:editId="0F4D94AF">
-            <wp:extent cx="2459851" cy="1579034"/>
-            <wp:effectExtent l="0" t="0" r="0" b="2540"/>
-            <wp:docPr id="17142605" name="圖片 7"/>
-            <wp:cNvGraphicFramePr>
-              <a:graphicFrameLocks xmlns:a="http://schemas.openxmlformats.org/drawingml/2006/main" noChangeAspect="1"/>
-            </wp:cNvGraphicFramePr>
-            <a:graphic xmlns:a="http://schemas.openxmlformats.org/drawingml/2006/main">
-              <a:graphicData uri="http://schemas.openxmlformats.org/drawingml/2006/picture">
-                <pic:pic xmlns:pic="http://schemas.openxmlformats.org/drawingml/2006/picture">
-                  <pic:nvPicPr>
-                    <pic:cNvPr id="0" name="Picture 13"/>
-                    <pic:cNvPicPr>
-                      <a:picLocks noChangeAspect="1" noChangeArrowheads="1"/>
-                    </pic:cNvPicPr>
-                  </pic:nvPicPr>
-                  <pic:blipFill>
-                    <a:blip r:embed="rId13" cstate="print">
-                      <a:extLst>
-                        <a:ext uri="{28A0092B-C50C-407E-A947-70E740481C1C}">
-                          <a14:useLocalDpi xmlns:a14="http://schemas.microsoft.com/office/drawing/2010/main" val="0"/>
-                        </a:ext>
-                      </a:extLst>
-                    </a:blip>
-                    <a:srcRect/>
-                    <a:stretch>
-                      <a:fillRect/>
-                    </a:stretch>
-                  </pic:blipFill>
-                  <pic:spPr bwMode="auto">
-                    <a:xfrm>
-                      <a:off x="0" y="0"/>
-                      <a:ext cx="2502445" cy="1606376"/>
-                    </a:xfrm>
-                    <a:prstGeom prst="rect">
-                      <a:avLst/>
-                    </a:prstGeom>
-                    <a:noFill/>
-                    <a:ln>
-                      <a:noFill/>
-                    </a:ln>
-                  </pic:spPr>
-                </pic:pic>
-              </a:graphicData>
-            </a:graphic>
-          </wp:inline>
-        </w:drawing>
-      </w:r>
-    </w:p>
-    <w:p>
-      <w:pPr>
-        <w:spacing w:line="240" w:lineRule="auto"/>
-        <w:contextualSpacing/>
-        <w:jc w:val="center"/>
-        <w:rPr>
-          <w:rFonts w:ascii="Times New Roman" w:hAnsi="Times New Roman" w:cs="Times New Roman"/>
-          <w:sz w:val="18"/>
-          <w:szCs w:val="18"/>
-        </w:rPr>
-      </w:pPr>
-      <w:r>
-        <w:rPr>
-          <w:rFonts w:ascii="Times New Roman" w:hAnsi="Times New Roman" w:cs="Times New Roman"/>
-          <w:i/>
-          <w:iCs/>
-          <w:sz w:val="18"/>
-          <w:szCs w:val="18"/>
-        </w:rPr>
-        <w:t>Figure</w:t>
-      </w:r>
-      <w:r>
-        <w:rPr>
-          <w:rFonts w:ascii="Times New Roman" w:hAnsi="Times New Roman" w:cs="Times New Roman" w:hint="eastAsia"/>
-          <w:i/>
-          <w:iCs/>
-          <w:sz w:val="18"/>
-          <w:szCs w:val="18"/>
-        </w:rPr>
-        <w:t xml:space="preserve"> </w:t>
-      </w:r>
-      <w:r>
-        <w:rPr>
-          <w:rFonts w:ascii="Times New Roman" w:hAnsi="Times New Roman" w:cs="Times New Roman" w:hint="eastAsia"/>
-          <w:i/>
-          <w:iCs/>
-          <w:sz w:val="18"/>
-          <w:szCs w:val="18"/>
-        </w:rPr>
-        <w:t>1.</w:t>
-      </w:r>
-      <w:r>
-        <w:rPr>
-          <w:rFonts w:ascii="Times New Roman" w:hAnsi="Times New Roman" w:cs="Times New Roman" w:hint="eastAsia"/>
-          <w:i/>
-          <w:iCs/>
-          <w:sz w:val="18"/>
-          <w:szCs w:val="18"/>
-        </w:rPr>
-        <w:t>5</w:t>
-      </w:r>
-      <w:r>
-        <w:rPr>
-          <w:rFonts w:ascii="Times New Roman" w:hAnsi="Times New Roman" w:cs="Times New Roman"/>
-          <w:i/>
-          <w:iCs/>
-          <w:sz w:val="18"/>
-          <w:szCs w:val="18"/>
-        </w:rPr>
-        <w:t>: LLM-powered assistant with session persistence and natural language processing.</w:t>
-      </w:r>
-    </w:p>
-    <w:p>
-      <w:pPr>
-        <w:spacing w:line="240" w:lineRule="auto"/>
-        <w:contextualSpacing/>
-        <w:rPr>
-          <w:rFonts w:ascii="Times New Roman" w:hAnsi="Times New Roman" w:cs="Times New Roman" w:hint="eastAsia"/>
-          <w:sz w:val="22"/>
-          <w:szCs w:val="22"/>
-        </w:rPr>
-      </w:pPr>
-      <w:r>
-        <w:rPr>
-          <w:rFonts w:ascii="Times New Roman" w:hAnsi="Times New Roman" w:cs="Times New Roman"/>
-          <w:sz w:val="22"/>
-          <w:szCs w:val="22"/>
-        </w:rPr>
-        <w:t xml:space="preserve">Leveraging the </w:t>
-      </w:r>
-      <w:proofErr w:type="spellStart"/>
-      <w:r>
-        <w:rPr>
-          <w:rFonts w:ascii="Times New Roman" w:hAnsi="Times New Roman" w:cs="Times New Roman"/>
-          <w:sz w:val="22"/>
-          <w:szCs w:val="22"/>
-        </w:rPr>
-        <w:t>LangChain</w:t>
-      </w:r>
-      <w:proofErr w:type="spellEnd"/>
-      <w:r>
-        <w:rPr>
-          <w:rFonts w:ascii="Times New Roman" w:hAnsi="Times New Roman" w:cs="Times New Roman"/>
-          <w:sz w:val="22"/>
-          <w:szCs w:val="22"/>
-        </w:rPr>
-        <w:t xml:space="preserve"> framework and </w:t>
-      </w:r>
-      <w:proofErr w:type="spellStart"/>
-      <w:r>
-        <w:rPr>
-          <w:rFonts w:ascii="Times New Roman" w:hAnsi="Times New Roman" w:cs="Times New Roman"/>
-          <w:sz w:val="22"/>
-          <w:szCs w:val="22"/>
-        </w:rPr>
-        <w:t>Aliyun</w:t>
-      </w:r>
-      <w:proofErr w:type="spellEnd"/>
-      <w:r>
-        <w:rPr>
-          <w:rFonts w:ascii="Times New Roman" w:hAnsi="Times New Roman" w:cs="Times New Roman"/>
-          <w:sz w:val="22"/>
-          <w:szCs w:val="22"/>
-        </w:rPr>
-        <w:t xml:space="preserve"> Qwen API, we developed a stateful AI </w:t>
-      </w:r>
-      <w:r>
-        <w:rPr>
-          <w:rFonts w:ascii="Times New Roman" w:hAnsi="Times New Roman" w:cs="Times New Roman"/>
-          <w:sz w:val="22"/>
-          <w:szCs w:val="22"/>
-        </w:rPr>
-        <w:lastRenderedPageBreak/>
-        <w:t>assistant.</w:t>
-      </w:r>
-      <w:r>
-        <w:rPr>
-          <w:rFonts w:ascii="Times New Roman" w:hAnsi="Times New Roman" w:cs="Times New Roman"/>
-          <w:sz w:val="22"/>
-          <w:szCs w:val="22"/>
-        </w:rPr>
-        <w:t xml:space="preserve"> The backend utilizes native JSON columns in the </w:t>
-      </w:r>
-      <w:proofErr w:type="spellStart"/>
-      <w:r>
-        <w:rPr>
-          <w:rFonts w:ascii="Times New Roman" w:hAnsi="Times New Roman" w:cs="Times New Roman"/>
-          <w:sz w:val="22"/>
-          <w:szCs w:val="22"/>
-        </w:rPr>
-        <w:t>message_store</w:t>
-      </w:r>
-      <w:proofErr w:type="spellEnd"/>
-      <w:r>
-        <w:rPr>
-          <w:rFonts w:ascii="Times New Roman" w:hAnsi="Times New Roman" w:cs="Times New Roman"/>
-          <w:sz w:val="22"/>
-          <w:szCs w:val="22"/>
-        </w:rPr>
-        <w:t xml:space="preserve"> table to archive complex chat interactions, allowing the model to maintain context across sessions and automatically classify chat topics.</w:t>
-      </w:r>
-    </w:p>
-    <w:p>
-      <w:pPr>
-        <w:spacing w:line="240" w:lineRule="auto"/>
-        <w:contextualSpacing/>
-        <w:rPr>
-          <w:rFonts w:ascii="Times New Roman" w:hAnsi="Times New Roman" w:cs="Times New Roman"/>
-          <w:b/>
-          <w:bCs/>
-          <w:sz w:val="22"/>
-          <w:szCs w:val="22"/>
-        </w:rPr>
-      </w:pPr>
-      <w:r>
-        <w:rPr>
-          <w:rFonts w:ascii="Times New Roman" w:hAnsi="Times New Roman" w:cs="Times New Roman"/>
-          <w:b/>
-          <w:bCs/>
-          <w:sz w:val="22"/>
-          <w:szCs w:val="22"/>
-        </w:rPr>
         <w:t>2. Requirements</w:t>
       </w:r>
     </w:p>
@@ -1801,6 +3280,382 @@
         <w:t>The following mockups represent the most critical interfaces of the application, designed to address the specific needs identified during the elicitation process.</w:t>
       </w:r>
     </w:p>
+    <w:tbl>
+      <w:tblPr>
+        <w:tblStyle w:val="af2"/>
+        <w:tblW w:w="17577" w:type="dxa"/>
+        <w:tblInd w:w="-572" w:type="dxa"/>
+        <w:tblBorders>
+          <w:top w:val="none" w:sz="0" w:space="0" w:color="auto"/>
+          <w:left w:val="none" w:sz="0" w:space="0" w:color="auto"/>
+          <w:bottom w:val="none" w:sz="0" w:space="0" w:color="auto"/>
+          <w:right w:val="none" w:sz="0" w:space="0" w:color="auto"/>
+          <w:insideH w:val="none" w:sz="0" w:space="0" w:color="auto"/>
+          <w:insideV w:val="none" w:sz="0" w:space="0" w:color="auto"/>
+        </w:tblBorders>
+        <w:tblLayout w:type="fixed"/>
+        <w:tblLook w:val="04A0" w:firstRow="1" w:lastRow="0" w:firstColumn="1" w:lastColumn="0" w:noHBand="0" w:noVBand="1"/>
+      </w:tblPr>
+      <w:tblGrid>
+        <w:gridCol w:w="5103"/>
+        <w:gridCol w:w="3402"/>
+        <w:gridCol w:w="3402"/>
+        <w:gridCol w:w="5670"/>
+      </w:tblGrid>
+      <w:tr>
+        <w:tc>
+          <w:tcPr>
+            <w:tcW w:w="5103" w:type="dxa"/>
+            <w:vAlign w:val="center"/>
+          </w:tcPr>
+          <w:p>
+            <w:pPr>
+              <w:contextualSpacing/>
+              <w:jc w:val="center"/>
+              <w:rPr>
+                <w:rFonts w:ascii="Times New Roman" w:hAnsi="Times New Roman" w:cs="Times New Roman"/>
+                <w:sz w:val="18"/>
+                <w:szCs w:val="18"/>
+              </w:rPr>
+            </w:pPr>
+            <w:r>
+              <w:rPr>
+                <w:rFonts w:ascii="Times New Roman" w:hAnsi="Times New Roman" w:cs="Times New Roman"/>
+                <w:noProof/>
+                <w:sz w:val="22"/>
+                <w:szCs w:val="22"/>
+              </w:rPr>
+              <w:drawing>
+                <wp:inline distT="0" distB="0" distL="0" distR="0" wp14:anchorId="5B5B1F1C" wp14:editId="3F950E69">
+                  <wp:extent cx="3121765" cy="2209359"/>
+                  <wp:effectExtent l="0" t="0" r="2540" b="635"/>
+                  <wp:docPr id="1583298179" name="圖片 10"/>
+                  <wp:cNvGraphicFramePr>
+                    <a:graphicFrameLocks xmlns:a="http://schemas.openxmlformats.org/drawingml/2006/main" noChangeAspect="1"/>
+                  </wp:cNvGraphicFramePr>
+                  <a:graphic xmlns:a="http://schemas.openxmlformats.org/drawingml/2006/main">
+                    <a:graphicData uri="http://schemas.openxmlformats.org/drawingml/2006/picture">
+                      <pic:pic xmlns:pic="http://schemas.openxmlformats.org/drawingml/2006/picture">
+                        <pic:nvPicPr>
+                          <pic:cNvPr id="0" name="Picture 4"/>
+                          <pic:cNvPicPr>
+                            <a:picLocks noChangeAspect="1" noChangeArrowheads="1"/>
+                          </pic:cNvPicPr>
+                        </pic:nvPicPr>
+                        <pic:blipFill>
+                          <a:blip r:embed="rId15" cstate="print">
+                            <a:extLst>
+                              <a:ext uri="{28A0092B-C50C-407E-A947-70E740481C1C}">
+                                <a14:useLocalDpi xmlns:a14="http://schemas.microsoft.com/office/drawing/2010/main" val="0"/>
+                              </a:ext>
+                            </a:extLst>
+                          </a:blip>
+                          <a:srcRect/>
+                          <a:stretch>
+                            <a:fillRect/>
+                          </a:stretch>
+                        </pic:blipFill>
+                        <pic:spPr bwMode="auto">
+                          <a:xfrm>
+                            <a:off x="0" y="0"/>
+                            <a:ext cx="3139861" cy="2222166"/>
+                          </a:xfrm>
+                          <a:prstGeom prst="rect">
+                            <a:avLst/>
+                          </a:prstGeom>
+                          <a:noFill/>
+                          <a:ln>
+                            <a:noFill/>
+                          </a:ln>
+                        </pic:spPr>
+                      </pic:pic>
+                    </a:graphicData>
+                  </a:graphic>
+                </wp:inline>
+              </w:drawing>
+            </w:r>
+          </w:p>
+        </w:tc>
+        <w:tc>
+          <w:tcPr>
+            <w:tcW w:w="3402" w:type="dxa"/>
+            <w:vAlign w:val="center"/>
+          </w:tcPr>
+          <w:p>
+            <w:pPr>
+              <w:contextualSpacing/>
+              <w:jc w:val="center"/>
+              <w:rPr>
+                <w:rFonts w:ascii="Times New Roman" w:hAnsi="Times New Roman" w:cs="Times New Roman"/>
+                <w:sz w:val="18"/>
+                <w:szCs w:val="18"/>
+              </w:rPr>
+            </w:pPr>
+            <w:r>
+              <w:rPr>
+                <w:rFonts w:ascii="Times New Roman" w:hAnsi="Times New Roman" w:cs="Times New Roman"/>
+                <w:noProof/>
+                <w:sz w:val="18"/>
+                <w:szCs w:val="18"/>
+              </w:rPr>
+              <w:drawing>
+                <wp:inline distT="0" distB="0" distL="0" distR="0" wp14:anchorId="79298716" wp14:editId="3EBBA426">
+                  <wp:extent cx="2040890" cy="2403475"/>
+                  <wp:effectExtent l="0" t="0" r="0" b="0"/>
+                  <wp:docPr id="62084265" name="圖片 14"/>
+                  <wp:cNvGraphicFramePr>
+                    <a:graphicFrameLocks xmlns:a="http://schemas.openxmlformats.org/drawingml/2006/main" noChangeAspect="1"/>
+                  </wp:cNvGraphicFramePr>
+                  <a:graphic xmlns:a="http://schemas.openxmlformats.org/drawingml/2006/main">
+                    <a:graphicData uri="http://schemas.openxmlformats.org/drawingml/2006/picture">
+                      <pic:pic xmlns:pic="http://schemas.openxmlformats.org/drawingml/2006/picture">
+                        <pic:nvPicPr>
+                          <pic:cNvPr id="0" name="Picture 8"/>
+                          <pic:cNvPicPr>
+                            <a:picLocks noChangeAspect="1" noChangeArrowheads="1"/>
+                          </pic:cNvPicPr>
+                        </pic:nvPicPr>
+                        <pic:blipFill rotWithShape="1">
+                          <a:blip r:embed="rId16" cstate="print">
+                            <a:extLst>
+                              <a:ext uri="{28A0092B-C50C-407E-A947-70E740481C1C}">
+                                <a14:useLocalDpi xmlns:a14="http://schemas.microsoft.com/office/drawing/2010/main" val="0"/>
+                              </a:ext>
+                            </a:extLst>
+                          </a:blip>
+                          <a:srcRect l="44038" t="15377" r="13971" b="14852"/>
+                          <a:stretch>
+                            <a:fillRect/>
+                          </a:stretch>
+                        </pic:blipFill>
+                        <pic:spPr bwMode="auto">
+                          <a:xfrm>
+                            <a:off x="0" y="0"/>
+                            <a:ext cx="2052081" cy="2416654"/>
+                          </a:xfrm>
+                          <a:prstGeom prst="rect">
+                            <a:avLst/>
+                          </a:prstGeom>
+                          <a:noFill/>
+                          <a:ln>
+                            <a:noFill/>
+                          </a:ln>
+                          <a:extLst>
+                            <a:ext uri="{53640926-AAD7-44D8-BBD7-CCE9431645EC}">
+                              <a14:shadowObscured xmlns:a14="http://schemas.microsoft.com/office/drawing/2010/main"/>
+                            </a:ext>
+                          </a:extLst>
+                        </pic:spPr>
+                      </pic:pic>
+                    </a:graphicData>
+                  </a:graphic>
+                </wp:inline>
+              </w:drawing>
+            </w:r>
+          </w:p>
+        </w:tc>
+        <w:tc>
+          <w:tcPr>
+            <w:tcW w:w="3402" w:type="dxa"/>
+            <w:vAlign w:val="center"/>
+          </w:tcPr>
+          <w:p>
+            <w:pPr>
+              <w:ind w:leftChars="-162" w:left="-389" w:firstLineChars="217" w:firstLine="391"/>
+              <w:contextualSpacing/>
+              <w:jc w:val="both"/>
+              <w:rPr>
+                <w:rFonts w:ascii="Times New Roman" w:hAnsi="Times New Roman" w:cs="Times New Roman"/>
+                <w:noProof/>
+                <w:sz w:val="22"/>
+                <w:szCs w:val="22"/>
+              </w:rPr>
+            </w:pPr>
+            <w:r>
+              <w:rPr>
+                <w:rFonts w:ascii="Times New Roman" w:hAnsi="Times New Roman" w:cs="Times New Roman"/>
+                <w:noProof/>
+                <w:sz w:val="18"/>
+                <w:szCs w:val="18"/>
+              </w:rPr>
+              <w:drawing>
+                <wp:inline distT="0" distB="0" distL="0" distR="0" wp14:anchorId="446ABD4E" wp14:editId="0EE371AE">
+                  <wp:extent cx="1955398" cy="2252134"/>
+                  <wp:effectExtent l="0" t="0" r="6985" b="0"/>
+                  <wp:docPr id="197493361" name="圖片 15"/>
+                  <wp:cNvGraphicFramePr>
+                    <a:graphicFrameLocks xmlns:a="http://schemas.openxmlformats.org/drawingml/2006/main" noChangeAspect="1"/>
+                  </wp:cNvGraphicFramePr>
+                  <a:graphic xmlns:a="http://schemas.openxmlformats.org/drawingml/2006/main">
+                    <a:graphicData uri="http://schemas.openxmlformats.org/drawingml/2006/picture">
+                      <pic:pic xmlns:pic="http://schemas.openxmlformats.org/drawingml/2006/picture">
+                        <pic:nvPicPr>
+                          <pic:cNvPr id="0" name="Picture 9"/>
+                          <pic:cNvPicPr>
+                            <a:picLocks noChangeAspect="1" noChangeArrowheads="1"/>
+                          </pic:cNvPicPr>
+                        </pic:nvPicPr>
+                        <pic:blipFill rotWithShape="1">
+                          <a:blip r:embed="rId17">
+                            <a:extLst>
+                              <a:ext uri="{28A0092B-C50C-407E-A947-70E740481C1C}">
+                                <a14:useLocalDpi xmlns:a14="http://schemas.microsoft.com/office/drawing/2010/main" val="0"/>
+                              </a:ext>
+                            </a:extLst>
+                          </a:blip>
+                          <a:srcRect l="33141" t="23438" r="33641" b="22460"/>
+                          <a:stretch>
+                            <a:fillRect/>
+                          </a:stretch>
+                        </pic:blipFill>
+                        <pic:spPr bwMode="auto">
+                          <a:xfrm>
+                            <a:off x="0" y="0"/>
+                            <a:ext cx="1962759" cy="2260612"/>
+                          </a:xfrm>
+                          <a:prstGeom prst="rect">
+                            <a:avLst/>
+                          </a:prstGeom>
+                          <a:noFill/>
+                          <a:ln>
+                            <a:noFill/>
+                          </a:ln>
+                          <a:extLst>
+                            <a:ext uri="{53640926-AAD7-44D8-BBD7-CCE9431645EC}">
+                              <a14:shadowObscured xmlns:a14="http://schemas.microsoft.com/office/drawing/2010/main"/>
+                            </a:ext>
+                          </a:extLst>
+                        </pic:spPr>
+                      </pic:pic>
+                    </a:graphicData>
+                  </a:graphic>
+                </wp:inline>
+              </w:drawing>
+            </w:r>
+          </w:p>
+        </w:tc>
+        <w:tc>
+          <w:tcPr>
+            <w:tcW w:w="5670" w:type="dxa"/>
+          </w:tcPr>
+          <w:p>
+            <w:pPr>
+              <w:contextualSpacing/>
+              <w:jc w:val="center"/>
+              <w:rPr>
+                <w:rFonts w:ascii="Times New Roman" w:hAnsi="Times New Roman" w:cs="Times New Roman"/>
+                <w:noProof/>
+                <w:sz w:val="22"/>
+                <w:szCs w:val="22"/>
+              </w:rPr>
+            </w:pPr>
+          </w:p>
+        </w:tc>
+      </w:tr>
+      <w:tr>
+        <w:tc>
+          <w:tcPr>
+            <w:tcW w:w="5103" w:type="dxa"/>
+            <w:vAlign w:val="center"/>
+          </w:tcPr>
+          <w:p>
+            <w:pPr>
+              <w:contextualSpacing/>
+              <w:jc w:val="center"/>
+              <w:rPr>
+                <w:rFonts w:ascii="Times New Roman" w:hAnsi="Times New Roman" w:cs="Times New Roman"/>
+                <w:sz w:val="16"/>
+                <w:szCs w:val="16"/>
+              </w:rPr>
+            </w:pPr>
+            <w:r>
+              <w:rPr>
+                <w:rFonts w:ascii="Times New Roman" w:hAnsi="Times New Roman" w:cs="Times New Roman"/>
+                <w:i/>
+                <w:iCs/>
+                <w:sz w:val="16"/>
+                <w:szCs w:val="16"/>
+              </w:rPr>
+              <w:t>Figure 2.1: Primary dashboard featuring the Google Maps SDK integration and weather widget.</w:t>
+            </w:r>
+          </w:p>
+        </w:tc>
+        <w:tc>
+          <w:tcPr>
+            <w:tcW w:w="3402" w:type="dxa"/>
+            <w:vAlign w:val="center"/>
+          </w:tcPr>
+          <w:p>
+            <w:pPr>
+              <w:contextualSpacing/>
+              <w:jc w:val="center"/>
+              <w:rPr>
+                <w:rFonts w:ascii="Times New Roman" w:hAnsi="Times New Roman" w:cs="Times New Roman" w:hint="eastAsia"/>
+                <w:sz w:val="16"/>
+                <w:szCs w:val="16"/>
+              </w:rPr>
+            </w:pPr>
+            <w:r>
+              <w:rPr>
+                <w:rFonts w:ascii="Times New Roman" w:hAnsi="Times New Roman" w:cs="Times New Roman"/>
+                <w:i/>
+                <w:iCs/>
+                <w:sz w:val="16"/>
+                <w:szCs w:val="16"/>
+              </w:rPr>
+              <w:t>Figure 2.2: Detailed station view showing the toggle between Historical Trends and ML Predictions.</w:t>
+            </w:r>
+          </w:p>
+        </w:tc>
+        <w:tc>
+          <w:tcPr>
+            <w:tcW w:w="3402" w:type="dxa"/>
+            <w:vAlign w:val="center"/>
+          </w:tcPr>
+          <w:p>
+            <w:pPr>
+              <w:contextualSpacing/>
+              <w:jc w:val="center"/>
+              <w:rPr>
+                <w:rFonts w:ascii="Times New Roman" w:hAnsi="Times New Roman" w:cs="Times New Roman"/>
+                <w:i/>
+                <w:iCs/>
+                <w:sz w:val="16"/>
+                <w:szCs w:val="16"/>
+              </w:rPr>
+            </w:pPr>
+            <w:r>
+              <w:rPr>
+                <w:rFonts w:ascii="Times New Roman" w:hAnsi="Times New Roman" w:cs="Times New Roman"/>
+                <w:i/>
+                <w:iCs/>
+                <w:sz w:val="16"/>
+                <w:szCs w:val="16"/>
+              </w:rPr>
+              <w:t>Figure 2.3: User login interface.</w:t>
+            </w:r>
+          </w:p>
+        </w:tc>
+        <w:tc>
+          <w:tcPr>
+            <w:tcW w:w="5670" w:type="dxa"/>
+          </w:tcPr>
+          <w:p>
+            <w:pPr>
+              <w:contextualSpacing/>
+              <w:jc w:val="center"/>
+              <w:rPr>
+                <w:rFonts w:ascii="Times New Roman" w:hAnsi="Times New Roman" w:cs="Times New Roman"/>
+                <w:i/>
+                <w:iCs/>
+                <w:sz w:val="16"/>
+                <w:szCs w:val="16"/>
+              </w:rPr>
+            </w:pPr>
+          </w:p>
+        </w:tc>
+      </w:tr>
+    </w:tbl>
     <w:p>
       <w:pPr>
         <w:spacing w:line="240" w:lineRule="auto"/>
@@ -1808,94 +3663,32 @@
         <w:jc w:val="center"/>
         <w:rPr>
           <w:rFonts w:ascii="Times New Roman" w:hAnsi="Times New Roman" w:cs="Times New Roman"/>
-          <w:sz w:val="22"/>
-          <w:szCs w:val="22"/>
-        </w:rPr>
-      </w:pPr>
-      <w:r>
-        <w:rPr>
-          <w:rFonts w:ascii="Times New Roman" w:hAnsi="Times New Roman" w:cs="Times New Roman"/>
-          <w:sz w:val="22"/>
-          <w:szCs w:val="22"/>
-        </w:rPr>
-        <w:drawing>
-          <wp:inline distT="0" distB="0" distL="0" distR="0" wp14:anchorId="3FF16BB6" wp14:editId="2BBE04BA">
-            <wp:extent cx="2840567" cy="2009532"/>
-            <wp:effectExtent l="0" t="0" r="0" b="0"/>
-            <wp:docPr id="2144358926" name="圖片 1"/>
-            <wp:cNvGraphicFramePr>
-              <a:graphicFrameLocks xmlns:a="http://schemas.openxmlformats.org/drawingml/2006/main" noChangeAspect="1"/>
-            </wp:cNvGraphicFramePr>
-            <a:graphic xmlns:a="http://schemas.openxmlformats.org/drawingml/2006/main">
-              <a:graphicData uri="http://schemas.openxmlformats.org/drawingml/2006/picture">
-                <pic:pic xmlns:pic="http://schemas.openxmlformats.org/drawingml/2006/picture">
-                  <pic:nvPicPr>
-                    <pic:cNvPr id="2144358926" name=""/>
-                    <pic:cNvPicPr/>
-                  </pic:nvPicPr>
-                  <pic:blipFill>
-                    <a:blip r:embed="rId14"/>
-                    <a:stretch>
-                      <a:fillRect/>
-                    </a:stretch>
-                  </pic:blipFill>
-                  <pic:spPr>
-                    <a:xfrm>
-                      <a:off x="0" y="0"/>
-                      <a:ext cx="2849765" cy="2016039"/>
-                    </a:xfrm>
-                    <a:prstGeom prst="rect">
-                      <a:avLst/>
-                    </a:prstGeom>
-                  </pic:spPr>
-                </pic:pic>
-              </a:graphicData>
-            </a:graphic>
-          </wp:inline>
-        </w:drawing>
-      </w:r>
+          <w:sz w:val="18"/>
+          <w:szCs w:val="18"/>
+        </w:rPr>
+      </w:pPr>
     </w:p>
     <w:p>
       <w:pPr>
         <w:spacing w:line="240" w:lineRule="auto"/>
         <w:contextualSpacing/>
-        <w:jc w:val="center"/>
-        <w:rPr>
-          <w:rFonts w:ascii="Times New Roman" w:hAnsi="Times New Roman" w:cs="Times New Roman"/>
-          <w:sz w:val="18"/>
-          <w:szCs w:val="18"/>
-        </w:rPr>
-      </w:pPr>
-      <w:r>
-        <w:rPr>
-          <w:rFonts w:ascii="Times New Roman" w:hAnsi="Times New Roman" w:cs="Times New Roman"/>
-          <w:i/>
-          <w:iCs/>
-          <w:sz w:val="18"/>
-          <w:szCs w:val="18"/>
-        </w:rPr>
-        <w:lastRenderedPageBreak/>
-        <w:t xml:space="preserve">Figure 2.1: Primary dashboard featuring the Google Maps SDK integration and </w:t>
-      </w:r>
-      <w:r>
-        <w:rPr>
-          <w:rFonts w:ascii="Times New Roman" w:hAnsi="Times New Roman" w:cs="Times New Roman"/>
-          <w:i/>
-          <w:iCs/>
-          <w:sz w:val="18"/>
-          <w:szCs w:val="18"/>
-        </w:rPr>
-        <w:t>weather widget</w:t>
-      </w:r>
-      <w:r>
-        <w:rPr>
-          <w:rFonts w:ascii="Times New Roman" w:hAnsi="Times New Roman" w:cs="Times New Roman"/>
-          <w:i/>
-          <w:iCs/>
-          <w:sz w:val="18"/>
-          <w:szCs w:val="18"/>
-        </w:rPr>
-        <w:t>.</w:t>
+        <w:rPr>
+          <w:rFonts w:ascii="Times New Roman" w:hAnsi="Times New Roman" w:cs="Times New Roman"/>
+          <w:b/>
+          <w:bCs/>
+          <w:sz w:val="22"/>
+          <w:szCs w:val="22"/>
+        </w:rPr>
+      </w:pPr>
+      <w:r>
+        <w:rPr>
+          <w:rFonts w:ascii="Times New Roman" w:hAnsi="Times New Roman" w:cs="Times New Roman"/>
+          <w:b/>
+          <w:bCs/>
+          <w:sz w:val="22"/>
+          <w:szCs w:val="22"/>
+        </w:rPr>
+        <w:t>Figure 2.1: Primary Dashboard &amp; Weather Widget</w:t>
       </w:r>
     </w:p>
     <w:p>
@@ -1903,7 +3696,7 @@
         <w:spacing w:line="240" w:lineRule="auto"/>
         <w:contextualSpacing/>
         <w:rPr>
-          <w:rFonts w:ascii="Times New Roman" w:hAnsi="Times New Roman" w:cs="Times New Roman"/>
+          <w:rFonts w:ascii="Times New Roman" w:hAnsi="Times New Roman" w:cs="Times New Roman" w:hint="eastAsia"/>
           <w:sz w:val="22"/>
           <w:szCs w:val="22"/>
         </w:rPr>
@@ -1939,76 +3732,53 @@
       <w:pPr>
         <w:spacing w:line="240" w:lineRule="auto"/>
         <w:contextualSpacing/>
-        <w:jc w:val="center"/>
-        <w:rPr>
-          <w:rFonts w:ascii="Times New Roman" w:hAnsi="Times New Roman" w:cs="Times New Roman"/>
-          <w:sz w:val="22"/>
-          <w:szCs w:val="22"/>
-        </w:rPr>
-      </w:pPr>
-      <w:r>
-        <w:rPr>
-          <w:rFonts w:ascii="Times New Roman" w:hAnsi="Times New Roman" w:cs="Times New Roman"/>
-          <w:sz w:val="22"/>
-          <w:szCs w:val="22"/>
-        </w:rPr>
-        <w:drawing>
-          <wp:inline distT="0" distB="0" distL="0" distR="0" wp14:anchorId="33C824B8" wp14:editId="203575D2">
-            <wp:extent cx="2455333" cy="1740550"/>
-            <wp:effectExtent l="0" t="0" r="2540" b="0"/>
-            <wp:docPr id="492079834" name="圖片 1"/>
-            <wp:cNvGraphicFramePr>
-              <a:graphicFrameLocks xmlns:a="http://schemas.openxmlformats.org/drawingml/2006/main" noChangeAspect="1"/>
-            </wp:cNvGraphicFramePr>
-            <a:graphic xmlns:a="http://schemas.openxmlformats.org/drawingml/2006/main">
-              <a:graphicData uri="http://schemas.openxmlformats.org/drawingml/2006/picture">
-                <pic:pic xmlns:pic="http://schemas.openxmlformats.org/drawingml/2006/picture">
-                  <pic:nvPicPr>
-                    <pic:cNvPr id="492079834" name=""/>
-                    <pic:cNvPicPr/>
-                  </pic:nvPicPr>
-                  <pic:blipFill>
-                    <a:blip r:embed="rId15"/>
-                    <a:stretch>
-                      <a:fillRect/>
-                    </a:stretch>
-                  </pic:blipFill>
-                  <pic:spPr>
-                    <a:xfrm>
-                      <a:off x="0" y="0"/>
-                      <a:ext cx="2472130" cy="1752457"/>
-                    </a:xfrm>
-                    <a:prstGeom prst="rect">
-                      <a:avLst/>
-                    </a:prstGeom>
-                  </pic:spPr>
-                </pic:pic>
-              </a:graphicData>
-            </a:graphic>
-          </wp:inline>
-        </w:drawing>
+        <w:rPr>
+          <w:rFonts w:ascii="Times New Roman" w:hAnsi="Times New Roman" w:cs="Times New Roman"/>
+          <w:b/>
+          <w:bCs/>
+          <w:sz w:val="22"/>
+          <w:szCs w:val="22"/>
+        </w:rPr>
+      </w:pPr>
+      <w:r>
+        <w:rPr>
+          <w:rFonts w:ascii="Times New Roman" w:hAnsi="Times New Roman" w:cs="Times New Roman"/>
+          <w:b/>
+          <w:bCs/>
+          <w:sz w:val="22"/>
+          <w:szCs w:val="22"/>
+        </w:rPr>
+        <w:lastRenderedPageBreak/>
+        <w:t>Figure 2.2: Station Details &amp; ML Predictions</w:t>
       </w:r>
     </w:p>
     <w:p>
       <w:pPr>
         <w:spacing w:line="240" w:lineRule="auto"/>
         <w:contextualSpacing/>
-        <w:jc w:val="center"/>
-        <w:rPr>
-          <w:rFonts w:ascii="Times New Roman" w:hAnsi="Times New Roman" w:cs="Times New Roman"/>
-          <w:sz w:val="18"/>
-          <w:szCs w:val="18"/>
-        </w:rPr>
-      </w:pPr>
-      <w:r>
-        <w:rPr>
-          <w:rFonts w:ascii="Times New Roman" w:hAnsi="Times New Roman" w:cs="Times New Roman"/>
-          <w:i/>
-          <w:iCs/>
-          <w:sz w:val="18"/>
-          <w:szCs w:val="18"/>
-        </w:rPr>
-        <w:t>Figure 2.2: Detailed station view showing the toggle between Historical Trends and ML Predictions.</w:t>
+        <w:rPr>
+          <w:rFonts w:ascii="Times New Roman" w:hAnsi="Times New Roman" w:cs="Times New Roman" w:hint="eastAsia"/>
+          <w:sz w:val="22"/>
+          <w:szCs w:val="22"/>
+        </w:rPr>
+      </w:pPr>
+      <w:r>
+        <w:rPr>
+          <w:rFonts w:ascii="Times New Roman" w:hAnsi="Times New Roman" w:cs="Times New Roman"/>
+          <w:b/>
+          <w:bCs/>
+          <w:sz w:val="22"/>
+          <w:szCs w:val="22"/>
+        </w:rPr>
+        <w:t>Design Focus</w:t>
+      </w:r>
+      <w:r>
+        <w:rPr>
+          <w:rFonts w:ascii="Times New Roman" w:hAnsi="Times New Roman" w:cs="Times New Roman"/>
+          <w:sz w:val="22"/>
+          <w:szCs w:val="22"/>
+        </w:rPr>
+        <w:t>: To alleviate Sarah’s anxiety regarding morning meetings, this dashboard provides predictive certainty. By clicking a station, users can view a 24-hour forecast powered by our Random Forest model, allowing for preemptive planning of commutes based on projected availability rather than just live snapshots.</w:t>
       </w:r>
     </w:p>
     <w:p>
@@ -2017,166 +3787,62 @@
         <w:contextualSpacing/>
         <w:rPr>
           <w:rFonts w:ascii="Times New Roman" w:hAnsi="Times New Roman" w:cs="Times New Roman"/>
-          <w:sz w:val="22"/>
-          <w:szCs w:val="22"/>
-        </w:rPr>
-      </w:pPr>
-      <w:r>
-        <w:rPr>
-          <w:rFonts w:ascii="Times New Roman" w:hAnsi="Times New Roman" w:cs="Times New Roman"/>
           <w:b/>
           <w:bCs/>
           <w:sz w:val="22"/>
           <w:szCs w:val="22"/>
         </w:rPr>
-        <w:t>Design Focus</w:t>
-      </w:r>
-      <w:r>
-        <w:rPr>
-          <w:rFonts w:ascii="Times New Roman" w:hAnsi="Times New Roman" w:cs="Times New Roman"/>
-          <w:sz w:val="22"/>
-          <w:szCs w:val="22"/>
-        </w:rPr>
-        <w:t>: To alleviate Sarah’s anxiety regarding morning meetings, this dashboard provides predictive certainty. By clicking a station, users can view a 24-hour forecast powered by our Random Forest model, allowing for preemptive planning of commutes based on projected availability rather than just live snapshots.</w:t>
+      </w:pPr>
+      <w:r>
+        <w:rPr>
+          <w:rFonts w:ascii="Times New Roman" w:hAnsi="Times New Roman" w:cs="Times New Roman"/>
+          <w:b/>
+          <w:bCs/>
+          <w:sz w:val="22"/>
+          <w:szCs w:val="22"/>
+        </w:rPr>
+        <w:t>Figure 2.3: User Authentication Interface</w:t>
       </w:r>
     </w:p>
     <w:p>
       <w:pPr>
         <w:spacing w:line="240" w:lineRule="auto"/>
         <w:contextualSpacing/>
-        <w:jc w:val="center"/>
-        <w:rPr>
-          <w:rFonts w:ascii="Times New Roman" w:hAnsi="Times New Roman" w:cs="Times New Roman"/>
-          <w:sz w:val="22"/>
-          <w:szCs w:val="22"/>
-        </w:rPr>
-      </w:pPr>
-      <w:r>
-        <w:rPr>
-          <w:rFonts w:ascii="Times New Roman" w:hAnsi="Times New Roman" w:cs="Times New Roman"/>
-          <w:noProof/>
-          <w:sz w:val="22"/>
-          <w:szCs w:val="22"/>
-        </w:rPr>
-        <w:drawing>
-          <wp:inline distT="0" distB="0" distL="0" distR="0" wp14:anchorId="3DF5BE00" wp14:editId="1786CF22">
-            <wp:extent cx="2650829" cy="1875367"/>
-            <wp:effectExtent l="0" t="0" r="0" b="0"/>
-            <wp:docPr id="1715719859" name="圖片 1"/>
-            <wp:cNvGraphicFramePr>
-              <a:graphicFrameLocks xmlns:a="http://schemas.openxmlformats.org/drawingml/2006/main" noChangeAspect="1"/>
-            </wp:cNvGraphicFramePr>
-            <a:graphic xmlns:a="http://schemas.openxmlformats.org/drawingml/2006/main">
-              <a:graphicData uri="http://schemas.openxmlformats.org/drawingml/2006/picture">
-                <pic:pic xmlns:pic="http://schemas.openxmlformats.org/drawingml/2006/picture">
-                  <pic:nvPicPr>
-                    <pic:cNvPr id="0" name="Picture 66"/>
-                    <pic:cNvPicPr>
-                      <a:picLocks noChangeAspect="1" noChangeArrowheads="1"/>
-                    </pic:cNvPicPr>
-                  </pic:nvPicPr>
-                  <pic:blipFill>
-                    <a:blip r:embed="rId16" cstate="print">
-                      <a:extLst>
-                        <a:ext uri="{28A0092B-C50C-407E-A947-70E740481C1C}">
-                          <a14:useLocalDpi xmlns:a14="http://schemas.microsoft.com/office/drawing/2010/main" val="0"/>
-                        </a:ext>
-                      </a:extLst>
-                    </a:blip>
-                    <a:srcRect/>
-                    <a:stretch>
-                      <a:fillRect/>
-                    </a:stretch>
-                  </pic:blipFill>
-                  <pic:spPr bwMode="auto">
-                    <a:xfrm>
-                      <a:off x="0" y="0"/>
-                      <a:ext cx="2661731" cy="1883080"/>
-                    </a:xfrm>
-                    <a:prstGeom prst="rect">
-                      <a:avLst/>
-                    </a:prstGeom>
-                    <a:noFill/>
-                    <a:ln>
-                      <a:noFill/>
-                    </a:ln>
-                  </pic:spPr>
-                </pic:pic>
-              </a:graphicData>
-            </a:graphic>
-          </wp:inline>
-        </w:drawing>
+        <w:rPr>
+          <w:rFonts w:ascii="Times New Roman" w:hAnsi="Times New Roman" w:cs="Times New Roman"/>
+          <w:sz w:val="22"/>
+          <w:szCs w:val="22"/>
+        </w:rPr>
+      </w:pPr>
+      <w:r>
+        <w:rPr>
+          <w:rFonts w:ascii="Times New Roman" w:hAnsi="Times New Roman" w:cs="Times New Roman"/>
+          <w:b/>
+          <w:bCs/>
+          <w:sz w:val="22"/>
+          <w:szCs w:val="22"/>
+        </w:rPr>
+        <w:t>Design Focus:</w:t>
+      </w:r>
+      <w:r>
+        <w:rPr>
+          <w:rFonts w:ascii="Times New Roman" w:hAnsi="Times New Roman" w:cs="Times New Roman"/>
+          <w:sz w:val="22"/>
+          <w:szCs w:val="22"/>
+        </w:rPr>
+        <w:t xml:space="preserve"> This interface provides a secure and straightforward user authentication process. By facilitating simple registration and login workflows, it ensures that users can safely manage their personal accounts and access customized features, such as their saved AI chat history.</w:t>
       </w:r>
     </w:p>
     <w:p>
       <w:pPr>
         <w:spacing w:line="240" w:lineRule="auto"/>
         <w:contextualSpacing/>
-        <w:jc w:val="center"/>
-        <w:rPr>
-          <w:rFonts w:ascii="Times New Roman" w:hAnsi="Times New Roman" w:cs="Times New Roman"/>
-          <w:sz w:val="18"/>
-          <w:szCs w:val="18"/>
-        </w:rPr>
-      </w:pPr>
-      <w:r>
-        <w:rPr>
-          <w:rFonts w:ascii="Times New Roman" w:hAnsi="Times New Roman" w:cs="Times New Roman"/>
-          <w:i/>
-          <w:iCs/>
-          <w:sz w:val="18"/>
-          <w:szCs w:val="18"/>
-        </w:rPr>
-        <w:t xml:space="preserve">Figure 2.3: </w:t>
-      </w:r>
-      <w:r>
-        <w:rPr>
-          <w:rFonts w:ascii="Times New Roman" w:hAnsi="Times New Roman" w:cs="Times New Roman"/>
-          <w:i/>
-          <w:iCs/>
-          <w:sz w:val="18"/>
-          <w:szCs w:val="18"/>
-        </w:rPr>
-        <w:t>User login interface</w:t>
-      </w:r>
-      <w:r>
-        <w:rPr>
-          <w:rFonts w:ascii="Times New Roman" w:hAnsi="Times New Roman" w:cs="Times New Roman"/>
-          <w:i/>
-          <w:iCs/>
-          <w:sz w:val="18"/>
-          <w:szCs w:val="18"/>
-        </w:rPr>
-        <w:t>.</w:t>
-      </w:r>
-    </w:p>
-    <w:p>
-      <w:pPr>
-        <w:spacing w:line="240" w:lineRule="auto"/>
-        <w:rPr>
-          <w:rFonts w:ascii="Times New Roman" w:hAnsi="Times New Roman" w:cs="Times New Roman"/>
-          <w:sz w:val="22"/>
-          <w:szCs w:val="22"/>
-        </w:rPr>
-      </w:pPr>
-      <w:r>
-        <w:rPr>
-          <w:rFonts w:ascii="Times New Roman" w:hAnsi="Times New Roman" w:cs="Times New Roman"/>
-          <w:b/>
-          <w:bCs/>
-          <w:sz w:val="22"/>
-          <w:szCs w:val="22"/>
-        </w:rPr>
-        <w:t>Design Focus:</w:t>
-      </w:r>
-      <w:r>
-        <w:rPr>
-          <w:rFonts w:ascii="Times New Roman" w:hAnsi="Times New Roman" w:cs="Times New Roman"/>
-          <w:sz w:val="22"/>
-          <w:szCs w:val="22"/>
-        </w:rPr>
-        <w:t xml:space="preserve"> This interface provides a secure and straightforward user authentication process. By facilitating simple registration and login workflows, it ensures that users can safely manage their personal accounts and access customized features, such as their saved AI chat history.</w:t>
-      </w:r>
+        <w:rPr>
+          <w:rFonts w:ascii="Times New Roman" w:hAnsi="Times New Roman" w:cs="Times New Roman"/>
+          <w:sz w:val="22"/>
+          <w:szCs w:val="22"/>
+        </w:rPr>
+      </w:pPr>
     </w:p>
     <w:p>
       <w:pPr>
@@ -2223,13 +3889,14 @@
     <w:tbl>
       <w:tblPr>
         <w:tblStyle w:val="af2"/>
-        <w:tblW w:w="0" w:type="auto"/>
+        <w:tblW w:w="11341" w:type="dxa"/>
+        <w:tblInd w:w="-431" w:type="dxa"/>
         <w:tblLook w:val="04A0" w:firstRow="1" w:lastRow="0" w:firstColumn="1" w:lastColumn="0" w:noHBand="0" w:noVBand="1"/>
       </w:tblPr>
       <w:tblGrid>
-        <w:gridCol w:w="885"/>
-        <w:gridCol w:w="4148"/>
-        <w:gridCol w:w="3263"/>
+        <w:gridCol w:w="1143"/>
+        <w:gridCol w:w="3248"/>
+        <w:gridCol w:w="6950"/>
       </w:tblGrid>
       <w:tr>
         <w:tc>
@@ -2259,7 +3926,7 @@
         </w:tc>
         <w:tc>
           <w:tcPr>
-            <w:tcW w:w="0" w:type="auto"/>
+            <w:tcW w:w="3248" w:type="dxa"/>
             <w:hideMark/>
           </w:tcPr>
           <w:p>
@@ -2284,7 +3951,7 @@
         </w:tc>
         <w:tc>
           <w:tcPr>
-            <w:tcW w:w="0" w:type="auto"/>
+            <w:tcW w:w="6950" w:type="dxa"/>
             <w:hideMark/>
           </w:tcPr>
           <w:p>
@@ -2330,14 +3997,13 @@
                 <w:sz w:val="22"/>
                 <w:szCs w:val="22"/>
               </w:rPr>
-              <w:lastRenderedPageBreak/>
               <w:t>US-01</w:t>
             </w:r>
           </w:p>
         </w:tc>
         <w:tc>
           <w:tcPr>
-            <w:tcW w:w="0" w:type="auto"/>
+            <w:tcW w:w="3248" w:type="dxa"/>
             <w:hideMark/>
           </w:tcPr>
           <w:p>
@@ -2353,16 +4019,26 @@
             <w:r>
               <w:rPr>
                 <w:rFonts w:ascii="Times New Roman" w:hAnsi="Times New Roman" w:cs="Times New Roman"/>
-                <w:sz w:val="22"/>
-                <w:szCs w:val="22"/>
-              </w:rPr>
-              <w:t>As a student running late (Eoin), I want to see real-time bike counts on the map, so that I don't waste time walking to an empty station.</w:t>
+                <w:b/>
+                <w:bCs/>
+                <w:sz w:val="22"/>
+                <w:szCs w:val="22"/>
+              </w:rPr>
+              <w:t>As a student running late (Eoin),</w:t>
+            </w:r>
+            <w:r>
+              <w:rPr>
+                <w:rFonts w:ascii="Times New Roman" w:hAnsi="Times New Roman" w:cs="Times New Roman"/>
+                <w:sz w:val="22"/>
+                <w:szCs w:val="22"/>
+              </w:rPr>
+              <w:t xml:space="preserve"> I want to see real-time bike counts on the map, so that I don't waste time walking to an empty station.</w:t>
             </w:r>
           </w:p>
         </w:tc>
         <w:tc>
           <w:tcPr>
-            <w:tcW w:w="0" w:type="auto"/>
+            <w:tcW w:w="6950" w:type="dxa"/>
             <w:hideMark/>
           </w:tcPr>
           <w:p>
@@ -2378,10 +4054,12 @@
             <w:r>
               <w:rPr>
                 <w:rFonts w:ascii="Times New Roman" w:hAnsi="Times New Roman" w:cs="Times New Roman"/>
-                <w:sz w:val="22"/>
-                <w:szCs w:val="22"/>
-              </w:rPr>
-              <w:t>1. Markers must update dynamically via JCDecaux API.</w:t>
+                <w:b/>
+                <w:bCs/>
+                <w:sz w:val="22"/>
+                <w:szCs w:val="22"/>
+              </w:rPr>
+              <w:t>AC1 (Map Update):</w:t>
             </w:r>
           </w:p>
           <w:p>
@@ -2397,11 +4075,198 @@
             <w:r>
               <w:rPr>
                 <w:rFonts w:ascii="Times New Roman" w:hAnsi="Times New Roman" w:cs="Times New Roman"/>
-                <w:sz w:val="22"/>
-                <w:szCs w:val="22"/>
-              </w:rPr>
-              <w:t>2. Clicking a marker must display the exact count of bikes/stands.</w:t>
-            </w:r>
+                <w:b/>
+                <w:bCs/>
+                <w:sz w:val="22"/>
+                <w:szCs w:val="22"/>
+              </w:rPr>
+              <w:t>Given</w:t>
+            </w:r>
+            <w:r>
+              <w:rPr>
+                <w:rFonts w:ascii="Times New Roman" w:hAnsi="Times New Roman" w:cs="Times New Roman"/>
+                <w:sz w:val="22"/>
+                <w:szCs w:val="22"/>
+              </w:rPr>
+              <w:t xml:space="preserve"> the user is viewing the main interactive dashboard,</w:t>
+            </w:r>
+          </w:p>
+          <w:p>
+            <w:pPr>
+              <w:spacing w:after="160"/>
+              <w:contextualSpacing/>
+              <w:rPr>
+                <w:rFonts w:ascii="Times New Roman" w:hAnsi="Times New Roman" w:cs="Times New Roman"/>
+                <w:sz w:val="22"/>
+                <w:szCs w:val="22"/>
+              </w:rPr>
+            </w:pPr>
+            <w:r>
+              <w:rPr>
+                <w:rFonts w:ascii="Times New Roman" w:hAnsi="Times New Roman" w:cs="Times New Roman"/>
+                <w:b/>
+                <w:bCs/>
+                <w:sz w:val="22"/>
+                <w:szCs w:val="22"/>
+              </w:rPr>
+              <w:t>When</w:t>
+            </w:r>
+            <w:r>
+              <w:rPr>
+                <w:rFonts w:ascii="Times New Roman" w:hAnsi="Times New Roman" w:cs="Times New Roman"/>
+                <w:sz w:val="22"/>
+                <w:szCs w:val="22"/>
+              </w:rPr>
+              <w:t xml:space="preserve"> the frontend receives updated data via the API,</w:t>
+            </w:r>
+          </w:p>
+          <w:p>
+            <w:pPr>
+              <w:spacing w:after="160"/>
+              <w:contextualSpacing/>
+              <w:rPr>
+                <w:rFonts w:ascii="Times New Roman" w:hAnsi="Times New Roman" w:cs="Times New Roman"/>
+                <w:sz w:val="22"/>
+                <w:szCs w:val="22"/>
+              </w:rPr>
+            </w:pPr>
+            <w:r>
+              <w:rPr>
+                <w:rFonts w:ascii="Times New Roman" w:hAnsi="Times New Roman" w:cs="Times New Roman"/>
+                <w:b/>
+                <w:bCs/>
+                <w:sz w:val="22"/>
+                <w:szCs w:val="22"/>
+              </w:rPr>
+              <w:t>Then</w:t>
+            </w:r>
+            <w:r>
+              <w:rPr>
+                <w:rFonts w:ascii="Times New Roman" w:hAnsi="Times New Roman" w:cs="Times New Roman"/>
+                <w:sz w:val="22"/>
+                <w:szCs w:val="22"/>
+              </w:rPr>
+              <w:t xml:space="preserve"> the station markers dynamically update their color codes.</w:t>
+            </w:r>
+          </w:p>
+          <w:p>
+            <w:pPr>
+              <w:spacing w:after="160"/>
+              <w:contextualSpacing/>
+              <w:rPr>
+                <w:rFonts w:ascii="Times New Roman" w:hAnsi="Times New Roman" w:cs="Times New Roman"/>
+                <w:sz w:val="22"/>
+                <w:szCs w:val="22"/>
+              </w:rPr>
+            </w:pPr>
+            <w:r>
+              <w:rPr>
+                <w:rFonts w:ascii="Times New Roman" w:hAnsi="Times New Roman" w:cs="Times New Roman"/>
+                <w:b/>
+                <w:bCs/>
+                <w:sz w:val="22"/>
+                <w:szCs w:val="22"/>
+              </w:rPr>
+              <w:t>AC2 (View Details):</w:t>
+            </w:r>
+          </w:p>
+          <w:p>
+            <w:pPr>
+              <w:spacing w:after="160"/>
+              <w:contextualSpacing/>
+              <w:rPr>
+                <w:rFonts w:ascii="Times New Roman" w:hAnsi="Times New Roman" w:cs="Times New Roman"/>
+                <w:sz w:val="22"/>
+                <w:szCs w:val="22"/>
+              </w:rPr>
+            </w:pPr>
+            <w:r>
+              <w:rPr>
+                <w:rFonts w:ascii="Times New Roman" w:hAnsi="Times New Roman" w:cs="Times New Roman"/>
+                <w:b/>
+                <w:bCs/>
+                <w:sz w:val="22"/>
+                <w:szCs w:val="22"/>
+              </w:rPr>
+              <w:t>Given</w:t>
+            </w:r>
+            <w:r>
+              <w:rPr>
+                <w:rFonts w:ascii="Times New Roman" w:hAnsi="Times New Roman" w:cs="Times New Roman"/>
+                <w:sz w:val="22"/>
+                <w:szCs w:val="22"/>
+              </w:rPr>
+              <w:t xml:space="preserve"> the user is viewing the map,</w:t>
+            </w:r>
+          </w:p>
+          <w:p>
+            <w:pPr>
+              <w:spacing w:after="160"/>
+              <w:contextualSpacing/>
+              <w:rPr>
+                <w:rFonts w:ascii="Times New Roman" w:hAnsi="Times New Roman" w:cs="Times New Roman"/>
+                <w:sz w:val="22"/>
+                <w:szCs w:val="22"/>
+              </w:rPr>
+            </w:pPr>
+            <w:r>
+              <w:rPr>
+                <w:rFonts w:ascii="Times New Roman" w:hAnsi="Times New Roman" w:cs="Times New Roman"/>
+                <w:b/>
+                <w:bCs/>
+                <w:sz w:val="22"/>
+                <w:szCs w:val="22"/>
+              </w:rPr>
+              <w:t>When</w:t>
+            </w:r>
+            <w:r>
+              <w:rPr>
+                <w:rFonts w:ascii="Times New Roman" w:hAnsi="Times New Roman" w:cs="Times New Roman"/>
+                <w:sz w:val="22"/>
+                <w:szCs w:val="22"/>
+              </w:rPr>
+              <w:t xml:space="preserve"> the user clicks on a specific station marker,</w:t>
+            </w:r>
+          </w:p>
+          <w:p>
+            <w:pPr>
+              <w:spacing w:after="160"/>
+              <w:contextualSpacing/>
+              <w:rPr>
+                <w:rFonts w:ascii="Times New Roman" w:hAnsi="Times New Roman" w:cs="Times New Roman"/>
+                <w:sz w:val="22"/>
+                <w:szCs w:val="22"/>
+              </w:rPr>
+            </w:pPr>
+            <w:r>
+              <w:rPr>
+                <w:rFonts w:ascii="Times New Roman" w:hAnsi="Times New Roman" w:cs="Times New Roman"/>
+                <w:b/>
+                <w:bCs/>
+                <w:sz w:val="22"/>
+                <w:szCs w:val="22"/>
+              </w:rPr>
+              <w:t>Then</w:t>
+            </w:r>
+            <w:r>
+              <w:rPr>
+                <w:rFonts w:ascii="Times New Roman" w:hAnsi="Times New Roman" w:cs="Times New Roman"/>
+                <w:sz w:val="22"/>
+                <w:szCs w:val="22"/>
+              </w:rPr>
+              <w:t xml:space="preserve"> the system displays a popup showing the exact count of available bikes and free stands.</w:t>
+            </w:r>
+          </w:p>
+          <w:p>
+            <w:pPr>
+              <w:spacing w:after="160"/>
+              <w:contextualSpacing/>
+              <w:rPr>
+                <w:rFonts w:ascii="Times New Roman" w:hAnsi="Times New Roman" w:cs="Times New Roman"/>
+                <w:sz w:val="22"/>
+                <w:szCs w:val="22"/>
+              </w:rPr>
+            </w:pPr>
           </w:p>
         </w:tc>
       </w:tr>
@@ -2433,7 +4298,7 @@
         </w:tc>
         <w:tc>
           <w:tcPr>
-            <w:tcW w:w="0" w:type="auto"/>
+            <w:tcW w:w="3248" w:type="dxa"/>
             <w:hideMark/>
           </w:tcPr>
           <w:p>
@@ -2449,16 +4314,26 @@
             <w:r>
               <w:rPr>
                 <w:rFonts w:ascii="Times New Roman" w:hAnsi="Times New Roman" w:cs="Times New Roman"/>
-                <w:sz w:val="22"/>
-                <w:szCs w:val="22"/>
-              </w:rPr>
-              <w:t>As a commuter planning ahead (Sarah), I want to view predicted availability for the next 24 hours, so that I can plan my morning journey.</w:t>
+                <w:b/>
+                <w:bCs/>
+                <w:sz w:val="22"/>
+                <w:szCs w:val="22"/>
+              </w:rPr>
+              <w:t>As a commuter planning ahead (Sarah),</w:t>
+            </w:r>
+            <w:r>
+              <w:rPr>
+                <w:rFonts w:ascii="Times New Roman" w:hAnsi="Times New Roman" w:cs="Times New Roman"/>
+                <w:sz w:val="22"/>
+                <w:szCs w:val="22"/>
+              </w:rPr>
+              <w:t xml:space="preserve"> I want to view predicted availability for the next 24 hours, so that I can plan my morning journey.</w:t>
             </w:r>
           </w:p>
         </w:tc>
         <w:tc>
           <w:tcPr>
-            <w:tcW w:w="0" w:type="auto"/>
+            <w:tcW w:w="6950" w:type="dxa"/>
             <w:hideMark/>
           </w:tcPr>
           <w:p>
@@ -2474,10 +4349,12 @@
             <w:r>
               <w:rPr>
                 <w:rFonts w:ascii="Times New Roman" w:hAnsi="Times New Roman" w:cs="Times New Roman"/>
-                <w:sz w:val="22"/>
-                <w:szCs w:val="22"/>
-              </w:rPr>
-              <w:t>1. The "Prediction Model" tab must render an ML-driven chart.</w:t>
+                <w:b/>
+                <w:bCs/>
+                <w:sz w:val="22"/>
+                <w:szCs w:val="22"/>
+              </w:rPr>
+              <w:t>AC1 (Render Chart):</w:t>
             </w:r>
           </w:p>
           <w:p>
@@ -2493,11 +4370,198 @@
             <w:r>
               <w:rPr>
                 <w:rFonts w:ascii="Times New Roman" w:hAnsi="Times New Roman" w:cs="Times New Roman"/>
-                <w:sz w:val="22"/>
-                <w:szCs w:val="22"/>
-              </w:rPr>
-              <w:t>2. Predicted values must be mathematically clamped between 0 and station capacity.</w:t>
-            </w:r>
+                <w:b/>
+                <w:bCs/>
+                <w:sz w:val="22"/>
+                <w:szCs w:val="22"/>
+              </w:rPr>
+              <w:t>Given</w:t>
+            </w:r>
+            <w:r>
+              <w:rPr>
+                <w:rFonts w:ascii="Times New Roman" w:hAnsi="Times New Roman" w:cs="Times New Roman"/>
+                <w:sz w:val="22"/>
+                <w:szCs w:val="22"/>
+              </w:rPr>
+              <w:t xml:space="preserve"> the user has opened a station's detailed popup,</w:t>
+            </w:r>
+          </w:p>
+          <w:p>
+            <w:pPr>
+              <w:spacing w:after="160"/>
+              <w:contextualSpacing/>
+              <w:rPr>
+                <w:rFonts w:ascii="Times New Roman" w:hAnsi="Times New Roman" w:cs="Times New Roman"/>
+                <w:sz w:val="22"/>
+                <w:szCs w:val="22"/>
+              </w:rPr>
+            </w:pPr>
+            <w:r>
+              <w:rPr>
+                <w:rFonts w:ascii="Times New Roman" w:hAnsi="Times New Roman" w:cs="Times New Roman"/>
+                <w:b/>
+                <w:bCs/>
+                <w:sz w:val="22"/>
+                <w:szCs w:val="22"/>
+              </w:rPr>
+              <w:t>When</w:t>
+            </w:r>
+            <w:r>
+              <w:rPr>
+                <w:rFonts w:ascii="Times New Roman" w:hAnsi="Times New Roman" w:cs="Times New Roman"/>
+                <w:sz w:val="22"/>
+                <w:szCs w:val="22"/>
+              </w:rPr>
+              <w:t xml:space="preserve"> the user selects the "Prediction Model" tab,</w:t>
+            </w:r>
+          </w:p>
+          <w:p>
+            <w:pPr>
+              <w:spacing w:after="160"/>
+              <w:contextualSpacing/>
+              <w:rPr>
+                <w:rFonts w:ascii="Times New Roman" w:hAnsi="Times New Roman" w:cs="Times New Roman"/>
+                <w:sz w:val="22"/>
+                <w:szCs w:val="22"/>
+              </w:rPr>
+            </w:pPr>
+            <w:r>
+              <w:rPr>
+                <w:rFonts w:ascii="Times New Roman" w:hAnsi="Times New Roman" w:cs="Times New Roman"/>
+                <w:b/>
+                <w:bCs/>
+                <w:sz w:val="22"/>
+                <w:szCs w:val="22"/>
+              </w:rPr>
+              <w:t>Then</w:t>
+            </w:r>
+            <w:r>
+              <w:rPr>
+                <w:rFonts w:ascii="Times New Roman" w:hAnsi="Times New Roman" w:cs="Times New Roman"/>
+                <w:sz w:val="22"/>
+                <w:szCs w:val="22"/>
+              </w:rPr>
+              <w:t xml:space="preserve"> the system renders a 24-hour ML-driven availability chart.</w:t>
+            </w:r>
+          </w:p>
+          <w:p>
+            <w:pPr>
+              <w:spacing w:after="160"/>
+              <w:contextualSpacing/>
+              <w:rPr>
+                <w:rFonts w:ascii="Times New Roman" w:hAnsi="Times New Roman" w:cs="Times New Roman"/>
+                <w:sz w:val="22"/>
+                <w:szCs w:val="22"/>
+              </w:rPr>
+            </w:pPr>
+            <w:r>
+              <w:rPr>
+                <w:rFonts w:ascii="Times New Roman" w:hAnsi="Times New Roman" w:cs="Times New Roman"/>
+                <w:b/>
+                <w:bCs/>
+                <w:sz w:val="22"/>
+                <w:szCs w:val="22"/>
+              </w:rPr>
+              <w:t>AC2 (Data Boundary):</w:t>
+            </w:r>
+          </w:p>
+          <w:p>
+            <w:pPr>
+              <w:spacing w:after="160"/>
+              <w:contextualSpacing/>
+              <w:rPr>
+                <w:rFonts w:ascii="Times New Roman" w:hAnsi="Times New Roman" w:cs="Times New Roman"/>
+                <w:sz w:val="22"/>
+                <w:szCs w:val="22"/>
+              </w:rPr>
+            </w:pPr>
+            <w:r>
+              <w:rPr>
+                <w:rFonts w:ascii="Times New Roman" w:hAnsi="Times New Roman" w:cs="Times New Roman"/>
+                <w:b/>
+                <w:bCs/>
+                <w:sz w:val="22"/>
+                <w:szCs w:val="22"/>
+              </w:rPr>
+              <w:t>Given</w:t>
+            </w:r>
+            <w:r>
+              <w:rPr>
+                <w:rFonts w:ascii="Times New Roman" w:hAnsi="Times New Roman" w:cs="Times New Roman"/>
+                <w:sz w:val="22"/>
+                <w:szCs w:val="22"/>
+              </w:rPr>
+              <w:t xml:space="preserve"> the system is generating the prediction chart,</w:t>
+            </w:r>
+          </w:p>
+          <w:p>
+            <w:pPr>
+              <w:spacing w:after="160"/>
+              <w:contextualSpacing/>
+              <w:rPr>
+                <w:rFonts w:ascii="Times New Roman" w:hAnsi="Times New Roman" w:cs="Times New Roman"/>
+                <w:sz w:val="22"/>
+                <w:szCs w:val="22"/>
+              </w:rPr>
+            </w:pPr>
+            <w:r>
+              <w:rPr>
+                <w:rFonts w:ascii="Times New Roman" w:hAnsi="Times New Roman" w:cs="Times New Roman"/>
+                <w:b/>
+                <w:bCs/>
+                <w:sz w:val="22"/>
+                <w:szCs w:val="22"/>
+              </w:rPr>
+              <w:t>When</w:t>
+            </w:r>
+            <w:r>
+              <w:rPr>
+                <w:rFonts w:ascii="Times New Roman" w:hAnsi="Times New Roman" w:cs="Times New Roman"/>
+                <w:sz w:val="22"/>
+                <w:szCs w:val="22"/>
+              </w:rPr>
+              <w:t xml:space="preserve"> the ML model returns the forecasted values,</w:t>
+            </w:r>
+          </w:p>
+          <w:p>
+            <w:pPr>
+              <w:spacing w:after="160"/>
+              <w:contextualSpacing/>
+              <w:rPr>
+                <w:rFonts w:ascii="Times New Roman" w:hAnsi="Times New Roman" w:cs="Times New Roman"/>
+                <w:sz w:val="22"/>
+                <w:szCs w:val="22"/>
+              </w:rPr>
+            </w:pPr>
+            <w:r>
+              <w:rPr>
+                <w:rFonts w:ascii="Times New Roman" w:hAnsi="Times New Roman" w:cs="Times New Roman"/>
+                <w:b/>
+                <w:bCs/>
+                <w:sz w:val="22"/>
+                <w:szCs w:val="22"/>
+              </w:rPr>
+              <w:t>Then</w:t>
+            </w:r>
+            <w:r>
+              <w:rPr>
+                <w:rFonts w:ascii="Times New Roman" w:hAnsi="Times New Roman" w:cs="Times New Roman"/>
+                <w:sz w:val="22"/>
+                <w:szCs w:val="22"/>
+              </w:rPr>
+              <w:t xml:space="preserve"> the displayed values must be mathematically clamped between 0 and the station's total capacity.</w:t>
+            </w:r>
+          </w:p>
+          <w:p>
+            <w:pPr>
+              <w:spacing w:after="160"/>
+              <w:contextualSpacing/>
+              <w:rPr>
+                <w:rFonts w:ascii="Times New Roman" w:hAnsi="Times New Roman" w:cs="Times New Roman"/>
+                <w:sz w:val="22"/>
+                <w:szCs w:val="22"/>
+              </w:rPr>
+            </w:pPr>
           </w:p>
         </w:tc>
       </w:tr>
@@ -2529,7 +4593,7 @@
         </w:tc>
         <w:tc>
           <w:tcPr>
-            <w:tcW w:w="0" w:type="auto"/>
+            <w:tcW w:w="3248" w:type="dxa"/>
             <w:hideMark/>
           </w:tcPr>
           <w:p>
@@ -2545,16 +4609,26 @@
             <w:r>
               <w:rPr>
                 <w:rFonts w:ascii="Times New Roman" w:hAnsi="Times New Roman" w:cs="Times New Roman"/>
-                <w:sz w:val="22"/>
-                <w:szCs w:val="22"/>
-              </w:rPr>
-              <w:t>As a time-sensitive professional (Sarah), I want to use a journey planner to find the fastest route, so that I arrive at my meetings efficiently.</w:t>
+                <w:b/>
+                <w:bCs/>
+                <w:sz w:val="22"/>
+                <w:szCs w:val="22"/>
+              </w:rPr>
+              <w:t>As a time-sensitive professional (Sarah),</w:t>
+            </w:r>
+            <w:r>
+              <w:rPr>
+                <w:rFonts w:ascii="Times New Roman" w:hAnsi="Times New Roman" w:cs="Times New Roman"/>
+                <w:sz w:val="22"/>
+                <w:szCs w:val="22"/>
+              </w:rPr>
+              <w:t xml:space="preserve"> I want to use a journey planner to find the fastest route, so that I arrive at my meetings efficiently.</w:t>
             </w:r>
           </w:p>
         </w:tc>
         <w:tc>
           <w:tcPr>
-            <w:tcW w:w="0" w:type="auto"/>
+            <w:tcW w:w="6950" w:type="dxa"/>
             <w:hideMark/>
           </w:tcPr>
           <w:p>
@@ -2570,10 +4644,12 @@
             <w:r>
               <w:rPr>
                 <w:rFonts w:ascii="Times New Roman" w:hAnsi="Times New Roman" w:cs="Times New Roman"/>
-                <w:sz w:val="22"/>
-                <w:szCs w:val="22"/>
-              </w:rPr>
-              <w:t>1. System must calculate the optimal Walk-Cycle-Walk combination.</w:t>
+                <w:b/>
+                <w:bCs/>
+                <w:sz w:val="22"/>
+                <w:szCs w:val="22"/>
+              </w:rPr>
+              <w:t>AC1 (Calculate Route):</w:t>
             </w:r>
           </w:p>
           <w:p>
@@ -2589,10 +4665,186 @@
             <w:r>
               <w:rPr>
                 <w:rFonts w:ascii="Times New Roman" w:hAnsi="Times New Roman" w:cs="Times New Roman"/>
-                <w:sz w:val="22"/>
-                <w:szCs w:val="22"/>
-              </w:rPr>
-              <w:t>2. The map must render a polyline route with an associated ETA.</w:t>
+                <w:b/>
+                <w:bCs/>
+                <w:sz w:val="22"/>
+                <w:szCs w:val="22"/>
+              </w:rPr>
+              <w:t>Given</w:t>
+            </w:r>
+            <w:r>
+              <w:rPr>
+                <w:rFonts w:ascii="Times New Roman" w:hAnsi="Times New Roman" w:cs="Times New Roman"/>
+                <w:sz w:val="22"/>
+                <w:szCs w:val="22"/>
+              </w:rPr>
+              <w:t xml:space="preserve"> the user is interacting with the Journey Planner widget,</w:t>
+            </w:r>
+          </w:p>
+          <w:p>
+            <w:pPr>
+              <w:spacing w:after="160"/>
+              <w:contextualSpacing/>
+              <w:rPr>
+                <w:rFonts w:ascii="Times New Roman" w:hAnsi="Times New Roman" w:cs="Times New Roman"/>
+                <w:sz w:val="22"/>
+                <w:szCs w:val="22"/>
+              </w:rPr>
+            </w:pPr>
+            <w:r>
+              <w:rPr>
+                <w:rFonts w:ascii="Times New Roman" w:hAnsi="Times New Roman" w:cs="Times New Roman"/>
+                <w:b/>
+                <w:bCs/>
+                <w:sz w:val="22"/>
+                <w:szCs w:val="22"/>
+              </w:rPr>
+              <w:t>When</w:t>
+            </w:r>
+            <w:r>
+              <w:rPr>
+                <w:rFonts w:ascii="Times New Roman" w:hAnsi="Times New Roman" w:cs="Times New Roman"/>
+                <w:sz w:val="22"/>
+                <w:szCs w:val="22"/>
+              </w:rPr>
+              <w:t xml:space="preserve"> the user submits valid start and end points,</w:t>
+            </w:r>
+          </w:p>
+          <w:p>
+            <w:pPr>
+              <w:spacing w:after="160"/>
+              <w:contextualSpacing/>
+              <w:rPr>
+                <w:rFonts w:ascii="Times New Roman" w:hAnsi="Times New Roman" w:cs="Times New Roman"/>
+                <w:sz w:val="22"/>
+                <w:szCs w:val="22"/>
+              </w:rPr>
+            </w:pPr>
+            <w:r>
+              <w:rPr>
+                <w:rFonts w:ascii="Times New Roman" w:hAnsi="Times New Roman" w:cs="Times New Roman"/>
+                <w:b/>
+                <w:bCs/>
+                <w:sz w:val="22"/>
+                <w:szCs w:val="22"/>
+              </w:rPr>
+              <w:t>Then</w:t>
+            </w:r>
+            <w:r>
+              <w:rPr>
+                <w:rFonts w:ascii="Times New Roman" w:hAnsi="Times New Roman" w:cs="Times New Roman"/>
+                <w:sz w:val="22"/>
+                <w:szCs w:val="22"/>
+              </w:rPr>
+              <w:t xml:space="preserve"> the system calculates the optimal "Walk-Cycle-Walk" combination to minimize total time.</w:t>
+            </w:r>
+          </w:p>
+          <w:p>
+            <w:pPr>
+              <w:spacing w:after="160"/>
+              <w:contextualSpacing/>
+              <w:rPr>
+                <w:rFonts w:ascii="Times New Roman" w:hAnsi="Times New Roman" w:cs="Times New Roman"/>
+                <w:sz w:val="22"/>
+                <w:szCs w:val="22"/>
+              </w:rPr>
+            </w:pPr>
+            <w:r>
+              <w:rPr>
+                <w:rFonts w:ascii="Times New Roman" w:hAnsi="Times New Roman" w:cs="Times New Roman"/>
+                <w:b/>
+                <w:bCs/>
+                <w:sz w:val="22"/>
+                <w:szCs w:val="22"/>
+              </w:rPr>
+              <w:t>AC2 (Display Route):</w:t>
+            </w:r>
+          </w:p>
+          <w:p>
+            <w:pPr>
+              <w:spacing w:after="160"/>
+              <w:contextualSpacing/>
+              <w:rPr>
+                <w:rFonts w:ascii="Times New Roman" w:hAnsi="Times New Roman" w:cs="Times New Roman"/>
+                <w:sz w:val="22"/>
+                <w:szCs w:val="22"/>
+              </w:rPr>
+            </w:pPr>
+            <w:r>
+              <w:rPr>
+                <w:rFonts w:ascii="Times New Roman" w:hAnsi="Times New Roman" w:cs="Times New Roman"/>
+                <w:b/>
+                <w:bCs/>
+                <w:sz w:val="22"/>
+                <w:szCs w:val="22"/>
+              </w:rPr>
+              <w:t>Given</w:t>
+            </w:r>
+            <w:r>
+              <w:rPr>
+                <w:rFonts w:ascii="Times New Roman" w:hAnsi="Times New Roman" w:cs="Times New Roman"/>
+                <w:sz w:val="22"/>
+                <w:szCs w:val="22"/>
+              </w:rPr>
+              <w:t xml:space="preserve"> the system has successfully calculated the optimal route,</w:t>
+            </w:r>
+          </w:p>
+          <w:p>
+            <w:pPr>
+              <w:spacing w:after="160"/>
+              <w:contextualSpacing/>
+              <w:rPr>
+                <w:rFonts w:ascii="Times New Roman" w:hAnsi="Times New Roman" w:cs="Times New Roman"/>
+                <w:sz w:val="22"/>
+                <w:szCs w:val="22"/>
+              </w:rPr>
+            </w:pPr>
+            <w:r>
+              <w:rPr>
+                <w:rFonts w:ascii="Times New Roman" w:hAnsi="Times New Roman" w:cs="Times New Roman"/>
+                <w:b/>
+                <w:bCs/>
+                <w:sz w:val="22"/>
+                <w:szCs w:val="22"/>
+              </w:rPr>
+              <w:t>When</w:t>
+            </w:r>
+            <w:r>
+              <w:rPr>
+                <w:rFonts w:ascii="Times New Roman" w:hAnsi="Times New Roman" w:cs="Times New Roman"/>
+                <w:sz w:val="22"/>
+                <w:szCs w:val="22"/>
+              </w:rPr>
+              <w:t xml:space="preserve"> the result is returned to the frontend,</w:t>
+            </w:r>
+          </w:p>
+          <w:p>
+            <w:pPr>
+              <w:spacing w:after="160"/>
+              <w:contextualSpacing/>
+              <w:rPr>
+                <w:rFonts w:ascii="Times New Roman" w:hAnsi="Times New Roman" w:cs="Times New Roman" w:hint="eastAsia"/>
+                <w:sz w:val="22"/>
+                <w:szCs w:val="22"/>
+              </w:rPr>
+            </w:pPr>
+            <w:r>
+              <w:rPr>
+                <w:rFonts w:ascii="Times New Roman" w:hAnsi="Times New Roman" w:cs="Times New Roman"/>
+                <w:b/>
+                <w:bCs/>
+                <w:sz w:val="22"/>
+                <w:szCs w:val="22"/>
+              </w:rPr>
+              <w:t>Then</w:t>
+            </w:r>
+            <w:r>
+              <w:rPr>
+                <w:rFonts w:ascii="Times New Roman" w:hAnsi="Times New Roman" w:cs="Times New Roman"/>
+                <w:sz w:val="22"/>
+                <w:szCs w:val="22"/>
+              </w:rPr>
+              <w:t xml:space="preserve"> the map renders a polyline path and displays the total estimated time of arrival (ETA).</w:t>
             </w:r>
           </w:p>
         </w:tc>
@@ -2619,13 +4871,14 @@
                 <w:sz w:val="22"/>
                 <w:szCs w:val="22"/>
               </w:rPr>
+              <w:lastRenderedPageBreak/>
               <w:t>US-04</w:t>
             </w:r>
           </w:p>
         </w:tc>
         <w:tc>
           <w:tcPr>
-            <w:tcW w:w="0" w:type="auto"/>
+            <w:tcW w:w="3248" w:type="dxa"/>
             <w:hideMark/>
           </w:tcPr>
           <w:p>
@@ -2650,12 +4903,11 @@
         </w:tc>
         <w:tc>
           <w:tcPr>
-            <w:tcW w:w="0" w:type="auto"/>
+            <w:tcW w:w="6950" w:type="dxa"/>
             <w:hideMark/>
           </w:tcPr>
           <w:p>
             <w:pPr>
-              <w:spacing w:after="160"/>
               <w:contextualSpacing/>
               <w:rPr>
                 <w:rFonts w:ascii="Times New Roman" w:hAnsi="Times New Roman" w:cs="Times New Roman"/>
@@ -2666,33 +4918,16 @@
             <w:r>
               <w:rPr>
                 <w:rFonts w:ascii="Times New Roman" w:hAnsi="Times New Roman" w:cs="Times New Roman"/>
-                <w:sz w:val="22"/>
-                <w:szCs w:val="22"/>
-              </w:rPr>
-              <w:t xml:space="preserve">1. The GenAI Chatbot must process queries using </w:t>
-            </w:r>
-            <w:proofErr w:type="spellStart"/>
-            <w:r>
-              <w:rPr>
-                <w:rFonts w:ascii="Times New Roman" w:hAnsi="Times New Roman" w:cs="Times New Roman"/>
-                <w:sz w:val="22"/>
-                <w:szCs w:val="22"/>
-              </w:rPr>
-              <w:t>LangChain</w:t>
-            </w:r>
-            <w:proofErr w:type="spellEnd"/>
-            <w:r>
-              <w:rPr>
-                <w:rFonts w:ascii="Times New Roman" w:hAnsi="Times New Roman" w:cs="Times New Roman"/>
-                <w:sz w:val="22"/>
-                <w:szCs w:val="22"/>
-              </w:rPr>
-              <w:t>/LLM.</w:t>
+                <w:b/>
+                <w:bCs/>
+                <w:sz w:val="22"/>
+                <w:szCs w:val="22"/>
+              </w:rPr>
+              <w:t>AC1 (Process Query):</w:t>
             </w:r>
           </w:p>
           <w:p>
             <w:pPr>
-              <w:spacing w:after="160"/>
               <w:contextualSpacing/>
               <w:rPr>
                 <w:rFonts w:ascii="Times New Roman" w:hAnsi="Times New Roman" w:cs="Times New Roman"/>
@@ -2703,11 +4938,209 @@
             <w:r>
               <w:rPr>
                 <w:rFonts w:ascii="Times New Roman" w:hAnsi="Times New Roman" w:cs="Times New Roman"/>
-                <w:sz w:val="22"/>
-                <w:szCs w:val="22"/>
-              </w:rPr>
-              <w:t>2. Conversation history must be persisted for authenticated users.</w:t>
-            </w:r>
+                <w:b/>
+                <w:bCs/>
+                <w:sz w:val="22"/>
+                <w:szCs w:val="22"/>
+              </w:rPr>
+              <w:t>Given</w:t>
+            </w:r>
+            <w:r>
+              <w:rPr>
+                <w:rFonts w:ascii="Times New Roman" w:hAnsi="Times New Roman" w:cs="Times New Roman"/>
+                <w:sz w:val="22"/>
+                <w:szCs w:val="22"/>
+              </w:rPr>
+              <w:t xml:space="preserve"> the user is on the AI Chat interface,</w:t>
+            </w:r>
+          </w:p>
+          <w:p>
+            <w:pPr>
+              <w:contextualSpacing/>
+              <w:rPr>
+                <w:rFonts w:ascii="Times New Roman" w:hAnsi="Times New Roman" w:cs="Times New Roman"/>
+                <w:sz w:val="22"/>
+                <w:szCs w:val="22"/>
+              </w:rPr>
+            </w:pPr>
+            <w:r>
+              <w:rPr>
+                <w:rFonts w:ascii="Times New Roman" w:hAnsi="Times New Roman" w:cs="Times New Roman"/>
+                <w:b/>
+                <w:bCs/>
+                <w:sz w:val="22"/>
+                <w:szCs w:val="22"/>
+              </w:rPr>
+              <w:t>When</w:t>
+            </w:r>
+            <w:r>
+              <w:rPr>
+                <w:rFonts w:ascii="Times New Roman" w:hAnsi="Times New Roman" w:cs="Times New Roman"/>
+                <w:sz w:val="22"/>
+                <w:szCs w:val="22"/>
+              </w:rPr>
+              <w:t xml:space="preserve"> the user submits a natural language query,</w:t>
+            </w:r>
+          </w:p>
+          <w:p>
+            <w:pPr>
+              <w:contextualSpacing/>
+              <w:rPr>
+                <w:rFonts w:ascii="Times New Roman" w:hAnsi="Times New Roman" w:cs="Times New Roman"/>
+                <w:sz w:val="22"/>
+                <w:szCs w:val="22"/>
+              </w:rPr>
+            </w:pPr>
+            <w:r>
+              <w:rPr>
+                <w:rFonts w:ascii="Times New Roman" w:hAnsi="Times New Roman" w:cs="Times New Roman"/>
+                <w:b/>
+                <w:bCs/>
+                <w:sz w:val="22"/>
+                <w:szCs w:val="22"/>
+              </w:rPr>
+              <w:t>Then</w:t>
+            </w:r>
+            <w:r>
+              <w:rPr>
+                <w:rFonts w:ascii="Times New Roman" w:hAnsi="Times New Roman" w:cs="Times New Roman"/>
+                <w:sz w:val="22"/>
+                <w:szCs w:val="22"/>
+              </w:rPr>
+              <w:t xml:space="preserve"> the system processes it via the </w:t>
+            </w:r>
+            <w:proofErr w:type="spellStart"/>
+            <w:r>
+              <w:rPr>
+                <w:rFonts w:ascii="Times New Roman" w:hAnsi="Times New Roman" w:cs="Times New Roman"/>
+                <w:sz w:val="22"/>
+                <w:szCs w:val="22"/>
+              </w:rPr>
+              <w:t>LangChain</w:t>
+            </w:r>
+            <w:proofErr w:type="spellEnd"/>
+            <w:r>
+              <w:rPr>
+                <w:rFonts w:ascii="Times New Roman" w:hAnsi="Times New Roman" w:cs="Times New Roman"/>
+                <w:sz w:val="22"/>
+                <w:szCs w:val="22"/>
+              </w:rPr>
+              <w:t>/LLM and returns a context-aware response.</w:t>
+            </w:r>
+          </w:p>
+          <w:p>
+            <w:pPr>
+              <w:contextualSpacing/>
+              <w:rPr>
+                <w:rFonts w:ascii="Times New Roman" w:hAnsi="Times New Roman" w:cs="Times New Roman"/>
+                <w:sz w:val="22"/>
+                <w:szCs w:val="22"/>
+              </w:rPr>
+            </w:pPr>
+            <w:r>
+              <w:rPr>
+                <w:rFonts w:ascii="Times New Roman" w:hAnsi="Times New Roman" w:cs="Times New Roman"/>
+                <w:b/>
+                <w:bCs/>
+                <w:sz w:val="22"/>
+                <w:szCs w:val="22"/>
+              </w:rPr>
+              <w:t>AC2 (Persist Context):</w:t>
+            </w:r>
+          </w:p>
+          <w:p>
+            <w:pPr>
+              <w:contextualSpacing/>
+              <w:rPr>
+                <w:rFonts w:ascii="Times New Roman" w:hAnsi="Times New Roman" w:cs="Times New Roman"/>
+                <w:sz w:val="22"/>
+                <w:szCs w:val="22"/>
+              </w:rPr>
+            </w:pPr>
+            <w:r>
+              <w:rPr>
+                <w:rFonts w:ascii="Times New Roman" w:hAnsi="Times New Roman" w:cs="Times New Roman"/>
+                <w:b/>
+                <w:bCs/>
+                <w:sz w:val="22"/>
+                <w:szCs w:val="22"/>
+              </w:rPr>
+              <w:t>Given</w:t>
+            </w:r>
+            <w:r>
+              <w:rPr>
+                <w:rFonts w:ascii="Times New Roman" w:hAnsi="Times New Roman" w:cs="Times New Roman"/>
+                <w:sz w:val="22"/>
+                <w:szCs w:val="22"/>
+              </w:rPr>
+              <w:t xml:space="preserve"> an authenticated user is using the AI Chat,</w:t>
+            </w:r>
+          </w:p>
+          <w:p>
+            <w:pPr>
+              <w:contextualSpacing/>
+              <w:rPr>
+                <w:rFonts w:ascii="Times New Roman" w:hAnsi="Times New Roman" w:cs="Times New Roman"/>
+                <w:sz w:val="22"/>
+                <w:szCs w:val="22"/>
+              </w:rPr>
+            </w:pPr>
+            <w:r>
+              <w:rPr>
+                <w:rFonts w:ascii="Times New Roman" w:hAnsi="Times New Roman" w:cs="Times New Roman"/>
+                <w:b/>
+                <w:bCs/>
+                <w:sz w:val="22"/>
+                <w:szCs w:val="22"/>
+              </w:rPr>
+              <w:t>When</w:t>
+            </w:r>
+            <w:r>
+              <w:rPr>
+                <w:rFonts w:ascii="Times New Roman" w:hAnsi="Times New Roman" w:cs="Times New Roman"/>
+                <w:sz w:val="22"/>
+                <w:szCs w:val="22"/>
+              </w:rPr>
+              <w:t xml:space="preserve"> a conversation occurs,</w:t>
+            </w:r>
+          </w:p>
+          <w:p>
+            <w:pPr>
+              <w:contextualSpacing/>
+              <w:rPr>
+                <w:rFonts w:ascii="Times New Roman" w:hAnsi="Times New Roman" w:cs="Times New Roman"/>
+                <w:sz w:val="22"/>
+                <w:szCs w:val="22"/>
+              </w:rPr>
+            </w:pPr>
+            <w:r>
+              <w:rPr>
+                <w:rFonts w:ascii="Times New Roman" w:hAnsi="Times New Roman" w:cs="Times New Roman"/>
+                <w:b/>
+                <w:bCs/>
+                <w:sz w:val="22"/>
+                <w:szCs w:val="22"/>
+              </w:rPr>
+              <w:t>Then</w:t>
+            </w:r>
+            <w:r>
+              <w:rPr>
+                <w:rFonts w:ascii="Times New Roman" w:hAnsi="Times New Roman" w:cs="Times New Roman"/>
+                <w:sz w:val="22"/>
+                <w:szCs w:val="22"/>
+              </w:rPr>
+              <w:t xml:space="preserve"> the system persists the chat interactions in the database to maintain session history.</w:t>
+            </w:r>
+          </w:p>
+          <w:p>
+            <w:pPr>
+              <w:contextualSpacing/>
+              <w:rPr>
+                <w:rFonts w:ascii="Times New Roman" w:hAnsi="Times New Roman" w:cs="Times New Roman"/>
+                <w:sz w:val="22"/>
+                <w:szCs w:val="22"/>
+              </w:rPr>
+            </w:pPr>
           </w:p>
         </w:tc>
       </w:tr>
@@ -2739,7 +5172,7 @@
         </w:tc>
         <w:tc>
           <w:tcPr>
-            <w:tcW w:w="0" w:type="auto"/>
+            <w:tcW w:w="3248" w:type="dxa"/>
             <w:hideMark/>
           </w:tcPr>
           <w:p>
@@ -2764,12 +5197,11 @@
         </w:tc>
         <w:tc>
           <w:tcPr>
-            <w:tcW w:w="0" w:type="auto"/>
+            <w:tcW w:w="6950" w:type="dxa"/>
             <w:hideMark/>
           </w:tcPr>
           <w:p>
             <w:pPr>
-              <w:spacing w:after="160"/>
               <w:contextualSpacing/>
               <w:rPr>
                 <w:rFonts w:ascii="Times New Roman" w:hAnsi="Times New Roman" w:cs="Times New Roman"/>
@@ -2780,10 +5212,200 @@
             <w:r>
               <w:rPr>
                 <w:rFonts w:ascii="Times New Roman" w:hAnsi="Times New Roman" w:cs="Times New Roman"/>
-                <w:sz w:val="22"/>
-                <w:szCs w:val="22"/>
-              </w:rPr>
-              <w:t>1. Registration must require a 6-digit email verification code.</w:t>
+                <w:b/>
+                <w:bCs/>
+                <w:sz w:val="22"/>
+                <w:szCs w:val="22"/>
+              </w:rPr>
+              <w:t>AC1 (Email Verification):</w:t>
+            </w:r>
+          </w:p>
+          <w:p>
+            <w:pPr>
+              <w:contextualSpacing/>
+              <w:rPr>
+                <w:rFonts w:ascii="Times New Roman" w:hAnsi="Times New Roman" w:cs="Times New Roman"/>
+                <w:sz w:val="22"/>
+                <w:szCs w:val="22"/>
+              </w:rPr>
+            </w:pPr>
+            <w:r>
+              <w:rPr>
+                <w:rFonts w:ascii="Times New Roman" w:hAnsi="Times New Roman" w:cs="Times New Roman"/>
+                <w:b/>
+                <w:bCs/>
+                <w:sz w:val="22"/>
+                <w:szCs w:val="22"/>
+              </w:rPr>
+              <w:t>Given</w:t>
+            </w:r>
+            <w:r>
+              <w:rPr>
+                <w:rFonts w:ascii="Times New Roman" w:hAnsi="Times New Roman" w:cs="Times New Roman"/>
+                <w:sz w:val="22"/>
+                <w:szCs w:val="22"/>
+              </w:rPr>
+              <w:t xml:space="preserve"> the user is registering a new account,</w:t>
+            </w:r>
+          </w:p>
+          <w:p>
+            <w:pPr>
+              <w:contextualSpacing/>
+              <w:rPr>
+                <w:rFonts w:ascii="Times New Roman" w:hAnsi="Times New Roman" w:cs="Times New Roman"/>
+                <w:sz w:val="22"/>
+                <w:szCs w:val="22"/>
+              </w:rPr>
+            </w:pPr>
+            <w:r>
+              <w:rPr>
+                <w:rFonts w:ascii="Times New Roman" w:hAnsi="Times New Roman" w:cs="Times New Roman"/>
+                <w:b/>
+                <w:bCs/>
+                <w:sz w:val="22"/>
+                <w:szCs w:val="22"/>
+              </w:rPr>
+              <w:t>When</w:t>
+            </w:r>
+            <w:r>
+              <w:rPr>
+                <w:rFonts w:ascii="Times New Roman" w:hAnsi="Times New Roman" w:cs="Times New Roman"/>
+                <w:sz w:val="22"/>
+                <w:szCs w:val="22"/>
+              </w:rPr>
+              <w:t xml:space="preserve"> the registration form is submitted,</w:t>
+            </w:r>
+          </w:p>
+          <w:p>
+            <w:pPr>
+              <w:contextualSpacing/>
+              <w:rPr>
+                <w:rFonts w:ascii="Times New Roman" w:hAnsi="Times New Roman" w:cs="Times New Roman"/>
+                <w:sz w:val="22"/>
+                <w:szCs w:val="22"/>
+              </w:rPr>
+            </w:pPr>
+            <w:r>
+              <w:rPr>
+                <w:rFonts w:ascii="Times New Roman" w:hAnsi="Times New Roman" w:cs="Times New Roman"/>
+                <w:b/>
+                <w:bCs/>
+                <w:sz w:val="22"/>
+                <w:szCs w:val="22"/>
+              </w:rPr>
+              <w:t>Then</w:t>
+            </w:r>
+            <w:r>
+              <w:rPr>
+                <w:rFonts w:ascii="Times New Roman" w:hAnsi="Times New Roman" w:cs="Times New Roman"/>
+                <w:sz w:val="22"/>
+                <w:szCs w:val="22"/>
+              </w:rPr>
+              <w:t xml:space="preserve"> the system emails a 6-digit verification code to activate the account.</w:t>
+            </w:r>
+          </w:p>
+          <w:p>
+            <w:pPr>
+              <w:contextualSpacing/>
+              <w:rPr>
+                <w:rFonts w:ascii="Times New Roman" w:hAnsi="Times New Roman" w:cs="Times New Roman"/>
+                <w:sz w:val="22"/>
+                <w:szCs w:val="22"/>
+              </w:rPr>
+            </w:pPr>
+            <w:r>
+              <w:rPr>
+                <w:rFonts w:ascii="Times New Roman" w:hAnsi="Times New Roman" w:cs="Times New Roman"/>
+                <w:b/>
+                <w:bCs/>
+                <w:sz w:val="22"/>
+                <w:szCs w:val="22"/>
+              </w:rPr>
+              <w:t>AC2 (Secure Authentication):</w:t>
+            </w:r>
+          </w:p>
+          <w:p>
+            <w:pPr>
+              <w:contextualSpacing/>
+              <w:rPr>
+                <w:rFonts w:ascii="Times New Roman" w:hAnsi="Times New Roman" w:cs="Times New Roman"/>
+                <w:sz w:val="22"/>
+                <w:szCs w:val="22"/>
+              </w:rPr>
+            </w:pPr>
+            <w:r>
+              <w:rPr>
+                <w:rFonts w:ascii="Times New Roman" w:hAnsi="Times New Roman" w:cs="Times New Roman"/>
+                <w:b/>
+                <w:bCs/>
+                <w:sz w:val="22"/>
+                <w:szCs w:val="22"/>
+              </w:rPr>
+              <w:t>Given</w:t>
+            </w:r>
+            <w:r>
+              <w:rPr>
+                <w:rFonts w:ascii="Times New Roman" w:hAnsi="Times New Roman" w:cs="Times New Roman"/>
+                <w:sz w:val="22"/>
+                <w:szCs w:val="22"/>
+              </w:rPr>
+              <w:t xml:space="preserve"> the user is on the login interface,</w:t>
+            </w:r>
+          </w:p>
+          <w:p>
+            <w:pPr>
+              <w:contextualSpacing/>
+              <w:rPr>
+                <w:rFonts w:ascii="Times New Roman" w:hAnsi="Times New Roman" w:cs="Times New Roman"/>
+                <w:sz w:val="22"/>
+                <w:szCs w:val="22"/>
+              </w:rPr>
+            </w:pPr>
+            <w:r>
+              <w:rPr>
+                <w:rFonts w:ascii="Times New Roman" w:hAnsi="Times New Roman" w:cs="Times New Roman"/>
+                <w:b/>
+                <w:bCs/>
+                <w:sz w:val="22"/>
+                <w:szCs w:val="22"/>
+              </w:rPr>
+              <w:t>When</w:t>
+            </w:r>
+            <w:r>
+              <w:rPr>
+                <w:rFonts w:ascii="Times New Roman" w:hAnsi="Times New Roman" w:cs="Times New Roman"/>
+                <w:sz w:val="22"/>
+                <w:szCs w:val="22"/>
+              </w:rPr>
+              <w:t xml:space="preserve"> the user enters valid and verified credentials,</w:t>
+            </w:r>
+          </w:p>
+          <w:p>
+            <w:pPr>
+              <w:contextualSpacing/>
+              <w:rPr>
+                <w:rFonts w:ascii="Times New Roman" w:hAnsi="Times New Roman" w:cs="Times New Roman" w:hint="eastAsia"/>
+                <w:sz w:val="22"/>
+                <w:szCs w:val="22"/>
+              </w:rPr>
+            </w:pPr>
+            <w:r>
+              <w:rPr>
+                <w:rFonts w:ascii="Times New Roman" w:hAnsi="Times New Roman" w:cs="Times New Roman"/>
+                <w:b/>
+                <w:bCs/>
+                <w:sz w:val="22"/>
+                <w:szCs w:val="22"/>
+              </w:rPr>
+              <w:t>Then</w:t>
+            </w:r>
+            <w:r>
+              <w:rPr>
+                <w:rFonts w:ascii="Times New Roman" w:hAnsi="Times New Roman" w:cs="Times New Roman"/>
+                <w:sz w:val="22"/>
+                <w:szCs w:val="22"/>
+              </w:rPr>
+              <w:t xml:space="preserve"> the system authenticates the user by issuing secure JWT (Access/Refresh) tokens.</w:t>
             </w:r>
           </w:p>
           <w:p>
@@ -2796,14 +5418,6 @@
                 <w:szCs w:val="22"/>
               </w:rPr>
             </w:pPr>
-            <w:r>
-              <w:rPr>
-                <w:rFonts w:ascii="Times New Roman" w:hAnsi="Times New Roman" w:cs="Times New Roman"/>
-                <w:sz w:val="22"/>
-                <w:szCs w:val="22"/>
-              </w:rPr>
-              <w:t>2. The system must issue and validate secure JWT tokens.</w:t>
-            </w:r>
           </w:p>
         </w:tc>
       </w:tr>
@@ -2924,7 +5538,7 @@
         <w:spacing w:line="240" w:lineRule="auto"/>
         <w:contextualSpacing/>
         <w:rPr>
-          <w:rFonts w:ascii="Times New Roman" w:hAnsi="Times New Roman" w:cs="Times New Roman"/>
+          <w:rFonts w:ascii="Times New Roman" w:hAnsi="Times New Roman" w:cs="Times New Roman" w:hint="eastAsia"/>
           <w:sz w:val="22"/>
           <w:szCs w:val="22"/>
         </w:rPr>
@@ -2955,21 +5569,10 @@
         </w:rPr>
         <w:t xml:space="preserve"> https://github.com/ucdse/docs/tree/main/requirements</w:t>
       </w:r>
-    </w:p>
-    <w:p>
-      <w:pPr>
-        <w:spacing w:line="240" w:lineRule="auto"/>
-        <w:contextualSpacing/>
-        <w:rPr>
-          <w:rFonts w:ascii="Times New Roman" w:hAnsi="Times New Roman" w:cs="Times New Roman" w:hint="eastAsia"/>
-          <w:sz w:val="22"/>
-          <w:szCs w:val="22"/>
-        </w:rPr>
-      </w:pPr>
     </w:p>
     <w:sectPr>
       <w:pgSz w:w="11906" w:h="16838"/>
-      <w:pgMar w:top="1440" w:right="1800" w:bottom="1440" w:left="1800" w:header="851" w:footer="992" w:gutter="0"/>
+      <w:pgMar w:top="720" w:right="720" w:bottom="709" w:left="720" w:header="851" w:footer="992" w:gutter="0"/>
       <w:cols w:space="425"/>
       <w:docGrid w:type="lines" w:linePitch="360"/>
     </w:sectPr>
@@ -3328,6 +5931,155 @@
     </w:lvl>
   </w:abstractNum>
   <w:abstractNum w:abstractNumId="2" w15:restartNumberingAfterBreak="0">
+    <w:nsid w:val="08DC2374"/>
+    <w:multiLevelType w:val="multilevel"/>
+    <w:tmpl w:val="C8BEB39E"/>
+    <w:lvl w:ilvl="0">
+      <w:start w:val="1"/>
+      <w:numFmt w:val="bullet"/>
+      <w:lvlText w:val=""/>
+      <w:lvlJc w:val="left"/>
+      <w:pPr>
+        <w:tabs>
+          <w:tab w:val="num" w:pos="720"/>
+        </w:tabs>
+        <w:ind w:left="720" w:hanging="360"/>
+      </w:pPr>
+      <w:rPr>
+        <w:rFonts w:ascii="Symbol" w:hAnsi="Symbol" w:hint="default"/>
+        <w:sz w:val="20"/>
+      </w:rPr>
+    </w:lvl>
+    <w:lvl w:ilvl="1" w:tentative="1">
+      <w:start w:val="1"/>
+      <w:numFmt w:val="bullet"/>
+      <w:lvlText w:val="o"/>
+      <w:lvlJc w:val="left"/>
+      <w:pPr>
+        <w:tabs>
+          <w:tab w:val="num" w:pos="1440"/>
+        </w:tabs>
+        <w:ind w:left="1440" w:hanging="360"/>
+      </w:pPr>
+      <w:rPr>
+        <w:rFonts w:ascii="Courier New" w:hAnsi="Courier New" w:hint="default"/>
+        <w:sz w:val="20"/>
+      </w:rPr>
+    </w:lvl>
+    <w:lvl w:ilvl="2" w:tentative="1">
+      <w:start w:val="1"/>
+      <w:numFmt w:val="bullet"/>
+      <w:lvlText w:val=""/>
+      <w:lvlJc w:val="left"/>
+      <w:pPr>
+        <w:tabs>
+          <w:tab w:val="num" w:pos="2160"/>
+        </w:tabs>
+        <w:ind w:left="2160" w:hanging="360"/>
+      </w:pPr>
+      <w:rPr>
+        <w:rFonts w:ascii="Wingdings" w:hAnsi="Wingdings" w:hint="default"/>
+        <w:sz w:val="20"/>
+      </w:rPr>
+    </w:lvl>
+    <w:lvl w:ilvl="3" w:tentative="1">
+      <w:start w:val="1"/>
+      <w:numFmt w:val="bullet"/>
+      <w:lvlText w:val=""/>
+      <w:lvlJc w:val="left"/>
+      <w:pPr>
+        <w:tabs>
+          <w:tab w:val="num" w:pos="2880"/>
+        </w:tabs>
+        <w:ind w:left="2880" w:hanging="360"/>
+      </w:pPr>
+      <w:rPr>
+        <w:rFonts w:ascii="Wingdings" w:hAnsi="Wingdings" w:hint="default"/>
+        <w:sz w:val="20"/>
+      </w:rPr>
+    </w:lvl>
+    <w:lvl w:ilvl="4" w:tentative="1">
+      <w:start w:val="1"/>
+      <w:numFmt w:val="bullet"/>
+      <w:lvlText w:val=""/>
+      <w:lvlJc w:val="left"/>
+      <w:pPr>
+        <w:tabs>
+          <w:tab w:val="num" w:pos="3600"/>
+        </w:tabs>
+        <w:ind w:left="3600" w:hanging="360"/>
+      </w:pPr>
+      <w:rPr>
+        <w:rFonts w:ascii="Wingdings" w:hAnsi="Wingdings" w:hint="default"/>
+        <w:sz w:val="20"/>
+      </w:rPr>
+    </w:lvl>
+    <w:lvl w:ilvl="5" w:tentative="1">
+      <w:start w:val="1"/>
+      <w:numFmt w:val="bullet"/>
+      <w:lvlText w:val=""/>
+      <w:lvlJc w:val="left"/>
+      <w:pPr>
+        <w:tabs>
+          <w:tab w:val="num" w:pos="4320"/>
+        </w:tabs>
+        <w:ind w:left="4320" w:hanging="360"/>
+      </w:pPr>
+      <w:rPr>
+        <w:rFonts w:ascii="Wingdings" w:hAnsi="Wingdings" w:hint="default"/>
+        <w:sz w:val="20"/>
+      </w:rPr>
+    </w:lvl>
+    <w:lvl w:ilvl="6" w:tentative="1">
+      <w:start w:val="1"/>
+      <w:numFmt w:val="bullet"/>
+      <w:lvlText w:val=""/>
+      <w:lvlJc w:val="left"/>
+      <w:pPr>
+        <w:tabs>
+          <w:tab w:val="num" w:pos="5040"/>
+        </w:tabs>
+        <w:ind w:left="5040" w:hanging="360"/>
+      </w:pPr>
+      <w:rPr>
+        <w:rFonts w:ascii="Wingdings" w:hAnsi="Wingdings" w:hint="default"/>
+        <w:sz w:val="20"/>
+      </w:rPr>
+    </w:lvl>
+    <w:lvl w:ilvl="7" w:tentative="1">
+      <w:start w:val="1"/>
+      <w:numFmt w:val="bullet"/>
+      <w:lvlText w:val=""/>
+      <w:lvlJc w:val="left"/>
+      <w:pPr>
+        <w:tabs>
+          <w:tab w:val="num" w:pos="5760"/>
+        </w:tabs>
+        <w:ind w:left="5760" w:hanging="360"/>
+      </w:pPr>
+      <w:rPr>
+        <w:rFonts w:ascii="Wingdings" w:hAnsi="Wingdings" w:hint="default"/>
+        <w:sz w:val="20"/>
+      </w:rPr>
+    </w:lvl>
+    <w:lvl w:ilvl="8" w:tentative="1">
+      <w:start w:val="1"/>
+      <w:numFmt w:val="bullet"/>
+      <w:lvlText w:val=""/>
+      <w:lvlJc w:val="left"/>
+      <w:pPr>
+        <w:tabs>
+          <w:tab w:val="num" w:pos="6480"/>
+        </w:tabs>
+        <w:ind w:left="6480" w:hanging="360"/>
+      </w:pPr>
+      <w:rPr>
+        <w:rFonts w:ascii="Wingdings" w:hAnsi="Wingdings" w:hint="default"/>
+        <w:sz w:val="20"/>
+      </w:rPr>
+    </w:lvl>
+  </w:abstractNum>
+  <w:abstractNum w:abstractNumId="3" w15:restartNumberingAfterBreak="0">
     <w:nsid w:val="122016DF"/>
     <w:multiLevelType w:val="multilevel"/>
     <w:tmpl w:val="61C2A746"/>
@@ -3476,7 +6228,7 @@
       </w:rPr>
     </w:lvl>
   </w:abstractNum>
-  <w:abstractNum w:abstractNumId="3" w15:restartNumberingAfterBreak="0">
+  <w:abstractNum w:abstractNumId="4" w15:restartNumberingAfterBreak="0">
     <w:nsid w:val="145C3A48"/>
     <w:multiLevelType w:val="multilevel"/>
     <w:tmpl w:val="E294D3A0"/>
@@ -3625,7 +6377,305 @@
       </w:rPr>
     </w:lvl>
   </w:abstractNum>
-  <w:abstractNum w:abstractNumId="4" w15:restartNumberingAfterBreak="0">
+  <w:abstractNum w:abstractNumId="5" w15:restartNumberingAfterBreak="0">
+    <w:nsid w:val="1EA25B3E"/>
+    <w:multiLevelType w:val="multilevel"/>
+    <w:tmpl w:val="691CCD0E"/>
+    <w:lvl w:ilvl="0">
+      <w:start w:val="1"/>
+      <w:numFmt w:val="bullet"/>
+      <w:lvlText w:val=""/>
+      <w:lvlJc w:val="left"/>
+      <w:pPr>
+        <w:tabs>
+          <w:tab w:val="num" w:pos="720"/>
+        </w:tabs>
+        <w:ind w:left="720" w:hanging="360"/>
+      </w:pPr>
+      <w:rPr>
+        <w:rFonts w:ascii="Symbol" w:hAnsi="Symbol" w:hint="default"/>
+        <w:sz w:val="20"/>
+      </w:rPr>
+    </w:lvl>
+    <w:lvl w:ilvl="1" w:tentative="1">
+      <w:start w:val="1"/>
+      <w:numFmt w:val="bullet"/>
+      <w:lvlText w:val="o"/>
+      <w:lvlJc w:val="left"/>
+      <w:pPr>
+        <w:tabs>
+          <w:tab w:val="num" w:pos="1440"/>
+        </w:tabs>
+        <w:ind w:left="1440" w:hanging="360"/>
+      </w:pPr>
+      <w:rPr>
+        <w:rFonts w:ascii="Courier New" w:hAnsi="Courier New" w:hint="default"/>
+        <w:sz w:val="20"/>
+      </w:rPr>
+    </w:lvl>
+    <w:lvl w:ilvl="2" w:tentative="1">
+      <w:start w:val="1"/>
+      <w:numFmt w:val="bullet"/>
+      <w:lvlText w:val=""/>
+      <w:lvlJc w:val="left"/>
+      <w:pPr>
+        <w:tabs>
+          <w:tab w:val="num" w:pos="2160"/>
+        </w:tabs>
+        <w:ind w:left="2160" w:hanging="360"/>
+      </w:pPr>
+      <w:rPr>
+        <w:rFonts w:ascii="Wingdings" w:hAnsi="Wingdings" w:hint="default"/>
+        <w:sz w:val="20"/>
+      </w:rPr>
+    </w:lvl>
+    <w:lvl w:ilvl="3" w:tentative="1">
+      <w:start w:val="1"/>
+      <w:numFmt w:val="bullet"/>
+      <w:lvlText w:val=""/>
+      <w:lvlJc w:val="left"/>
+      <w:pPr>
+        <w:tabs>
+          <w:tab w:val="num" w:pos="2880"/>
+        </w:tabs>
+        <w:ind w:left="2880" w:hanging="360"/>
+      </w:pPr>
+      <w:rPr>
+        <w:rFonts w:ascii="Wingdings" w:hAnsi="Wingdings" w:hint="default"/>
+        <w:sz w:val="20"/>
+      </w:rPr>
+    </w:lvl>
+    <w:lvl w:ilvl="4" w:tentative="1">
+      <w:start w:val="1"/>
+      <w:numFmt w:val="bullet"/>
+      <w:lvlText w:val=""/>
+      <w:lvlJc w:val="left"/>
+      <w:pPr>
+        <w:tabs>
+          <w:tab w:val="num" w:pos="3600"/>
+        </w:tabs>
+        <w:ind w:left="3600" w:hanging="360"/>
+      </w:pPr>
+      <w:rPr>
+        <w:rFonts w:ascii="Wingdings" w:hAnsi="Wingdings" w:hint="default"/>
+        <w:sz w:val="20"/>
+      </w:rPr>
+    </w:lvl>
+    <w:lvl w:ilvl="5" w:tentative="1">
+      <w:start w:val="1"/>
+      <w:numFmt w:val="bullet"/>
+      <w:lvlText w:val=""/>
+      <w:lvlJc w:val="left"/>
+      <w:pPr>
+        <w:tabs>
+          <w:tab w:val="num" w:pos="4320"/>
+        </w:tabs>
+        <w:ind w:left="4320" w:hanging="360"/>
+      </w:pPr>
+      <w:rPr>
+        <w:rFonts w:ascii="Wingdings" w:hAnsi="Wingdings" w:hint="default"/>
+        <w:sz w:val="20"/>
+      </w:rPr>
+    </w:lvl>
+    <w:lvl w:ilvl="6" w:tentative="1">
+      <w:start w:val="1"/>
+      <w:numFmt w:val="bullet"/>
+      <w:lvlText w:val=""/>
+      <w:lvlJc w:val="left"/>
+      <w:pPr>
+        <w:tabs>
+          <w:tab w:val="num" w:pos="5040"/>
+        </w:tabs>
+        <w:ind w:left="5040" w:hanging="360"/>
+      </w:pPr>
+      <w:rPr>
+        <w:rFonts w:ascii="Wingdings" w:hAnsi="Wingdings" w:hint="default"/>
+        <w:sz w:val="20"/>
+      </w:rPr>
+    </w:lvl>
+    <w:lvl w:ilvl="7" w:tentative="1">
+      <w:start w:val="1"/>
+      <w:numFmt w:val="bullet"/>
+      <w:lvlText w:val=""/>
+      <w:lvlJc w:val="left"/>
+      <w:pPr>
+        <w:tabs>
+          <w:tab w:val="num" w:pos="5760"/>
+        </w:tabs>
+        <w:ind w:left="5760" w:hanging="360"/>
+      </w:pPr>
+      <w:rPr>
+        <w:rFonts w:ascii="Wingdings" w:hAnsi="Wingdings" w:hint="default"/>
+        <w:sz w:val="20"/>
+      </w:rPr>
+    </w:lvl>
+    <w:lvl w:ilvl="8" w:tentative="1">
+      <w:start w:val="1"/>
+      <w:numFmt w:val="bullet"/>
+      <w:lvlText w:val=""/>
+      <w:lvlJc w:val="left"/>
+      <w:pPr>
+        <w:tabs>
+          <w:tab w:val="num" w:pos="6480"/>
+        </w:tabs>
+        <w:ind w:left="6480" w:hanging="360"/>
+      </w:pPr>
+      <w:rPr>
+        <w:rFonts w:ascii="Wingdings" w:hAnsi="Wingdings" w:hint="default"/>
+        <w:sz w:val="20"/>
+      </w:rPr>
+    </w:lvl>
+  </w:abstractNum>
+  <w:abstractNum w:abstractNumId="6" w15:restartNumberingAfterBreak="0">
+    <w:nsid w:val="1F0A0559"/>
+    <w:multiLevelType w:val="multilevel"/>
+    <w:tmpl w:val="911A24E6"/>
+    <w:lvl w:ilvl="0">
+      <w:start w:val="1"/>
+      <w:numFmt w:val="bullet"/>
+      <w:lvlText w:val=""/>
+      <w:lvlJc w:val="left"/>
+      <w:pPr>
+        <w:tabs>
+          <w:tab w:val="num" w:pos="720"/>
+        </w:tabs>
+        <w:ind w:left="720" w:hanging="360"/>
+      </w:pPr>
+      <w:rPr>
+        <w:rFonts w:ascii="Symbol" w:hAnsi="Symbol" w:hint="default"/>
+        <w:sz w:val="20"/>
+      </w:rPr>
+    </w:lvl>
+    <w:lvl w:ilvl="1" w:tentative="1">
+      <w:start w:val="1"/>
+      <w:numFmt w:val="bullet"/>
+      <w:lvlText w:val="o"/>
+      <w:lvlJc w:val="left"/>
+      <w:pPr>
+        <w:tabs>
+          <w:tab w:val="num" w:pos="1440"/>
+        </w:tabs>
+        <w:ind w:left="1440" w:hanging="360"/>
+      </w:pPr>
+      <w:rPr>
+        <w:rFonts w:ascii="Courier New" w:hAnsi="Courier New" w:hint="default"/>
+        <w:sz w:val="20"/>
+      </w:rPr>
+    </w:lvl>
+    <w:lvl w:ilvl="2" w:tentative="1">
+      <w:start w:val="1"/>
+      <w:numFmt w:val="bullet"/>
+      <w:lvlText w:val=""/>
+      <w:lvlJc w:val="left"/>
+      <w:pPr>
+        <w:tabs>
+          <w:tab w:val="num" w:pos="2160"/>
+        </w:tabs>
+        <w:ind w:left="2160" w:hanging="360"/>
+      </w:pPr>
+      <w:rPr>
+        <w:rFonts w:ascii="Wingdings" w:hAnsi="Wingdings" w:hint="default"/>
+        <w:sz w:val="20"/>
+      </w:rPr>
+    </w:lvl>
+    <w:lvl w:ilvl="3" w:tentative="1">
+      <w:start w:val="1"/>
+      <w:numFmt w:val="bullet"/>
+      <w:lvlText w:val=""/>
+      <w:lvlJc w:val="left"/>
+      <w:pPr>
+        <w:tabs>
+          <w:tab w:val="num" w:pos="2880"/>
+        </w:tabs>
+        <w:ind w:left="2880" w:hanging="360"/>
+      </w:pPr>
+      <w:rPr>
+        <w:rFonts w:ascii="Wingdings" w:hAnsi="Wingdings" w:hint="default"/>
+        <w:sz w:val="20"/>
+      </w:rPr>
+    </w:lvl>
+    <w:lvl w:ilvl="4" w:tentative="1">
+      <w:start w:val="1"/>
+      <w:numFmt w:val="bullet"/>
+      <w:lvlText w:val=""/>
+      <w:lvlJc w:val="left"/>
+      <w:pPr>
+        <w:tabs>
+          <w:tab w:val="num" w:pos="3600"/>
+        </w:tabs>
+        <w:ind w:left="3600" w:hanging="360"/>
+      </w:pPr>
+      <w:rPr>
+        <w:rFonts w:ascii="Wingdings" w:hAnsi="Wingdings" w:hint="default"/>
+        <w:sz w:val="20"/>
+      </w:rPr>
+    </w:lvl>
+    <w:lvl w:ilvl="5" w:tentative="1">
+      <w:start w:val="1"/>
+      <w:numFmt w:val="bullet"/>
+      <w:lvlText w:val=""/>
+      <w:lvlJc w:val="left"/>
+      <w:pPr>
+        <w:tabs>
+          <w:tab w:val="num" w:pos="4320"/>
+        </w:tabs>
+        <w:ind w:left="4320" w:hanging="360"/>
+      </w:pPr>
+      <w:rPr>
+        <w:rFonts w:ascii="Wingdings" w:hAnsi="Wingdings" w:hint="default"/>
+        <w:sz w:val="20"/>
+      </w:rPr>
+    </w:lvl>
+    <w:lvl w:ilvl="6" w:tentative="1">
+      <w:start w:val="1"/>
+      <w:numFmt w:val="bullet"/>
+      <w:lvlText w:val=""/>
+      <w:lvlJc w:val="left"/>
+      <w:pPr>
+        <w:tabs>
+          <w:tab w:val="num" w:pos="5040"/>
+        </w:tabs>
+        <w:ind w:left="5040" w:hanging="360"/>
+      </w:pPr>
+      <w:rPr>
+        <w:rFonts w:ascii="Wingdings" w:hAnsi="Wingdings" w:hint="default"/>
+        <w:sz w:val="20"/>
+      </w:rPr>
+    </w:lvl>
+    <w:lvl w:ilvl="7" w:tentative="1">
+      <w:start w:val="1"/>
+      <w:numFmt w:val="bullet"/>
+      <w:lvlText w:val=""/>
+      <w:lvlJc w:val="left"/>
+      <w:pPr>
+        <w:tabs>
+          <w:tab w:val="num" w:pos="5760"/>
+        </w:tabs>
+        <w:ind w:left="5760" w:hanging="360"/>
+      </w:pPr>
+      <w:rPr>
+        <w:rFonts w:ascii="Wingdings" w:hAnsi="Wingdings" w:hint="default"/>
+        <w:sz w:val="20"/>
+      </w:rPr>
+    </w:lvl>
+    <w:lvl w:ilvl="8" w:tentative="1">
+      <w:start w:val="1"/>
+      <w:numFmt w:val="bullet"/>
+      <w:lvlText w:val=""/>
+      <w:lvlJc w:val="left"/>
+      <w:pPr>
+        <w:tabs>
+          <w:tab w:val="num" w:pos="6480"/>
+        </w:tabs>
+        <w:ind w:left="6480" w:hanging="360"/>
+      </w:pPr>
+      <w:rPr>
+        <w:rFonts w:ascii="Wingdings" w:hAnsi="Wingdings" w:hint="default"/>
+        <w:sz w:val="20"/>
+      </w:rPr>
+    </w:lvl>
+  </w:abstractNum>
+  <w:abstractNum w:abstractNumId="7" w15:restartNumberingAfterBreak="0">
     <w:nsid w:val="28A90A4E"/>
     <w:multiLevelType w:val="multilevel"/>
     <w:tmpl w:val="1F2EB340"/>
@@ -3774,7 +6824,7 @@
       </w:rPr>
     </w:lvl>
   </w:abstractNum>
-  <w:abstractNum w:abstractNumId="5" w15:restartNumberingAfterBreak="0">
+  <w:abstractNum w:abstractNumId="8" w15:restartNumberingAfterBreak="0">
     <w:nsid w:val="33580769"/>
     <w:multiLevelType w:val="multilevel"/>
     <w:tmpl w:val="DAC6707E"/>
@@ -3887,7 +6937,7 @@
       </w:pPr>
     </w:lvl>
   </w:abstractNum>
-  <w:abstractNum w:abstractNumId="6" w15:restartNumberingAfterBreak="0">
+  <w:abstractNum w:abstractNumId="9" w15:restartNumberingAfterBreak="0">
     <w:nsid w:val="348456E6"/>
     <w:multiLevelType w:val="multilevel"/>
     <w:tmpl w:val="0660D17E"/>
@@ -4036,7 +7086,156 @@
       </w:rPr>
     </w:lvl>
   </w:abstractNum>
-  <w:abstractNum w:abstractNumId="7" w15:restartNumberingAfterBreak="0">
+  <w:abstractNum w:abstractNumId="10" w15:restartNumberingAfterBreak="0">
+    <w:nsid w:val="365D471A"/>
+    <w:multiLevelType w:val="multilevel"/>
+    <w:tmpl w:val="F68AB19A"/>
+    <w:lvl w:ilvl="0">
+      <w:start w:val="1"/>
+      <w:numFmt w:val="bullet"/>
+      <w:lvlText w:val=""/>
+      <w:lvlJc w:val="left"/>
+      <w:pPr>
+        <w:tabs>
+          <w:tab w:val="num" w:pos="720"/>
+        </w:tabs>
+        <w:ind w:left="720" w:hanging="360"/>
+      </w:pPr>
+      <w:rPr>
+        <w:rFonts w:ascii="Symbol" w:hAnsi="Symbol" w:hint="default"/>
+        <w:sz w:val="20"/>
+      </w:rPr>
+    </w:lvl>
+    <w:lvl w:ilvl="1">
+      <w:start w:val="1"/>
+      <w:numFmt w:val="bullet"/>
+      <w:lvlText w:val="o"/>
+      <w:lvlJc w:val="left"/>
+      <w:pPr>
+        <w:tabs>
+          <w:tab w:val="num" w:pos="1440"/>
+        </w:tabs>
+        <w:ind w:left="1440" w:hanging="360"/>
+      </w:pPr>
+      <w:rPr>
+        <w:rFonts w:ascii="Courier New" w:hAnsi="Courier New" w:hint="default"/>
+        <w:sz w:val="20"/>
+      </w:rPr>
+    </w:lvl>
+    <w:lvl w:ilvl="2" w:tentative="1">
+      <w:start w:val="1"/>
+      <w:numFmt w:val="bullet"/>
+      <w:lvlText w:val=""/>
+      <w:lvlJc w:val="left"/>
+      <w:pPr>
+        <w:tabs>
+          <w:tab w:val="num" w:pos="2160"/>
+        </w:tabs>
+        <w:ind w:left="2160" w:hanging="360"/>
+      </w:pPr>
+      <w:rPr>
+        <w:rFonts w:ascii="Wingdings" w:hAnsi="Wingdings" w:hint="default"/>
+        <w:sz w:val="20"/>
+      </w:rPr>
+    </w:lvl>
+    <w:lvl w:ilvl="3" w:tentative="1">
+      <w:start w:val="1"/>
+      <w:numFmt w:val="bullet"/>
+      <w:lvlText w:val=""/>
+      <w:lvlJc w:val="left"/>
+      <w:pPr>
+        <w:tabs>
+          <w:tab w:val="num" w:pos="2880"/>
+        </w:tabs>
+        <w:ind w:left="2880" w:hanging="360"/>
+      </w:pPr>
+      <w:rPr>
+        <w:rFonts w:ascii="Wingdings" w:hAnsi="Wingdings" w:hint="default"/>
+        <w:sz w:val="20"/>
+      </w:rPr>
+    </w:lvl>
+    <w:lvl w:ilvl="4" w:tentative="1">
+      <w:start w:val="1"/>
+      <w:numFmt w:val="bullet"/>
+      <w:lvlText w:val=""/>
+      <w:lvlJc w:val="left"/>
+      <w:pPr>
+        <w:tabs>
+          <w:tab w:val="num" w:pos="3600"/>
+        </w:tabs>
+        <w:ind w:left="3600" w:hanging="360"/>
+      </w:pPr>
+      <w:rPr>
+        <w:rFonts w:ascii="Wingdings" w:hAnsi="Wingdings" w:hint="default"/>
+        <w:sz w:val="20"/>
+      </w:rPr>
+    </w:lvl>
+    <w:lvl w:ilvl="5" w:tentative="1">
+      <w:start w:val="1"/>
+      <w:numFmt w:val="bullet"/>
+      <w:lvlText w:val=""/>
+      <w:lvlJc w:val="left"/>
+      <w:pPr>
+        <w:tabs>
+          <w:tab w:val="num" w:pos="4320"/>
+        </w:tabs>
+        <w:ind w:left="4320" w:hanging="360"/>
+      </w:pPr>
+      <w:rPr>
+        <w:rFonts w:ascii="Wingdings" w:hAnsi="Wingdings" w:hint="default"/>
+        <w:sz w:val="20"/>
+      </w:rPr>
+    </w:lvl>
+    <w:lvl w:ilvl="6" w:tentative="1">
+      <w:start w:val="1"/>
+      <w:numFmt w:val="bullet"/>
+      <w:lvlText w:val=""/>
+      <w:lvlJc w:val="left"/>
+      <w:pPr>
+        <w:tabs>
+          <w:tab w:val="num" w:pos="5040"/>
+        </w:tabs>
+        <w:ind w:left="5040" w:hanging="360"/>
+      </w:pPr>
+      <w:rPr>
+        <w:rFonts w:ascii="Wingdings" w:hAnsi="Wingdings" w:hint="default"/>
+        <w:sz w:val="20"/>
+      </w:rPr>
+    </w:lvl>
+    <w:lvl w:ilvl="7" w:tentative="1">
+      <w:start w:val="1"/>
+      <w:numFmt w:val="bullet"/>
+      <w:lvlText w:val=""/>
+      <w:lvlJc w:val="left"/>
+      <w:pPr>
+        <w:tabs>
+          <w:tab w:val="num" w:pos="5760"/>
+        </w:tabs>
+        <w:ind w:left="5760" w:hanging="360"/>
+      </w:pPr>
+      <w:rPr>
+        <w:rFonts w:ascii="Wingdings" w:hAnsi="Wingdings" w:hint="default"/>
+        <w:sz w:val="20"/>
+      </w:rPr>
+    </w:lvl>
+    <w:lvl w:ilvl="8" w:tentative="1">
+      <w:start w:val="1"/>
+      <w:numFmt w:val="bullet"/>
+      <w:lvlText w:val=""/>
+      <w:lvlJc w:val="left"/>
+      <w:pPr>
+        <w:tabs>
+          <w:tab w:val="num" w:pos="6480"/>
+        </w:tabs>
+        <w:ind w:left="6480" w:hanging="360"/>
+      </w:pPr>
+      <w:rPr>
+        <w:rFonts w:ascii="Wingdings" w:hAnsi="Wingdings" w:hint="default"/>
+        <w:sz w:val="20"/>
+      </w:rPr>
+    </w:lvl>
+  </w:abstractNum>
+  <w:abstractNum w:abstractNumId="11" w15:restartNumberingAfterBreak="0">
     <w:nsid w:val="3715668A"/>
     <w:multiLevelType w:val="multilevel"/>
     <w:tmpl w:val="F7785416"/>
@@ -4185,7 +7384,156 @@
       </w:rPr>
     </w:lvl>
   </w:abstractNum>
-  <w:abstractNum w:abstractNumId="8" w15:restartNumberingAfterBreak="0">
+  <w:abstractNum w:abstractNumId="12" w15:restartNumberingAfterBreak="0">
+    <w:nsid w:val="3EED5DD3"/>
+    <w:multiLevelType w:val="multilevel"/>
+    <w:tmpl w:val="89C4A0D2"/>
+    <w:lvl w:ilvl="0">
+      <w:start w:val="1"/>
+      <w:numFmt w:val="bullet"/>
+      <w:lvlText w:val=""/>
+      <w:lvlJc w:val="left"/>
+      <w:pPr>
+        <w:tabs>
+          <w:tab w:val="num" w:pos="720"/>
+        </w:tabs>
+        <w:ind w:left="720" w:hanging="360"/>
+      </w:pPr>
+      <w:rPr>
+        <w:rFonts w:ascii="Symbol" w:hAnsi="Symbol" w:hint="default"/>
+        <w:sz w:val="20"/>
+      </w:rPr>
+    </w:lvl>
+    <w:lvl w:ilvl="1" w:tentative="1">
+      <w:start w:val="1"/>
+      <w:numFmt w:val="bullet"/>
+      <w:lvlText w:val="o"/>
+      <w:lvlJc w:val="left"/>
+      <w:pPr>
+        <w:tabs>
+          <w:tab w:val="num" w:pos="1440"/>
+        </w:tabs>
+        <w:ind w:left="1440" w:hanging="360"/>
+      </w:pPr>
+      <w:rPr>
+        <w:rFonts w:ascii="Courier New" w:hAnsi="Courier New" w:hint="default"/>
+        <w:sz w:val="20"/>
+      </w:rPr>
+    </w:lvl>
+    <w:lvl w:ilvl="2" w:tentative="1">
+      <w:start w:val="1"/>
+      <w:numFmt w:val="bullet"/>
+      <w:lvlText w:val=""/>
+      <w:lvlJc w:val="left"/>
+      <w:pPr>
+        <w:tabs>
+          <w:tab w:val="num" w:pos="2160"/>
+        </w:tabs>
+        <w:ind w:left="2160" w:hanging="360"/>
+      </w:pPr>
+      <w:rPr>
+        <w:rFonts w:ascii="Wingdings" w:hAnsi="Wingdings" w:hint="default"/>
+        <w:sz w:val="20"/>
+      </w:rPr>
+    </w:lvl>
+    <w:lvl w:ilvl="3" w:tentative="1">
+      <w:start w:val="1"/>
+      <w:numFmt w:val="bullet"/>
+      <w:lvlText w:val=""/>
+      <w:lvlJc w:val="left"/>
+      <w:pPr>
+        <w:tabs>
+          <w:tab w:val="num" w:pos="2880"/>
+        </w:tabs>
+        <w:ind w:left="2880" w:hanging="360"/>
+      </w:pPr>
+      <w:rPr>
+        <w:rFonts w:ascii="Wingdings" w:hAnsi="Wingdings" w:hint="default"/>
+        <w:sz w:val="20"/>
+      </w:rPr>
+    </w:lvl>
+    <w:lvl w:ilvl="4" w:tentative="1">
+      <w:start w:val="1"/>
+      <w:numFmt w:val="bullet"/>
+      <w:lvlText w:val=""/>
+      <w:lvlJc w:val="left"/>
+      <w:pPr>
+        <w:tabs>
+          <w:tab w:val="num" w:pos="3600"/>
+        </w:tabs>
+        <w:ind w:left="3600" w:hanging="360"/>
+      </w:pPr>
+      <w:rPr>
+        <w:rFonts w:ascii="Wingdings" w:hAnsi="Wingdings" w:hint="default"/>
+        <w:sz w:val="20"/>
+      </w:rPr>
+    </w:lvl>
+    <w:lvl w:ilvl="5" w:tentative="1">
+      <w:start w:val="1"/>
+      <w:numFmt w:val="bullet"/>
+      <w:lvlText w:val=""/>
+      <w:lvlJc w:val="left"/>
+      <w:pPr>
+        <w:tabs>
+          <w:tab w:val="num" w:pos="4320"/>
+        </w:tabs>
+        <w:ind w:left="4320" w:hanging="360"/>
+      </w:pPr>
+      <w:rPr>
+        <w:rFonts w:ascii="Wingdings" w:hAnsi="Wingdings" w:hint="default"/>
+        <w:sz w:val="20"/>
+      </w:rPr>
+    </w:lvl>
+    <w:lvl w:ilvl="6" w:tentative="1">
+      <w:start w:val="1"/>
+      <w:numFmt w:val="bullet"/>
+      <w:lvlText w:val=""/>
+      <w:lvlJc w:val="left"/>
+      <w:pPr>
+        <w:tabs>
+          <w:tab w:val="num" w:pos="5040"/>
+        </w:tabs>
+        <w:ind w:left="5040" w:hanging="360"/>
+      </w:pPr>
+      <w:rPr>
+        <w:rFonts w:ascii="Wingdings" w:hAnsi="Wingdings" w:hint="default"/>
+        <w:sz w:val="20"/>
+      </w:rPr>
+    </w:lvl>
+    <w:lvl w:ilvl="7" w:tentative="1">
+      <w:start w:val="1"/>
+      <w:numFmt w:val="bullet"/>
+      <w:lvlText w:val=""/>
+      <w:lvlJc w:val="left"/>
+      <w:pPr>
+        <w:tabs>
+          <w:tab w:val="num" w:pos="5760"/>
+        </w:tabs>
+        <w:ind w:left="5760" w:hanging="360"/>
+      </w:pPr>
+      <w:rPr>
+        <w:rFonts w:ascii="Wingdings" w:hAnsi="Wingdings" w:hint="default"/>
+        <w:sz w:val="20"/>
+      </w:rPr>
+    </w:lvl>
+    <w:lvl w:ilvl="8" w:tentative="1">
+      <w:start w:val="1"/>
+      <w:numFmt w:val="bullet"/>
+      <w:lvlText w:val=""/>
+      <w:lvlJc w:val="left"/>
+      <w:pPr>
+        <w:tabs>
+          <w:tab w:val="num" w:pos="6480"/>
+        </w:tabs>
+        <w:ind w:left="6480" w:hanging="360"/>
+      </w:pPr>
+      <w:rPr>
+        <w:rFonts w:ascii="Wingdings" w:hAnsi="Wingdings" w:hint="default"/>
+        <w:sz w:val="20"/>
+      </w:rPr>
+    </w:lvl>
+  </w:abstractNum>
+  <w:abstractNum w:abstractNumId="13" w15:restartNumberingAfterBreak="0">
     <w:nsid w:val="454106D6"/>
     <w:multiLevelType w:val="multilevel"/>
     <w:tmpl w:val="D59A33F2"/>
@@ -4334,7 +7682,246 @@
       </w:rPr>
     </w:lvl>
   </w:abstractNum>
-  <w:abstractNum w:abstractNumId="9" w15:restartNumberingAfterBreak="0">
+  <w:abstractNum w:abstractNumId="14" w15:restartNumberingAfterBreak="0">
+    <w:nsid w:val="570651FD"/>
+    <w:multiLevelType w:val="hybridMultilevel"/>
+    <w:tmpl w:val="06E49C42"/>
+    <w:lvl w:ilvl="0" w:tplc="8444C8BA">
+      <w:start w:val="1"/>
+      <w:numFmt w:val="upperLetter"/>
+      <w:lvlText w:val="%1."/>
+      <w:lvlJc w:val="left"/>
+      <w:pPr>
+        <w:ind w:left="360" w:hanging="360"/>
+      </w:pPr>
+      <w:rPr>
+        <w:rFonts w:hint="default"/>
+        <w:b/>
+      </w:rPr>
+    </w:lvl>
+    <w:lvl w:ilvl="1" w:tplc="04090019" w:tentative="1">
+      <w:start w:val="1"/>
+      <w:numFmt w:val="ideographTraditional"/>
+      <w:lvlText w:val="%2、"/>
+      <w:lvlJc w:val="left"/>
+      <w:pPr>
+        <w:ind w:left="960" w:hanging="480"/>
+      </w:pPr>
+    </w:lvl>
+    <w:lvl w:ilvl="2" w:tplc="0409001B" w:tentative="1">
+      <w:start w:val="1"/>
+      <w:numFmt w:val="lowerRoman"/>
+      <w:lvlText w:val="%3."/>
+      <w:lvlJc w:val="right"/>
+      <w:pPr>
+        <w:ind w:left="1440" w:hanging="480"/>
+      </w:pPr>
+    </w:lvl>
+    <w:lvl w:ilvl="3" w:tplc="0409000F" w:tentative="1">
+      <w:start w:val="1"/>
+      <w:numFmt w:val="decimal"/>
+      <w:lvlText w:val="%4."/>
+      <w:lvlJc w:val="left"/>
+      <w:pPr>
+        <w:ind w:left="1920" w:hanging="480"/>
+      </w:pPr>
+    </w:lvl>
+    <w:lvl w:ilvl="4" w:tplc="04090019" w:tentative="1">
+      <w:start w:val="1"/>
+      <w:numFmt w:val="ideographTraditional"/>
+      <w:lvlText w:val="%5、"/>
+      <w:lvlJc w:val="left"/>
+      <w:pPr>
+        <w:ind w:left="2400" w:hanging="480"/>
+      </w:pPr>
+    </w:lvl>
+    <w:lvl w:ilvl="5" w:tplc="0409001B" w:tentative="1">
+      <w:start w:val="1"/>
+      <w:numFmt w:val="lowerRoman"/>
+      <w:lvlText w:val="%6."/>
+      <w:lvlJc w:val="right"/>
+      <w:pPr>
+        <w:ind w:left="2880" w:hanging="480"/>
+      </w:pPr>
+    </w:lvl>
+    <w:lvl w:ilvl="6" w:tplc="0409000F" w:tentative="1">
+      <w:start w:val="1"/>
+      <w:numFmt w:val="decimal"/>
+      <w:lvlText w:val="%7."/>
+      <w:lvlJc w:val="left"/>
+      <w:pPr>
+        <w:ind w:left="3360" w:hanging="480"/>
+      </w:pPr>
+    </w:lvl>
+    <w:lvl w:ilvl="7" w:tplc="04090019" w:tentative="1">
+      <w:start w:val="1"/>
+      <w:numFmt w:val="ideographTraditional"/>
+      <w:lvlText w:val="%8、"/>
+      <w:lvlJc w:val="left"/>
+      <w:pPr>
+        <w:ind w:left="3840" w:hanging="480"/>
+      </w:pPr>
+    </w:lvl>
+    <w:lvl w:ilvl="8" w:tplc="0409001B" w:tentative="1">
+      <w:start w:val="1"/>
+      <w:numFmt w:val="lowerRoman"/>
+      <w:lvlText w:val="%9."/>
+      <w:lvlJc w:val="right"/>
+      <w:pPr>
+        <w:ind w:left="4320" w:hanging="480"/>
+      </w:pPr>
+    </w:lvl>
+  </w:abstractNum>
+  <w:abstractNum w:abstractNumId="15" w15:restartNumberingAfterBreak="0">
+    <w:nsid w:val="6BF272FE"/>
+    <w:multiLevelType w:val="multilevel"/>
+    <w:tmpl w:val="A75857C6"/>
+    <w:lvl w:ilvl="0">
+      <w:start w:val="1"/>
+      <w:numFmt w:val="bullet"/>
+      <w:lvlText w:val=""/>
+      <w:lvlJc w:val="left"/>
+      <w:pPr>
+        <w:tabs>
+          <w:tab w:val="num" w:pos="720"/>
+        </w:tabs>
+        <w:ind w:left="720" w:hanging="360"/>
+      </w:pPr>
+      <w:rPr>
+        <w:rFonts w:ascii="Symbol" w:hAnsi="Symbol" w:hint="default"/>
+        <w:sz w:val="20"/>
+      </w:rPr>
+    </w:lvl>
+    <w:lvl w:ilvl="1" w:tentative="1">
+      <w:start w:val="1"/>
+      <w:numFmt w:val="bullet"/>
+      <w:lvlText w:val="o"/>
+      <w:lvlJc w:val="left"/>
+      <w:pPr>
+        <w:tabs>
+          <w:tab w:val="num" w:pos="1440"/>
+        </w:tabs>
+        <w:ind w:left="1440" w:hanging="360"/>
+      </w:pPr>
+      <w:rPr>
+        <w:rFonts w:ascii="Courier New" w:hAnsi="Courier New" w:hint="default"/>
+        <w:sz w:val="20"/>
+      </w:rPr>
+    </w:lvl>
+    <w:lvl w:ilvl="2" w:tentative="1">
+      <w:start w:val="1"/>
+      <w:numFmt w:val="bullet"/>
+      <w:lvlText w:val=""/>
+      <w:lvlJc w:val="left"/>
+      <w:pPr>
+        <w:tabs>
+          <w:tab w:val="num" w:pos="2160"/>
+        </w:tabs>
+        <w:ind w:left="2160" w:hanging="360"/>
+      </w:pPr>
+      <w:rPr>
+        <w:rFonts w:ascii="Wingdings" w:hAnsi="Wingdings" w:hint="default"/>
+        <w:sz w:val="20"/>
+      </w:rPr>
+    </w:lvl>
+    <w:lvl w:ilvl="3" w:tentative="1">
+      <w:start w:val="1"/>
+      <w:numFmt w:val="bullet"/>
+      <w:lvlText w:val=""/>
+      <w:lvlJc w:val="left"/>
+      <w:pPr>
+        <w:tabs>
+          <w:tab w:val="num" w:pos="2880"/>
+        </w:tabs>
+        <w:ind w:left="2880" w:hanging="360"/>
+      </w:pPr>
+      <w:rPr>
+        <w:rFonts w:ascii="Wingdings" w:hAnsi="Wingdings" w:hint="default"/>
+        <w:sz w:val="20"/>
+      </w:rPr>
+    </w:lvl>
+    <w:lvl w:ilvl="4" w:tentative="1">
+      <w:start w:val="1"/>
+      <w:numFmt w:val="bullet"/>
+      <w:lvlText w:val=""/>
+      <w:lvlJc w:val="left"/>
+      <w:pPr>
+        <w:tabs>
+          <w:tab w:val="num" w:pos="3600"/>
+        </w:tabs>
+        <w:ind w:left="3600" w:hanging="360"/>
+      </w:pPr>
+      <w:rPr>
+        <w:rFonts w:ascii="Wingdings" w:hAnsi="Wingdings" w:hint="default"/>
+        <w:sz w:val="20"/>
+      </w:rPr>
+    </w:lvl>
+    <w:lvl w:ilvl="5" w:tentative="1">
+      <w:start w:val="1"/>
+      <w:numFmt w:val="bullet"/>
+      <w:lvlText w:val=""/>
+      <w:lvlJc w:val="left"/>
+      <w:pPr>
+        <w:tabs>
+          <w:tab w:val="num" w:pos="4320"/>
+        </w:tabs>
+        <w:ind w:left="4320" w:hanging="360"/>
+      </w:pPr>
+      <w:rPr>
+        <w:rFonts w:ascii="Wingdings" w:hAnsi="Wingdings" w:hint="default"/>
+        <w:sz w:val="20"/>
+      </w:rPr>
+    </w:lvl>
+    <w:lvl w:ilvl="6" w:tentative="1">
+      <w:start w:val="1"/>
+      <w:numFmt w:val="bullet"/>
+      <w:lvlText w:val=""/>
+      <w:lvlJc w:val="left"/>
+      <w:pPr>
+        <w:tabs>
+          <w:tab w:val="num" w:pos="5040"/>
+        </w:tabs>
+        <w:ind w:left="5040" w:hanging="360"/>
+      </w:pPr>
+      <w:rPr>
+        <w:rFonts w:ascii="Wingdings" w:hAnsi="Wingdings" w:hint="default"/>
+        <w:sz w:val="20"/>
+      </w:rPr>
+    </w:lvl>
+    <w:lvl w:ilvl="7" w:tentative="1">
+      <w:start w:val="1"/>
+      <w:numFmt w:val="bullet"/>
+      <w:lvlText w:val=""/>
+      <w:lvlJc w:val="left"/>
+      <w:pPr>
+        <w:tabs>
+          <w:tab w:val="num" w:pos="5760"/>
+        </w:tabs>
+        <w:ind w:left="5760" w:hanging="360"/>
+      </w:pPr>
+      <w:rPr>
+        <w:rFonts w:ascii="Wingdings" w:hAnsi="Wingdings" w:hint="default"/>
+        <w:sz w:val="20"/>
+      </w:rPr>
+    </w:lvl>
+    <w:lvl w:ilvl="8" w:tentative="1">
+      <w:start w:val="1"/>
+      <w:numFmt w:val="bullet"/>
+      <w:lvlText w:val=""/>
+      <w:lvlJc w:val="left"/>
+      <w:pPr>
+        <w:tabs>
+          <w:tab w:val="num" w:pos="6480"/>
+        </w:tabs>
+        <w:ind w:left="6480" w:hanging="360"/>
+      </w:pPr>
+      <w:rPr>
+        <w:rFonts w:ascii="Wingdings" w:hAnsi="Wingdings" w:hint="default"/>
+        <w:sz w:val="20"/>
+      </w:rPr>
+    </w:lvl>
+  </w:abstractNum>
+  <w:abstractNum w:abstractNumId="16" w15:restartNumberingAfterBreak="0">
     <w:nsid w:val="70233768"/>
     <w:multiLevelType w:val="multilevel"/>
     <w:tmpl w:val="84B6AF28"/>
@@ -4483,7 +8070,7 @@
       </w:rPr>
     </w:lvl>
   </w:abstractNum>
-  <w:abstractNum w:abstractNumId="10" w15:restartNumberingAfterBreak="0">
+  <w:abstractNum w:abstractNumId="17" w15:restartNumberingAfterBreak="0">
     <w:nsid w:val="75C609F1"/>
     <w:multiLevelType w:val="multilevel"/>
     <w:tmpl w:val="4D1A56D0"/>
@@ -4633,13 +8220,13 @@
     </w:lvl>
   </w:abstractNum>
   <w:num w:numId="1" w16cid:durableId="1604149825">
-    <w:abstractNumId w:val="2"/>
+    <w:abstractNumId w:val="3"/>
   </w:num>
   <w:num w:numId="2" w16cid:durableId="982344282">
-    <w:abstractNumId w:val="6"/>
+    <w:abstractNumId w:val="9"/>
   </w:num>
   <w:num w:numId="3" w16cid:durableId="401100417">
-    <w:abstractNumId w:val="9"/>
+    <w:abstractNumId w:val="16"/>
   </w:num>
   <w:num w:numId="4" w16cid:durableId="669068750">
     <w:abstractNumId w:val="1"/>
@@ -4648,22 +8235,43 @@
     <w:abstractNumId w:val="0"/>
   </w:num>
   <w:num w:numId="6" w16cid:durableId="599751802">
+    <w:abstractNumId w:val="7"/>
+  </w:num>
+  <w:num w:numId="7" w16cid:durableId="289433041">
+    <w:abstractNumId w:val="8"/>
+  </w:num>
+  <w:num w:numId="8" w16cid:durableId="751463166">
+    <w:abstractNumId w:val="13"/>
+  </w:num>
+  <w:num w:numId="9" w16cid:durableId="4796080">
+    <w:abstractNumId w:val="17"/>
+  </w:num>
+  <w:num w:numId="10" w16cid:durableId="549079263">
+    <w:abstractNumId w:val="11"/>
+  </w:num>
+  <w:num w:numId="11" w16cid:durableId="745079898">
     <w:abstractNumId w:val="4"/>
   </w:num>
-  <w:num w:numId="7" w16cid:durableId="289433041">
+  <w:num w:numId="12" w16cid:durableId="450903928">
+    <w:abstractNumId w:val="2"/>
+  </w:num>
+  <w:num w:numId="13" w16cid:durableId="320622568">
     <w:abstractNumId w:val="5"/>
   </w:num>
-  <w:num w:numId="8" w16cid:durableId="751463166">
-    <w:abstractNumId w:val="8"/>
+  <w:num w:numId="14" w16cid:durableId="606349499">
+    <w:abstractNumId w:val="12"/>
   </w:num>
-  <w:num w:numId="9" w16cid:durableId="4796080">
+  <w:num w:numId="15" w16cid:durableId="1313561146">
+    <w:abstractNumId w:val="15"/>
+  </w:num>
+  <w:num w:numId="16" w16cid:durableId="1788230183">
     <w:abstractNumId w:val="10"/>
   </w:num>
-  <w:num w:numId="10" w16cid:durableId="549079263">
-    <w:abstractNumId w:val="7"/>
+  <w:num w:numId="17" w16cid:durableId="802771774">
+    <w:abstractNumId w:val="14"/>
   </w:num>
-  <w:num w:numId="11" w16cid:durableId="745079898">
-    <w:abstractNumId w:val="3"/>
+  <w:num w:numId="18" w16cid:durableId="81145666">
+    <w:abstractNumId w:val="6"/>
   </w:num>
 </w:numbering>
 </file>
@@ -5273,7 +8881,6 @@
   <w:style w:type="character" w:default="1" w:styleId="a0">
     <w:name w:val="Default Paragraph Font"/>
     <w:uiPriority w:val="1"/>
-    <w:semiHidden/>
     <w:unhideWhenUsed/>
   </w:style>
   <w:style w:type="table" w:default="1" w:styleId="a1">
@@ -5986,4 +9593,16 @@
     </a:ext>
   </a:extLst>
 </a:theme>
+</file>
+
+<file path=customXml/item1.xml><?xml version="1.0" encoding="utf-8"?>
+<b:Sources xmlns:b="http://schemas.openxmlformats.org/officeDocument/2006/bibliography" xmlns="http://schemas.openxmlformats.org/officeDocument/2006/bibliography" SelectedStyle="\APASixthEditionOfficeOnline.xsl" StyleName="APA" Version="6"/>
+</file>
+
+<file path=customXml/itemProps1.xml><?xml version="1.0" encoding="utf-8"?>
+<ds:datastoreItem xmlns:ds="http://schemas.openxmlformats.org/officeDocument/2006/customXml" ds:itemID="{6A329019-E8D1-4601-AD9A-7CDFA1842163}">
+  <ds:schemaRefs>
+    <ds:schemaRef ds:uri="http://schemas.openxmlformats.org/officeDocument/2006/bibliography"/>
+  </ds:schemaRefs>
+</ds:datastoreItem>
 </file>
--- a/Report Overview Requirements.docx
+++ b/Report Overview Requirements.docx
@@ -208,7 +208,7 @@
         <w:spacing w:line="240" w:lineRule="auto"/>
         <w:contextualSpacing/>
         <w:rPr>
-          <w:rFonts w:ascii="Times New Roman" w:hAnsi="Times New Roman" w:cs="Times New Roman"/>
+          <w:rFonts w:ascii="Times New Roman" w:hAnsi="Times New Roman" w:cs="Times New Roman" w:hint="eastAsia"/>
           <w:sz w:val="22"/>
           <w:szCs w:val="22"/>
         </w:rPr>
@@ -228,47 +228,34 @@
         <w:contextualSpacing/>
         <w:rPr>
           <w:rFonts w:ascii="Times New Roman" w:hAnsi="Times New Roman" w:cs="Times New Roman"/>
+          <w:sz w:val="22"/>
+          <w:szCs w:val="22"/>
+        </w:rPr>
+      </w:pPr>
+      <w:r>
+        <w:rPr>
+          <w:rFonts w:ascii="Times New Roman" w:hAnsi="Times New Roman" w:cs="Times New Roman"/>
           <w:b/>
           <w:bCs/>
           <w:sz w:val="22"/>
           <w:szCs w:val="22"/>
         </w:rPr>
-      </w:pPr>
-      <w:r>
-        <w:rPr>
-          <w:rFonts w:ascii="Times New Roman" w:hAnsi="Times New Roman" w:cs="Times New Roman"/>
-          <w:b/>
-          <w:bCs/>
-          <w:sz w:val="22"/>
-          <w:szCs w:val="22"/>
-        </w:rPr>
         <w:t>1.2 Target Users and Personas</w:t>
+      </w:r>
+      <w:r>
+        <w:rPr>
+          <w:rFonts w:ascii="Times New Roman" w:hAnsi="Times New Roman" w:cs="Times New Roman"/>
+          <w:sz w:val="22"/>
+          <w:szCs w:val="22"/>
+        </w:rPr>
+        <w:t xml:space="preserve"> Based on the requirements elicitation process in Sprint 1, we identified three core personas to guide our feature development:</w:t>
       </w:r>
     </w:p>
     <w:p>
       <w:pPr>
-        <w:spacing w:line="240" w:lineRule="auto"/>
-        <w:contextualSpacing/>
-        <w:rPr>
-          <w:rFonts w:ascii="Times New Roman" w:hAnsi="Times New Roman" w:cs="Times New Roman"/>
-          <w:sz w:val="22"/>
-          <w:szCs w:val="22"/>
-        </w:rPr>
-      </w:pPr>
-      <w:r>
-        <w:rPr>
-          <w:rFonts w:ascii="Times New Roman" w:hAnsi="Times New Roman" w:cs="Times New Roman"/>
-          <w:sz w:val="22"/>
-          <w:szCs w:val="22"/>
-        </w:rPr>
-        <w:t>Based on the requirements elicitation process in Sprint 1, we identified three core personas to guide our feature development:</w:t>
-      </w:r>
-    </w:p>
-    <w:p>
-      <w:pPr>
         <w:numPr>
           <w:ilvl w:val="0"/>
-          <w:numId w:val="16"/>
+          <w:numId w:val="19"/>
         </w:numPr>
         <w:spacing w:line="240" w:lineRule="auto"/>
         <w:contextualSpacing/>
@@ -286,22 +273,22 @@
           <w:sz w:val="22"/>
           <w:szCs w:val="22"/>
         </w:rPr>
-        <w:t>Eoin (The Daily Student Commuter)</w:t>
-      </w:r>
-      <w:r>
-        <w:rPr>
-          <w:rFonts w:ascii="Times New Roman" w:hAnsi="Times New Roman" w:cs="Times New Roman"/>
-          <w:sz w:val="22"/>
-          <w:szCs w:val="22"/>
-        </w:rPr>
-        <w:t>: A budget-conscious student relying on cycling for his 9:00 AM lectures. His primary pain points are finding empty stations and getting caught in rain.</w:t>
+        <w:t>Eoin (The Daily Student Commuter):</w:t>
+      </w:r>
+      <w:r>
+        <w:rPr>
+          <w:rFonts w:ascii="Times New Roman" w:hAnsi="Times New Roman" w:cs="Times New Roman"/>
+          <w:sz w:val="22"/>
+          <w:szCs w:val="22"/>
+        </w:rPr>
+        <w:t xml:space="preserve"> A 20-year-old computer science student at UCD. He relies on cycling to avoid bus fares and the risk of personal bike theft.</w:t>
       </w:r>
     </w:p>
     <w:p>
       <w:pPr>
         <w:numPr>
           <w:ilvl w:val="1"/>
-          <w:numId w:val="16"/>
+          <w:numId w:val="19"/>
         </w:numPr>
         <w:spacing w:line="240" w:lineRule="auto"/>
         <w:contextualSpacing/>
@@ -319,22 +306,22 @@
           <w:sz w:val="22"/>
           <w:szCs w:val="22"/>
         </w:rPr>
-        <w:t>Solution</w:t>
-      </w:r>
-      <w:r>
-        <w:rPr>
-          <w:rFonts w:ascii="Times New Roman" w:hAnsi="Times New Roman" w:cs="Times New Roman"/>
-          <w:sz w:val="22"/>
-          <w:szCs w:val="22"/>
-        </w:rPr>
-        <w:t>: Integrated weather forecasts and a 24-hour bike availability prediction model.</w:t>
+        <w:t>Pain Points:</w:t>
+      </w:r>
+      <w:r>
+        <w:rPr>
+          <w:rFonts w:ascii="Times New Roman" w:hAnsi="Times New Roman" w:cs="Times New Roman"/>
+          <w:sz w:val="22"/>
+          <w:szCs w:val="22"/>
+        </w:rPr>
+        <w:t xml:space="preserve"> Arriving at empty stations, finding full stations near campus, and getting caught in unforeseen rain.</w:t>
       </w:r>
     </w:p>
     <w:p>
       <w:pPr>
         <w:numPr>
-          <w:ilvl w:val="0"/>
-          <w:numId w:val="16"/>
+          <w:ilvl w:val="1"/>
+          <w:numId w:val="19"/>
         </w:numPr>
         <w:spacing w:line="240" w:lineRule="auto"/>
         <w:contextualSpacing/>
@@ -352,22 +339,40 @@
           <w:sz w:val="22"/>
           <w:szCs w:val="22"/>
         </w:rPr>
-        <w:t>Sarah (The Punctual Office Worker)</w:t>
-      </w:r>
-      <w:r>
-        <w:rPr>
-          <w:rFonts w:ascii="Times New Roman" w:hAnsi="Times New Roman" w:cs="Times New Roman"/>
-          <w:sz w:val="22"/>
-          <w:szCs w:val="22"/>
-        </w:rPr>
-        <w:t>: A professional commuting to the Silicon Docks who requires maximum efficiency and route certainty.</w:t>
+        <w:t>Solution:</w:t>
+      </w:r>
+      <w:r>
+        <w:rPr>
+          <w:rFonts w:ascii="Times New Roman" w:hAnsi="Times New Roman" w:cs="Times New Roman"/>
+          <w:sz w:val="22"/>
+          <w:szCs w:val="22"/>
+        </w:rPr>
+        <w:t xml:space="preserve"> Real-time map status, integrated weather for "go/no-go" decisions, and a </w:t>
+      </w:r>
+      <w:r>
+        <w:rPr>
+          <w:rFonts w:ascii="Times New Roman" w:hAnsi="Times New Roman" w:cs="Times New Roman"/>
+          <w:b/>
+          <w:bCs/>
+          <w:sz w:val="22"/>
+          <w:szCs w:val="22"/>
+        </w:rPr>
+        <w:t>Machine Learning Prediction model</w:t>
+      </w:r>
+      <w:r>
+        <w:rPr>
+          <w:rFonts w:ascii="Times New Roman" w:hAnsi="Times New Roman" w:cs="Times New Roman"/>
+          <w:sz w:val="22"/>
+          <w:szCs w:val="22"/>
+        </w:rPr>
+        <w:t xml:space="preserve"> to confirm availability 10 minutes before departure.</w:t>
       </w:r>
     </w:p>
     <w:p>
       <w:pPr>
         <w:numPr>
-          <w:ilvl w:val="1"/>
-          <w:numId w:val="16"/>
+          <w:ilvl w:val="0"/>
+          <w:numId w:val="19"/>
         </w:numPr>
         <w:spacing w:line="240" w:lineRule="auto"/>
         <w:contextualSpacing/>
@@ -385,22 +390,22 @@
           <w:sz w:val="22"/>
           <w:szCs w:val="22"/>
         </w:rPr>
-        <w:t>Solution</w:t>
-      </w:r>
-      <w:r>
-        <w:rPr>
-          <w:rFonts w:ascii="Times New Roman" w:hAnsi="Times New Roman" w:cs="Times New Roman"/>
-          <w:sz w:val="22"/>
-          <w:szCs w:val="22"/>
-        </w:rPr>
-        <w:t>: The Journey Planner feature, which calculates the optimal "walk-cycle-walk" route to minimize total travel time.</w:t>
+        <w:t>Sarah (The Punctual Office Worker):</w:t>
+      </w:r>
+      <w:r>
+        <w:rPr>
+          <w:rFonts w:ascii="Times New Roman" w:hAnsi="Times New Roman" w:cs="Times New Roman"/>
+          <w:sz w:val="22"/>
+          <w:szCs w:val="22"/>
+        </w:rPr>
+        <w:t xml:space="preserve"> A 29-year-old marketing manager commuting to the Silicon Docks. She takes the train into the city and uses bikes for the crucial "last mile."</w:t>
       </w:r>
     </w:p>
     <w:p>
       <w:pPr>
         <w:numPr>
-          <w:ilvl w:val="0"/>
-          <w:numId w:val="16"/>
+          <w:ilvl w:val="1"/>
+          <w:numId w:val="19"/>
         </w:numPr>
         <w:spacing w:line="240" w:lineRule="auto"/>
         <w:contextualSpacing/>
@@ -418,22 +423,22 @@
           <w:sz w:val="22"/>
           <w:szCs w:val="22"/>
         </w:rPr>
-        <w:t>Matteo (The Weekend Tourist)</w:t>
-      </w:r>
-      <w:r>
-        <w:rPr>
-          <w:rFonts w:ascii="Times New Roman" w:hAnsi="Times New Roman" w:cs="Times New Roman"/>
-          <w:sz w:val="22"/>
-          <w:szCs w:val="22"/>
-        </w:rPr>
-        <w:t>: A visitor unfamiliar with the city layout who needs an intuitive interface to find stations near landmarks.</w:t>
+        <w:t>Pain Points:</w:t>
+      </w:r>
+      <w:r>
+        <w:rPr>
+          <w:rFonts w:ascii="Times New Roman" w:hAnsi="Times New Roman" w:cs="Times New Roman"/>
+          <w:sz w:val="22"/>
+          <w:szCs w:val="22"/>
+        </w:rPr>
+        <w:t xml:space="preserve"> Uncertainty about route efficiency and historically busy periods.</w:t>
       </w:r>
     </w:p>
     <w:p>
       <w:pPr>
         <w:numPr>
           <w:ilvl w:val="1"/>
-          <w:numId w:val="16"/>
+          <w:numId w:val="19"/>
         </w:numPr>
         <w:spacing w:line="240" w:lineRule="auto"/>
         <w:contextualSpacing/>
@@ -451,15 +456,186 @@
           <w:sz w:val="22"/>
           <w:szCs w:val="22"/>
         </w:rPr>
-        <w:t>Solution</w:t>
-      </w:r>
-      <w:r>
-        <w:rPr>
-          <w:rFonts w:ascii="Times New Roman" w:hAnsi="Times New Roman" w:cs="Times New Roman"/>
-          <w:sz w:val="22"/>
-          <w:szCs w:val="22"/>
-        </w:rPr>
-        <w:t>: High-interaction map visualization and a Generative AI Chatbot for natural language assistance.</w:t>
+        <w:t>Solution:</w:t>
+      </w:r>
+      <w:r>
+        <w:rPr>
+          <w:rFonts w:ascii="Times New Roman" w:hAnsi="Times New Roman" w:cs="Times New Roman"/>
+          <w:sz w:val="22"/>
+          <w:szCs w:val="22"/>
+        </w:rPr>
+        <w:t xml:space="preserve"> The </w:t>
+      </w:r>
+      <w:r>
+        <w:rPr>
+          <w:rFonts w:ascii="Times New Roman" w:hAnsi="Times New Roman" w:cs="Times New Roman"/>
+          <w:b/>
+          <w:bCs/>
+          <w:sz w:val="22"/>
+          <w:szCs w:val="22"/>
+        </w:rPr>
+        <w:t>Journey Planner</w:t>
+      </w:r>
+      <w:r>
+        <w:rPr>
+          <w:rFonts w:ascii="Times New Roman" w:hAnsi="Times New Roman" w:cs="Times New Roman"/>
+          <w:sz w:val="22"/>
+          <w:szCs w:val="22"/>
+        </w:rPr>
+        <w:t xml:space="preserve"> for optimal "walk-cycle-walk" routing and </w:t>
+      </w:r>
+      <w:r>
+        <w:rPr>
+          <w:rFonts w:ascii="Times New Roman" w:hAnsi="Times New Roman" w:cs="Times New Roman"/>
+          <w:b/>
+          <w:bCs/>
+          <w:sz w:val="22"/>
+          <w:szCs w:val="22"/>
+        </w:rPr>
+        <w:t>Historical Data</w:t>
+      </w:r>
+      <w:r>
+        <w:rPr>
+          <w:rFonts w:ascii="Times New Roman" w:hAnsi="Times New Roman" w:cs="Times New Roman"/>
+          <w:sz w:val="22"/>
+          <w:szCs w:val="22"/>
+        </w:rPr>
+        <w:t xml:space="preserve"> charts to analyze weekly occupancy trends.</w:t>
+      </w:r>
+    </w:p>
+    <w:p>
+      <w:pPr>
+        <w:numPr>
+          <w:ilvl w:val="0"/>
+          <w:numId w:val="19"/>
+        </w:numPr>
+        <w:spacing w:line="240" w:lineRule="auto"/>
+        <w:contextualSpacing/>
+        <w:rPr>
+          <w:rFonts w:ascii="Times New Roman" w:hAnsi="Times New Roman" w:cs="Times New Roman"/>
+          <w:sz w:val="22"/>
+          <w:szCs w:val="22"/>
+        </w:rPr>
+      </w:pPr>
+      <w:r>
+        <w:rPr>
+          <w:rFonts w:ascii="Times New Roman" w:hAnsi="Times New Roman" w:cs="Times New Roman"/>
+          <w:b/>
+          <w:bCs/>
+          <w:sz w:val="22"/>
+          <w:szCs w:val="22"/>
+        </w:rPr>
+        <w:t>Matteo (The Weekend Tourist):</w:t>
+      </w:r>
+      <w:r>
+        <w:rPr>
+          <w:rFonts w:ascii="Times New Roman" w:hAnsi="Times New Roman" w:cs="Times New Roman"/>
+          <w:sz w:val="22"/>
+          <w:szCs w:val="22"/>
+        </w:rPr>
+        <w:t xml:space="preserve"> A 35-year-old visitor from Italy who wants to explore landmarks but is unfamiliar with Dublin's layout and rental rules.</w:t>
+      </w:r>
+    </w:p>
+    <w:p>
+      <w:pPr>
+        <w:numPr>
+          <w:ilvl w:val="1"/>
+          <w:numId w:val="19"/>
+        </w:numPr>
+        <w:spacing w:line="240" w:lineRule="auto"/>
+        <w:contextualSpacing/>
+        <w:rPr>
+          <w:rFonts w:ascii="Times New Roman" w:hAnsi="Times New Roman" w:cs="Times New Roman"/>
+          <w:sz w:val="22"/>
+          <w:szCs w:val="22"/>
+        </w:rPr>
+      </w:pPr>
+      <w:r>
+        <w:rPr>
+          <w:rFonts w:ascii="Times New Roman" w:hAnsi="Times New Roman" w:cs="Times New Roman"/>
+          <w:b/>
+          <w:bCs/>
+          <w:sz w:val="22"/>
+          <w:szCs w:val="22"/>
+        </w:rPr>
+        <w:t>Pain Points:</w:t>
+      </w:r>
+      <w:r>
+        <w:rPr>
+          <w:rFonts w:ascii="Times New Roman" w:hAnsi="Times New Roman" w:cs="Times New Roman"/>
+          <w:sz w:val="22"/>
+          <w:szCs w:val="22"/>
+        </w:rPr>
+        <w:t xml:space="preserve"> Getting lost and confusion over system mechanics (e.g., pricing, card requirements).</w:t>
+      </w:r>
+    </w:p>
+    <w:p>
+      <w:pPr>
+        <w:numPr>
+          <w:ilvl w:val="1"/>
+          <w:numId w:val="19"/>
+        </w:numPr>
+        <w:spacing w:line="240" w:lineRule="auto"/>
+        <w:contextualSpacing/>
+        <w:rPr>
+          <w:rFonts w:ascii="Times New Roman" w:hAnsi="Times New Roman" w:cs="Times New Roman"/>
+          <w:sz w:val="22"/>
+          <w:szCs w:val="22"/>
+        </w:rPr>
+      </w:pPr>
+      <w:r>
+        <w:rPr>
+          <w:rFonts w:ascii="Times New Roman" w:hAnsi="Times New Roman" w:cs="Times New Roman"/>
+          <w:b/>
+          <w:bCs/>
+          <w:sz w:val="22"/>
+          <w:szCs w:val="22"/>
+        </w:rPr>
+        <w:t>Solution:</w:t>
+      </w:r>
+      <w:r>
+        <w:rPr>
+          <w:rFonts w:ascii="Times New Roman" w:hAnsi="Times New Roman" w:cs="Times New Roman"/>
+          <w:sz w:val="22"/>
+          <w:szCs w:val="22"/>
+        </w:rPr>
+        <w:t xml:space="preserve"> Intuitive Map Visualization (with GPS Locate Me) and a </w:t>
+      </w:r>
+      <w:r>
+        <w:rPr>
+          <w:rFonts w:ascii="Times New Roman" w:hAnsi="Times New Roman" w:cs="Times New Roman"/>
+          <w:b/>
+          <w:bCs/>
+          <w:sz w:val="22"/>
+          <w:szCs w:val="22"/>
+        </w:rPr>
+        <w:t>Generative AI Chatbot</w:t>
+      </w:r>
+      <w:r>
+        <w:rPr>
+          <w:rFonts w:ascii="Times New Roman" w:hAnsi="Times New Roman" w:cs="Times New Roman"/>
+          <w:sz w:val="22"/>
+          <w:szCs w:val="22"/>
+        </w:rPr>
+        <w:t xml:space="preserve"> for instant, natural language assistance.</w:t>
+      </w:r>
+    </w:p>
+    <w:p>
+      <w:pPr>
+        <w:widowControl/>
+        <w:rPr>
+          <w:rFonts w:ascii="Times New Roman" w:hAnsi="Times New Roman" w:cs="Times New Roman" w:hint="eastAsia"/>
+          <w:sz w:val="22"/>
+          <w:szCs w:val="22"/>
+        </w:rPr>
+      </w:pPr>
+      <w:r>
+        <w:rPr>
+          <w:rFonts w:ascii="Times New Roman" w:hAnsi="Times New Roman" w:cs="Times New Roman"/>
+          <w:sz w:val="22"/>
+          <w:szCs w:val="22"/>
+        </w:rPr>
+        <w:br w:type="page"/>
       </w:r>
     </w:p>
     <w:p>
@@ -482,6 +658,7 @@
           <w:sz w:val="22"/>
           <w:szCs w:val="22"/>
         </w:rPr>
+        <w:lastRenderedPageBreak/>
         <w:t>1.3 Core Functional Features</w:t>
       </w:r>
     </w:p>
@@ -611,7 +788,6 @@
                                     <w:spacing w:after="0" w:line="140" w:lineRule="exact"/>
                                     <w:jc w:val="center"/>
                                     <w:rPr>
-                                      <w:rFonts w:hint="eastAsia"/>
                                       <w:color w:val="FFFFFF" w:themeColor="background1"/>
                                       <w:sz w:val="12"/>
                                       <w:szCs w:val="12"/>
@@ -632,7 +808,6 @@
                                     <w:spacing w:after="0" w:line="140" w:lineRule="exact"/>
                                     <w:jc w:val="center"/>
                                     <w:rPr>
-                                      <w:rFonts w:hint="eastAsia"/>
                                       <w:sz w:val="16"/>
                                       <w:szCs w:val="16"/>
                                     </w:rPr>
@@ -706,7 +881,6 @@
                               <w:spacing w:after="0" w:line="140" w:lineRule="exact"/>
                               <w:jc w:val="center"/>
                               <w:rPr>
-                                <w:rFonts w:hint="eastAsia"/>
                                 <w:color w:val="FFFFFF" w:themeColor="background1"/>
                                 <w:sz w:val="12"/>
                                 <w:szCs w:val="12"/>
@@ -727,7 +901,6 @@
                               <w:spacing w:after="0" w:line="140" w:lineRule="exact"/>
                               <w:jc w:val="center"/>
                               <w:rPr>
-                                <w:rFonts w:hint="eastAsia"/>
                                 <w:sz w:val="16"/>
                                 <w:szCs w:val="16"/>
                               </w:rPr>
@@ -809,7 +982,6 @@
                                     <w:spacing w:after="0" w:line="140" w:lineRule="exact"/>
                                     <w:jc w:val="center"/>
                                     <w:rPr>
-                                      <w:rFonts w:hint="eastAsia"/>
                                       <w:color w:val="FFFFFF" w:themeColor="background1"/>
                                       <w:sz w:val="14"/>
                                       <w:szCs w:val="14"/>
@@ -839,7 +1011,6 @@
                                     <w:spacing w:after="0" w:line="140" w:lineRule="exact"/>
                                     <w:jc w:val="center"/>
                                     <w:rPr>
-                                      <w:rFonts w:hint="eastAsia"/>
                                       <w:sz w:val="16"/>
                                       <w:szCs w:val="16"/>
                                     </w:rPr>
@@ -875,7 +1046,6 @@
                               <w:spacing w:after="0" w:line="140" w:lineRule="exact"/>
                               <w:jc w:val="center"/>
                               <w:rPr>
-                                <w:rFonts w:hint="eastAsia"/>
                                 <w:color w:val="FFFFFF" w:themeColor="background1"/>
                                 <w:sz w:val="14"/>
                                 <w:szCs w:val="14"/>
@@ -905,7 +1075,6 @@
                               <w:spacing w:after="0" w:line="140" w:lineRule="exact"/>
                               <w:jc w:val="center"/>
                               <w:rPr>
-                                <w:rFonts w:hint="eastAsia"/>
                                 <w:sz w:val="16"/>
                                 <w:szCs w:val="16"/>
                               </w:rPr>
@@ -980,7 +1149,6 @@
                                     <w:spacing w:after="0" w:line="140" w:lineRule="exact"/>
                                     <w:jc w:val="center"/>
                                     <w:rPr>
-                                      <w:rFonts w:hint="eastAsia"/>
                                       <w:color w:val="FFFFFF" w:themeColor="background1"/>
                                       <w:sz w:val="14"/>
                                       <w:szCs w:val="14"/>
@@ -1001,7 +1169,6 @@
                                     <w:spacing w:after="0" w:line="140" w:lineRule="exact"/>
                                     <w:jc w:val="center"/>
                                     <w:rPr>
-                                      <w:rFonts w:hint="eastAsia"/>
                                       <w:sz w:val="16"/>
                                       <w:szCs w:val="16"/>
                                     </w:rPr>
@@ -1037,7 +1204,6 @@
                               <w:spacing w:after="0" w:line="140" w:lineRule="exact"/>
                               <w:jc w:val="center"/>
                               <w:rPr>
-                                <w:rFonts w:hint="eastAsia"/>
                                 <w:color w:val="FFFFFF" w:themeColor="background1"/>
                                 <w:sz w:val="14"/>
                                 <w:szCs w:val="14"/>
@@ -1058,7 +1224,6 @@
                               <w:spacing w:after="0" w:line="140" w:lineRule="exact"/>
                               <w:jc w:val="center"/>
                               <w:rPr>
-                                <w:rFonts w:hint="eastAsia"/>
                                 <w:sz w:val="16"/>
                                 <w:szCs w:val="16"/>
                               </w:rPr>
@@ -1139,7 +1304,6 @@
                                   <w:pPr>
                                     <w:spacing w:after="0" w:line="140" w:lineRule="exact"/>
                                     <w:rPr>
-                                      <w:rFonts w:hint="eastAsia"/>
                                       <w:sz w:val="16"/>
                                       <w:szCs w:val="16"/>
                                     </w:rPr>
@@ -1191,7 +1355,6 @@
                             <w:pPr>
                               <w:spacing w:after="0" w:line="140" w:lineRule="exact"/>
                               <w:rPr>
-                                <w:rFonts w:hint="eastAsia"/>
                                 <w:sz w:val="16"/>
                                 <w:szCs w:val="16"/>
                               </w:rPr>
@@ -1488,6 +1651,7 @@
                 <w:rFonts w:ascii="Times New Roman" w:hAnsi="Times New Roman" w:cs="Times New Roman"/>
                 <w:b/>
                 <w:bCs/>
+                <w:noProof/>
                 <w:sz w:val="22"/>
                 <w:szCs w:val="22"/>
               </w:rPr>
@@ -1551,6 +1715,7 @@
                 <w:rFonts w:ascii="Times New Roman" w:hAnsi="Times New Roman" w:cs="Times New Roman"/>
                 <w:b/>
                 <w:bCs/>
+                <w:noProof/>
                 <w:sz w:val="22"/>
                 <w:szCs w:val="22"/>
               </w:rPr>
@@ -1705,7 +1870,7 @@
               <w:contextualSpacing/>
               <w:jc w:val="center"/>
               <w:rPr>
-                <w:rFonts w:ascii="Times New Roman" w:hAnsi="Times New Roman" w:cs="Times New Roman" w:hint="eastAsia"/>
+                <w:rFonts w:ascii="Times New Roman" w:hAnsi="Times New Roman" w:cs="Times New Roman"/>
                 <w:i/>
                 <w:iCs/>
                 <w:sz w:val="16"/>
@@ -1721,7 +1886,6 @@
                 <w:sz w:val="22"/>
                 <w:szCs w:val="22"/>
               </w:rPr>
-              <w:lastRenderedPageBreak/>
               <w:drawing>
                 <wp:inline distT="0" distB="0" distL="0" distR="0" wp14:anchorId="2EB67C1E" wp14:editId="29C45B4C">
                   <wp:extent cx="2063589" cy="2734483"/>
@@ -1917,6 +2081,7 @@
                 <w:rFonts w:ascii="Times New Roman" w:hAnsi="Times New Roman" w:cs="Times New Roman"/>
                 <w:i/>
                 <w:iCs/>
+                <w:noProof/>
                 <w:sz w:val="16"/>
                 <w:szCs w:val="16"/>
               </w:rPr>
@@ -1971,6 +2136,7 @@
                 <w:rFonts w:ascii="Times New Roman" w:hAnsi="Times New Roman" w:cs="Times New Roman"/>
                 <w:b/>
                 <w:bCs/>
+                <w:noProof/>
                 <w:sz w:val="22"/>
                 <w:szCs w:val="22"/>
               </w:rPr>
@@ -2034,6 +2200,7 @@
                 <w:rFonts w:ascii="Times New Roman" w:hAnsi="Times New Roman" w:cs="Times New Roman"/>
                 <w:i/>
                 <w:iCs/>
+                <w:noProof/>
                 <w:sz w:val="16"/>
                 <w:szCs w:val="16"/>
               </w:rPr>
@@ -2136,7 +2303,7 @@
               <w:contextualSpacing/>
               <w:jc w:val="center"/>
               <w:rPr>
-                <w:rFonts w:ascii="Times New Roman" w:hAnsi="Times New Roman" w:cs="Times New Roman" w:hint="eastAsia"/>
+                <w:rFonts w:ascii="Times New Roman" w:hAnsi="Times New Roman" w:cs="Times New Roman"/>
                 <w:sz w:val="18"/>
                 <w:szCs w:val="18"/>
               </w:rPr>
@@ -2185,18 +2352,6 @@
         </w:tc>
       </w:tr>
     </w:tbl>
-    <w:p>
-      <w:pPr>
-        <w:pStyle w:val="a9"/>
-        <w:spacing w:line="240" w:lineRule="auto"/>
-        <w:ind w:left="360"/>
-        <w:rPr>
-          <w:rFonts w:ascii="Times New Roman" w:hAnsi="Times New Roman" w:cs="Times New Roman" w:hint="eastAsia"/>
-          <w:sz w:val="22"/>
-          <w:szCs w:val="22"/>
-        </w:rPr>
-      </w:pPr>
-    </w:p>
     <w:p>
       <w:pPr>
         <w:pStyle w:val="a9"/>
@@ -2257,7 +2412,16 @@
           <w:sz w:val="22"/>
           <w:szCs w:val="22"/>
         </w:rPr>
-        <w:t>. Users can click the "Locate Me" button to instantly center the map on their position. To help users quickly spot available bikes at a glance, the map employs an intuitive color-coding system (green for &gt;5 bikes, yellow for ≤5, and red for empty stations). Alongside the map, a real-time weather widget displays current conditions and a 5-hour forecast, helping users make immediate "go/no-go" travel decisions.</w:t>
+        <w:t xml:space="preserve">. Users can click the "Locate Me" button to instantly center the map on their position. To help users quickly spot available bikes at a glance, the map employs an intuitive color-coding system (green for </w:t>
+      </w:r>
+      <w:r>
+        <w:rPr>
+          <w:rFonts w:ascii="Times New Roman" w:hAnsi="Times New Roman" w:cs="Times New Roman"/>
+          <w:sz w:val="22"/>
+          <w:szCs w:val="22"/>
+        </w:rPr>
+        <w:lastRenderedPageBreak/>
+        <w:t>&gt;5 bikes, yellow for ≤5, and red for empty stations). Alongside the map, a real-time weather widget displays current conditions and a 5-hour forecast, helping users make immediate "go/no-go" travel decisions.</w:t>
       </w:r>
     </w:p>
     <w:p>
@@ -2394,16 +2558,7 @@
           <w:sz w:val="22"/>
           <w:szCs w:val="22"/>
         </w:rPr>
-        <w:t xml:space="preserve">. By exploring the dual-tabbed interactive chart, users can seamlessly toggle between "Historic Data" to review recent occupancy trends, and the "Prediction Model" to </w:t>
-      </w:r>
-      <w:r>
-        <w:rPr>
-          <w:rFonts w:ascii="Times New Roman" w:hAnsi="Times New Roman" w:cs="Times New Roman"/>
-          <w:sz w:val="22"/>
-          <w:szCs w:val="22"/>
-        </w:rPr>
-        <w:lastRenderedPageBreak/>
-        <w:t>foresee if bikes will be available later in the day.</w:t>
+        <w:t>. By exploring the dual-tabbed interactive chart, users can seamlessly toggle between "Historic Data" to review recent occupancy trends, and the "Prediction Model" to foresee if bikes will be available later in the day.</w:t>
       </w:r>
     </w:p>
     <w:p>
@@ -2412,7 +2567,7 @@
         <w:spacing w:line="240" w:lineRule="auto"/>
         <w:ind w:left="360"/>
         <w:rPr>
-          <w:rFonts w:ascii="Times New Roman" w:hAnsi="Times New Roman" w:cs="Times New Roman" w:hint="eastAsia"/>
+          <w:rFonts w:ascii="Times New Roman" w:hAnsi="Times New Roman" w:cs="Times New Roman"/>
           <w:sz w:val="22"/>
           <w:szCs w:val="22"/>
         </w:rPr>
@@ -2793,6 +2948,7 @@
     <w:p>
       <w:pPr>
         <w:spacing w:line="240" w:lineRule="auto"/>
+        <w:contextualSpacing/>
         <w:rPr>
           <w:rFonts w:ascii="Times New Roman" w:hAnsi="Times New Roman" w:cs="Times New Roman"/>
           <w:sz w:val="22"/>
@@ -2861,31 +3017,178 @@
     </w:p>
     <w:p>
       <w:pPr>
+        <w:contextualSpacing/>
+        <w:rPr>
+          <w:rFonts w:ascii="Times New Roman" w:hAnsi="Times New Roman" w:cs="Times New Roman"/>
+          <w:sz w:val="22"/>
+          <w:szCs w:val="22"/>
+        </w:rPr>
+      </w:pPr>
+      <w:r>
+        <w:rPr>
+          <w:rFonts w:ascii="Times New Roman" w:hAnsi="Times New Roman" w:cs="Times New Roman" w:hint="eastAsia"/>
+          <w:sz w:val="22"/>
+          <w:szCs w:val="22"/>
+        </w:rPr>
+        <w:t>T</w:t>
+      </w:r>
+      <w:r>
+        <w:rPr>
+          <w:rFonts w:ascii="Times New Roman" w:hAnsi="Times New Roman" w:cs="Times New Roman"/>
+          <w:sz w:val="22"/>
+          <w:szCs w:val="22"/>
+        </w:rPr>
+        <w:t xml:space="preserve">o assist users with natural language queries—such as understanding rental rules or finding landmarks—the </w:t>
+      </w:r>
+      <w:r>
+        <w:rPr>
+          <w:rFonts w:ascii="Times New Roman" w:hAnsi="Times New Roman" w:cs="Times New Roman"/>
+          <w:sz w:val="22"/>
+          <w:szCs w:val="22"/>
+        </w:rPr>
+        <w:lastRenderedPageBreak/>
+        <w:t xml:space="preserve">application features a highly responsive AI chatbot </w:t>
+      </w:r>
+      <w:r>
+        <w:rPr>
+          <w:rFonts w:ascii="Times New Roman" w:hAnsi="Times New Roman" w:cs="Times New Roman"/>
+          <w:b/>
+          <w:bCs/>
+          <w:sz w:val="22"/>
+          <w:szCs w:val="22"/>
+        </w:rPr>
+        <w:t>(See Figure 1.5)</w:t>
+      </w:r>
+      <w:r>
+        <w:rPr>
+          <w:rFonts w:ascii="Times New Roman" w:hAnsi="Times New Roman" w:cs="Times New Roman"/>
+          <w:sz w:val="22"/>
+          <w:szCs w:val="22"/>
+        </w:rPr>
+        <w:t xml:space="preserve">. </w:t>
+      </w:r>
+      <w:r>
+        <w:rPr>
+          <w:rFonts w:ascii="Times New Roman" w:hAnsi="Times New Roman" w:cs="Times New Roman"/>
+          <w:sz w:val="22"/>
+          <w:szCs w:val="22"/>
+        </w:rPr>
+        <w:t>Users enjoy fluid, real-time interactions with a live-typing effect and can resume sessions from their personal history. To maintain organization, the system automatically generates context-aware titles for new chats.</w:t>
+      </w:r>
+    </w:p>
+    <w:p>
+      <w:pPr>
         <w:spacing w:line="240" w:lineRule="auto"/>
         <w:contextualSpacing/>
         <w:rPr>
-          <w:rFonts w:ascii="Times New Roman" w:hAnsi="Times New Roman" w:cs="Times New Roman"/>
-          <w:sz w:val="22"/>
-          <w:szCs w:val="22"/>
-        </w:rPr>
-      </w:pPr>
-      <w:r>
-        <w:rPr>
           <w:rFonts w:ascii="Times New Roman" w:hAnsi="Times New Roman" w:cs="Times New Roman" w:hint="eastAsia"/>
           <w:sz w:val="22"/>
           <w:szCs w:val="22"/>
         </w:rPr>
-        <w:t>T</w:t>
-      </w:r>
-      <w:r>
-        <w:rPr>
-          <w:rFonts w:ascii="Times New Roman" w:hAnsi="Times New Roman" w:cs="Times New Roman"/>
-          <w:sz w:val="22"/>
-          <w:szCs w:val="22"/>
-        </w:rPr>
-        <w:t xml:space="preserve">o assist users with natural language queries—such as understanding rental rules or finding landmarks—the application features a highly responsive AI chatbot </w:t>
-      </w:r>
-      <w:r>
+      </w:pPr>
+      <w:r>
+        <w:rPr>
+          <w:rFonts w:ascii="Times New Roman" w:hAnsi="Times New Roman" w:cs="Times New Roman"/>
+          <w:sz w:val="22"/>
+          <w:szCs w:val="22"/>
+        </w:rPr>
+        <w:t xml:space="preserve">Powered by </w:t>
+      </w:r>
+      <w:proofErr w:type="spellStart"/>
+      <w:r>
+        <w:rPr>
+          <w:rFonts w:ascii="Times New Roman" w:hAnsi="Times New Roman" w:cs="Times New Roman"/>
+          <w:sz w:val="22"/>
+          <w:szCs w:val="22"/>
+        </w:rPr>
+        <w:t>LangChain</w:t>
+      </w:r>
+      <w:proofErr w:type="spellEnd"/>
+      <w:r>
+        <w:rPr>
+          <w:rFonts w:ascii="Times New Roman" w:hAnsi="Times New Roman" w:cs="Times New Roman"/>
+          <w:sz w:val="22"/>
+          <w:szCs w:val="22"/>
+        </w:rPr>
+        <w:t xml:space="preserve"> and </w:t>
+      </w:r>
+      <w:proofErr w:type="spellStart"/>
+      <w:r>
+        <w:rPr>
+          <w:rFonts w:ascii="Times New Roman" w:hAnsi="Times New Roman" w:cs="Times New Roman"/>
+          <w:sz w:val="22"/>
+          <w:szCs w:val="22"/>
+        </w:rPr>
+        <w:t>Aliyun</w:t>
+      </w:r>
+      <w:proofErr w:type="spellEnd"/>
+      <w:r>
+        <w:rPr>
+          <w:rFonts w:ascii="Times New Roman" w:hAnsi="Times New Roman" w:cs="Times New Roman"/>
+          <w:sz w:val="22"/>
+          <w:szCs w:val="22"/>
+        </w:rPr>
+        <w:t xml:space="preserve"> Qwen-plus, the assistant delivers low-latency responses via Server-Sent Events (SSE). Conversation context is securely archived using </w:t>
+      </w:r>
+      <w:proofErr w:type="spellStart"/>
+      <w:r>
+        <w:rPr>
+          <w:rFonts w:ascii="Times New Roman" w:hAnsi="Times New Roman" w:cs="Times New Roman"/>
+          <w:sz w:val="22"/>
+          <w:szCs w:val="22"/>
+        </w:rPr>
+        <w:t>SQLChatMessageHistory</w:t>
+      </w:r>
+      <w:proofErr w:type="spellEnd"/>
+      <w:r>
+        <w:rPr>
+          <w:rFonts w:ascii="Times New Roman" w:hAnsi="Times New Roman" w:cs="Times New Roman"/>
+          <w:sz w:val="22"/>
+          <w:szCs w:val="22"/>
+        </w:rPr>
+        <w:t xml:space="preserve">, optimizing performance through </w:t>
+      </w:r>
+      <w:proofErr w:type="spellStart"/>
+      <w:r>
+        <w:rPr>
+          <w:rFonts w:ascii="Times New Roman" w:hAnsi="Times New Roman" w:cs="Times New Roman"/>
+          <w:sz w:val="22"/>
+          <w:szCs w:val="22"/>
+        </w:rPr>
+        <w:t>SQLAlchemy</w:t>
+      </w:r>
+      <w:proofErr w:type="spellEnd"/>
+      <w:r>
+        <w:rPr>
+          <w:rFonts w:ascii="Times New Roman" w:hAnsi="Times New Roman" w:cs="Times New Roman"/>
+          <w:sz w:val="22"/>
+          <w:szCs w:val="22"/>
+        </w:rPr>
+        <w:t xml:space="preserve"> connection pooling. For security, the backend generates SHA-256 hashed session IDs and strictly verifies user ownership. It also handles concurrent writes via </w:t>
+      </w:r>
+      <w:proofErr w:type="spellStart"/>
+      <w:r>
+        <w:rPr>
+          <w:rFonts w:ascii="Times New Roman" w:hAnsi="Times New Roman" w:cs="Times New Roman"/>
+          <w:sz w:val="22"/>
+          <w:szCs w:val="22"/>
+        </w:rPr>
+        <w:t>IntegrityError</w:t>
+      </w:r>
+      <w:proofErr w:type="spellEnd"/>
+      <w:r>
+        <w:rPr>
+          <w:rFonts w:ascii="Times New Roman" w:hAnsi="Times New Roman" w:cs="Times New Roman"/>
+          <w:sz w:val="22"/>
+          <w:szCs w:val="22"/>
+        </w:rPr>
+        <w:t xml:space="preserve"> rollbacks and utilizes a secondary LLM invocation for automated topic classification.</w:t>
+      </w:r>
+    </w:p>
+    <w:p>
+      <w:pPr>
+        <w:spacing w:line="240" w:lineRule="auto"/>
+        <w:contextualSpacing/>
         <w:rPr>
           <w:rFonts w:ascii="Times New Roman" w:hAnsi="Times New Roman" w:cs="Times New Roman"/>
           <w:b/>
@@ -2893,130 +3196,8 @@
           <w:sz w:val="22"/>
           <w:szCs w:val="22"/>
         </w:rPr>
-        <w:t>(See Figure 1.5)</w:t>
-      </w:r>
-      <w:r>
-        <w:rPr>
-          <w:rFonts w:ascii="Times New Roman" w:hAnsi="Times New Roman" w:cs="Times New Roman"/>
-          <w:sz w:val="22"/>
-          <w:szCs w:val="22"/>
-        </w:rPr>
-        <w:t>. Users experience fluid, real-time interactions with a live-typing effect, and can seamlessly resume previous conversations from their personal history. To keep the interface clean and organized, the system automatically reads the user's first message and generates a concise, context-aware title for every new chat session.</w:t>
-      </w:r>
-    </w:p>
-    <w:p>
-      <w:pPr>
-        <w:spacing w:line="240" w:lineRule="auto"/>
-        <w:contextualSpacing/>
-        <w:rPr>
-          <w:rFonts w:ascii="Times New Roman" w:hAnsi="Times New Roman" w:cs="Times New Roman"/>
-          <w:sz w:val="22"/>
-          <w:szCs w:val="22"/>
-        </w:rPr>
-      </w:pPr>
-      <w:r>
-        <w:rPr>
-          <w:rFonts w:ascii="Times New Roman" w:hAnsi="Times New Roman" w:cs="Times New Roman"/>
-          <w:sz w:val="22"/>
-          <w:szCs w:val="22"/>
-        </w:rPr>
-        <w:t xml:space="preserve">Behind the scenes, this stateful assistant is powered by the </w:t>
-      </w:r>
-      <w:proofErr w:type="spellStart"/>
-      <w:r>
-        <w:rPr>
-          <w:rFonts w:ascii="Times New Roman" w:hAnsi="Times New Roman" w:cs="Times New Roman"/>
-          <w:sz w:val="22"/>
-          <w:szCs w:val="22"/>
-        </w:rPr>
-        <w:t>LangChain</w:t>
-      </w:r>
-      <w:proofErr w:type="spellEnd"/>
-      <w:r>
-        <w:rPr>
-          <w:rFonts w:ascii="Times New Roman" w:hAnsi="Times New Roman" w:cs="Times New Roman"/>
-          <w:sz w:val="22"/>
-          <w:szCs w:val="22"/>
-        </w:rPr>
-        <w:t xml:space="preserve"> framework and the </w:t>
-      </w:r>
-      <w:proofErr w:type="spellStart"/>
-      <w:r>
-        <w:rPr>
-          <w:rFonts w:ascii="Times New Roman" w:hAnsi="Times New Roman" w:cs="Times New Roman"/>
-          <w:sz w:val="22"/>
-          <w:szCs w:val="22"/>
-        </w:rPr>
-        <w:t>Aliyun</w:t>
-      </w:r>
-      <w:proofErr w:type="spellEnd"/>
-      <w:r>
-        <w:rPr>
-          <w:rFonts w:ascii="Times New Roman" w:hAnsi="Times New Roman" w:cs="Times New Roman"/>
-          <w:sz w:val="22"/>
-          <w:szCs w:val="22"/>
-        </w:rPr>
-        <w:t xml:space="preserve"> Qwen-plus LLM. To deliver the low-latency typing effect, the backend employs Server-Sent Events (SSE) via a custom Python generator. Complex conversation context is securely archived using </w:t>
-      </w:r>
-      <w:proofErr w:type="spellStart"/>
-      <w:r>
-        <w:rPr>
-          <w:rFonts w:ascii="Times New Roman" w:hAnsi="Times New Roman" w:cs="Times New Roman"/>
-          <w:sz w:val="22"/>
-          <w:szCs w:val="22"/>
-        </w:rPr>
-        <w:t>SQLChatMessageHistory</w:t>
-      </w:r>
-      <w:proofErr w:type="spellEnd"/>
-      <w:r>
-        <w:rPr>
-          <w:rFonts w:ascii="Times New Roman" w:hAnsi="Times New Roman" w:cs="Times New Roman"/>
-          <w:sz w:val="22"/>
-          <w:szCs w:val="22"/>
-        </w:rPr>
-        <w:t xml:space="preserve">, which intelligently reuses the core </w:t>
-      </w:r>
-      <w:proofErr w:type="spellStart"/>
-      <w:r>
-        <w:rPr>
-          <w:rFonts w:ascii="Times New Roman" w:hAnsi="Times New Roman" w:cs="Times New Roman"/>
-          <w:sz w:val="22"/>
-          <w:szCs w:val="22"/>
-        </w:rPr>
-        <w:t>SQLAlchemy</w:t>
-      </w:r>
-      <w:proofErr w:type="spellEnd"/>
-      <w:r>
-        <w:rPr>
-          <w:rFonts w:ascii="Times New Roman" w:hAnsi="Times New Roman" w:cs="Times New Roman"/>
-          <w:sz w:val="22"/>
-          <w:szCs w:val="22"/>
-        </w:rPr>
-        <w:t xml:space="preserve"> connection pool to maximize database performance. The backend is also fortified with enterprise-grade security measures: it generates deterministic SHA-256 hashed session IDs and strictly verifies user ownership before loading any history. Furthermore, the backend elegantly handles concurrent database writes (</w:t>
-      </w:r>
-      <w:proofErr w:type="spellStart"/>
-      <w:r>
-        <w:rPr>
-          <w:rFonts w:ascii="Times New Roman" w:hAnsi="Times New Roman" w:cs="Times New Roman"/>
-          <w:sz w:val="22"/>
-          <w:szCs w:val="22"/>
-        </w:rPr>
-        <w:t>IntegrityError</w:t>
-      </w:r>
-      <w:proofErr w:type="spellEnd"/>
-      <w:r>
-        <w:rPr>
-          <w:rFonts w:ascii="Times New Roman" w:hAnsi="Times New Roman" w:cs="Times New Roman"/>
-          <w:sz w:val="22"/>
-          <w:szCs w:val="22"/>
-        </w:rPr>
-        <w:t xml:space="preserve"> rollbacks) and utilizes a secondary, targeted LLM invocation to power the automated topic classification feature.</w:t>
-      </w:r>
-    </w:p>
-    <w:p>
-      <w:pPr>
-        <w:spacing w:line="240" w:lineRule="auto"/>
-        <w:contextualSpacing/>
+      </w:pPr>
+      <w:r>
         <w:rPr>
           <w:rFonts w:ascii="Times New Roman" w:hAnsi="Times New Roman" w:cs="Times New Roman"/>
           <w:b/>
@@ -3024,16 +3205,6 @@
           <w:sz w:val="22"/>
           <w:szCs w:val="22"/>
         </w:rPr>
-      </w:pPr>
-      <w:r>
-        <w:rPr>
-          <w:rFonts w:ascii="Times New Roman" w:hAnsi="Times New Roman" w:cs="Times New Roman"/>
-          <w:b/>
-          <w:bCs/>
-          <w:sz w:val="22"/>
-          <w:szCs w:val="22"/>
-        </w:rPr>
-        <w:lastRenderedPageBreak/>
         <w:t>2. Requirements</w:t>
       </w:r>
     </w:p>
@@ -3136,7 +3307,23 @@
           <w:sz w:val="22"/>
           <w:szCs w:val="22"/>
         </w:rPr>
-        <w:t xml:space="preserve"> We conducted a benchmarking study against existing bike-sharing platforms such as the official TFI Bikes app, Villo! (Brussels), and Santander Cycles (London). This research identified a significant market gap in Dublin: the lack of integrated predictive availability and real-time weather-sensitive routing.</w:t>
+        <w:t xml:space="preserve"> </w:t>
+      </w:r>
+      <w:r>
+        <w:rPr>
+          <w:rFonts w:ascii="Times New Roman" w:hAnsi="Times New Roman" w:cs="Times New Roman"/>
+          <w:sz w:val="22"/>
+          <w:szCs w:val="22"/>
+        </w:rPr>
+        <w:t>We conducted a benchmarking study against existing bike-sharing platforms such as the official TFI Bikes app, Villo! (Brussels), and Santander Cycles (London). This research identified a significant market gap in Dublin: the lack of integrated predictive availability and real-time weather-sensitive routing</w:t>
+      </w:r>
+      <w:r>
+        <w:rPr>
+          <w:rFonts w:ascii="Times New Roman" w:hAnsi="Times New Roman" w:cs="Times New Roman"/>
+          <w:sz w:val="22"/>
+          <w:szCs w:val="22"/>
+        </w:rPr>
+        <w:t>.</w:t>
       </w:r>
     </w:p>
     <w:p>
@@ -3169,7 +3356,23 @@
           <w:sz w:val="22"/>
           <w:szCs w:val="22"/>
         </w:rPr>
-        <w:t xml:space="preserve"> To understand local pain points, we conducted structured interviews with three primary stakeholders. These sessions focused on daily commuting habits, the impact of Dublin’s unpredictable weather, and the frustrations associated with "station-full" or "station-empty" scenarios.</w:t>
+        <w:t xml:space="preserve"> </w:t>
+      </w:r>
+      <w:r>
+        <w:rPr>
+          <w:rFonts w:ascii="Times New Roman" w:hAnsi="Times New Roman" w:cs="Times New Roman"/>
+          <w:sz w:val="22"/>
+          <w:szCs w:val="22"/>
+        </w:rPr>
+        <w:t>To understand local pain points, we conducted structured interviews with three primary stakeholders. These sessions uncovered distinct needs: Eoin's anxiety over bike theft and sudden rain, Sarah's need for "last-mile" reliability from the train station, and Matteo's confusion regarding rental rules</w:t>
+      </w:r>
+      <w:r>
+        <w:rPr>
+          <w:rFonts w:ascii="Times New Roman" w:hAnsi="Times New Roman" w:cs="Times New Roman"/>
+          <w:sz w:val="22"/>
+          <w:szCs w:val="22"/>
+        </w:rPr>
+        <w:t>.</w:t>
       </w:r>
     </w:p>
     <w:p>
@@ -3202,7 +3405,23 @@
           <w:sz w:val="22"/>
           <w:szCs w:val="22"/>
         </w:rPr>
-        <w:t xml:space="preserve"> Insights from the interviews were synthesized into three distinct personas: Eoin (the budget-conscious student), Sarah (the punctual professional), and Matteo (the weekend tourist). These personas served as the "living documentation" that guided every design decision.</w:t>
+        <w:t xml:space="preserve"> </w:t>
+      </w:r>
+      <w:r>
+        <w:rPr>
+          <w:rFonts w:ascii="Times New Roman" w:hAnsi="Times New Roman" w:cs="Times New Roman"/>
+          <w:sz w:val="22"/>
+          <w:szCs w:val="22"/>
+        </w:rPr>
+        <w:t>Insights from the interviews were synthesized into three distinct personas: Eoin (the budget-conscious student), Sarah (the punctual professional), and Matteo (the weekend tourist). These personas served as the "living documentation" that guided every design decision</w:t>
+      </w:r>
+      <w:r>
+        <w:rPr>
+          <w:rFonts w:ascii="Times New Roman" w:hAnsi="Times New Roman" w:cs="Times New Roman"/>
+          <w:sz w:val="22"/>
+          <w:szCs w:val="22"/>
+        </w:rPr>
+        <w:t>.</w:t>
       </w:r>
     </w:p>
     <w:p>
@@ -3214,7 +3433,7 @@
         <w:spacing w:line="240" w:lineRule="auto"/>
         <w:contextualSpacing/>
         <w:rPr>
-          <w:rFonts w:ascii="Times New Roman" w:hAnsi="Times New Roman" w:cs="Times New Roman"/>
+          <w:rFonts w:ascii="Times New Roman" w:hAnsi="Times New Roman" w:cs="Times New Roman" w:hint="eastAsia"/>
           <w:sz w:val="22"/>
           <w:szCs w:val="22"/>
         </w:rPr>
@@ -3235,7 +3454,23 @@
           <w:sz w:val="22"/>
           <w:szCs w:val="22"/>
         </w:rPr>
-        <w:t xml:space="preserve"> Finally, we translated user needs into formal User Stories and Acceptance Criteria (AC). This provided us with a clear "Definition of Done" for each feature and formed the basis of our automated testing suite.</w:t>
+        <w:t xml:space="preserve"> </w:t>
+      </w:r>
+      <w:r>
+        <w:rPr>
+          <w:rFonts w:ascii="Times New Roman" w:hAnsi="Times New Roman" w:cs="Times New Roman"/>
+          <w:sz w:val="22"/>
+          <w:szCs w:val="22"/>
+        </w:rPr>
+        <w:t>Finally, we translated user needs into formal User Stories and Acceptance Criteria (AC). This provided us with a clear "Definition of Done" for each feature and formed the basis of our automated testing suite</w:t>
+      </w:r>
+      <w:r>
+        <w:rPr>
+          <w:rFonts w:ascii="Times New Roman" w:hAnsi="Times New Roman" w:cs="Times New Roman"/>
+          <w:sz w:val="22"/>
+          <w:szCs w:val="22"/>
+        </w:rPr>
+        <w:t>.</w:t>
       </w:r>
     </w:p>
     <w:p>
@@ -3576,7 +3811,18 @@
                 <w:sz w:val="16"/>
                 <w:szCs w:val="16"/>
               </w:rPr>
-              <w:t>Figure 2.1: Primary dashboard featuring the Google Maps SDK integration and weather widget.</w:t>
+              <w:t xml:space="preserve">Figure 2.1: Primary dashboard featuring the Google Maps SDK integration </w:t>
+            </w:r>
+            <w:r>
+              <w:rPr>
+                <w:rFonts w:ascii="Times New Roman" w:hAnsi="Times New Roman" w:cs="Times New Roman"/>
+                <w:i/>
+                <w:iCs/>
+                <w:sz w:val="16"/>
+                <w:szCs w:val="16"/>
+              </w:rPr>
+              <w:lastRenderedPageBreak/>
+              <w:t>and weather widget.</w:t>
             </w:r>
           </w:p>
         </w:tc>
@@ -3590,7 +3836,7 @@
               <w:contextualSpacing/>
               <w:jc w:val="center"/>
               <w:rPr>
-                <w:rFonts w:ascii="Times New Roman" w:hAnsi="Times New Roman" w:cs="Times New Roman" w:hint="eastAsia"/>
+                <w:rFonts w:ascii="Times New Roman" w:hAnsi="Times New Roman" w:cs="Times New Roman"/>
                 <w:sz w:val="16"/>
                 <w:szCs w:val="16"/>
               </w:rPr>
@@ -3603,7 +3849,19 @@
                 <w:sz w:val="16"/>
                 <w:szCs w:val="16"/>
               </w:rPr>
-              <w:t>Figure 2.2: Detailed station view showing the toggle between Historical Trends and ML Predictions.</w:t>
+              <w:lastRenderedPageBreak/>
+              <w:t xml:space="preserve">Figure 2.2: Detailed station view showing the </w:t>
+            </w:r>
+            <w:r>
+              <w:rPr>
+                <w:rFonts w:ascii="Times New Roman" w:hAnsi="Times New Roman" w:cs="Times New Roman"/>
+                <w:i/>
+                <w:iCs/>
+                <w:sz w:val="16"/>
+                <w:szCs w:val="16"/>
+              </w:rPr>
+              <w:lastRenderedPageBreak/>
+              <w:t>toggle between Historical Trends and ML Predictions.</w:t>
             </w:r>
           </w:p>
         </w:tc>
@@ -3632,6 +3890,7 @@
                 <w:sz w:val="16"/>
                 <w:szCs w:val="16"/>
               </w:rPr>
+              <w:lastRenderedPageBreak/>
               <w:t>Figure 2.3: User login interface.</w:t>
             </w:r>
           </w:p>
@@ -3674,11 +3933,38 @@
         <w:contextualSpacing/>
         <w:rPr>
           <w:rFonts w:ascii="Times New Roman" w:hAnsi="Times New Roman" w:cs="Times New Roman"/>
+          <w:sz w:val="22"/>
+          <w:szCs w:val="22"/>
+        </w:rPr>
+      </w:pPr>
+      <w:r>
+        <w:rPr>
+          <w:rFonts w:ascii="Times New Roman" w:hAnsi="Times New Roman" w:cs="Times New Roman"/>
           <w:b/>
           <w:bCs/>
           <w:sz w:val="22"/>
           <w:szCs w:val="22"/>
         </w:rPr>
+        <w:t>Figure 2.1: Primary Dashboard &amp; Weather Widget</w:t>
+      </w:r>
+      <w:r>
+        <w:rPr>
+          <w:rFonts w:ascii="Times New Roman" w:hAnsi="Times New Roman" w:cs="Times New Roman"/>
+          <w:sz w:val="22"/>
+          <w:szCs w:val="22"/>
+        </w:rPr>
+        <w:t xml:space="preserve"> </w:t>
+      </w:r>
+    </w:p>
+    <w:p>
+      <w:pPr>
+        <w:spacing w:line="240" w:lineRule="auto"/>
+        <w:contextualSpacing/>
+        <w:rPr>
+          <w:rFonts w:ascii="Times New Roman" w:hAnsi="Times New Roman" w:cs="Times New Roman"/>
+          <w:sz w:val="22"/>
+          <w:szCs w:val="22"/>
+        </w:rPr>
       </w:pPr>
       <w:r>
         <w:rPr>
@@ -3688,7 +3974,15 @@
           <w:sz w:val="22"/>
           <w:szCs w:val="22"/>
         </w:rPr>
-        <w:t>Figure 2.1: Primary Dashboard &amp; Weather Widget</w:t>
+        <w:t>Design Focus:</w:t>
+      </w:r>
+      <w:r>
+        <w:rPr>
+          <w:rFonts w:ascii="Times New Roman" w:hAnsi="Times New Roman" w:cs="Times New Roman"/>
+          <w:sz w:val="22"/>
+          <w:szCs w:val="22"/>
+        </w:rPr>
+        <w:t xml:space="preserve"> This interface addresses Eoin's need for a "go/no-go" decision and Matteo's spatial navigation. By pairing a full-screen map with interactive hover states, a "Locate Me" GPS function, and a 5-hour weather forecast, it establishes immediate foundational situational awareness.</w:t>
       </w:r>
     </w:p>
     <w:p>
@@ -3696,7 +3990,7 @@
         <w:spacing w:line="240" w:lineRule="auto"/>
         <w:contextualSpacing/>
         <w:rPr>
-          <w:rFonts w:ascii="Times New Roman" w:hAnsi="Times New Roman" w:cs="Times New Roman" w:hint="eastAsia"/>
+          <w:rFonts w:ascii="Times New Roman" w:hAnsi="Times New Roman" w:cs="Times New Roman"/>
           <w:sz w:val="22"/>
           <w:szCs w:val="22"/>
         </w:rPr>
@@ -3709,23 +4003,15 @@
           <w:sz w:val="22"/>
           <w:szCs w:val="22"/>
         </w:rPr>
-        <w:t>Design Focus</w:t>
-      </w:r>
-      <w:r>
-        <w:rPr>
-          <w:rFonts w:ascii="Times New Roman" w:hAnsi="Times New Roman" w:cs="Times New Roman"/>
-          <w:sz w:val="22"/>
-          <w:szCs w:val="22"/>
-        </w:rPr>
-        <w:t xml:space="preserve">: </w:t>
-      </w:r>
-      <w:r>
-        <w:rPr>
-          <w:rFonts w:ascii="Times New Roman" w:hAnsi="Times New Roman" w:cs="Times New Roman"/>
-          <w:sz w:val="22"/>
-          <w:szCs w:val="22"/>
-        </w:rPr>
-        <w:t>This interface establishes foundational situational awareness for the user. By utilizing a clean, full-screen map layout paired with interactive hover states. Additionally, the integrated sidebar features a streamlined search function for rapid spatial navigation, alongside a real-time weather widget that facilitates immediate "go/no-go" travel decisions.</w:t>
+        <w:t>Figure 2.2: Station Details &amp; ML Predictions</w:t>
+      </w:r>
+      <w:r>
+        <w:rPr>
+          <w:rFonts w:ascii="Times New Roman" w:hAnsi="Times New Roman" w:cs="Times New Roman"/>
+          <w:sz w:val="22"/>
+          <w:szCs w:val="22"/>
+        </w:rPr>
+        <w:t xml:space="preserve"> </w:t>
       </w:r>
     </w:p>
     <w:p>
@@ -3734,11 +4020,38 @@
         <w:contextualSpacing/>
         <w:rPr>
           <w:rFonts w:ascii="Times New Roman" w:hAnsi="Times New Roman" w:cs="Times New Roman"/>
+          <w:sz w:val="22"/>
+          <w:szCs w:val="22"/>
+        </w:rPr>
+      </w:pPr>
+      <w:r>
+        <w:rPr>
+          <w:rFonts w:ascii="Times New Roman" w:hAnsi="Times New Roman" w:cs="Times New Roman"/>
           <w:b/>
           <w:bCs/>
           <w:sz w:val="22"/>
           <w:szCs w:val="22"/>
         </w:rPr>
+        <w:t>Design Focus:</w:t>
+      </w:r>
+      <w:r>
+        <w:rPr>
+          <w:rFonts w:ascii="Times New Roman" w:hAnsi="Times New Roman" w:cs="Times New Roman"/>
+          <w:sz w:val="22"/>
+          <w:szCs w:val="22"/>
+        </w:rPr>
+        <w:t xml:space="preserve"> This dual-tabbed dashboard directly serves our commuter personas. Sarah utilizes the "Historic Data" tab to analyze long-term occupancy trends (e.g., Monday mornings at the train station), while Eoin relies on the 24-hour "Prediction Model" to preemptively confirm bike availability 10 minutes before leaving his apartment.</w:t>
+      </w:r>
+    </w:p>
+    <w:p>
+      <w:pPr>
+        <w:spacing w:line="240" w:lineRule="auto"/>
+        <w:contextualSpacing/>
+        <w:rPr>
+          <w:rFonts w:ascii="Times New Roman" w:hAnsi="Times New Roman" w:cs="Times New Roman"/>
+          <w:sz w:val="22"/>
+          <w:szCs w:val="22"/>
+        </w:rPr>
       </w:pPr>
       <w:r>
         <w:rPr>
@@ -3748,8 +4061,15 @@
           <w:sz w:val="22"/>
           <w:szCs w:val="22"/>
         </w:rPr>
-        <w:lastRenderedPageBreak/>
-        <w:t>Figure 2.2: Station Details &amp; ML Predictions</w:t>
+        <w:t>Figure 2.3: User Authentication Interface</w:t>
+      </w:r>
+      <w:r>
+        <w:rPr>
+          <w:rFonts w:ascii="Times New Roman" w:hAnsi="Times New Roman" w:cs="Times New Roman"/>
+          <w:sz w:val="22"/>
+          <w:szCs w:val="22"/>
+        </w:rPr>
+        <w:t xml:space="preserve"> </w:t>
       </w:r>
     </w:p>
     <w:p>
@@ -3757,7 +4077,7 @@
         <w:spacing w:line="240" w:lineRule="auto"/>
         <w:contextualSpacing/>
         <w:rPr>
-          <w:rFonts w:ascii="Times New Roman" w:hAnsi="Times New Roman" w:cs="Times New Roman" w:hint="eastAsia"/>
+          <w:rFonts w:ascii="Times New Roman" w:hAnsi="Times New Roman" w:cs="Times New Roman"/>
           <w:sz w:val="22"/>
           <w:szCs w:val="22"/>
         </w:rPr>
@@ -3770,15 +4090,15 @@
           <w:sz w:val="22"/>
           <w:szCs w:val="22"/>
         </w:rPr>
-        <w:t>Design Focus</w:t>
-      </w:r>
-      <w:r>
-        <w:rPr>
-          <w:rFonts w:ascii="Times New Roman" w:hAnsi="Times New Roman" w:cs="Times New Roman"/>
-          <w:sz w:val="22"/>
-          <w:szCs w:val="22"/>
-        </w:rPr>
-        <w:t>: To alleviate Sarah’s anxiety regarding morning meetings, this dashboard provides predictive certainty. By clicking a station, users can view a 24-hour forecast powered by our Random Forest model, allowing for preemptive planning of commutes based on projected availability rather than just live snapshots.</w:t>
+        <w:t>Design Focus:</w:t>
+      </w:r>
+      <w:r>
+        <w:rPr>
+          <w:rFonts w:ascii="Times New Roman" w:hAnsi="Times New Roman" w:cs="Times New Roman"/>
+          <w:sz w:val="22"/>
+          <w:szCs w:val="22"/>
+        </w:rPr>
+        <w:t xml:space="preserve"> This interface provides a secure user authentication process. By facilitating simple registration and login workflows, it ensures that frequent users like Sarah and Eoin can safely manage personal accounts and access customized features, such as saved AI chat history.</w:t>
       </w:r>
     </w:p>
     <w:p>
@@ -3786,59 +4106,7 @@
         <w:spacing w:line="240" w:lineRule="auto"/>
         <w:contextualSpacing/>
         <w:rPr>
-          <w:rFonts w:ascii="Times New Roman" w:hAnsi="Times New Roman" w:cs="Times New Roman"/>
-          <w:b/>
-          <w:bCs/>
-          <w:sz w:val="22"/>
-          <w:szCs w:val="22"/>
-        </w:rPr>
-      </w:pPr>
-      <w:r>
-        <w:rPr>
-          <w:rFonts w:ascii="Times New Roman" w:hAnsi="Times New Roman" w:cs="Times New Roman"/>
-          <w:b/>
-          <w:bCs/>
-          <w:sz w:val="22"/>
-          <w:szCs w:val="22"/>
-        </w:rPr>
-        <w:t>Figure 2.3: User Authentication Interface</w:t>
-      </w:r>
-    </w:p>
-    <w:p>
-      <w:pPr>
-        <w:spacing w:line="240" w:lineRule="auto"/>
-        <w:contextualSpacing/>
-        <w:rPr>
-          <w:rFonts w:ascii="Times New Roman" w:hAnsi="Times New Roman" w:cs="Times New Roman"/>
-          <w:sz w:val="22"/>
-          <w:szCs w:val="22"/>
-        </w:rPr>
-      </w:pPr>
-      <w:r>
-        <w:rPr>
-          <w:rFonts w:ascii="Times New Roman" w:hAnsi="Times New Roman" w:cs="Times New Roman"/>
-          <w:b/>
-          <w:bCs/>
-          <w:sz w:val="22"/>
-          <w:szCs w:val="22"/>
-        </w:rPr>
-        <w:t>Design Focus:</w:t>
-      </w:r>
-      <w:r>
-        <w:rPr>
-          <w:rFonts w:ascii="Times New Roman" w:hAnsi="Times New Roman" w:cs="Times New Roman"/>
-          <w:sz w:val="22"/>
-          <w:szCs w:val="22"/>
-        </w:rPr>
-        <w:t xml:space="preserve"> This interface provides a secure and straightforward user authentication process. By facilitating simple registration and login workflows, it ensures that users can safely manage their personal accounts and access customized features, such as their saved AI chat history.</w:t>
-      </w:r>
-    </w:p>
-    <w:p>
-      <w:pPr>
-        <w:spacing w:line="240" w:lineRule="auto"/>
-        <w:contextualSpacing/>
-        <w:rPr>
-          <w:rFonts w:ascii="Times New Roman" w:hAnsi="Times New Roman" w:cs="Times New Roman"/>
+          <w:rFonts w:ascii="Times New Roman" w:hAnsi="Times New Roman" w:cs="Times New Roman" w:hint="eastAsia"/>
           <w:sz w:val="22"/>
           <w:szCs w:val="22"/>
         </w:rPr>
@@ -3889,14 +4157,14 @@
     <w:tbl>
       <w:tblPr>
         <w:tblStyle w:val="af2"/>
-        <w:tblW w:w="11341" w:type="dxa"/>
+        <w:tblW w:w="11199" w:type="dxa"/>
         <w:tblInd w:w="-431" w:type="dxa"/>
         <w:tblLook w:val="04A0" w:firstRow="1" w:lastRow="0" w:firstColumn="1" w:lastColumn="0" w:noHBand="0" w:noVBand="1"/>
       </w:tblPr>
       <w:tblGrid>
         <w:gridCol w:w="1143"/>
-        <w:gridCol w:w="3248"/>
-        <w:gridCol w:w="6950"/>
+        <w:gridCol w:w="3678"/>
+        <w:gridCol w:w="6378"/>
       </w:tblGrid>
       <w:tr>
         <w:tc>
@@ -3926,7 +4194,7 @@
         </w:tc>
         <w:tc>
           <w:tcPr>
-            <w:tcW w:w="3248" w:type="dxa"/>
+            <w:tcW w:w="3678" w:type="dxa"/>
             <w:hideMark/>
           </w:tcPr>
           <w:p>
@@ -3951,7 +4219,7 @@
         </w:tc>
         <w:tc>
           <w:tcPr>
-            <w:tcW w:w="6950" w:type="dxa"/>
+            <w:tcW w:w="6378" w:type="dxa"/>
             <w:hideMark/>
           </w:tcPr>
           <w:p>
@@ -4003,7 +4271,7 @@
         </w:tc>
         <w:tc>
           <w:tcPr>
-            <w:tcW w:w="3248" w:type="dxa"/>
+            <w:tcW w:w="3678" w:type="dxa"/>
             <w:hideMark/>
           </w:tcPr>
           <w:p>
@@ -4011,7 +4279,7 @@
               <w:spacing w:after="160"/>
               <w:contextualSpacing/>
               <w:rPr>
-                <w:rFonts w:ascii="Times New Roman" w:hAnsi="Times New Roman" w:cs="Times New Roman"/>
+                <w:rFonts w:ascii="Times New Roman" w:hAnsi="Times New Roman" w:cs="Times New Roman" w:hint="eastAsia"/>
                 <w:sz w:val="22"/>
                 <w:szCs w:val="22"/>
               </w:rPr>
@@ -4032,13 +4300,249 @@
                 <w:sz w:val="22"/>
                 <w:szCs w:val="22"/>
               </w:rPr>
-              <w:t xml:space="preserve"> I want to see real-time bike counts on the map, so that I don't waste time walking to an empty station.</w:t>
+              <w:t xml:space="preserve"> I want to predict if bikes will be available in 10 minutes, so that I don't walk to an empty station.</w:t>
             </w:r>
           </w:p>
         </w:tc>
         <w:tc>
           <w:tcPr>
-            <w:tcW w:w="6950" w:type="dxa"/>
+            <w:tcW w:w="6378" w:type="dxa"/>
+            <w:hideMark/>
+          </w:tcPr>
+          <w:p>
+            <w:pPr>
+              <w:contextualSpacing/>
+              <w:rPr>
+                <w:rFonts w:ascii="Times New Roman" w:hAnsi="Times New Roman" w:cs="Times New Roman"/>
+                <w:sz w:val="22"/>
+                <w:szCs w:val="22"/>
+              </w:rPr>
+            </w:pPr>
+            <w:r>
+              <w:rPr>
+                <w:rFonts w:ascii="Times New Roman" w:hAnsi="Times New Roman" w:cs="Times New Roman"/>
+                <w:b/>
+                <w:bCs/>
+                <w:sz w:val="22"/>
+                <w:szCs w:val="22"/>
+              </w:rPr>
+              <w:t>AC1 (ML Prediction):</w:t>
+            </w:r>
+          </w:p>
+          <w:p>
+            <w:pPr>
+              <w:contextualSpacing/>
+              <w:rPr>
+                <w:rFonts w:ascii="Times New Roman" w:hAnsi="Times New Roman" w:cs="Times New Roman"/>
+                <w:sz w:val="22"/>
+                <w:szCs w:val="22"/>
+              </w:rPr>
+            </w:pPr>
+            <w:r>
+              <w:rPr>
+                <w:rFonts w:ascii="Times New Roman" w:hAnsi="Times New Roman" w:cs="Times New Roman"/>
+                <w:b/>
+                <w:bCs/>
+                <w:sz w:val="22"/>
+                <w:szCs w:val="22"/>
+              </w:rPr>
+              <w:t>Given</w:t>
+            </w:r>
+            <w:r>
+              <w:rPr>
+                <w:rFonts w:ascii="Times New Roman" w:hAnsi="Times New Roman" w:cs="Times New Roman"/>
+                <w:sz w:val="22"/>
+                <w:szCs w:val="22"/>
+              </w:rPr>
+              <w:t xml:space="preserve"> the user has opened a station's detailed popup,</w:t>
+            </w:r>
+          </w:p>
+          <w:p>
+            <w:pPr>
+              <w:contextualSpacing/>
+              <w:rPr>
+                <w:rFonts w:ascii="Times New Roman" w:hAnsi="Times New Roman" w:cs="Times New Roman"/>
+                <w:sz w:val="22"/>
+                <w:szCs w:val="22"/>
+              </w:rPr>
+            </w:pPr>
+            <w:r>
+              <w:rPr>
+                <w:rFonts w:ascii="Times New Roman" w:hAnsi="Times New Roman" w:cs="Times New Roman"/>
+                <w:b/>
+                <w:bCs/>
+                <w:sz w:val="22"/>
+                <w:szCs w:val="22"/>
+              </w:rPr>
+              <w:t>When</w:t>
+            </w:r>
+            <w:r>
+              <w:rPr>
+                <w:rFonts w:ascii="Times New Roman" w:hAnsi="Times New Roman" w:cs="Times New Roman"/>
+                <w:sz w:val="22"/>
+                <w:szCs w:val="22"/>
+              </w:rPr>
+              <w:t xml:space="preserve"> the user selects the "Prediction Model" tab,</w:t>
+            </w:r>
+          </w:p>
+          <w:p>
+            <w:pPr>
+              <w:contextualSpacing/>
+              <w:rPr>
+                <w:rFonts w:ascii="Times New Roman" w:hAnsi="Times New Roman" w:cs="Times New Roman"/>
+                <w:sz w:val="22"/>
+                <w:szCs w:val="22"/>
+              </w:rPr>
+            </w:pPr>
+            <w:r>
+              <w:rPr>
+                <w:rFonts w:ascii="Times New Roman" w:hAnsi="Times New Roman" w:cs="Times New Roman"/>
+                <w:b/>
+                <w:bCs/>
+                <w:sz w:val="22"/>
+                <w:szCs w:val="22"/>
+              </w:rPr>
+              <w:t>Then</w:t>
+            </w:r>
+            <w:r>
+              <w:rPr>
+                <w:rFonts w:ascii="Times New Roman" w:hAnsi="Times New Roman" w:cs="Times New Roman"/>
+                <w:sz w:val="22"/>
+                <w:szCs w:val="22"/>
+              </w:rPr>
+              <w:t xml:space="preserve"> the system renders a 24-hour ML-driven forecast.</w:t>
+            </w:r>
+          </w:p>
+          <w:p>
+            <w:pPr>
+              <w:contextualSpacing/>
+              <w:rPr>
+                <w:rFonts w:ascii="Times New Roman" w:hAnsi="Times New Roman" w:cs="Times New Roman"/>
+                <w:sz w:val="22"/>
+                <w:szCs w:val="22"/>
+              </w:rPr>
+            </w:pPr>
+            <w:r>
+              <w:rPr>
+                <w:rFonts w:ascii="Times New Roman" w:hAnsi="Times New Roman" w:cs="Times New Roman" w:hint="eastAsia"/>
+                <w:b/>
+                <w:bCs/>
+                <w:sz w:val="22"/>
+                <w:szCs w:val="22"/>
+              </w:rPr>
+              <w:t>A</w:t>
+            </w:r>
+            <w:r>
+              <w:rPr>
+                <w:rFonts w:ascii="Times New Roman" w:hAnsi="Times New Roman" w:cs="Times New Roman"/>
+                <w:b/>
+                <w:bCs/>
+                <w:sz w:val="22"/>
+                <w:szCs w:val="22"/>
+              </w:rPr>
+              <w:t>C2 (Data Boundary):</w:t>
+            </w:r>
+          </w:p>
+          <w:p>
+            <w:pPr>
+              <w:contextualSpacing/>
+              <w:rPr>
+                <w:rFonts w:ascii="Times New Roman" w:hAnsi="Times New Roman" w:cs="Times New Roman"/>
+                <w:sz w:val="22"/>
+                <w:szCs w:val="22"/>
+              </w:rPr>
+            </w:pPr>
+            <w:r>
+              <w:rPr>
+                <w:rFonts w:ascii="Times New Roman" w:hAnsi="Times New Roman" w:cs="Times New Roman"/>
+                <w:b/>
+                <w:bCs/>
+                <w:sz w:val="22"/>
+                <w:szCs w:val="22"/>
+              </w:rPr>
+              <w:t>Given</w:t>
+            </w:r>
+            <w:r>
+              <w:rPr>
+                <w:rFonts w:ascii="Times New Roman" w:hAnsi="Times New Roman" w:cs="Times New Roman"/>
+                <w:sz w:val="22"/>
+                <w:szCs w:val="22"/>
+              </w:rPr>
+              <w:t xml:space="preserve"> the system is generating the prediction chart,</w:t>
+            </w:r>
+          </w:p>
+          <w:p>
+            <w:pPr>
+              <w:contextualSpacing/>
+              <w:rPr>
+                <w:rFonts w:ascii="Times New Roman" w:hAnsi="Times New Roman" w:cs="Times New Roman"/>
+                <w:sz w:val="22"/>
+                <w:szCs w:val="22"/>
+              </w:rPr>
+            </w:pPr>
+            <w:r>
+              <w:rPr>
+                <w:rFonts w:ascii="Times New Roman" w:hAnsi="Times New Roman" w:cs="Times New Roman" w:hint="eastAsia"/>
+                <w:b/>
+                <w:bCs/>
+                <w:sz w:val="22"/>
+                <w:szCs w:val="22"/>
+              </w:rPr>
+              <w:t>W</w:t>
+            </w:r>
+            <w:r>
+              <w:rPr>
+                <w:rFonts w:ascii="Times New Roman" w:hAnsi="Times New Roman" w:cs="Times New Roman"/>
+                <w:b/>
+                <w:bCs/>
+                <w:sz w:val="22"/>
+                <w:szCs w:val="22"/>
+              </w:rPr>
+              <w:t>hen</w:t>
+            </w:r>
+            <w:r>
+              <w:rPr>
+                <w:rFonts w:ascii="Times New Roman" w:hAnsi="Times New Roman" w:cs="Times New Roman"/>
+                <w:sz w:val="22"/>
+                <w:szCs w:val="22"/>
+              </w:rPr>
+              <w:t xml:space="preserve"> the model returns the values,</w:t>
+            </w:r>
+          </w:p>
+          <w:p>
+            <w:pPr>
+              <w:contextualSpacing/>
+              <w:rPr>
+                <w:rFonts w:ascii="Times New Roman" w:hAnsi="Times New Roman" w:cs="Times New Roman" w:hint="eastAsia"/>
+                <w:sz w:val="22"/>
+                <w:szCs w:val="22"/>
+              </w:rPr>
+            </w:pPr>
+            <w:r>
+              <w:rPr>
+                <w:rFonts w:ascii="Times New Roman" w:hAnsi="Times New Roman" w:cs="Times New Roman"/>
+                <w:b/>
+                <w:bCs/>
+                <w:sz w:val="22"/>
+                <w:szCs w:val="22"/>
+              </w:rPr>
+              <w:t>Then</w:t>
+            </w:r>
+            <w:r>
+              <w:rPr>
+                <w:rFonts w:ascii="Times New Roman" w:hAnsi="Times New Roman" w:cs="Times New Roman"/>
+                <w:sz w:val="22"/>
+                <w:szCs w:val="22"/>
+              </w:rPr>
+              <w:t xml:space="preserve"> the displayed counts must be mathematically clamped between 0 and total capacity.</w:t>
+            </w:r>
+          </w:p>
+        </w:tc>
+      </w:tr>
+      <w:tr>
+        <w:tc>
+          <w:tcPr>
+            <w:tcW w:w="0" w:type="auto"/>
             <w:hideMark/>
           </w:tcPr>
           <w:p>
@@ -4054,12 +4558,388 @@
             <w:r>
               <w:rPr>
                 <w:rFonts w:ascii="Times New Roman" w:hAnsi="Times New Roman" w:cs="Times New Roman"/>
+                <w:sz w:val="22"/>
+                <w:szCs w:val="22"/>
+              </w:rPr>
+              <w:t>US-02</w:t>
+            </w:r>
+          </w:p>
+        </w:tc>
+        <w:tc>
+          <w:tcPr>
+            <w:tcW w:w="3678" w:type="dxa"/>
+            <w:hideMark/>
+          </w:tcPr>
+          <w:p>
+            <w:pPr>
+              <w:spacing w:after="160"/>
+              <w:contextualSpacing/>
+              <w:rPr>
+                <w:rFonts w:ascii="Times New Roman" w:hAnsi="Times New Roman" w:cs="Times New Roman"/>
+                <w:sz w:val="22"/>
+                <w:szCs w:val="22"/>
+              </w:rPr>
+            </w:pPr>
+            <w:r>
+              <w:rPr>
+                <w:rFonts w:ascii="Times New Roman" w:hAnsi="Times New Roman" w:cs="Times New Roman"/>
                 <w:b/>
                 <w:bCs/>
                 <w:sz w:val="22"/>
                 <w:szCs w:val="22"/>
               </w:rPr>
-              <w:t>AC1 (Map Update):</w:t>
+              <w:t>As a commuter planning ahead (Sarah),</w:t>
+            </w:r>
+            <w:r>
+              <w:rPr>
+                <w:rFonts w:ascii="Times New Roman" w:hAnsi="Times New Roman" w:cs="Times New Roman"/>
+                <w:sz w:val="22"/>
+                <w:szCs w:val="22"/>
+              </w:rPr>
+              <w:t xml:space="preserve"> I want to view historical occupancy trends, so that I know which days are typically busy.</w:t>
+            </w:r>
+          </w:p>
+        </w:tc>
+        <w:tc>
+          <w:tcPr>
+            <w:tcW w:w="6378" w:type="dxa"/>
+            <w:hideMark/>
+          </w:tcPr>
+          <w:p>
+            <w:pPr>
+              <w:contextualSpacing/>
+              <w:rPr>
+                <w:rFonts w:ascii="Times New Roman" w:hAnsi="Times New Roman" w:cs="Times New Roman"/>
+                <w:sz w:val="22"/>
+                <w:szCs w:val="22"/>
+              </w:rPr>
+            </w:pPr>
+            <w:r>
+              <w:rPr>
+                <w:rFonts w:ascii="Times New Roman" w:hAnsi="Times New Roman" w:cs="Times New Roman"/>
+                <w:b/>
+                <w:bCs/>
+                <w:sz w:val="22"/>
+                <w:szCs w:val="22"/>
+              </w:rPr>
+              <w:t>AC1 (Historical Chart):</w:t>
+            </w:r>
+          </w:p>
+          <w:p>
+            <w:pPr>
+              <w:contextualSpacing/>
+              <w:rPr>
+                <w:rFonts w:ascii="Times New Roman" w:hAnsi="Times New Roman" w:cs="Times New Roman"/>
+                <w:sz w:val="22"/>
+                <w:szCs w:val="22"/>
+              </w:rPr>
+            </w:pPr>
+            <w:r>
+              <w:rPr>
+                <w:rFonts w:ascii="Times New Roman" w:hAnsi="Times New Roman" w:cs="Times New Roman"/>
+                <w:b/>
+                <w:bCs/>
+                <w:sz w:val="22"/>
+                <w:szCs w:val="22"/>
+              </w:rPr>
+              <w:t>Given</w:t>
+            </w:r>
+            <w:r>
+              <w:rPr>
+                <w:rFonts w:ascii="Times New Roman" w:hAnsi="Times New Roman" w:cs="Times New Roman"/>
+                <w:sz w:val="22"/>
+                <w:szCs w:val="22"/>
+              </w:rPr>
+              <w:t xml:space="preserve"> the user is viewing the station details,</w:t>
+            </w:r>
+          </w:p>
+          <w:p>
+            <w:pPr>
+              <w:contextualSpacing/>
+              <w:rPr>
+                <w:rFonts w:ascii="Times New Roman" w:hAnsi="Times New Roman" w:cs="Times New Roman"/>
+                <w:sz w:val="22"/>
+                <w:szCs w:val="22"/>
+              </w:rPr>
+            </w:pPr>
+            <w:r>
+              <w:rPr>
+                <w:rFonts w:ascii="Times New Roman" w:hAnsi="Times New Roman" w:cs="Times New Roman" w:hint="eastAsia"/>
+                <w:b/>
+                <w:bCs/>
+                <w:sz w:val="22"/>
+                <w:szCs w:val="22"/>
+              </w:rPr>
+              <w:t>W</w:t>
+            </w:r>
+            <w:r>
+              <w:rPr>
+                <w:rFonts w:ascii="Times New Roman" w:hAnsi="Times New Roman" w:cs="Times New Roman"/>
+                <w:b/>
+                <w:bCs/>
+                <w:sz w:val="22"/>
+                <w:szCs w:val="22"/>
+              </w:rPr>
+              <w:t>hen</w:t>
+            </w:r>
+            <w:r>
+              <w:rPr>
+                <w:rFonts w:ascii="Times New Roman" w:hAnsi="Times New Roman" w:cs="Times New Roman"/>
+                <w:sz w:val="22"/>
+                <w:szCs w:val="22"/>
+              </w:rPr>
+              <w:t xml:space="preserve"> the user selects the "Historic Data" tab,</w:t>
+            </w:r>
+          </w:p>
+          <w:p>
+            <w:pPr>
+              <w:contextualSpacing/>
+              <w:rPr>
+                <w:rFonts w:ascii="Times New Roman" w:hAnsi="Times New Roman" w:cs="Times New Roman"/>
+                <w:sz w:val="22"/>
+                <w:szCs w:val="22"/>
+              </w:rPr>
+            </w:pPr>
+            <w:r>
+              <w:rPr>
+                <w:rFonts w:ascii="Times New Roman" w:hAnsi="Times New Roman" w:cs="Times New Roman"/>
+                <w:b/>
+                <w:bCs/>
+                <w:sz w:val="22"/>
+                <w:szCs w:val="22"/>
+              </w:rPr>
+              <w:t>Then</w:t>
+            </w:r>
+            <w:r>
+              <w:rPr>
+                <w:rFonts w:ascii="Times New Roman" w:hAnsi="Times New Roman" w:cs="Times New Roman"/>
+                <w:sz w:val="22"/>
+                <w:szCs w:val="22"/>
+              </w:rPr>
+              <w:t xml:space="preserve"> the system renders a line chart of past availability.</w:t>
+            </w:r>
+          </w:p>
+          <w:p>
+            <w:pPr>
+              <w:contextualSpacing/>
+              <w:rPr>
+                <w:rFonts w:ascii="Times New Roman" w:hAnsi="Times New Roman" w:cs="Times New Roman"/>
+                <w:sz w:val="22"/>
+                <w:szCs w:val="22"/>
+              </w:rPr>
+            </w:pPr>
+            <w:r>
+              <w:rPr>
+                <w:rFonts w:ascii="Times New Roman" w:hAnsi="Times New Roman" w:cs="Times New Roman" w:hint="eastAsia"/>
+                <w:b/>
+                <w:bCs/>
+                <w:sz w:val="22"/>
+                <w:szCs w:val="22"/>
+              </w:rPr>
+              <w:t>A</w:t>
+            </w:r>
+            <w:r>
+              <w:rPr>
+                <w:rFonts w:ascii="Times New Roman" w:hAnsi="Times New Roman" w:cs="Times New Roman"/>
+                <w:b/>
+                <w:bCs/>
+                <w:sz w:val="22"/>
+                <w:szCs w:val="22"/>
+              </w:rPr>
+              <w:t>C2 (Time Filtering):</w:t>
+            </w:r>
+          </w:p>
+          <w:p>
+            <w:pPr>
+              <w:contextualSpacing/>
+              <w:rPr>
+                <w:rFonts w:ascii="Times New Roman" w:hAnsi="Times New Roman" w:cs="Times New Roman"/>
+                <w:sz w:val="22"/>
+                <w:szCs w:val="22"/>
+              </w:rPr>
+            </w:pPr>
+            <w:r>
+              <w:rPr>
+                <w:rFonts w:ascii="Times New Roman" w:hAnsi="Times New Roman" w:cs="Times New Roman"/>
+                <w:b/>
+                <w:bCs/>
+                <w:sz w:val="22"/>
+                <w:szCs w:val="22"/>
+              </w:rPr>
+              <w:t>Given</w:t>
+            </w:r>
+            <w:r>
+              <w:rPr>
+                <w:rFonts w:ascii="Times New Roman" w:hAnsi="Times New Roman" w:cs="Times New Roman"/>
+                <w:sz w:val="22"/>
+                <w:szCs w:val="22"/>
+              </w:rPr>
+              <w:t xml:space="preserve"> the historic data chart is displayed,</w:t>
+            </w:r>
+          </w:p>
+          <w:p>
+            <w:pPr>
+              <w:contextualSpacing/>
+              <w:rPr>
+                <w:rFonts w:ascii="Times New Roman" w:hAnsi="Times New Roman" w:cs="Times New Roman"/>
+                <w:sz w:val="22"/>
+                <w:szCs w:val="22"/>
+              </w:rPr>
+            </w:pPr>
+            <w:r>
+              <w:rPr>
+                <w:rFonts w:ascii="Times New Roman" w:hAnsi="Times New Roman" w:cs="Times New Roman" w:hint="eastAsia"/>
+                <w:b/>
+                <w:bCs/>
+                <w:sz w:val="22"/>
+                <w:szCs w:val="22"/>
+              </w:rPr>
+              <w:t>W</w:t>
+            </w:r>
+            <w:r>
+              <w:rPr>
+                <w:rFonts w:ascii="Times New Roman" w:hAnsi="Times New Roman" w:cs="Times New Roman"/>
+                <w:b/>
+                <w:bCs/>
+                <w:sz w:val="22"/>
+                <w:szCs w:val="22"/>
+              </w:rPr>
+              <w:t>hen</w:t>
+            </w:r>
+            <w:r>
+              <w:rPr>
+                <w:rFonts w:ascii="Times New Roman" w:hAnsi="Times New Roman" w:cs="Times New Roman"/>
+                <w:sz w:val="22"/>
+                <w:szCs w:val="22"/>
+              </w:rPr>
+              <w:t xml:space="preserve"> the user toggles between "4H" and "1D" ranges,</w:t>
+            </w:r>
+          </w:p>
+          <w:p>
+            <w:pPr>
+              <w:contextualSpacing/>
+              <w:rPr>
+                <w:rFonts w:ascii="Times New Roman" w:hAnsi="Times New Roman" w:cs="Times New Roman" w:hint="eastAsia"/>
+                <w:sz w:val="22"/>
+                <w:szCs w:val="22"/>
+              </w:rPr>
+            </w:pPr>
+            <w:r>
+              <w:rPr>
+                <w:rFonts w:ascii="Times New Roman" w:hAnsi="Times New Roman" w:cs="Times New Roman"/>
+                <w:b/>
+                <w:bCs/>
+                <w:sz w:val="22"/>
+                <w:szCs w:val="22"/>
+              </w:rPr>
+              <w:t>Then</w:t>
+            </w:r>
+            <w:r>
+              <w:rPr>
+                <w:rFonts w:ascii="Times New Roman" w:hAnsi="Times New Roman" w:cs="Times New Roman"/>
+                <w:sz w:val="22"/>
+                <w:szCs w:val="22"/>
+              </w:rPr>
+              <w:t xml:space="preserve"> the UI instantly filters the data locally without triggering a new network request.</w:t>
+            </w:r>
+          </w:p>
+        </w:tc>
+      </w:tr>
+      <w:tr>
+        <w:tc>
+          <w:tcPr>
+            <w:tcW w:w="0" w:type="auto"/>
+            <w:hideMark/>
+          </w:tcPr>
+          <w:p>
+            <w:pPr>
+              <w:spacing w:after="160"/>
+              <w:contextualSpacing/>
+              <w:rPr>
+                <w:rFonts w:ascii="Times New Roman" w:hAnsi="Times New Roman" w:cs="Times New Roman"/>
+                <w:sz w:val="22"/>
+                <w:szCs w:val="22"/>
+              </w:rPr>
+            </w:pPr>
+            <w:r>
+              <w:rPr>
+                <w:rFonts w:ascii="Times New Roman" w:hAnsi="Times New Roman" w:cs="Times New Roman"/>
+                <w:sz w:val="22"/>
+                <w:szCs w:val="22"/>
+              </w:rPr>
+              <w:t>US-03</w:t>
+            </w:r>
+          </w:p>
+        </w:tc>
+        <w:tc>
+          <w:tcPr>
+            <w:tcW w:w="3678" w:type="dxa"/>
+            <w:hideMark/>
+          </w:tcPr>
+          <w:p>
+            <w:pPr>
+              <w:spacing w:after="160"/>
+              <w:contextualSpacing/>
+              <w:rPr>
+                <w:rFonts w:ascii="Times New Roman" w:hAnsi="Times New Roman" w:cs="Times New Roman"/>
+                <w:sz w:val="22"/>
+                <w:szCs w:val="22"/>
+              </w:rPr>
+            </w:pPr>
+            <w:r>
+              <w:rPr>
+                <w:rFonts w:ascii="Times New Roman" w:hAnsi="Times New Roman" w:cs="Times New Roman"/>
+                <w:b/>
+                <w:bCs/>
+                <w:sz w:val="22"/>
+                <w:szCs w:val="22"/>
+              </w:rPr>
+              <w:t>As a time-sensitive professional (Sarah),</w:t>
+            </w:r>
+            <w:r>
+              <w:rPr>
+                <w:rFonts w:ascii="Times New Roman" w:hAnsi="Times New Roman" w:cs="Times New Roman"/>
+                <w:sz w:val="22"/>
+                <w:szCs w:val="22"/>
+              </w:rPr>
+              <w:t xml:space="preserve"> I want to use a journey planner to find the fastest route, so that </w:t>
+            </w:r>
+            <w:r>
+              <w:rPr>
+                <w:rFonts w:ascii="Times New Roman" w:hAnsi="Times New Roman" w:cs="Times New Roman"/>
+                <w:sz w:val="22"/>
+                <w:szCs w:val="22"/>
+              </w:rPr>
+              <w:lastRenderedPageBreak/>
+              <w:t>I arrive at my meetings efficiently.</w:t>
+            </w:r>
+          </w:p>
+        </w:tc>
+        <w:tc>
+          <w:tcPr>
+            <w:tcW w:w="6378" w:type="dxa"/>
+            <w:hideMark/>
+          </w:tcPr>
+          <w:p>
+            <w:pPr>
+              <w:spacing w:after="160"/>
+              <w:contextualSpacing/>
+              <w:rPr>
+                <w:rFonts w:ascii="Times New Roman" w:hAnsi="Times New Roman" w:cs="Times New Roman"/>
+                <w:sz w:val="22"/>
+                <w:szCs w:val="22"/>
+              </w:rPr>
+            </w:pPr>
+            <w:r>
+              <w:rPr>
+                <w:rFonts w:ascii="Times New Roman" w:hAnsi="Times New Roman" w:cs="Times New Roman"/>
+                <w:b/>
+                <w:bCs/>
+                <w:sz w:val="22"/>
+                <w:szCs w:val="22"/>
+              </w:rPr>
+              <w:lastRenderedPageBreak/>
+              <w:t>AC1 (Calculate Route):</w:t>
             </w:r>
           </w:p>
           <w:p>
@@ -4088,7 +4968,7 @@
                 <w:sz w:val="22"/>
                 <w:szCs w:val="22"/>
               </w:rPr>
-              <w:t xml:space="preserve"> the user is viewing the main interactive dashboard,</w:t>
+              <w:t xml:space="preserve"> the user is interacting with the Journey Planner widget,</w:t>
             </w:r>
           </w:p>
           <w:p>
@@ -4117,7 +4997,7 @@
                 <w:sz w:val="22"/>
                 <w:szCs w:val="22"/>
               </w:rPr>
-              <w:t xml:space="preserve"> the frontend receives updated data via the API,</w:t>
+              <w:t xml:space="preserve"> the user submits valid start and end points,</w:t>
             </w:r>
           </w:p>
           <w:p>
@@ -4138,6 +5018,7 @@
                 <w:sz w:val="22"/>
                 <w:szCs w:val="22"/>
               </w:rPr>
+              <w:lastRenderedPageBreak/>
               <w:t>Then</w:t>
             </w:r>
             <w:r>
@@ -4146,7 +5027,7 @@
                 <w:sz w:val="22"/>
                 <w:szCs w:val="22"/>
               </w:rPr>
-              <w:t xml:space="preserve"> the station markers dynamically update their color codes.</w:t>
+              <w:t xml:space="preserve"> the system calculates the optimal "Walk-Cycle-Walk" combination to minimize total time.</w:t>
             </w:r>
           </w:p>
           <w:p>
@@ -4167,7 +5048,7 @@
                 <w:sz w:val="22"/>
                 <w:szCs w:val="22"/>
               </w:rPr>
-              <w:t>AC2 (View Details):</w:t>
+              <w:t>AC2 (Display Route):</w:t>
             </w:r>
           </w:p>
           <w:p>
@@ -4196,7 +5077,7 @@
                 <w:sz w:val="22"/>
                 <w:szCs w:val="22"/>
               </w:rPr>
-              <w:t xml:space="preserve"> the user is viewing the map,</w:t>
+              <w:t xml:space="preserve"> the system has successfully calculated the optimal route,</w:t>
             </w:r>
           </w:p>
           <w:p>
@@ -4225,7 +5106,7 @@
                 <w:sz w:val="22"/>
                 <w:szCs w:val="22"/>
               </w:rPr>
-              <w:t xml:space="preserve"> the user clicks on a specific station marker,</w:t>
+              <w:t xml:space="preserve"> the result is returned to the frontend,</w:t>
             </w:r>
           </w:p>
           <w:p>
@@ -4254,12 +5135,296 @@
                 <w:sz w:val="22"/>
                 <w:szCs w:val="22"/>
               </w:rPr>
-              <w:t xml:space="preserve"> the system displays a popup showing the exact count of available bikes and free stands.</w:t>
+              <w:t xml:space="preserve"> the map renders a polyline path and displays the total estimated time of arrival (ETA).</w:t>
+            </w:r>
+          </w:p>
+        </w:tc>
+      </w:tr>
+      <w:tr>
+        <w:tc>
+          <w:tcPr>
+            <w:tcW w:w="0" w:type="auto"/>
+            <w:hideMark/>
+          </w:tcPr>
+          <w:p>
+            <w:pPr>
+              <w:spacing w:after="160"/>
+              <w:contextualSpacing/>
+              <w:rPr>
+                <w:rFonts w:ascii="Times New Roman" w:hAnsi="Times New Roman" w:cs="Times New Roman"/>
+                <w:sz w:val="22"/>
+                <w:szCs w:val="22"/>
+              </w:rPr>
+            </w:pPr>
+            <w:r>
+              <w:rPr>
+                <w:rFonts w:ascii="Times New Roman" w:hAnsi="Times New Roman" w:cs="Times New Roman"/>
+                <w:sz w:val="22"/>
+                <w:szCs w:val="22"/>
+              </w:rPr>
+              <w:lastRenderedPageBreak/>
+              <w:t>US-04</w:t>
+            </w:r>
+          </w:p>
+        </w:tc>
+        <w:tc>
+          <w:tcPr>
+            <w:tcW w:w="3678" w:type="dxa"/>
+            <w:hideMark/>
+          </w:tcPr>
+          <w:p>
+            <w:pPr>
+              <w:spacing w:after="160"/>
+              <w:contextualSpacing/>
+              <w:rPr>
+                <w:rFonts w:ascii="Times New Roman" w:hAnsi="Times New Roman" w:cs="Times New Roman"/>
+                <w:sz w:val="22"/>
+                <w:szCs w:val="22"/>
+              </w:rPr>
+            </w:pPr>
+            <w:r>
+              <w:rPr>
+                <w:rFonts w:ascii="Times New Roman" w:hAnsi="Times New Roman" w:cs="Times New Roman"/>
+                <w:sz w:val="22"/>
+                <w:szCs w:val="22"/>
+              </w:rPr>
+              <w:t>As a tourist (Matteo), I want to ask questions using natural language via an AI assistant, so that I can understand rental rules easily.</w:t>
+            </w:r>
+          </w:p>
+        </w:tc>
+        <w:tc>
+          <w:tcPr>
+            <w:tcW w:w="6378" w:type="dxa"/>
+            <w:hideMark/>
+          </w:tcPr>
+          <w:p>
+            <w:pPr>
+              <w:contextualSpacing/>
+              <w:rPr>
+                <w:rFonts w:ascii="Times New Roman" w:hAnsi="Times New Roman" w:cs="Times New Roman"/>
+                <w:sz w:val="22"/>
+                <w:szCs w:val="22"/>
+              </w:rPr>
+            </w:pPr>
+            <w:r>
+              <w:rPr>
+                <w:rFonts w:ascii="Times New Roman" w:hAnsi="Times New Roman" w:cs="Times New Roman"/>
+                <w:b/>
+                <w:bCs/>
+                <w:sz w:val="22"/>
+                <w:szCs w:val="22"/>
+              </w:rPr>
+              <w:t>AC1 (Process Query):</w:t>
             </w:r>
           </w:p>
           <w:p>
             <w:pPr>
-              <w:spacing w:after="160"/>
+              <w:contextualSpacing/>
+              <w:rPr>
+                <w:rFonts w:ascii="Times New Roman" w:hAnsi="Times New Roman" w:cs="Times New Roman"/>
+                <w:sz w:val="22"/>
+                <w:szCs w:val="22"/>
+              </w:rPr>
+            </w:pPr>
+            <w:r>
+              <w:rPr>
+                <w:rFonts w:ascii="Times New Roman" w:hAnsi="Times New Roman" w:cs="Times New Roman"/>
+                <w:b/>
+                <w:bCs/>
+                <w:sz w:val="22"/>
+                <w:szCs w:val="22"/>
+              </w:rPr>
+              <w:t>Given</w:t>
+            </w:r>
+            <w:r>
+              <w:rPr>
+                <w:rFonts w:ascii="Times New Roman" w:hAnsi="Times New Roman" w:cs="Times New Roman"/>
+                <w:sz w:val="22"/>
+                <w:szCs w:val="22"/>
+              </w:rPr>
+              <w:t xml:space="preserve"> the user is on the AI Chat interface,</w:t>
+            </w:r>
+          </w:p>
+          <w:p>
+            <w:pPr>
+              <w:contextualSpacing/>
+              <w:rPr>
+                <w:rFonts w:ascii="Times New Roman" w:hAnsi="Times New Roman" w:cs="Times New Roman"/>
+                <w:sz w:val="22"/>
+                <w:szCs w:val="22"/>
+              </w:rPr>
+            </w:pPr>
+            <w:r>
+              <w:rPr>
+                <w:rFonts w:ascii="Times New Roman" w:hAnsi="Times New Roman" w:cs="Times New Roman"/>
+                <w:b/>
+                <w:bCs/>
+                <w:sz w:val="22"/>
+                <w:szCs w:val="22"/>
+              </w:rPr>
+              <w:t>When</w:t>
+            </w:r>
+            <w:r>
+              <w:rPr>
+                <w:rFonts w:ascii="Times New Roman" w:hAnsi="Times New Roman" w:cs="Times New Roman"/>
+                <w:sz w:val="22"/>
+                <w:szCs w:val="22"/>
+              </w:rPr>
+              <w:t xml:space="preserve"> the user submits a natural language query,</w:t>
+            </w:r>
+          </w:p>
+          <w:p>
+            <w:pPr>
+              <w:contextualSpacing/>
+              <w:rPr>
+                <w:rFonts w:ascii="Times New Roman" w:hAnsi="Times New Roman" w:cs="Times New Roman"/>
+                <w:sz w:val="22"/>
+                <w:szCs w:val="22"/>
+              </w:rPr>
+            </w:pPr>
+            <w:r>
+              <w:rPr>
+                <w:rFonts w:ascii="Times New Roman" w:hAnsi="Times New Roman" w:cs="Times New Roman"/>
+                <w:b/>
+                <w:bCs/>
+                <w:sz w:val="22"/>
+                <w:szCs w:val="22"/>
+              </w:rPr>
+              <w:t>Then</w:t>
+            </w:r>
+            <w:r>
+              <w:rPr>
+                <w:rFonts w:ascii="Times New Roman" w:hAnsi="Times New Roman" w:cs="Times New Roman"/>
+                <w:sz w:val="22"/>
+                <w:szCs w:val="22"/>
+              </w:rPr>
+              <w:t xml:space="preserve"> the system processes it via the </w:t>
+            </w:r>
+            <w:proofErr w:type="spellStart"/>
+            <w:r>
+              <w:rPr>
+                <w:rFonts w:ascii="Times New Roman" w:hAnsi="Times New Roman" w:cs="Times New Roman"/>
+                <w:sz w:val="22"/>
+                <w:szCs w:val="22"/>
+              </w:rPr>
+              <w:t>LangChain</w:t>
+            </w:r>
+            <w:proofErr w:type="spellEnd"/>
+            <w:r>
+              <w:rPr>
+                <w:rFonts w:ascii="Times New Roman" w:hAnsi="Times New Roman" w:cs="Times New Roman"/>
+                <w:sz w:val="22"/>
+                <w:szCs w:val="22"/>
+              </w:rPr>
+              <w:t>/LLM and returns a context-aware response.</w:t>
+            </w:r>
+          </w:p>
+          <w:p>
+            <w:pPr>
+              <w:contextualSpacing/>
+              <w:rPr>
+                <w:rFonts w:ascii="Times New Roman" w:hAnsi="Times New Roman" w:cs="Times New Roman"/>
+                <w:sz w:val="22"/>
+                <w:szCs w:val="22"/>
+              </w:rPr>
+            </w:pPr>
+            <w:r>
+              <w:rPr>
+                <w:rFonts w:ascii="Times New Roman" w:hAnsi="Times New Roman" w:cs="Times New Roman"/>
+                <w:b/>
+                <w:bCs/>
+                <w:sz w:val="22"/>
+                <w:szCs w:val="22"/>
+              </w:rPr>
+              <w:t>AC2 (Persist Context):</w:t>
+            </w:r>
+          </w:p>
+          <w:p>
+            <w:pPr>
+              <w:contextualSpacing/>
+              <w:rPr>
+                <w:rFonts w:ascii="Times New Roman" w:hAnsi="Times New Roman" w:cs="Times New Roman"/>
+                <w:sz w:val="22"/>
+                <w:szCs w:val="22"/>
+              </w:rPr>
+            </w:pPr>
+            <w:r>
+              <w:rPr>
+                <w:rFonts w:ascii="Times New Roman" w:hAnsi="Times New Roman" w:cs="Times New Roman"/>
+                <w:b/>
+                <w:bCs/>
+                <w:sz w:val="22"/>
+                <w:szCs w:val="22"/>
+              </w:rPr>
+              <w:t>Given</w:t>
+            </w:r>
+            <w:r>
+              <w:rPr>
+                <w:rFonts w:ascii="Times New Roman" w:hAnsi="Times New Roman" w:cs="Times New Roman"/>
+                <w:sz w:val="22"/>
+                <w:szCs w:val="22"/>
+              </w:rPr>
+              <w:t xml:space="preserve"> an authenticated user is using the AI Chat,</w:t>
+            </w:r>
+          </w:p>
+          <w:p>
+            <w:pPr>
+              <w:contextualSpacing/>
+              <w:rPr>
+                <w:rFonts w:ascii="Times New Roman" w:hAnsi="Times New Roman" w:cs="Times New Roman"/>
+                <w:sz w:val="22"/>
+                <w:szCs w:val="22"/>
+              </w:rPr>
+            </w:pPr>
+            <w:r>
+              <w:rPr>
+                <w:rFonts w:ascii="Times New Roman" w:hAnsi="Times New Roman" w:cs="Times New Roman"/>
+                <w:b/>
+                <w:bCs/>
+                <w:sz w:val="22"/>
+                <w:szCs w:val="22"/>
+              </w:rPr>
+              <w:t>When</w:t>
+            </w:r>
+            <w:r>
+              <w:rPr>
+                <w:rFonts w:ascii="Times New Roman" w:hAnsi="Times New Roman" w:cs="Times New Roman"/>
+                <w:sz w:val="22"/>
+                <w:szCs w:val="22"/>
+              </w:rPr>
+              <w:t xml:space="preserve"> a conversation occurs,</w:t>
+            </w:r>
+          </w:p>
+          <w:p>
+            <w:pPr>
+              <w:contextualSpacing/>
+              <w:rPr>
+                <w:rFonts w:ascii="Times New Roman" w:hAnsi="Times New Roman" w:cs="Times New Roman"/>
+                <w:sz w:val="22"/>
+                <w:szCs w:val="22"/>
+              </w:rPr>
+            </w:pPr>
+            <w:r>
+              <w:rPr>
+                <w:rFonts w:ascii="Times New Roman" w:hAnsi="Times New Roman" w:cs="Times New Roman"/>
+                <w:b/>
+                <w:bCs/>
+                <w:sz w:val="22"/>
+                <w:szCs w:val="22"/>
+              </w:rPr>
+              <w:t>Then</w:t>
+            </w:r>
+            <w:r>
+              <w:rPr>
+                <w:rFonts w:ascii="Times New Roman" w:hAnsi="Times New Roman" w:cs="Times New Roman"/>
+                <w:sz w:val="22"/>
+                <w:szCs w:val="22"/>
+              </w:rPr>
+              <w:t xml:space="preserve"> the system persists the chat interactions in the database to maintain session history.</w:t>
+            </w:r>
+          </w:p>
+          <w:p>
+            <w:pPr>
               <w:contextualSpacing/>
               <w:rPr>
                 <w:rFonts w:ascii="Times New Roman" w:hAnsi="Times New Roman" w:cs="Times New Roman"/>
@@ -4292,13 +5457,13 @@
                 <w:sz w:val="22"/>
                 <w:szCs w:val="22"/>
               </w:rPr>
-              <w:t>US-02</w:t>
+              <w:t>US-05</w:t>
             </w:r>
           </w:p>
         </w:tc>
         <w:tc>
           <w:tcPr>
-            <w:tcW w:w="3248" w:type="dxa"/>
+            <w:tcW w:w="3678" w:type="dxa"/>
             <w:hideMark/>
           </w:tcPr>
           <w:p>
@@ -4314,596 +5479,16 @@
             <w:r>
               <w:rPr>
                 <w:rFonts w:ascii="Times New Roman" w:hAnsi="Times New Roman" w:cs="Times New Roman"/>
-                <w:b/>
-                <w:bCs/>
-                <w:sz w:val="22"/>
-                <w:szCs w:val="22"/>
-              </w:rPr>
-              <w:t>As a commuter planning ahead (Sarah),</w:t>
-            </w:r>
-            <w:r>
-              <w:rPr>
-                <w:rFonts w:ascii="Times New Roman" w:hAnsi="Times New Roman" w:cs="Times New Roman"/>
-                <w:sz w:val="22"/>
-                <w:szCs w:val="22"/>
-              </w:rPr>
-              <w:t xml:space="preserve"> I want to view predicted availability for the next 24 hours, so that I can plan my morning journey.</w:t>
+                <w:sz w:val="22"/>
+                <w:szCs w:val="22"/>
+              </w:rPr>
+              <w:t>As a frequent user, I want to register and log in securely, so that I can access personalized features like saved routes and AI chat.</w:t>
             </w:r>
           </w:p>
         </w:tc>
         <w:tc>
           <w:tcPr>
-            <w:tcW w:w="6950" w:type="dxa"/>
-            <w:hideMark/>
-          </w:tcPr>
-          <w:p>
-            <w:pPr>
-              <w:spacing w:after="160"/>
-              <w:contextualSpacing/>
-              <w:rPr>
-                <w:rFonts w:ascii="Times New Roman" w:hAnsi="Times New Roman" w:cs="Times New Roman"/>
-                <w:sz w:val="22"/>
-                <w:szCs w:val="22"/>
-              </w:rPr>
-            </w:pPr>
-            <w:r>
-              <w:rPr>
-                <w:rFonts w:ascii="Times New Roman" w:hAnsi="Times New Roman" w:cs="Times New Roman"/>
-                <w:b/>
-                <w:bCs/>
-                <w:sz w:val="22"/>
-                <w:szCs w:val="22"/>
-              </w:rPr>
-              <w:t>AC1 (Render Chart):</w:t>
-            </w:r>
-          </w:p>
-          <w:p>
-            <w:pPr>
-              <w:spacing w:after="160"/>
-              <w:contextualSpacing/>
-              <w:rPr>
-                <w:rFonts w:ascii="Times New Roman" w:hAnsi="Times New Roman" w:cs="Times New Roman"/>
-                <w:sz w:val="22"/>
-                <w:szCs w:val="22"/>
-              </w:rPr>
-            </w:pPr>
-            <w:r>
-              <w:rPr>
-                <w:rFonts w:ascii="Times New Roman" w:hAnsi="Times New Roman" w:cs="Times New Roman"/>
-                <w:b/>
-                <w:bCs/>
-                <w:sz w:val="22"/>
-                <w:szCs w:val="22"/>
-              </w:rPr>
-              <w:t>Given</w:t>
-            </w:r>
-            <w:r>
-              <w:rPr>
-                <w:rFonts w:ascii="Times New Roman" w:hAnsi="Times New Roman" w:cs="Times New Roman"/>
-                <w:sz w:val="22"/>
-                <w:szCs w:val="22"/>
-              </w:rPr>
-              <w:t xml:space="preserve"> the user has opened a station's detailed popup,</w:t>
-            </w:r>
-          </w:p>
-          <w:p>
-            <w:pPr>
-              <w:spacing w:after="160"/>
-              <w:contextualSpacing/>
-              <w:rPr>
-                <w:rFonts w:ascii="Times New Roman" w:hAnsi="Times New Roman" w:cs="Times New Roman"/>
-                <w:sz w:val="22"/>
-                <w:szCs w:val="22"/>
-              </w:rPr>
-            </w:pPr>
-            <w:r>
-              <w:rPr>
-                <w:rFonts w:ascii="Times New Roman" w:hAnsi="Times New Roman" w:cs="Times New Roman"/>
-                <w:b/>
-                <w:bCs/>
-                <w:sz w:val="22"/>
-                <w:szCs w:val="22"/>
-              </w:rPr>
-              <w:t>When</w:t>
-            </w:r>
-            <w:r>
-              <w:rPr>
-                <w:rFonts w:ascii="Times New Roman" w:hAnsi="Times New Roman" w:cs="Times New Roman"/>
-                <w:sz w:val="22"/>
-                <w:szCs w:val="22"/>
-              </w:rPr>
-              <w:t xml:space="preserve"> the user selects the "Prediction Model" tab,</w:t>
-            </w:r>
-          </w:p>
-          <w:p>
-            <w:pPr>
-              <w:spacing w:after="160"/>
-              <w:contextualSpacing/>
-              <w:rPr>
-                <w:rFonts w:ascii="Times New Roman" w:hAnsi="Times New Roman" w:cs="Times New Roman"/>
-                <w:sz w:val="22"/>
-                <w:szCs w:val="22"/>
-              </w:rPr>
-            </w:pPr>
-            <w:r>
-              <w:rPr>
-                <w:rFonts w:ascii="Times New Roman" w:hAnsi="Times New Roman" w:cs="Times New Roman"/>
-                <w:b/>
-                <w:bCs/>
-                <w:sz w:val="22"/>
-                <w:szCs w:val="22"/>
-              </w:rPr>
-              <w:t>Then</w:t>
-            </w:r>
-            <w:r>
-              <w:rPr>
-                <w:rFonts w:ascii="Times New Roman" w:hAnsi="Times New Roman" w:cs="Times New Roman"/>
-                <w:sz w:val="22"/>
-                <w:szCs w:val="22"/>
-              </w:rPr>
-              <w:t xml:space="preserve"> the system renders a 24-hour ML-driven availability chart.</w:t>
-            </w:r>
-          </w:p>
-          <w:p>
-            <w:pPr>
-              <w:spacing w:after="160"/>
-              <w:contextualSpacing/>
-              <w:rPr>
-                <w:rFonts w:ascii="Times New Roman" w:hAnsi="Times New Roman" w:cs="Times New Roman"/>
-                <w:sz w:val="22"/>
-                <w:szCs w:val="22"/>
-              </w:rPr>
-            </w:pPr>
-            <w:r>
-              <w:rPr>
-                <w:rFonts w:ascii="Times New Roman" w:hAnsi="Times New Roman" w:cs="Times New Roman"/>
-                <w:b/>
-                <w:bCs/>
-                <w:sz w:val="22"/>
-                <w:szCs w:val="22"/>
-              </w:rPr>
-              <w:t>AC2 (Data Boundary):</w:t>
-            </w:r>
-          </w:p>
-          <w:p>
-            <w:pPr>
-              <w:spacing w:after="160"/>
-              <w:contextualSpacing/>
-              <w:rPr>
-                <w:rFonts w:ascii="Times New Roman" w:hAnsi="Times New Roman" w:cs="Times New Roman"/>
-                <w:sz w:val="22"/>
-                <w:szCs w:val="22"/>
-              </w:rPr>
-            </w:pPr>
-            <w:r>
-              <w:rPr>
-                <w:rFonts w:ascii="Times New Roman" w:hAnsi="Times New Roman" w:cs="Times New Roman"/>
-                <w:b/>
-                <w:bCs/>
-                <w:sz w:val="22"/>
-                <w:szCs w:val="22"/>
-              </w:rPr>
-              <w:t>Given</w:t>
-            </w:r>
-            <w:r>
-              <w:rPr>
-                <w:rFonts w:ascii="Times New Roman" w:hAnsi="Times New Roman" w:cs="Times New Roman"/>
-                <w:sz w:val="22"/>
-                <w:szCs w:val="22"/>
-              </w:rPr>
-              <w:t xml:space="preserve"> the system is generating the prediction chart,</w:t>
-            </w:r>
-          </w:p>
-          <w:p>
-            <w:pPr>
-              <w:spacing w:after="160"/>
-              <w:contextualSpacing/>
-              <w:rPr>
-                <w:rFonts w:ascii="Times New Roman" w:hAnsi="Times New Roman" w:cs="Times New Roman"/>
-                <w:sz w:val="22"/>
-                <w:szCs w:val="22"/>
-              </w:rPr>
-            </w:pPr>
-            <w:r>
-              <w:rPr>
-                <w:rFonts w:ascii="Times New Roman" w:hAnsi="Times New Roman" w:cs="Times New Roman"/>
-                <w:b/>
-                <w:bCs/>
-                <w:sz w:val="22"/>
-                <w:szCs w:val="22"/>
-              </w:rPr>
-              <w:t>When</w:t>
-            </w:r>
-            <w:r>
-              <w:rPr>
-                <w:rFonts w:ascii="Times New Roman" w:hAnsi="Times New Roman" w:cs="Times New Roman"/>
-                <w:sz w:val="22"/>
-                <w:szCs w:val="22"/>
-              </w:rPr>
-              <w:t xml:space="preserve"> the ML model returns the forecasted values,</w:t>
-            </w:r>
-          </w:p>
-          <w:p>
-            <w:pPr>
-              <w:spacing w:after="160"/>
-              <w:contextualSpacing/>
-              <w:rPr>
-                <w:rFonts w:ascii="Times New Roman" w:hAnsi="Times New Roman" w:cs="Times New Roman"/>
-                <w:sz w:val="22"/>
-                <w:szCs w:val="22"/>
-              </w:rPr>
-            </w:pPr>
-            <w:r>
-              <w:rPr>
-                <w:rFonts w:ascii="Times New Roman" w:hAnsi="Times New Roman" w:cs="Times New Roman"/>
-                <w:b/>
-                <w:bCs/>
-                <w:sz w:val="22"/>
-                <w:szCs w:val="22"/>
-              </w:rPr>
-              <w:t>Then</w:t>
-            </w:r>
-            <w:r>
-              <w:rPr>
-                <w:rFonts w:ascii="Times New Roman" w:hAnsi="Times New Roman" w:cs="Times New Roman"/>
-                <w:sz w:val="22"/>
-                <w:szCs w:val="22"/>
-              </w:rPr>
-              <w:t xml:space="preserve"> the displayed values must be mathematically clamped between 0 and the station's total capacity.</w:t>
-            </w:r>
-          </w:p>
-          <w:p>
-            <w:pPr>
-              <w:spacing w:after="160"/>
-              <w:contextualSpacing/>
-              <w:rPr>
-                <w:rFonts w:ascii="Times New Roman" w:hAnsi="Times New Roman" w:cs="Times New Roman"/>
-                <w:sz w:val="22"/>
-                <w:szCs w:val="22"/>
-              </w:rPr>
-            </w:pPr>
-          </w:p>
-        </w:tc>
-      </w:tr>
-      <w:tr>
-        <w:tc>
-          <w:tcPr>
-            <w:tcW w:w="0" w:type="auto"/>
-            <w:hideMark/>
-          </w:tcPr>
-          <w:p>
-            <w:pPr>
-              <w:spacing w:after="160"/>
-              <w:contextualSpacing/>
-              <w:rPr>
-                <w:rFonts w:ascii="Times New Roman" w:hAnsi="Times New Roman" w:cs="Times New Roman"/>
-                <w:sz w:val="22"/>
-                <w:szCs w:val="22"/>
-              </w:rPr>
-            </w:pPr>
-            <w:r>
-              <w:rPr>
-                <w:rFonts w:ascii="Times New Roman" w:hAnsi="Times New Roman" w:cs="Times New Roman"/>
-                <w:sz w:val="22"/>
-                <w:szCs w:val="22"/>
-              </w:rPr>
-              <w:t>US-03</w:t>
-            </w:r>
-          </w:p>
-        </w:tc>
-        <w:tc>
-          <w:tcPr>
-            <w:tcW w:w="3248" w:type="dxa"/>
-            <w:hideMark/>
-          </w:tcPr>
-          <w:p>
-            <w:pPr>
-              <w:spacing w:after="160"/>
-              <w:contextualSpacing/>
-              <w:rPr>
-                <w:rFonts w:ascii="Times New Roman" w:hAnsi="Times New Roman" w:cs="Times New Roman"/>
-                <w:sz w:val="22"/>
-                <w:szCs w:val="22"/>
-              </w:rPr>
-            </w:pPr>
-            <w:r>
-              <w:rPr>
-                <w:rFonts w:ascii="Times New Roman" w:hAnsi="Times New Roman" w:cs="Times New Roman"/>
-                <w:b/>
-                <w:bCs/>
-                <w:sz w:val="22"/>
-                <w:szCs w:val="22"/>
-              </w:rPr>
-              <w:t>As a time-sensitive professional (Sarah),</w:t>
-            </w:r>
-            <w:r>
-              <w:rPr>
-                <w:rFonts w:ascii="Times New Roman" w:hAnsi="Times New Roman" w:cs="Times New Roman"/>
-                <w:sz w:val="22"/>
-                <w:szCs w:val="22"/>
-              </w:rPr>
-              <w:t xml:space="preserve"> I want to use a journey planner to find the fastest route, so that I arrive at my meetings efficiently.</w:t>
-            </w:r>
-          </w:p>
-        </w:tc>
-        <w:tc>
-          <w:tcPr>
-            <w:tcW w:w="6950" w:type="dxa"/>
-            <w:hideMark/>
-          </w:tcPr>
-          <w:p>
-            <w:pPr>
-              <w:spacing w:after="160"/>
-              <w:contextualSpacing/>
-              <w:rPr>
-                <w:rFonts w:ascii="Times New Roman" w:hAnsi="Times New Roman" w:cs="Times New Roman"/>
-                <w:sz w:val="22"/>
-                <w:szCs w:val="22"/>
-              </w:rPr>
-            </w:pPr>
-            <w:r>
-              <w:rPr>
-                <w:rFonts w:ascii="Times New Roman" w:hAnsi="Times New Roman" w:cs="Times New Roman"/>
-                <w:b/>
-                <w:bCs/>
-                <w:sz w:val="22"/>
-                <w:szCs w:val="22"/>
-              </w:rPr>
-              <w:t>AC1 (Calculate Route):</w:t>
-            </w:r>
-          </w:p>
-          <w:p>
-            <w:pPr>
-              <w:spacing w:after="160"/>
-              <w:contextualSpacing/>
-              <w:rPr>
-                <w:rFonts w:ascii="Times New Roman" w:hAnsi="Times New Roman" w:cs="Times New Roman"/>
-                <w:sz w:val="22"/>
-                <w:szCs w:val="22"/>
-              </w:rPr>
-            </w:pPr>
-            <w:r>
-              <w:rPr>
-                <w:rFonts w:ascii="Times New Roman" w:hAnsi="Times New Roman" w:cs="Times New Roman"/>
-                <w:b/>
-                <w:bCs/>
-                <w:sz w:val="22"/>
-                <w:szCs w:val="22"/>
-              </w:rPr>
-              <w:t>Given</w:t>
-            </w:r>
-            <w:r>
-              <w:rPr>
-                <w:rFonts w:ascii="Times New Roman" w:hAnsi="Times New Roman" w:cs="Times New Roman"/>
-                <w:sz w:val="22"/>
-                <w:szCs w:val="22"/>
-              </w:rPr>
-              <w:t xml:space="preserve"> the user is interacting with the Journey Planner widget,</w:t>
-            </w:r>
-          </w:p>
-          <w:p>
-            <w:pPr>
-              <w:spacing w:after="160"/>
-              <w:contextualSpacing/>
-              <w:rPr>
-                <w:rFonts w:ascii="Times New Roman" w:hAnsi="Times New Roman" w:cs="Times New Roman"/>
-                <w:sz w:val="22"/>
-                <w:szCs w:val="22"/>
-              </w:rPr>
-            </w:pPr>
-            <w:r>
-              <w:rPr>
-                <w:rFonts w:ascii="Times New Roman" w:hAnsi="Times New Roman" w:cs="Times New Roman"/>
-                <w:b/>
-                <w:bCs/>
-                <w:sz w:val="22"/>
-                <w:szCs w:val="22"/>
-              </w:rPr>
-              <w:t>When</w:t>
-            </w:r>
-            <w:r>
-              <w:rPr>
-                <w:rFonts w:ascii="Times New Roman" w:hAnsi="Times New Roman" w:cs="Times New Roman"/>
-                <w:sz w:val="22"/>
-                <w:szCs w:val="22"/>
-              </w:rPr>
-              <w:t xml:space="preserve"> the user submits valid start and end points,</w:t>
-            </w:r>
-          </w:p>
-          <w:p>
-            <w:pPr>
-              <w:spacing w:after="160"/>
-              <w:contextualSpacing/>
-              <w:rPr>
-                <w:rFonts w:ascii="Times New Roman" w:hAnsi="Times New Roman" w:cs="Times New Roman"/>
-                <w:sz w:val="22"/>
-                <w:szCs w:val="22"/>
-              </w:rPr>
-            </w:pPr>
-            <w:r>
-              <w:rPr>
-                <w:rFonts w:ascii="Times New Roman" w:hAnsi="Times New Roman" w:cs="Times New Roman"/>
-                <w:b/>
-                <w:bCs/>
-                <w:sz w:val="22"/>
-                <w:szCs w:val="22"/>
-              </w:rPr>
-              <w:t>Then</w:t>
-            </w:r>
-            <w:r>
-              <w:rPr>
-                <w:rFonts w:ascii="Times New Roman" w:hAnsi="Times New Roman" w:cs="Times New Roman"/>
-                <w:sz w:val="22"/>
-                <w:szCs w:val="22"/>
-              </w:rPr>
-              <w:t xml:space="preserve"> the system calculates the optimal "Walk-Cycle-Walk" combination to minimize total time.</w:t>
-            </w:r>
-          </w:p>
-          <w:p>
-            <w:pPr>
-              <w:spacing w:after="160"/>
-              <w:contextualSpacing/>
-              <w:rPr>
-                <w:rFonts w:ascii="Times New Roman" w:hAnsi="Times New Roman" w:cs="Times New Roman"/>
-                <w:sz w:val="22"/>
-                <w:szCs w:val="22"/>
-              </w:rPr>
-            </w:pPr>
-            <w:r>
-              <w:rPr>
-                <w:rFonts w:ascii="Times New Roman" w:hAnsi="Times New Roman" w:cs="Times New Roman"/>
-                <w:b/>
-                <w:bCs/>
-                <w:sz w:val="22"/>
-                <w:szCs w:val="22"/>
-              </w:rPr>
-              <w:t>AC2 (Display Route):</w:t>
-            </w:r>
-          </w:p>
-          <w:p>
-            <w:pPr>
-              <w:spacing w:after="160"/>
-              <w:contextualSpacing/>
-              <w:rPr>
-                <w:rFonts w:ascii="Times New Roman" w:hAnsi="Times New Roman" w:cs="Times New Roman"/>
-                <w:sz w:val="22"/>
-                <w:szCs w:val="22"/>
-              </w:rPr>
-            </w:pPr>
-            <w:r>
-              <w:rPr>
-                <w:rFonts w:ascii="Times New Roman" w:hAnsi="Times New Roman" w:cs="Times New Roman"/>
-                <w:b/>
-                <w:bCs/>
-                <w:sz w:val="22"/>
-                <w:szCs w:val="22"/>
-              </w:rPr>
-              <w:t>Given</w:t>
-            </w:r>
-            <w:r>
-              <w:rPr>
-                <w:rFonts w:ascii="Times New Roman" w:hAnsi="Times New Roman" w:cs="Times New Roman"/>
-                <w:sz w:val="22"/>
-                <w:szCs w:val="22"/>
-              </w:rPr>
-              <w:t xml:space="preserve"> the system has successfully calculated the optimal route,</w:t>
-            </w:r>
-          </w:p>
-          <w:p>
-            <w:pPr>
-              <w:spacing w:after="160"/>
-              <w:contextualSpacing/>
-              <w:rPr>
-                <w:rFonts w:ascii="Times New Roman" w:hAnsi="Times New Roman" w:cs="Times New Roman"/>
-                <w:sz w:val="22"/>
-                <w:szCs w:val="22"/>
-              </w:rPr>
-            </w:pPr>
-            <w:r>
-              <w:rPr>
-                <w:rFonts w:ascii="Times New Roman" w:hAnsi="Times New Roman" w:cs="Times New Roman"/>
-                <w:b/>
-                <w:bCs/>
-                <w:sz w:val="22"/>
-                <w:szCs w:val="22"/>
-              </w:rPr>
-              <w:t>When</w:t>
-            </w:r>
-            <w:r>
-              <w:rPr>
-                <w:rFonts w:ascii="Times New Roman" w:hAnsi="Times New Roman" w:cs="Times New Roman"/>
-                <w:sz w:val="22"/>
-                <w:szCs w:val="22"/>
-              </w:rPr>
-              <w:t xml:space="preserve"> the result is returned to the frontend,</w:t>
-            </w:r>
-          </w:p>
-          <w:p>
-            <w:pPr>
-              <w:spacing w:after="160"/>
-              <w:contextualSpacing/>
-              <w:rPr>
-                <w:rFonts w:ascii="Times New Roman" w:hAnsi="Times New Roman" w:cs="Times New Roman" w:hint="eastAsia"/>
-                <w:sz w:val="22"/>
-                <w:szCs w:val="22"/>
-              </w:rPr>
-            </w:pPr>
-            <w:r>
-              <w:rPr>
-                <w:rFonts w:ascii="Times New Roman" w:hAnsi="Times New Roman" w:cs="Times New Roman"/>
-                <w:b/>
-                <w:bCs/>
-                <w:sz w:val="22"/>
-                <w:szCs w:val="22"/>
-              </w:rPr>
-              <w:t>Then</w:t>
-            </w:r>
-            <w:r>
-              <w:rPr>
-                <w:rFonts w:ascii="Times New Roman" w:hAnsi="Times New Roman" w:cs="Times New Roman"/>
-                <w:sz w:val="22"/>
-                <w:szCs w:val="22"/>
-              </w:rPr>
-              <w:t xml:space="preserve"> the map renders a polyline path and displays the total estimated time of arrival (ETA).</w:t>
-            </w:r>
-          </w:p>
-        </w:tc>
-      </w:tr>
-      <w:tr>
-        <w:tc>
-          <w:tcPr>
-            <w:tcW w:w="0" w:type="auto"/>
-            <w:hideMark/>
-          </w:tcPr>
-          <w:p>
-            <w:pPr>
-              <w:spacing w:after="160"/>
-              <w:contextualSpacing/>
-              <w:rPr>
-                <w:rFonts w:ascii="Times New Roman" w:hAnsi="Times New Roman" w:cs="Times New Roman"/>
-                <w:sz w:val="22"/>
-                <w:szCs w:val="22"/>
-              </w:rPr>
-            </w:pPr>
-            <w:r>
-              <w:rPr>
-                <w:rFonts w:ascii="Times New Roman" w:hAnsi="Times New Roman" w:cs="Times New Roman"/>
-                <w:sz w:val="22"/>
-                <w:szCs w:val="22"/>
-              </w:rPr>
-              <w:lastRenderedPageBreak/>
-              <w:t>US-04</w:t>
-            </w:r>
-          </w:p>
-        </w:tc>
-        <w:tc>
-          <w:tcPr>
-            <w:tcW w:w="3248" w:type="dxa"/>
-            <w:hideMark/>
-          </w:tcPr>
-          <w:p>
-            <w:pPr>
-              <w:spacing w:after="160"/>
-              <w:contextualSpacing/>
-              <w:rPr>
-                <w:rFonts w:ascii="Times New Roman" w:hAnsi="Times New Roman" w:cs="Times New Roman"/>
-                <w:sz w:val="22"/>
-                <w:szCs w:val="22"/>
-              </w:rPr>
-            </w:pPr>
-            <w:r>
-              <w:rPr>
-                <w:rFonts w:ascii="Times New Roman" w:hAnsi="Times New Roman" w:cs="Times New Roman"/>
-                <w:sz w:val="22"/>
-                <w:szCs w:val="22"/>
-              </w:rPr>
-              <w:t>As a tourist (Matteo), I want to ask questions using natural language via an AI assistant, so that I can understand rental rules easily.</w:t>
-            </w:r>
-          </w:p>
-        </w:tc>
-        <w:tc>
-          <w:tcPr>
-            <w:tcW w:w="6950" w:type="dxa"/>
+            <w:tcW w:w="6378" w:type="dxa"/>
             <w:hideMark/>
           </w:tcPr>
           <w:p>
@@ -4923,7 +5508,7 @@
                 <w:sz w:val="22"/>
                 <w:szCs w:val="22"/>
               </w:rPr>
-              <w:t>AC1 (Process Query):</w:t>
+              <w:t>AC1 (Email Verification):</w:t>
             </w:r>
           </w:p>
           <w:p>
@@ -4951,7 +5536,7 @@
                 <w:sz w:val="22"/>
                 <w:szCs w:val="22"/>
               </w:rPr>
-              <w:t xml:space="preserve"> the user is on the AI Chat interface,</w:t>
+              <w:t xml:space="preserve"> the user is registering a new account,</w:t>
             </w:r>
           </w:p>
           <w:p>
@@ -4979,7 +5564,7 @@
                 <w:sz w:val="22"/>
                 <w:szCs w:val="22"/>
               </w:rPr>
-              <w:t xml:space="preserve"> the user submits a natural language query,</w:t>
+              <w:t xml:space="preserve"> the registration form is submitted,</w:t>
             </w:r>
           </w:p>
           <w:p>
@@ -5007,25 +5592,7 @@
                 <w:sz w:val="22"/>
                 <w:szCs w:val="22"/>
               </w:rPr>
-              <w:t xml:space="preserve"> the system processes it via the </w:t>
-            </w:r>
-            <w:proofErr w:type="spellStart"/>
-            <w:r>
-              <w:rPr>
-                <w:rFonts w:ascii="Times New Roman" w:hAnsi="Times New Roman" w:cs="Times New Roman"/>
-                <w:sz w:val="22"/>
-                <w:szCs w:val="22"/>
-              </w:rPr>
-              <w:t>LangChain</w:t>
-            </w:r>
-            <w:proofErr w:type="spellEnd"/>
-            <w:r>
-              <w:rPr>
-                <w:rFonts w:ascii="Times New Roman" w:hAnsi="Times New Roman" w:cs="Times New Roman"/>
-                <w:sz w:val="22"/>
-                <w:szCs w:val="22"/>
-              </w:rPr>
-              <w:t>/LLM and returns a context-aware response.</w:t>
+              <w:t xml:space="preserve"> the system emails a 6-digit verification code to activate the account.</w:t>
             </w:r>
           </w:p>
           <w:p>
@@ -5045,7 +5612,7 @@
                 <w:sz w:val="22"/>
                 <w:szCs w:val="22"/>
               </w:rPr>
-              <w:t>AC2 (Persist Context):</w:t>
+              <w:t>AC2 (Secure Authentication):</w:t>
             </w:r>
           </w:p>
           <w:p>
@@ -5073,7 +5640,7 @@
                 <w:sz w:val="22"/>
                 <w:szCs w:val="22"/>
               </w:rPr>
-              <w:t xml:space="preserve"> an authenticated user is using the AI Chat,</w:t>
+              <w:t xml:space="preserve"> the user is on the login interface,</w:t>
             </w:r>
           </w:p>
           <w:p>
@@ -5101,7 +5668,7 @@
                 <w:sz w:val="22"/>
                 <w:szCs w:val="22"/>
               </w:rPr>
-              <w:t xml:space="preserve"> a conversation occurs,</w:t>
+              <w:t xml:space="preserve"> the user enters valid and verified credentials,</w:t>
             </w:r>
           </w:p>
           <w:p>
@@ -5109,282 +5676,6 @@
               <w:contextualSpacing/>
               <w:rPr>
                 <w:rFonts w:ascii="Times New Roman" w:hAnsi="Times New Roman" w:cs="Times New Roman"/>
-                <w:sz w:val="22"/>
-                <w:szCs w:val="22"/>
-              </w:rPr>
-            </w:pPr>
-            <w:r>
-              <w:rPr>
-                <w:rFonts w:ascii="Times New Roman" w:hAnsi="Times New Roman" w:cs="Times New Roman"/>
-                <w:b/>
-                <w:bCs/>
-                <w:sz w:val="22"/>
-                <w:szCs w:val="22"/>
-              </w:rPr>
-              <w:t>Then</w:t>
-            </w:r>
-            <w:r>
-              <w:rPr>
-                <w:rFonts w:ascii="Times New Roman" w:hAnsi="Times New Roman" w:cs="Times New Roman"/>
-                <w:sz w:val="22"/>
-                <w:szCs w:val="22"/>
-              </w:rPr>
-              <w:t xml:space="preserve"> the system persists the chat interactions in the database to maintain session history.</w:t>
-            </w:r>
-          </w:p>
-          <w:p>
-            <w:pPr>
-              <w:contextualSpacing/>
-              <w:rPr>
-                <w:rFonts w:ascii="Times New Roman" w:hAnsi="Times New Roman" w:cs="Times New Roman"/>
-                <w:sz w:val="22"/>
-                <w:szCs w:val="22"/>
-              </w:rPr>
-            </w:pPr>
-          </w:p>
-        </w:tc>
-      </w:tr>
-      <w:tr>
-        <w:tc>
-          <w:tcPr>
-            <w:tcW w:w="0" w:type="auto"/>
-            <w:hideMark/>
-          </w:tcPr>
-          <w:p>
-            <w:pPr>
-              <w:spacing w:after="160"/>
-              <w:contextualSpacing/>
-              <w:rPr>
-                <w:rFonts w:ascii="Times New Roman" w:hAnsi="Times New Roman" w:cs="Times New Roman"/>
-                <w:sz w:val="22"/>
-                <w:szCs w:val="22"/>
-              </w:rPr>
-            </w:pPr>
-            <w:r>
-              <w:rPr>
-                <w:rFonts w:ascii="Times New Roman" w:hAnsi="Times New Roman" w:cs="Times New Roman"/>
-                <w:sz w:val="22"/>
-                <w:szCs w:val="22"/>
-              </w:rPr>
-              <w:t>US-05</w:t>
-            </w:r>
-          </w:p>
-        </w:tc>
-        <w:tc>
-          <w:tcPr>
-            <w:tcW w:w="3248" w:type="dxa"/>
-            <w:hideMark/>
-          </w:tcPr>
-          <w:p>
-            <w:pPr>
-              <w:spacing w:after="160"/>
-              <w:contextualSpacing/>
-              <w:rPr>
-                <w:rFonts w:ascii="Times New Roman" w:hAnsi="Times New Roman" w:cs="Times New Roman"/>
-                <w:sz w:val="22"/>
-                <w:szCs w:val="22"/>
-              </w:rPr>
-            </w:pPr>
-            <w:r>
-              <w:rPr>
-                <w:rFonts w:ascii="Times New Roman" w:hAnsi="Times New Roman" w:cs="Times New Roman"/>
-                <w:sz w:val="22"/>
-                <w:szCs w:val="22"/>
-              </w:rPr>
-              <w:t>As a frequent user, I want to register and log in securely, so that I can access personalized features like saved routes and AI chat.</w:t>
-            </w:r>
-          </w:p>
-        </w:tc>
-        <w:tc>
-          <w:tcPr>
-            <w:tcW w:w="6950" w:type="dxa"/>
-            <w:hideMark/>
-          </w:tcPr>
-          <w:p>
-            <w:pPr>
-              <w:contextualSpacing/>
-              <w:rPr>
-                <w:rFonts w:ascii="Times New Roman" w:hAnsi="Times New Roman" w:cs="Times New Roman"/>
-                <w:sz w:val="22"/>
-                <w:szCs w:val="22"/>
-              </w:rPr>
-            </w:pPr>
-            <w:r>
-              <w:rPr>
-                <w:rFonts w:ascii="Times New Roman" w:hAnsi="Times New Roman" w:cs="Times New Roman"/>
-                <w:b/>
-                <w:bCs/>
-                <w:sz w:val="22"/>
-                <w:szCs w:val="22"/>
-              </w:rPr>
-              <w:t>AC1 (Email Verification):</w:t>
-            </w:r>
-          </w:p>
-          <w:p>
-            <w:pPr>
-              <w:contextualSpacing/>
-              <w:rPr>
-                <w:rFonts w:ascii="Times New Roman" w:hAnsi="Times New Roman" w:cs="Times New Roman"/>
-                <w:sz w:val="22"/>
-                <w:szCs w:val="22"/>
-              </w:rPr>
-            </w:pPr>
-            <w:r>
-              <w:rPr>
-                <w:rFonts w:ascii="Times New Roman" w:hAnsi="Times New Roman" w:cs="Times New Roman"/>
-                <w:b/>
-                <w:bCs/>
-                <w:sz w:val="22"/>
-                <w:szCs w:val="22"/>
-              </w:rPr>
-              <w:t>Given</w:t>
-            </w:r>
-            <w:r>
-              <w:rPr>
-                <w:rFonts w:ascii="Times New Roman" w:hAnsi="Times New Roman" w:cs="Times New Roman"/>
-                <w:sz w:val="22"/>
-                <w:szCs w:val="22"/>
-              </w:rPr>
-              <w:t xml:space="preserve"> the user is registering a new account,</w:t>
-            </w:r>
-          </w:p>
-          <w:p>
-            <w:pPr>
-              <w:contextualSpacing/>
-              <w:rPr>
-                <w:rFonts w:ascii="Times New Roman" w:hAnsi="Times New Roman" w:cs="Times New Roman"/>
-                <w:sz w:val="22"/>
-                <w:szCs w:val="22"/>
-              </w:rPr>
-            </w:pPr>
-            <w:r>
-              <w:rPr>
-                <w:rFonts w:ascii="Times New Roman" w:hAnsi="Times New Roman" w:cs="Times New Roman"/>
-                <w:b/>
-                <w:bCs/>
-                <w:sz w:val="22"/>
-                <w:szCs w:val="22"/>
-              </w:rPr>
-              <w:t>When</w:t>
-            </w:r>
-            <w:r>
-              <w:rPr>
-                <w:rFonts w:ascii="Times New Roman" w:hAnsi="Times New Roman" w:cs="Times New Roman"/>
-                <w:sz w:val="22"/>
-                <w:szCs w:val="22"/>
-              </w:rPr>
-              <w:t xml:space="preserve"> the registration form is submitted,</w:t>
-            </w:r>
-          </w:p>
-          <w:p>
-            <w:pPr>
-              <w:contextualSpacing/>
-              <w:rPr>
-                <w:rFonts w:ascii="Times New Roman" w:hAnsi="Times New Roman" w:cs="Times New Roman"/>
-                <w:sz w:val="22"/>
-                <w:szCs w:val="22"/>
-              </w:rPr>
-            </w:pPr>
-            <w:r>
-              <w:rPr>
-                <w:rFonts w:ascii="Times New Roman" w:hAnsi="Times New Roman" w:cs="Times New Roman"/>
-                <w:b/>
-                <w:bCs/>
-                <w:sz w:val="22"/>
-                <w:szCs w:val="22"/>
-              </w:rPr>
-              <w:t>Then</w:t>
-            </w:r>
-            <w:r>
-              <w:rPr>
-                <w:rFonts w:ascii="Times New Roman" w:hAnsi="Times New Roman" w:cs="Times New Roman"/>
-                <w:sz w:val="22"/>
-                <w:szCs w:val="22"/>
-              </w:rPr>
-              <w:t xml:space="preserve"> the system emails a 6-digit verification code to activate the account.</w:t>
-            </w:r>
-          </w:p>
-          <w:p>
-            <w:pPr>
-              <w:contextualSpacing/>
-              <w:rPr>
-                <w:rFonts w:ascii="Times New Roman" w:hAnsi="Times New Roman" w:cs="Times New Roman"/>
-                <w:sz w:val="22"/>
-                <w:szCs w:val="22"/>
-              </w:rPr>
-            </w:pPr>
-            <w:r>
-              <w:rPr>
-                <w:rFonts w:ascii="Times New Roman" w:hAnsi="Times New Roman" w:cs="Times New Roman"/>
-                <w:b/>
-                <w:bCs/>
-                <w:sz w:val="22"/>
-                <w:szCs w:val="22"/>
-              </w:rPr>
-              <w:t>AC2 (Secure Authentication):</w:t>
-            </w:r>
-          </w:p>
-          <w:p>
-            <w:pPr>
-              <w:contextualSpacing/>
-              <w:rPr>
-                <w:rFonts w:ascii="Times New Roman" w:hAnsi="Times New Roman" w:cs="Times New Roman"/>
-                <w:sz w:val="22"/>
-                <w:szCs w:val="22"/>
-              </w:rPr>
-            </w:pPr>
-            <w:r>
-              <w:rPr>
-                <w:rFonts w:ascii="Times New Roman" w:hAnsi="Times New Roman" w:cs="Times New Roman"/>
-                <w:b/>
-                <w:bCs/>
-                <w:sz w:val="22"/>
-                <w:szCs w:val="22"/>
-              </w:rPr>
-              <w:t>Given</w:t>
-            </w:r>
-            <w:r>
-              <w:rPr>
-                <w:rFonts w:ascii="Times New Roman" w:hAnsi="Times New Roman" w:cs="Times New Roman"/>
-                <w:sz w:val="22"/>
-                <w:szCs w:val="22"/>
-              </w:rPr>
-              <w:t xml:space="preserve"> the user is on the login interface,</w:t>
-            </w:r>
-          </w:p>
-          <w:p>
-            <w:pPr>
-              <w:contextualSpacing/>
-              <w:rPr>
-                <w:rFonts w:ascii="Times New Roman" w:hAnsi="Times New Roman" w:cs="Times New Roman"/>
-                <w:sz w:val="22"/>
-                <w:szCs w:val="22"/>
-              </w:rPr>
-            </w:pPr>
-            <w:r>
-              <w:rPr>
-                <w:rFonts w:ascii="Times New Roman" w:hAnsi="Times New Roman" w:cs="Times New Roman"/>
-                <w:b/>
-                <w:bCs/>
-                <w:sz w:val="22"/>
-                <w:szCs w:val="22"/>
-              </w:rPr>
-              <w:t>When</w:t>
-            </w:r>
-            <w:r>
-              <w:rPr>
-                <w:rFonts w:ascii="Times New Roman" w:hAnsi="Times New Roman" w:cs="Times New Roman"/>
-                <w:sz w:val="22"/>
-                <w:szCs w:val="22"/>
-              </w:rPr>
-              <w:t xml:space="preserve"> the user enters valid and verified credentials,</w:t>
-            </w:r>
-          </w:p>
-          <w:p>
-            <w:pPr>
-              <w:contextualSpacing/>
-              <w:rPr>
-                <w:rFonts w:ascii="Times New Roman" w:hAnsi="Times New Roman" w:cs="Times New Roman" w:hint="eastAsia"/>
                 <w:sz w:val="22"/>
                 <w:szCs w:val="22"/>
               </w:rPr>
@@ -5538,7 +5829,7 @@
         <w:spacing w:line="240" w:lineRule="auto"/>
         <w:contextualSpacing/>
         <w:rPr>
-          <w:rFonts w:ascii="Times New Roman" w:hAnsi="Times New Roman" w:cs="Times New Roman" w:hint="eastAsia"/>
+          <w:rFonts w:ascii="Times New Roman" w:hAnsi="Times New Roman" w:cs="Times New Roman"/>
           <w:sz w:val="22"/>
           <w:szCs w:val="22"/>
         </w:rPr>
@@ -7385,6 +7676,155 @@
     </w:lvl>
   </w:abstractNum>
   <w:abstractNum w:abstractNumId="12" w15:restartNumberingAfterBreak="0">
+    <w:nsid w:val="38234EDD"/>
+    <w:multiLevelType w:val="multilevel"/>
+    <w:tmpl w:val="5CA467E6"/>
+    <w:lvl w:ilvl="0">
+      <w:start w:val="1"/>
+      <w:numFmt w:val="bullet"/>
+      <w:lvlText w:val=""/>
+      <w:lvlJc w:val="left"/>
+      <w:pPr>
+        <w:tabs>
+          <w:tab w:val="num" w:pos="720"/>
+        </w:tabs>
+        <w:ind w:left="720" w:hanging="360"/>
+      </w:pPr>
+      <w:rPr>
+        <w:rFonts w:ascii="Symbol" w:hAnsi="Symbol" w:hint="default"/>
+        <w:sz w:val="20"/>
+      </w:rPr>
+    </w:lvl>
+    <w:lvl w:ilvl="1">
+      <w:start w:val="1"/>
+      <w:numFmt w:val="bullet"/>
+      <w:lvlText w:val="o"/>
+      <w:lvlJc w:val="left"/>
+      <w:pPr>
+        <w:tabs>
+          <w:tab w:val="num" w:pos="1440"/>
+        </w:tabs>
+        <w:ind w:left="1440" w:hanging="360"/>
+      </w:pPr>
+      <w:rPr>
+        <w:rFonts w:ascii="Courier New" w:hAnsi="Courier New" w:hint="default"/>
+        <w:sz w:val="20"/>
+      </w:rPr>
+    </w:lvl>
+    <w:lvl w:ilvl="2" w:tentative="1">
+      <w:start w:val="1"/>
+      <w:numFmt w:val="bullet"/>
+      <w:lvlText w:val=""/>
+      <w:lvlJc w:val="left"/>
+      <w:pPr>
+        <w:tabs>
+          <w:tab w:val="num" w:pos="2160"/>
+        </w:tabs>
+        <w:ind w:left="2160" w:hanging="360"/>
+      </w:pPr>
+      <w:rPr>
+        <w:rFonts w:ascii="Wingdings" w:hAnsi="Wingdings" w:hint="default"/>
+        <w:sz w:val="20"/>
+      </w:rPr>
+    </w:lvl>
+    <w:lvl w:ilvl="3" w:tentative="1">
+      <w:start w:val="1"/>
+      <w:numFmt w:val="bullet"/>
+      <w:lvlText w:val=""/>
+      <w:lvlJc w:val="left"/>
+      <w:pPr>
+        <w:tabs>
+          <w:tab w:val="num" w:pos="2880"/>
+        </w:tabs>
+        <w:ind w:left="2880" w:hanging="360"/>
+      </w:pPr>
+      <w:rPr>
+        <w:rFonts w:ascii="Wingdings" w:hAnsi="Wingdings" w:hint="default"/>
+        <w:sz w:val="20"/>
+      </w:rPr>
+    </w:lvl>
+    <w:lvl w:ilvl="4" w:tentative="1">
+      <w:start w:val="1"/>
+      <w:numFmt w:val="bullet"/>
+      <w:lvlText w:val=""/>
+      <w:lvlJc w:val="left"/>
+      <w:pPr>
+        <w:tabs>
+          <w:tab w:val="num" w:pos="3600"/>
+        </w:tabs>
+        <w:ind w:left="3600" w:hanging="360"/>
+      </w:pPr>
+      <w:rPr>
+        <w:rFonts w:ascii="Wingdings" w:hAnsi="Wingdings" w:hint="default"/>
+        <w:sz w:val="20"/>
+      </w:rPr>
+    </w:lvl>
+    <w:lvl w:ilvl="5" w:tentative="1">
+      <w:start w:val="1"/>
+      <w:numFmt w:val="bullet"/>
+      <w:lvlText w:val=""/>
+      <w:lvlJc w:val="left"/>
+      <w:pPr>
+        <w:tabs>
+          <w:tab w:val="num" w:pos="4320"/>
+        </w:tabs>
+        <w:ind w:left="4320" w:hanging="360"/>
+      </w:pPr>
+      <w:rPr>
+        <w:rFonts w:ascii="Wingdings" w:hAnsi="Wingdings" w:hint="default"/>
+        <w:sz w:val="20"/>
+      </w:rPr>
+    </w:lvl>
+    <w:lvl w:ilvl="6" w:tentative="1">
+      <w:start w:val="1"/>
+      <w:numFmt w:val="bullet"/>
+      <w:lvlText w:val=""/>
+      <w:lvlJc w:val="left"/>
+      <w:pPr>
+        <w:tabs>
+          <w:tab w:val="num" w:pos="5040"/>
+        </w:tabs>
+        <w:ind w:left="5040" w:hanging="360"/>
+      </w:pPr>
+      <w:rPr>
+        <w:rFonts w:ascii="Wingdings" w:hAnsi="Wingdings" w:hint="default"/>
+        <w:sz w:val="20"/>
+      </w:rPr>
+    </w:lvl>
+    <w:lvl w:ilvl="7" w:tentative="1">
+      <w:start w:val="1"/>
+      <w:numFmt w:val="bullet"/>
+      <w:lvlText w:val=""/>
+      <w:lvlJc w:val="left"/>
+      <w:pPr>
+        <w:tabs>
+          <w:tab w:val="num" w:pos="5760"/>
+        </w:tabs>
+        <w:ind w:left="5760" w:hanging="360"/>
+      </w:pPr>
+      <w:rPr>
+        <w:rFonts w:ascii="Wingdings" w:hAnsi="Wingdings" w:hint="default"/>
+        <w:sz w:val="20"/>
+      </w:rPr>
+    </w:lvl>
+    <w:lvl w:ilvl="8" w:tentative="1">
+      <w:start w:val="1"/>
+      <w:numFmt w:val="bullet"/>
+      <w:lvlText w:val=""/>
+      <w:lvlJc w:val="left"/>
+      <w:pPr>
+        <w:tabs>
+          <w:tab w:val="num" w:pos="6480"/>
+        </w:tabs>
+        <w:ind w:left="6480" w:hanging="360"/>
+      </w:pPr>
+      <w:rPr>
+        <w:rFonts w:ascii="Wingdings" w:hAnsi="Wingdings" w:hint="default"/>
+        <w:sz w:val="20"/>
+      </w:rPr>
+    </w:lvl>
+  </w:abstractNum>
+  <w:abstractNum w:abstractNumId="13" w15:restartNumberingAfterBreak="0">
     <w:nsid w:val="3EED5DD3"/>
     <w:multiLevelType w:val="multilevel"/>
     <w:tmpl w:val="89C4A0D2"/>
@@ -7533,7 +7973,7 @@
       </w:rPr>
     </w:lvl>
   </w:abstractNum>
-  <w:abstractNum w:abstractNumId="13" w15:restartNumberingAfterBreak="0">
+  <w:abstractNum w:abstractNumId="14" w15:restartNumberingAfterBreak="0">
     <w:nsid w:val="454106D6"/>
     <w:multiLevelType w:val="multilevel"/>
     <w:tmpl w:val="D59A33F2"/>
@@ -7682,7 +8122,7 @@
       </w:rPr>
     </w:lvl>
   </w:abstractNum>
-  <w:abstractNum w:abstractNumId="14" w15:restartNumberingAfterBreak="0">
+  <w:abstractNum w:abstractNumId="15" w15:restartNumberingAfterBreak="0">
     <w:nsid w:val="570651FD"/>
     <w:multiLevelType w:val="hybridMultilevel"/>
     <w:tmpl w:val="06E49C42"/>
@@ -7772,7 +8212,7 @@
       </w:pPr>
     </w:lvl>
   </w:abstractNum>
-  <w:abstractNum w:abstractNumId="15" w15:restartNumberingAfterBreak="0">
+  <w:abstractNum w:abstractNumId="16" w15:restartNumberingAfterBreak="0">
     <w:nsid w:val="6BF272FE"/>
     <w:multiLevelType w:val="multilevel"/>
     <w:tmpl w:val="A75857C6"/>
@@ -7921,7 +8361,7 @@
       </w:rPr>
     </w:lvl>
   </w:abstractNum>
-  <w:abstractNum w:abstractNumId="16" w15:restartNumberingAfterBreak="0">
+  <w:abstractNum w:abstractNumId="17" w15:restartNumberingAfterBreak="0">
     <w:nsid w:val="70233768"/>
     <w:multiLevelType w:val="multilevel"/>
     <w:tmpl w:val="84B6AF28"/>
@@ -8070,7 +8510,7 @@
       </w:rPr>
     </w:lvl>
   </w:abstractNum>
-  <w:abstractNum w:abstractNumId="17" w15:restartNumberingAfterBreak="0">
+  <w:abstractNum w:abstractNumId="18" w15:restartNumberingAfterBreak="0">
     <w:nsid w:val="75C609F1"/>
     <w:multiLevelType w:val="multilevel"/>
     <w:tmpl w:val="4D1A56D0"/>
@@ -8226,7 +8666,7 @@
     <w:abstractNumId w:val="9"/>
   </w:num>
   <w:num w:numId="3" w16cid:durableId="401100417">
-    <w:abstractNumId w:val="16"/>
+    <w:abstractNumId w:val="17"/>
   </w:num>
   <w:num w:numId="4" w16cid:durableId="669068750">
     <w:abstractNumId w:val="1"/>
@@ -8241,10 +8681,10 @@
     <w:abstractNumId w:val="8"/>
   </w:num>
   <w:num w:numId="8" w16cid:durableId="751463166">
-    <w:abstractNumId w:val="13"/>
+    <w:abstractNumId w:val="14"/>
   </w:num>
   <w:num w:numId="9" w16cid:durableId="4796080">
-    <w:abstractNumId w:val="17"/>
+    <w:abstractNumId w:val="18"/>
   </w:num>
   <w:num w:numId="10" w16cid:durableId="549079263">
     <w:abstractNumId w:val="11"/>
@@ -8259,19 +8699,22 @@
     <w:abstractNumId w:val="5"/>
   </w:num>
   <w:num w:numId="14" w16cid:durableId="606349499">
-    <w:abstractNumId w:val="12"/>
+    <w:abstractNumId w:val="13"/>
   </w:num>
   <w:num w:numId="15" w16cid:durableId="1313561146">
-    <w:abstractNumId w:val="15"/>
+    <w:abstractNumId w:val="16"/>
   </w:num>
   <w:num w:numId="16" w16cid:durableId="1788230183">
     <w:abstractNumId w:val="10"/>
   </w:num>
   <w:num w:numId="17" w16cid:durableId="802771774">
-    <w:abstractNumId w:val="14"/>
+    <w:abstractNumId w:val="15"/>
   </w:num>
   <w:num w:numId="18" w16cid:durableId="81145666">
     <w:abstractNumId w:val="6"/>
+  </w:num>
+  <w:num w:numId="19" w16cid:durableId="1100250757">
+    <w:abstractNumId w:val="12"/>
   </w:num>
 </w:numbering>
 </file>

--- a/Report Overview Requirements.docx
+++ b/Report Overview Requirements.docx
@@ -208,7 +208,7 @@
         <w:spacing w:line="240" w:lineRule="auto"/>
         <w:contextualSpacing/>
         <w:rPr>
-          <w:rFonts w:ascii="Times New Roman" w:hAnsi="Times New Roman" w:cs="Times New Roman" w:hint="eastAsia"/>
+          <w:rFonts w:ascii="Times New Roman" w:hAnsi="Times New Roman" w:cs="Times New Roman"/>
           <w:sz w:val="22"/>
           <w:szCs w:val="22"/>
         </w:rPr>
@@ -622,28 +622,10 @@
     </w:p>
     <w:p>
       <w:pPr>
-        <w:widowControl/>
-        <w:rPr>
-          <w:rFonts w:ascii="Times New Roman" w:hAnsi="Times New Roman" w:cs="Times New Roman" w:hint="eastAsia"/>
-          <w:sz w:val="22"/>
-          <w:szCs w:val="22"/>
-        </w:rPr>
-      </w:pPr>
-      <w:r>
-        <w:rPr>
-          <w:rFonts w:ascii="Times New Roman" w:hAnsi="Times New Roman" w:cs="Times New Roman"/>
-          <w:sz w:val="22"/>
-          <w:szCs w:val="22"/>
-        </w:rPr>
-        <w:br w:type="page"/>
-      </w:r>
-    </w:p>
-    <w:p>
-      <w:pPr>
         <w:spacing w:line="240" w:lineRule="auto"/>
         <w:contextualSpacing/>
         <w:rPr>
-          <w:rFonts w:ascii="Times New Roman" w:hAnsi="Times New Roman" w:cs="Times New Roman" w:hint="eastAsia"/>
+          <w:rFonts w:ascii="Times New Roman" w:hAnsi="Times New Roman" w:cs="Times New Roman"/>
           <w:b/>
           <w:bCs/>
           <w:sz w:val="22"/>
@@ -666,7 +648,7 @@
       <w:tblPr>
         <w:tblStyle w:val="af2"/>
         <w:tblW w:w="11624" w:type="dxa"/>
-        <w:tblInd w:w="-572" w:type="dxa"/>
+        <w:tblInd w:w="-1276" w:type="dxa"/>
         <w:tblBorders>
           <w:top w:val="none" w:sz="0" w:space="0" w:color="auto"/>
           <w:left w:val="none" w:sz="0" w:space="0" w:color="auto"/>
@@ -2374,6 +2356,7 @@
           <w:sz w:val="22"/>
           <w:szCs w:val="22"/>
         </w:rPr>
+        <w:lastRenderedPageBreak/>
         <w:t>Interactive Map Visualization &amp; Real-Time Data Ingestion</w:t>
       </w:r>
     </w:p>
@@ -2412,16 +2395,7 @@
           <w:sz w:val="22"/>
           <w:szCs w:val="22"/>
         </w:rPr>
-        <w:t xml:space="preserve">. Users can click the "Locate Me" button to instantly center the map on their position. To help users quickly spot available bikes at a glance, the map employs an intuitive color-coding system (green for </w:t>
-      </w:r>
-      <w:r>
-        <w:rPr>
-          <w:rFonts w:ascii="Times New Roman" w:hAnsi="Times New Roman" w:cs="Times New Roman"/>
-          <w:sz w:val="22"/>
-          <w:szCs w:val="22"/>
-        </w:rPr>
-        <w:lastRenderedPageBreak/>
-        <w:t>&gt;5 bikes, yellow for ≤5, and red for empty stations). Alongside the map, a real-time weather widget displays current conditions and a 5-hour forecast, helping users make immediate "go/no-go" travel decisions.</w:t>
+        <w:t>. Users can click the "Locate Me" button to instantly center the map on their position. To help users quickly spot available bikes at a glance, the map employs an intuitive color-coding system (green for &gt;5 bikes, yellow for ≤5, and red for empty stations). Alongside the map, a real-time weather widget displays current conditions and a 5-hour forecast, helping users make immediate "go/no-go" travel decisions.</w:t>
       </w:r>
     </w:p>
     <w:p>
@@ -2858,7 +2832,16 @@
           <w:sz w:val="22"/>
           <w:szCs w:val="22"/>
         </w:rPr>
-        <w:t xml:space="preserve"> Evaluates a 5x5 matrix of all 25 valid permutations to pinpoint the absolute lowest sum of </w:t>
+        <w:t xml:space="preserve"> Evaluates a 5x5 matrix of all 25 valid permutations to </w:t>
+      </w:r>
+      <w:r>
+        <w:rPr>
+          <w:rFonts w:ascii="Times New Roman" w:hAnsi="Times New Roman" w:cs="Times New Roman"/>
+          <w:sz w:val="22"/>
+          <w:szCs w:val="22"/>
+        </w:rPr>
+        <w:lastRenderedPageBreak/>
+        <w:t xml:space="preserve">pinpoint the absolute lowest sum of </w:t>
       </w:r>
       <w:r>
         <w:rPr>
@@ -3038,16 +3021,7 @@
           <w:sz w:val="22"/>
           <w:szCs w:val="22"/>
         </w:rPr>
-        <w:t xml:space="preserve">o assist users with natural language queries—such as understanding rental rules or finding landmarks—the </w:t>
-      </w:r>
-      <w:r>
-        <w:rPr>
-          <w:rFonts w:ascii="Times New Roman" w:hAnsi="Times New Roman" w:cs="Times New Roman"/>
-          <w:sz w:val="22"/>
-          <w:szCs w:val="22"/>
-        </w:rPr>
-        <w:lastRenderedPageBreak/>
-        <w:t xml:space="preserve">application features a highly responsive AI chatbot </w:t>
+        <w:t xml:space="preserve">o assist users with natural language queries—such as understanding rental rules or finding landmarks—the application features a highly responsive AI chatbot </w:t>
       </w:r>
       <w:r>
         <w:rPr>
@@ -3081,7 +3055,7 @@
         <w:spacing w:line="240" w:lineRule="auto"/>
         <w:contextualSpacing/>
         <w:rPr>
-          <w:rFonts w:ascii="Times New Roman" w:hAnsi="Times New Roman" w:cs="Times New Roman" w:hint="eastAsia"/>
+          <w:rFonts w:ascii="Times New Roman" w:hAnsi="Times New Roman" w:cs="Times New Roman"/>
           <w:sz w:val="22"/>
           <w:szCs w:val="22"/>
         </w:rPr>
@@ -3413,7 +3387,16 @@
           <w:sz w:val="22"/>
           <w:szCs w:val="22"/>
         </w:rPr>
-        <w:t>Insights from the interviews were synthesized into three distinct personas: Eoin (the budget-conscious student), Sarah (the punctual professional), and Matteo (the weekend tourist). These personas served as the "living documentation" that guided every design decision</w:t>
+        <w:t xml:space="preserve">Insights from the interviews were synthesized into three distinct </w:t>
+      </w:r>
+      <w:r>
+        <w:rPr>
+          <w:rFonts w:ascii="Times New Roman" w:hAnsi="Times New Roman" w:cs="Times New Roman"/>
+          <w:sz w:val="22"/>
+          <w:szCs w:val="22"/>
+        </w:rPr>
+        <w:lastRenderedPageBreak/>
+        <w:t>personas: Eoin (the budget-conscious student), Sarah (the punctual professional), and Matteo (the weekend tourist). These personas served as the "living documentation" that guided every design decision</w:t>
       </w:r>
       <w:r>
         <w:rPr>
@@ -3433,7 +3416,7 @@
         <w:spacing w:line="240" w:lineRule="auto"/>
         <w:contextualSpacing/>
         <w:rPr>
-          <w:rFonts w:ascii="Times New Roman" w:hAnsi="Times New Roman" w:cs="Times New Roman" w:hint="eastAsia"/>
+          <w:rFonts w:ascii="Times New Roman" w:hAnsi="Times New Roman" w:cs="Times New Roman"/>
           <w:sz w:val="22"/>
           <w:szCs w:val="22"/>
         </w:rPr>
@@ -3519,7 +3502,7 @@
       <w:tblPr>
         <w:tblStyle w:val="af2"/>
         <w:tblW w:w="17577" w:type="dxa"/>
-        <w:tblInd w:w="-572" w:type="dxa"/>
+        <w:tblInd w:w="-1276" w:type="dxa"/>
         <w:tblBorders>
           <w:top w:val="none" w:sz="0" w:space="0" w:color="auto"/>
           <w:left w:val="none" w:sz="0" w:space="0" w:color="auto"/>
@@ -3811,18 +3794,7 @@
                 <w:sz w:val="16"/>
                 <w:szCs w:val="16"/>
               </w:rPr>
-              <w:t xml:space="preserve">Figure 2.1: Primary dashboard featuring the Google Maps SDK integration </w:t>
-            </w:r>
-            <w:r>
-              <w:rPr>
-                <w:rFonts w:ascii="Times New Roman" w:hAnsi="Times New Roman" w:cs="Times New Roman"/>
-                <w:i/>
-                <w:iCs/>
-                <w:sz w:val="16"/>
-                <w:szCs w:val="16"/>
-              </w:rPr>
-              <w:lastRenderedPageBreak/>
-              <w:t>and weather widget.</w:t>
+              <w:t>Figure 2.1: Primary dashboard featuring the Google Maps SDK integration and weather widget.</w:t>
             </w:r>
           </w:p>
         </w:tc>
@@ -3849,19 +3821,7 @@
                 <w:sz w:val="16"/>
                 <w:szCs w:val="16"/>
               </w:rPr>
-              <w:lastRenderedPageBreak/>
-              <w:t xml:space="preserve">Figure 2.2: Detailed station view showing the </w:t>
-            </w:r>
-            <w:r>
-              <w:rPr>
-                <w:rFonts w:ascii="Times New Roman" w:hAnsi="Times New Roman" w:cs="Times New Roman"/>
-                <w:i/>
-                <w:iCs/>
-                <w:sz w:val="16"/>
-                <w:szCs w:val="16"/>
-              </w:rPr>
-              <w:lastRenderedPageBreak/>
-              <w:t>toggle between Historical Trends and ML Predictions.</w:t>
+              <w:t>Figure 2.2: Detailed station view showing the toggle between Historical Trends and ML Predictions.</w:t>
             </w:r>
           </w:p>
         </w:tc>
@@ -3890,7 +3850,6 @@
                 <w:sz w:val="16"/>
                 <w:szCs w:val="16"/>
               </w:rPr>
-              <w:lastRenderedPageBreak/>
               <w:t>Figure 2.3: User login interface.</w:t>
             </w:r>
           </w:p>
@@ -4106,7 +4065,7 @@
         <w:spacing w:line="240" w:lineRule="auto"/>
         <w:contextualSpacing/>
         <w:rPr>
-          <w:rFonts w:ascii="Times New Roman" w:hAnsi="Times New Roman" w:cs="Times New Roman" w:hint="eastAsia"/>
+          <w:rFonts w:ascii="Times New Roman" w:hAnsi="Times New Roman" w:cs="Times New Roman"/>
           <w:sz w:val="22"/>
           <w:szCs w:val="22"/>
         </w:rPr>
@@ -4132,6 +4091,7 @@
           <w:sz w:val="22"/>
           <w:szCs w:val="22"/>
         </w:rPr>
+        <w:lastRenderedPageBreak/>
         <w:t>2.3 User Stories and Acceptance Criteria</w:t>
       </w:r>
     </w:p>
@@ -4158,7 +4118,7 @@
       <w:tblPr>
         <w:tblStyle w:val="af2"/>
         <w:tblW w:w="11199" w:type="dxa"/>
-        <w:tblInd w:w="-431" w:type="dxa"/>
+        <w:tblInd w:w="-1139" w:type="dxa"/>
         <w:tblLook w:val="04A0" w:firstRow="1" w:lastRow="0" w:firstColumn="1" w:lastColumn="0" w:noHBand="0" w:noVBand="1"/>
       </w:tblPr>
       <w:tblGrid>
@@ -4279,7 +4239,7 @@
               <w:spacing w:after="160"/>
               <w:contextualSpacing/>
               <w:rPr>
-                <w:rFonts w:ascii="Times New Roman" w:hAnsi="Times New Roman" w:cs="Times New Roman" w:hint="eastAsia"/>
+                <w:rFonts w:ascii="Times New Roman" w:hAnsi="Times New Roman" w:cs="Times New Roman"/>
                 <w:sz w:val="22"/>
                 <w:szCs w:val="22"/>
               </w:rPr>
@@ -4513,7 +4473,7 @@
             <w:pPr>
               <w:contextualSpacing/>
               <w:rPr>
-                <w:rFonts w:ascii="Times New Roman" w:hAnsi="Times New Roman" w:cs="Times New Roman" w:hint="eastAsia"/>
+                <w:rFonts w:ascii="Times New Roman" w:hAnsi="Times New Roman" w:cs="Times New Roman"/>
                 <w:sz w:val="22"/>
                 <w:szCs w:val="22"/>
               </w:rPr>
@@ -4819,7 +4779,7 @@
             <w:pPr>
               <w:contextualSpacing/>
               <w:rPr>
-                <w:rFonts w:ascii="Times New Roman" w:hAnsi="Times New Roman" w:cs="Times New Roman" w:hint="eastAsia"/>
+                <w:rFonts w:ascii="Times New Roman" w:hAnsi="Times New Roman" w:cs="Times New Roman"/>
                 <w:sz w:val="22"/>
                 <w:szCs w:val="22"/>
               </w:rPr>
@@ -4902,16 +4862,7 @@
                 <w:sz w:val="22"/>
                 <w:szCs w:val="22"/>
               </w:rPr>
-              <w:t xml:space="preserve"> I want to use a journey planner to find the fastest route, so that </w:t>
-            </w:r>
-            <w:r>
-              <w:rPr>
-                <w:rFonts w:ascii="Times New Roman" w:hAnsi="Times New Roman" w:cs="Times New Roman"/>
-                <w:sz w:val="22"/>
-                <w:szCs w:val="22"/>
-              </w:rPr>
-              <w:lastRenderedPageBreak/>
-              <w:t>I arrive at my meetings efficiently.</w:t>
+              <w:t xml:space="preserve"> I want to use a journey planner to find the fastest route, so that I arrive at my meetings efficiently.</w:t>
             </w:r>
           </w:p>
         </w:tc>
@@ -4938,7 +4889,6 @@
                 <w:sz w:val="22"/>
                 <w:szCs w:val="22"/>
               </w:rPr>
-              <w:lastRenderedPageBreak/>
               <w:t>AC1 (Calculate Route):</w:t>
             </w:r>
           </w:p>
@@ -5018,7 +4968,6 @@
                 <w:sz w:val="22"/>
                 <w:szCs w:val="22"/>
               </w:rPr>
-              <w:lastRenderedPageBreak/>
               <w:t>Then</w:t>
             </w:r>
             <w:r>
@@ -5162,7 +5111,6 @@
                 <w:sz w:val="22"/>
                 <w:szCs w:val="22"/>
               </w:rPr>
-              <w:lastRenderedPageBreak/>
               <w:t>US-04</w:t>
             </w:r>
           </w:p>
@@ -5336,6 +5284,7 @@
                 <w:sz w:val="22"/>
                 <w:szCs w:val="22"/>
               </w:rPr>
+              <w:lastRenderedPageBreak/>
               <w:t>AC2 (Persist Context):</w:t>
             </w:r>
           </w:p>
@@ -5457,6 +5406,7 @@
                 <w:sz w:val="22"/>
                 <w:szCs w:val="22"/>
               </w:rPr>
+              <w:lastRenderedPageBreak/>
               <w:t>US-05</w:t>
             </w:r>
           </w:p>
@@ -5863,7 +5813,7 @@
     </w:p>
     <w:sectPr>
       <w:pgSz w:w="11906" w:h="16838"/>
-      <w:pgMar w:top="720" w:right="720" w:bottom="709" w:left="720" w:header="851" w:footer="992" w:gutter="0"/>
+      <w:pgMar w:top="1440" w:right="1440" w:bottom="1440" w:left="1440" w:header="851" w:footer="992" w:gutter="0"/>
       <w:cols w:space="425"/>
       <w:docGrid w:type="lines" w:linePitch="360"/>
     </w:sectPr>
@@ -9324,6 +9274,7 @@
   <w:style w:type="character" w:default="1" w:styleId="a0">
     <w:name w:val="Default Paragraph Font"/>
     <w:uiPriority w:val="1"/>
+    <w:semiHidden/>
     <w:unhideWhenUsed/>
   </w:style>
   <w:style w:type="table" w:default="1" w:styleId="a1">
